--- a/cnq_app/MANUAL.docx
+++ b/cnq_app/MANUAL.docx
@@ -445,7 +445,7 @@
           <w:b w:val="0"/>
           <w:i w:val="0"/>
         </w:rPr>
-        <w:t>Choose settings (default): pick one or more models and their hyperparameters. 'Paper preset' reuses values tuned in the paper on a public dataset of similar size (the closest is marked 'suggested'); 'Custom' lets you set them yourself and is pre-filled from your data's size and covariate count.</w:t>
+        <w:t>Choose settings (default): pick a model (KAN-CNQ or MLP-CNQ) and its hyperparameters. The hyperparameter fields are pre-filled from your data's own size and covariate count — a sensible starting point you can edit. There are no 'paper presets': values tuned on other datasets are data-specific and don't transfer, so the app starts from your data instead. For pure tabular data, KAN and MLP are sufficient; transformer models (for text / annotation data) aren't offered, since this app ingests only tabular CSVs.</w:t>
       </w:r>
     </w:p>
     <w:p>
@@ -454,7 +454,7 @@
           <w:b w:val="0"/>
           <w:i w:val="0"/>
         </w:rPr>
-        <w:t>Auto-tune: let the app search several models and settings on your data and pick the best.</w:t>
+        <w:t>Auto-tune: let the app search several settings on your data and pick the best, including which of KAN-CNQ / MLP-CNQ to use.</w:t>
       </w:r>
     </w:p>
     <w:p>
@@ -462,7 +462,7 @@
         <w:pStyle w:val="ListNumber"/>
       </w:pPr>
       <w:r>
-        <w:t>Tick the model families to try — KAN-CNQ and MLP-CNQ by default. Transformers are opt-in and help only for nonstandard / cross-modality data.</w:t>
+        <w:t>Tick the model families to try — KAN-CNQ and MLP-CNQ, both on by default; the search picks between them.</w:t>
       </w:r>
     </w:p>
     <w:p>
@@ -486,7 +486,7 @@
         <w:pStyle w:val="ListNumber"/>
       </w:pPr>
       <w:r>
-        <w:t>Review the leaderboard (lower validation pinball is better), then click 'Use best settings' to fill in the winner. Review and Start training.</w:t>
+        <w:t>Review the leaderboard (lower validation pinball is better), then click 'Use best settings' to fill in the winning model and its hyperparameters. Review and Start training.</w:t>
       </w:r>
     </w:p>
     <w:p>

--- a/cnq_app/MANUAL.docx
+++ b/cnq_app/MANUAL.docx
@@ -8,7 +8,20 @@
         <w:jc w:val="center"/>
       </w:pPr>
       <w:r>
-        <w:t>CNQ — User Manual</w:t>
+        <w:t>CNQ User Manual</w:t>
+      </w:r>
+    </w:p>
+    <w:p>
+      <w:pPr>
+        <w:jc w:val="center"/>
+      </w:pPr>
+      <w:r>
+        <w:rPr>
+          <w:b/>
+          <w:i w:val="0"/>
+          <w:sz w:val="28"/>
+        </w:rPr>
+        <w:t>Local browser application for censored noncrossing quantile regression</w:t>
       </w:r>
     </w:p>
     <w:p>
@@ -20,7 +33,7 @@
           <w:b w:val="0"/>
           <w:i w:val="0"/>
         </w:rPr>
-        <w:t>Censored Non-crossing Quantile Regression — a local app for predicting the full survival-time distribution.</w:t>
+        <w:t>Use this manual to install and start CNQ, upload a CSV file, train a model, and produce predictions or population projections. A simulated example is available if you want to try the workflow without using your own data.</w:t>
       </w:r>
     </w:p>
     <w:p>
@@ -32,7 +45,7 @@
           <w:b w:val="0"/>
           <w:i w:val="0"/>
         </w:rPr>
-        <w:t>Everything runs on your computer; your data never leaves it. This manual covers training, auto-tuning, saving, predicting and projecting. It is generated from make_manual.py.</w:t>
+        <w:t>CNQ runs on your computer and opens in a web browser. After the app starts, you do not need to write Python code.</w:t>
       </w:r>
     </w:p>
     <w:p>
@@ -45,7 +58,7 @@
         <w:pStyle w:val="Heading1"/>
       </w:pPr>
       <w:r>
-        <w:t>1. What CNQ does</w:t>
+        <w:t>1 Before you begin</w:t>
       </w:r>
     </w:p>
     <w:p>
@@ -54,7 +67,896 @@
           <w:b w:val="0"/>
           <w:i w:val="0"/>
         </w:rPr>
-        <w:t>CNQ predicts, for each subject, the whole distribution of survival time — not just a single number. It does this by predicting a set of quantiles of the survival time (e.g. the 10th, 50th and 90th percentiles), from which you get a median prediction and an interval. The models are 'non-crossing', so the predicted quantiles never overlap.</w:t>
+        <w:t>CNQ is a local browser application. The browser is the user interface, while a small Python program runs in a terminal window on the same computer. Keep that terminal window open for the entire session.</w:t>
+      </w:r>
+    </w:p>
+    <w:p>
+      <w:r>
+        <w:rPr>
+          <w:b/>
+        </w:rPr>
+        <w:t xml:space="preserve">For company data. </w:t>
+      </w:r>
+      <w:r>
+        <w:t>Follow your organization's rules for approved software, protected data, storage locations, and model validation. If you cannot install Python packages on your computer, ask IT to package or install the app.</w:t>
+      </w:r>
+    </w:p>
+    <w:p>
+      <w:pPr>
+        <w:pStyle w:val="Heading2"/>
+      </w:pPr>
+      <w:r>
+        <w:t>1 1 What you need</w:t>
+      </w:r>
+    </w:p>
+    <w:tbl>
+      <w:tblPr>
+        <w:tblW w:type="auto" w:w="0"/>
+        <w:jc w:val="center"/>
+        <w:tblLayout w:type="fixed"/>
+        <w:tblLook w:firstColumn="1" w:firstRow="1" w:lastColumn="0" w:lastRow="0" w:noHBand="0" w:noVBand="1" w:val="04A0"/>
+      </w:tblPr>
+      <w:tblGrid>
+        <w:gridCol w:w="4939"/>
+        <w:gridCol w:w="4939"/>
+      </w:tblGrid>
+      <w:tr>
+        <w:trPr>
+          <w:tblHeader w:val="true"/>
+        </w:trPr>
+        <w:tc>
+          <w:tcPr>
+            <w:tcW w:type="dxa" w:w="2088"/>
+            <w:vAlign w:val="center"/>
+            <w:shd w:fill="1F2A55"/>
+            <w:tcBorders>
+              <w:top w:val="single" w:sz="6" w:color="D9D9D9"/>
+              <w:left w:val="single" w:sz="6" w:color="D9D9D9"/>
+              <w:bottom w:val="single" w:sz="6" w:color="D9D9D9"/>
+              <w:right w:val="single" w:sz="6" w:color="D9D9D9"/>
+              <w:insideH w:val="single" w:sz="6" w:color="D9D9D9"/>
+              <w:insideV w:val="single" w:sz="6" w:color="D9D9D9"/>
+            </w:tcBorders>
+            <w:tcMar>
+              <w:top w:w="90" w:type="dxa"/>
+              <w:start w:w="110" w:type="dxa"/>
+              <w:bottom w:w="90" w:type="dxa"/>
+              <w:end w:w="110" w:type="dxa"/>
+            </w:tcMar>
+          </w:tcPr>
+          <w:p>
+            <w:pPr>
+              <w:spacing w:after="0"/>
+            </w:pPr>
+            <w:r>
+              <w:rPr>
+                <w:rFonts w:ascii="Aptos" w:hAnsi="Aptos"/>
+                <w:sz w:val="19"/>
+              </w:rPr>
+            </w:r>
+            <w:r>
+              <w:rPr>
+                <w:rFonts w:ascii="Aptos" w:hAnsi="Aptos"/>
+                <w:b/>
+                <w:color w:val="FFFFFF"/>
+                <w:sz w:val="19"/>
+              </w:rPr>
+              <w:t>Item</w:t>
+            </w:r>
+          </w:p>
+        </w:tc>
+        <w:tc>
+          <w:tcPr>
+            <w:tcW w:type="dxa" w:w="7416"/>
+            <w:vAlign w:val="center"/>
+            <w:shd w:fill="1F2A55"/>
+            <w:tcBorders>
+              <w:top w:val="single" w:sz="6" w:color="D9D9D9"/>
+              <w:left w:val="single" w:sz="6" w:color="D9D9D9"/>
+              <w:bottom w:val="single" w:sz="6" w:color="D9D9D9"/>
+              <w:right w:val="single" w:sz="6" w:color="D9D9D9"/>
+              <w:insideH w:val="single" w:sz="6" w:color="D9D9D9"/>
+              <w:insideV w:val="single" w:sz="6" w:color="D9D9D9"/>
+            </w:tcBorders>
+            <w:tcMar>
+              <w:top w:w="90" w:type="dxa"/>
+              <w:start w:w="110" w:type="dxa"/>
+              <w:bottom w:w="90" w:type="dxa"/>
+              <w:end w:w="110" w:type="dxa"/>
+            </w:tcMar>
+          </w:tcPr>
+          <w:p>
+            <w:pPr>
+              <w:spacing w:after="0"/>
+            </w:pPr>
+            <w:r>
+              <w:rPr>
+                <w:rFonts w:ascii="Aptos" w:hAnsi="Aptos"/>
+                <w:sz w:val="19"/>
+              </w:rPr>
+            </w:r>
+            <w:r>
+              <w:rPr>
+                <w:rFonts w:ascii="Aptos" w:hAnsi="Aptos"/>
+                <w:b/>
+                <w:color w:val="FFFFFF"/>
+                <w:sz w:val="19"/>
+              </w:rPr>
+              <w:t>Requirement</w:t>
+            </w:r>
+          </w:p>
+        </w:tc>
+      </w:tr>
+      <w:tr>
+        <w:tc>
+          <w:tcPr>
+            <w:tcW w:type="dxa" w:w="2088"/>
+            <w:vAlign w:val="center"/>
+            <w:tcBorders>
+              <w:top w:val="single" w:sz="6" w:color="D9D9D9"/>
+              <w:left w:val="single" w:sz="6" w:color="D9D9D9"/>
+              <w:bottom w:val="single" w:sz="6" w:color="D9D9D9"/>
+              <w:right w:val="single" w:sz="6" w:color="D9D9D9"/>
+              <w:insideH w:val="single" w:sz="6" w:color="D9D9D9"/>
+              <w:insideV w:val="single" w:sz="6" w:color="D9D9D9"/>
+            </w:tcBorders>
+            <w:tcMar>
+              <w:top w:w="90" w:type="dxa"/>
+              <w:start w:w="110" w:type="dxa"/>
+              <w:bottom w:w="90" w:type="dxa"/>
+              <w:end w:w="110" w:type="dxa"/>
+            </w:tcMar>
+          </w:tcPr>
+          <w:p>
+            <w:pPr>
+              <w:spacing w:after="0"/>
+            </w:pPr>
+            <w:r>
+              <w:rPr>
+                <w:rFonts w:ascii="Aptos" w:hAnsi="Aptos"/>
+                <w:sz w:val="19"/>
+              </w:rPr>
+              <w:t>Operating system</w:t>
+            </w:r>
+          </w:p>
+        </w:tc>
+        <w:tc>
+          <w:tcPr>
+            <w:tcW w:type="dxa" w:w="7416"/>
+            <w:vAlign w:val="center"/>
+            <w:tcBorders>
+              <w:top w:val="single" w:sz="6" w:color="D9D9D9"/>
+              <w:left w:val="single" w:sz="6" w:color="D9D9D9"/>
+              <w:bottom w:val="single" w:sz="6" w:color="D9D9D9"/>
+              <w:right w:val="single" w:sz="6" w:color="D9D9D9"/>
+              <w:insideH w:val="single" w:sz="6" w:color="D9D9D9"/>
+              <w:insideV w:val="single" w:sz="6" w:color="D9D9D9"/>
+            </w:tcBorders>
+            <w:tcMar>
+              <w:top w:w="90" w:type="dxa"/>
+              <w:start w:w="110" w:type="dxa"/>
+              <w:bottom w:w="90" w:type="dxa"/>
+              <w:end w:w="110" w:type="dxa"/>
+            </w:tcMar>
+          </w:tcPr>
+          <w:p>
+            <w:pPr>
+              <w:spacing w:after="0"/>
+            </w:pPr>
+            <w:r>
+              <w:rPr>
+                <w:rFonts w:ascii="Aptos" w:hAnsi="Aptos"/>
+                <w:sz w:val="19"/>
+              </w:rPr>
+              <w:t>Windows 10 or 11, a current version of macOS, or Linux.</w:t>
+            </w:r>
+          </w:p>
+        </w:tc>
+      </w:tr>
+      <w:tr>
+        <w:tc>
+          <w:tcPr>
+            <w:tcW w:type="dxa" w:w="2088"/>
+            <w:vAlign w:val="center"/>
+            <w:tcBorders>
+              <w:top w:val="single" w:sz="6" w:color="D9D9D9"/>
+              <w:left w:val="single" w:sz="6" w:color="D9D9D9"/>
+              <w:bottom w:val="single" w:sz="6" w:color="D9D9D9"/>
+              <w:right w:val="single" w:sz="6" w:color="D9D9D9"/>
+              <w:insideH w:val="single" w:sz="6" w:color="D9D9D9"/>
+              <w:insideV w:val="single" w:sz="6" w:color="D9D9D9"/>
+            </w:tcBorders>
+            <w:tcMar>
+              <w:top w:w="90" w:type="dxa"/>
+              <w:start w:w="110" w:type="dxa"/>
+              <w:bottom w:w="90" w:type="dxa"/>
+              <w:end w:w="110" w:type="dxa"/>
+            </w:tcMar>
+            <w:shd w:fill="F1F5FB"/>
+          </w:tcPr>
+          <w:p>
+            <w:pPr>
+              <w:spacing w:after="0"/>
+            </w:pPr>
+            <w:r>
+              <w:rPr>
+                <w:rFonts w:ascii="Aptos" w:hAnsi="Aptos"/>
+                <w:sz w:val="19"/>
+              </w:rPr>
+              <w:t>Python</w:t>
+            </w:r>
+          </w:p>
+        </w:tc>
+        <w:tc>
+          <w:tcPr>
+            <w:tcW w:type="dxa" w:w="7416"/>
+            <w:vAlign w:val="center"/>
+            <w:tcBorders>
+              <w:top w:val="single" w:sz="6" w:color="D9D9D9"/>
+              <w:left w:val="single" w:sz="6" w:color="D9D9D9"/>
+              <w:bottom w:val="single" w:sz="6" w:color="D9D9D9"/>
+              <w:right w:val="single" w:sz="6" w:color="D9D9D9"/>
+              <w:insideH w:val="single" w:sz="6" w:color="D9D9D9"/>
+              <w:insideV w:val="single" w:sz="6" w:color="D9D9D9"/>
+            </w:tcBorders>
+            <w:tcMar>
+              <w:top w:w="90" w:type="dxa"/>
+              <w:start w:w="110" w:type="dxa"/>
+              <w:bottom w:w="90" w:type="dxa"/>
+              <w:end w:w="110" w:type="dxa"/>
+            </w:tcMar>
+            <w:shd w:fill="F1F5FB"/>
+          </w:tcPr>
+          <w:p>
+            <w:pPr>
+              <w:spacing w:after="0"/>
+            </w:pPr>
+            <w:r>
+              <w:rPr>
+                <w:rFonts w:ascii="Aptos" w:hAnsi="Aptos"/>
+                <w:sz w:val="19"/>
+              </w:rPr>
+              <w:t>Python 3.11 is recommended. Versions 3.9 through 3.13 are supported by the launcher.</w:t>
+            </w:r>
+          </w:p>
+        </w:tc>
+      </w:tr>
+      <w:tr>
+        <w:tc>
+          <w:tcPr>
+            <w:tcW w:type="dxa" w:w="2088"/>
+            <w:vAlign w:val="center"/>
+            <w:tcBorders>
+              <w:top w:val="single" w:sz="6" w:color="D9D9D9"/>
+              <w:left w:val="single" w:sz="6" w:color="D9D9D9"/>
+              <w:bottom w:val="single" w:sz="6" w:color="D9D9D9"/>
+              <w:right w:val="single" w:sz="6" w:color="D9D9D9"/>
+              <w:insideH w:val="single" w:sz="6" w:color="D9D9D9"/>
+              <w:insideV w:val="single" w:sz="6" w:color="D9D9D9"/>
+            </w:tcBorders>
+            <w:tcMar>
+              <w:top w:w="90" w:type="dxa"/>
+              <w:start w:w="110" w:type="dxa"/>
+              <w:bottom w:w="90" w:type="dxa"/>
+              <w:end w:w="110" w:type="dxa"/>
+            </w:tcMar>
+          </w:tcPr>
+          <w:p>
+            <w:pPr>
+              <w:spacing w:after="0"/>
+            </w:pPr>
+            <w:r>
+              <w:rPr>
+                <w:rFonts w:ascii="Aptos" w:hAnsi="Aptos"/>
+                <w:sz w:val="19"/>
+              </w:rPr>
+              <w:t>Web browser</w:t>
+            </w:r>
+          </w:p>
+        </w:tc>
+        <w:tc>
+          <w:tcPr>
+            <w:tcW w:type="dxa" w:w="7416"/>
+            <w:vAlign w:val="center"/>
+            <w:tcBorders>
+              <w:top w:val="single" w:sz="6" w:color="D9D9D9"/>
+              <w:left w:val="single" w:sz="6" w:color="D9D9D9"/>
+              <w:bottom w:val="single" w:sz="6" w:color="D9D9D9"/>
+              <w:right w:val="single" w:sz="6" w:color="D9D9D9"/>
+              <w:insideH w:val="single" w:sz="6" w:color="D9D9D9"/>
+              <w:insideV w:val="single" w:sz="6" w:color="D9D9D9"/>
+            </w:tcBorders>
+            <w:tcMar>
+              <w:top w:w="90" w:type="dxa"/>
+              <w:start w:w="110" w:type="dxa"/>
+              <w:bottom w:w="90" w:type="dxa"/>
+              <w:end w:w="110" w:type="dxa"/>
+            </w:tcMar>
+          </w:tcPr>
+          <w:p>
+            <w:pPr>
+              <w:spacing w:after="0"/>
+            </w:pPr>
+            <w:r>
+              <w:rPr>
+                <w:rFonts w:ascii="Aptos" w:hAnsi="Aptos"/>
+                <w:sz w:val="19"/>
+              </w:rPr>
+              <w:t>A current version of Microsoft Edge, Google Chrome, Firefox, or Safari.</w:t>
+            </w:r>
+          </w:p>
+        </w:tc>
+      </w:tr>
+      <w:tr>
+        <w:tc>
+          <w:tcPr>
+            <w:tcW w:type="dxa" w:w="2088"/>
+            <w:vAlign w:val="center"/>
+            <w:tcBorders>
+              <w:top w:val="single" w:sz="6" w:color="D9D9D9"/>
+              <w:left w:val="single" w:sz="6" w:color="D9D9D9"/>
+              <w:bottom w:val="single" w:sz="6" w:color="D9D9D9"/>
+              <w:right w:val="single" w:sz="6" w:color="D9D9D9"/>
+              <w:insideH w:val="single" w:sz="6" w:color="D9D9D9"/>
+              <w:insideV w:val="single" w:sz="6" w:color="D9D9D9"/>
+            </w:tcBorders>
+            <w:tcMar>
+              <w:top w:w="90" w:type="dxa"/>
+              <w:start w:w="110" w:type="dxa"/>
+              <w:bottom w:w="90" w:type="dxa"/>
+              <w:end w:w="110" w:type="dxa"/>
+            </w:tcMar>
+            <w:shd w:fill="F1F5FB"/>
+          </w:tcPr>
+          <w:p>
+            <w:pPr>
+              <w:spacing w:after="0"/>
+            </w:pPr>
+            <w:r>
+              <w:rPr>
+                <w:rFonts w:ascii="Aptos" w:hAnsi="Aptos"/>
+                <w:sz w:val="19"/>
+              </w:rPr>
+              <w:t>Internet access</w:t>
+            </w:r>
+          </w:p>
+        </w:tc>
+        <w:tc>
+          <w:tcPr>
+            <w:tcW w:type="dxa" w:w="7416"/>
+            <w:vAlign w:val="center"/>
+            <w:tcBorders>
+              <w:top w:val="single" w:sz="6" w:color="D9D9D9"/>
+              <w:left w:val="single" w:sz="6" w:color="D9D9D9"/>
+              <w:bottom w:val="single" w:sz="6" w:color="D9D9D9"/>
+              <w:right w:val="single" w:sz="6" w:color="D9D9D9"/>
+              <w:insideH w:val="single" w:sz="6" w:color="D9D9D9"/>
+              <w:insideV w:val="single" w:sz="6" w:color="D9D9D9"/>
+            </w:tcBorders>
+            <w:tcMar>
+              <w:top w:w="90" w:type="dxa"/>
+              <w:start w:w="110" w:type="dxa"/>
+              <w:bottom w:w="90" w:type="dxa"/>
+              <w:end w:w="110" w:type="dxa"/>
+            </w:tcMar>
+            <w:shd w:fill="F1F5FB"/>
+          </w:tcPr>
+          <w:p>
+            <w:pPr>
+              <w:spacing w:after="0"/>
+            </w:pPr>
+            <w:r>
+              <w:rPr>
+                <w:rFonts w:ascii="Aptos" w:hAnsi="Aptos"/>
+                <w:sz w:val="19"/>
+              </w:rPr>
+              <w:t>Required during the first setup so Python packages can be downloaded.</w:t>
+            </w:r>
+          </w:p>
+        </w:tc>
+      </w:tr>
+      <w:tr>
+        <w:tc>
+          <w:tcPr>
+            <w:tcW w:type="dxa" w:w="2088"/>
+            <w:vAlign w:val="center"/>
+            <w:tcBorders>
+              <w:top w:val="single" w:sz="6" w:color="D9D9D9"/>
+              <w:left w:val="single" w:sz="6" w:color="D9D9D9"/>
+              <w:bottom w:val="single" w:sz="6" w:color="D9D9D9"/>
+              <w:right w:val="single" w:sz="6" w:color="D9D9D9"/>
+              <w:insideH w:val="single" w:sz="6" w:color="D9D9D9"/>
+              <w:insideV w:val="single" w:sz="6" w:color="D9D9D9"/>
+            </w:tcBorders>
+            <w:tcMar>
+              <w:top w:w="90" w:type="dxa"/>
+              <w:start w:w="110" w:type="dxa"/>
+              <w:bottom w:w="90" w:type="dxa"/>
+              <w:end w:w="110" w:type="dxa"/>
+            </w:tcMar>
+          </w:tcPr>
+          <w:p>
+            <w:pPr>
+              <w:spacing w:after="0"/>
+            </w:pPr>
+            <w:r>
+              <w:rPr>
+                <w:rFonts w:ascii="Aptos" w:hAnsi="Aptos"/>
+                <w:sz w:val="19"/>
+              </w:rPr>
+              <w:t>Disk location</w:t>
+            </w:r>
+          </w:p>
+        </w:tc>
+        <w:tc>
+          <w:tcPr>
+            <w:tcW w:type="dxa" w:w="7416"/>
+            <w:vAlign w:val="center"/>
+            <w:tcBorders>
+              <w:top w:val="single" w:sz="6" w:color="D9D9D9"/>
+              <w:left w:val="single" w:sz="6" w:color="D9D9D9"/>
+              <w:bottom w:val="single" w:sz="6" w:color="D9D9D9"/>
+              <w:right w:val="single" w:sz="6" w:color="D9D9D9"/>
+              <w:insideH w:val="single" w:sz="6" w:color="D9D9D9"/>
+              <w:insideV w:val="single" w:sz="6" w:color="D9D9D9"/>
+            </w:tcBorders>
+            <w:tcMar>
+              <w:top w:w="90" w:type="dxa"/>
+              <w:start w:w="110" w:type="dxa"/>
+              <w:bottom w:w="90" w:type="dxa"/>
+              <w:end w:w="110" w:type="dxa"/>
+            </w:tcMar>
+          </w:tcPr>
+          <w:p>
+            <w:pPr>
+              <w:spacing w:after="0"/>
+            </w:pPr>
+            <w:r>
+              <w:rPr>
+                <w:rFonts w:ascii="Aptos" w:hAnsi="Aptos"/>
+                <w:sz w:val="19"/>
+              </w:rPr>
+              <w:t>Use a local folder. Avoid OneDrive, iCloud, and Dropbox because synchronization can lock setup files.</w:t>
+            </w:r>
+          </w:p>
+        </w:tc>
+      </w:tr>
+      <w:tr>
+        <w:tc>
+          <w:tcPr>
+            <w:tcW w:type="dxa" w:w="2088"/>
+            <w:vAlign w:val="center"/>
+            <w:tcBorders>
+              <w:top w:val="single" w:sz="6" w:color="D9D9D9"/>
+              <w:left w:val="single" w:sz="6" w:color="D9D9D9"/>
+              <w:bottom w:val="single" w:sz="6" w:color="D9D9D9"/>
+              <w:right w:val="single" w:sz="6" w:color="D9D9D9"/>
+              <w:insideH w:val="single" w:sz="6" w:color="D9D9D9"/>
+              <w:insideV w:val="single" w:sz="6" w:color="D9D9D9"/>
+            </w:tcBorders>
+            <w:tcMar>
+              <w:top w:w="90" w:type="dxa"/>
+              <w:start w:w="110" w:type="dxa"/>
+              <w:bottom w:w="90" w:type="dxa"/>
+              <w:end w:w="110" w:type="dxa"/>
+            </w:tcMar>
+            <w:shd w:fill="F1F5FB"/>
+          </w:tcPr>
+          <w:p>
+            <w:pPr>
+              <w:spacing w:after="0"/>
+            </w:pPr>
+            <w:r>
+              <w:rPr>
+                <w:rFonts w:ascii="Aptos" w:hAnsi="Aptos"/>
+                <w:sz w:val="19"/>
+              </w:rPr>
+              <w:t>Git</w:t>
+            </w:r>
+          </w:p>
+        </w:tc>
+        <w:tc>
+          <w:tcPr>
+            <w:tcW w:type="dxa" w:w="7416"/>
+            <w:vAlign w:val="center"/>
+            <w:tcBorders>
+              <w:top w:val="single" w:sz="6" w:color="D9D9D9"/>
+              <w:left w:val="single" w:sz="6" w:color="D9D9D9"/>
+              <w:bottom w:val="single" w:sz="6" w:color="D9D9D9"/>
+              <w:right w:val="single" w:sz="6" w:color="D9D9D9"/>
+              <w:insideH w:val="single" w:sz="6" w:color="D9D9D9"/>
+              <w:insideV w:val="single" w:sz="6" w:color="D9D9D9"/>
+            </w:tcBorders>
+            <w:tcMar>
+              <w:top w:w="90" w:type="dxa"/>
+              <w:start w:w="110" w:type="dxa"/>
+              <w:bottom w:w="90" w:type="dxa"/>
+              <w:end w:w="110" w:type="dxa"/>
+            </w:tcMar>
+            <w:shd w:fill="F1F5FB"/>
+          </w:tcPr>
+          <w:p>
+            <w:pPr>
+              <w:spacing w:after="0"/>
+            </w:pPr>
+            <w:r>
+              <w:rPr>
+                <w:rFonts w:ascii="Aptos" w:hAnsi="Aptos"/>
+                <w:sz w:val="19"/>
+              </w:rPr>
+              <w:t>Needed only if you download the project with the Git commands in this manual.</w:t>
+            </w:r>
+          </w:p>
+        </w:tc>
+      </w:tr>
+    </w:tbl>
+    <w:p/>
+    <w:p>
+      <w:pPr>
+        <w:pStyle w:val="Heading2"/>
+      </w:pPr>
+      <w:r>
+        <w:t>1 2 Choose how to obtain CNQ</w:t>
+      </w:r>
+    </w:p>
+    <w:tbl>
+      <w:tblPr>
+        <w:tblW w:type="auto" w:w="0"/>
+        <w:jc w:val="center"/>
+        <w:tblLayout w:type="fixed"/>
+        <w:tblLook w:firstColumn="1" w:firstRow="1" w:lastColumn="0" w:lastRow="0" w:noHBand="0" w:noVBand="1" w:val="04A0"/>
+      </w:tblPr>
+      <w:tblGrid>
+        <w:gridCol w:w="3293"/>
+        <w:gridCol w:w="3293"/>
+        <w:gridCol w:w="3293"/>
+      </w:tblGrid>
+      <w:tr>
+        <w:trPr>
+          <w:tblHeader w:val="true"/>
+        </w:trPr>
+        <w:tc>
+          <w:tcPr>
+            <w:tcW w:type="dxa" w:w="2520"/>
+            <w:vAlign w:val="center"/>
+            <w:shd w:fill="1F2A55"/>
+            <w:tcBorders>
+              <w:top w:val="single" w:sz="6" w:color="D9D9D9"/>
+              <w:left w:val="single" w:sz="6" w:color="D9D9D9"/>
+              <w:bottom w:val="single" w:sz="6" w:color="D9D9D9"/>
+              <w:right w:val="single" w:sz="6" w:color="D9D9D9"/>
+              <w:insideH w:val="single" w:sz="6" w:color="D9D9D9"/>
+              <w:insideV w:val="single" w:sz="6" w:color="D9D9D9"/>
+            </w:tcBorders>
+            <w:tcMar>
+              <w:top w:w="90" w:type="dxa"/>
+              <w:start w:w="110" w:type="dxa"/>
+              <w:bottom w:w="90" w:type="dxa"/>
+              <w:end w:w="110" w:type="dxa"/>
+            </w:tcMar>
+          </w:tcPr>
+          <w:p>
+            <w:pPr>
+              <w:spacing w:after="0"/>
+            </w:pPr>
+            <w:r>
+              <w:rPr>
+                <w:rFonts w:ascii="Aptos" w:hAnsi="Aptos"/>
+                <w:sz w:val="19"/>
+              </w:rPr>
+            </w:r>
+            <w:r>
+              <w:rPr>
+                <w:rFonts w:ascii="Aptos" w:hAnsi="Aptos"/>
+                <w:b/>
+                <w:color w:val="FFFFFF"/>
+                <w:sz w:val="19"/>
+              </w:rPr>
+              <w:t>Method</w:t>
+            </w:r>
+          </w:p>
+        </w:tc>
+        <w:tc>
+          <w:tcPr>
+            <w:tcW w:type="dxa" w:w="2232"/>
+            <w:vAlign w:val="center"/>
+            <w:shd w:fill="1F2A55"/>
+            <w:tcBorders>
+              <w:top w:val="single" w:sz="6" w:color="D9D9D9"/>
+              <w:left w:val="single" w:sz="6" w:color="D9D9D9"/>
+              <w:bottom w:val="single" w:sz="6" w:color="D9D9D9"/>
+              <w:right w:val="single" w:sz="6" w:color="D9D9D9"/>
+              <w:insideH w:val="single" w:sz="6" w:color="D9D9D9"/>
+              <w:insideV w:val="single" w:sz="6" w:color="D9D9D9"/>
+            </w:tcBorders>
+            <w:tcMar>
+              <w:top w:w="90" w:type="dxa"/>
+              <w:start w:w="110" w:type="dxa"/>
+              <w:bottom w:w="90" w:type="dxa"/>
+              <w:end w:w="110" w:type="dxa"/>
+            </w:tcMar>
+          </w:tcPr>
+          <w:p>
+            <w:pPr>
+              <w:spacing w:after="0"/>
+            </w:pPr>
+            <w:r>
+              <w:rPr>
+                <w:rFonts w:ascii="Aptos" w:hAnsi="Aptos"/>
+                <w:sz w:val="19"/>
+              </w:rPr>
+            </w:r>
+            <w:r>
+              <w:rPr>
+                <w:rFonts w:ascii="Aptos" w:hAnsi="Aptos"/>
+                <w:b/>
+                <w:color w:val="FFFFFF"/>
+                <w:sz w:val="19"/>
+              </w:rPr>
+              <w:t>Best for</w:t>
+            </w:r>
+          </w:p>
+        </w:tc>
+        <w:tc>
+          <w:tcPr>
+            <w:tcW w:type="dxa" w:w="4752"/>
+            <w:vAlign w:val="center"/>
+            <w:shd w:fill="1F2A55"/>
+            <w:tcBorders>
+              <w:top w:val="single" w:sz="6" w:color="D9D9D9"/>
+              <w:left w:val="single" w:sz="6" w:color="D9D9D9"/>
+              <w:bottom w:val="single" w:sz="6" w:color="D9D9D9"/>
+              <w:right w:val="single" w:sz="6" w:color="D9D9D9"/>
+              <w:insideH w:val="single" w:sz="6" w:color="D9D9D9"/>
+              <w:insideV w:val="single" w:sz="6" w:color="D9D9D9"/>
+            </w:tcBorders>
+            <w:tcMar>
+              <w:top w:w="90" w:type="dxa"/>
+              <w:start w:w="110" w:type="dxa"/>
+              <w:bottom w:w="90" w:type="dxa"/>
+              <w:end w:w="110" w:type="dxa"/>
+            </w:tcMar>
+          </w:tcPr>
+          <w:p>
+            <w:pPr>
+              <w:spacing w:after="0"/>
+            </w:pPr>
+            <w:r>
+              <w:rPr>
+                <w:rFonts w:ascii="Aptos" w:hAnsi="Aptos"/>
+                <w:sz w:val="19"/>
+              </w:rPr>
+            </w:r>
+            <w:r>
+              <w:rPr>
+                <w:rFonts w:ascii="Aptos" w:hAnsi="Aptos"/>
+                <w:b/>
+                <w:color w:val="FFFFFF"/>
+                <w:sz w:val="19"/>
+              </w:rPr>
+              <w:t>Important detail</w:t>
+            </w:r>
+          </w:p>
+        </w:tc>
+      </w:tr>
+      <w:tr>
+        <w:tc>
+          <w:tcPr>
+            <w:tcW w:type="dxa" w:w="2520"/>
+            <w:vAlign w:val="center"/>
+            <w:tcBorders>
+              <w:top w:val="single" w:sz="6" w:color="D9D9D9"/>
+              <w:left w:val="single" w:sz="6" w:color="D9D9D9"/>
+              <w:bottom w:val="single" w:sz="6" w:color="D9D9D9"/>
+              <w:right w:val="single" w:sz="6" w:color="D9D9D9"/>
+              <w:insideH w:val="single" w:sz="6" w:color="D9D9D9"/>
+              <w:insideV w:val="single" w:sz="6" w:color="D9D9D9"/>
+            </w:tcBorders>
+            <w:tcMar>
+              <w:top w:w="90" w:type="dxa"/>
+              <w:start w:w="110" w:type="dxa"/>
+              <w:bottom w:w="90" w:type="dxa"/>
+              <w:end w:w="110" w:type="dxa"/>
+            </w:tcMar>
+          </w:tcPr>
+          <w:p>
+            <w:pPr>
+              <w:spacing w:after="0"/>
+            </w:pPr>
+            <w:r>
+              <w:rPr>
+                <w:rFonts w:ascii="Aptos" w:hAnsi="Aptos"/>
+                <w:sz w:val="19"/>
+              </w:rPr>
+              <w:t>Approved deepquant zip file</w:t>
+            </w:r>
+          </w:p>
+        </w:tc>
+        <w:tc>
+          <w:tcPr>
+            <w:tcW w:type="dxa" w:w="2232"/>
+            <w:vAlign w:val="center"/>
+            <w:tcBorders>
+              <w:top w:val="single" w:sz="6" w:color="D9D9D9"/>
+              <w:left w:val="single" w:sz="6" w:color="D9D9D9"/>
+              <w:bottom w:val="single" w:sz="6" w:color="D9D9D9"/>
+              <w:right w:val="single" w:sz="6" w:color="D9D9D9"/>
+              <w:insideH w:val="single" w:sz="6" w:color="D9D9D9"/>
+              <w:insideV w:val="single" w:sz="6" w:color="D9D9D9"/>
+            </w:tcBorders>
+            <w:tcMar>
+              <w:top w:w="90" w:type="dxa"/>
+              <w:start w:w="110" w:type="dxa"/>
+              <w:bottom w:w="90" w:type="dxa"/>
+              <w:end w:w="110" w:type="dxa"/>
+            </w:tcMar>
+          </w:tcPr>
+          <w:p>
+            <w:pPr>
+              <w:spacing w:after="0"/>
+            </w:pPr>
+            <w:r>
+              <w:rPr>
+                <w:rFonts w:ascii="Aptos" w:hAnsi="Aptos"/>
+                <w:sz w:val="19"/>
+              </w:rPr>
+              <w:t>Most analysts</w:t>
+            </w:r>
+          </w:p>
+        </w:tc>
+        <w:tc>
+          <w:tcPr>
+            <w:tcW w:type="dxa" w:w="4752"/>
+            <w:vAlign w:val="center"/>
+            <w:tcBorders>
+              <w:top w:val="single" w:sz="6" w:color="D9D9D9"/>
+              <w:left w:val="single" w:sz="6" w:color="D9D9D9"/>
+              <w:bottom w:val="single" w:sz="6" w:color="D9D9D9"/>
+              <w:right w:val="single" w:sz="6" w:color="D9D9D9"/>
+              <w:insideH w:val="single" w:sz="6" w:color="D9D9D9"/>
+              <w:insideV w:val="single" w:sz="6" w:color="D9D9D9"/>
+            </w:tcBorders>
+            <w:tcMar>
+              <w:top w:w="90" w:type="dxa"/>
+              <w:start w:w="110" w:type="dxa"/>
+              <w:bottom w:w="90" w:type="dxa"/>
+              <w:end w:w="110" w:type="dxa"/>
+            </w:tcMar>
+          </w:tcPr>
+          <w:p>
+            <w:pPr>
+              <w:spacing w:after="0"/>
+            </w:pPr>
+            <w:r>
+              <w:rPr>
+                <w:rFonts w:ascii="Aptos" w:hAnsi="Aptos"/>
+                <w:sz w:val="19"/>
+              </w:rPr>
+              <w:t>The package includes both cnq_app and deepcnq. Use the zip supplied by your project team or IT.</w:t>
+            </w:r>
+          </w:p>
+        </w:tc>
+      </w:tr>
+      <w:tr>
+        <w:tc>
+          <w:tcPr>
+            <w:tcW w:type="dxa" w:w="2520"/>
+            <w:vAlign w:val="center"/>
+            <w:tcBorders>
+              <w:top w:val="single" w:sz="6" w:color="D9D9D9"/>
+              <w:left w:val="single" w:sz="6" w:color="D9D9D9"/>
+              <w:bottom w:val="single" w:sz="6" w:color="D9D9D9"/>
+              <w:right w:val="single" w:sz="6" w:color="D9D9D9"/>
+              <w:insideH w:val="single" w:sz="6" w:color="D9D9D9"/>
+              <w:insideV w:val="single" w:sz="6" w:color="D9D9D9"/>
+            </w:tcBorders>
+            <w:tcMar>
+              <w:top w:w="90" w:type="dxa"/>
+              <w:start w:w="110" w:type="dxa"/>
+              <w:bottom w:w="90" w:type="dxa"/>
+              <w:end w:w="110" w:type="dxa"/>
+            </w:tcMar>
+            <w:shd w:fill="F1F5FB"/>
+          </w:tcPr>
+          <w:p>
+            <w:pPr>
+              <w:spacing w:after="0"/>
+            </w:pPr>
+            <w:r>
+              <w:rPr>
+                <w:rFonts w:ascii="Aptos" w:hAnsi="Aptos"/>
+                <w:sz w:val="19"/>
+              </w:rPr>
+              <w:t>GitHub clone</w:t>
+            </w:r>
+          </w:p>
+        </w:tc>
+        <w:tc>
+          <w:tcPr>
+            <w:tcW w:type="dxa" w:w="2232"/>
+            <w:vAlign w:val="center"/>
+            <w:tcBorders>
+              <w:top w:val="single" w:sz="6" w:color="D9D9D9"/>
+              <w:left w:val="single" w:sz="6" w:color="D9D9D9"/>
+              <w:bottom w:val="single" w:sz="6" w:color="D9D9D9"/>
+              <w:right w:val="single" w:sz="6" w:color="D9D9D9"/>
+              <w:insideH w:val="single" w:sz="6" w:color="D9D9D9"/>
+              <w:insideV w:val="single" w:sz="6" w:color="D9D9D9"/>
+            </w:tcBorders>
+            <w:tcMar>
+              <w:top w:w="90" w:type="dxa"/>
+              <w:start w:w="110" w:type="dxa"/>
+              <w:bottom w:w="90" w:type="dxa"/>
+              <w:end w:w="110" w:type="dxa"/>
+            </w:tcMar>
+            <w:shd w:fill="F1F5FB"/>
+          </w:tcPr>
+          <w:p>
+            <w:pPr>
+              <w:spacing w:after="0"/>
+            </w:pPr>
+            <w:r>
+              <w:rPr>
+                <w:rFonts w:ascii="Aptos" w:hAnsi="Aptos"/>
+                <w:sz w:val="19"/>
+              </w:rPr>
+              <w:t>Developers and analysts who use Git</w:t>
+            </w:r>
+          </w:p>
+        </w:tc>
+        <w:tc>
+          <w:tcPr>
+            <w:tcW w:type="dxa" w:w="4752"/>
+            <w:vAlign w:val="center"/>
+            <w:tcBorders>
+              <w:top w:val="single" w:sz="6" w:color="D9D9D9"/>
+              <w:left w:val="single" w:sz="6" w:color="D9D9D9"/>
+              <w:bottom w:val="single" w:sz="6" w:color="D9D9D9"/>
+              <w:right w:val="single" w:sz="6" w:color="D9D9D9"/>
+              <w:insideH w:val="single" w:sz="6" w:color="D9D9D9"/>
+              <w:insideV w:val="single" w:sz="6" w:color="D9D9D9"/>
+            </w:tcBorders>
+            <w:tcMar>
+              <w:top w:w="90" w:type="dxa"/>
+              <w:start w:w="110" w:type="dxa"/>
+              <w:bottom w:w="90" w:type="dxa"/>
+              <w:end w:w="110" w:type="dxa"/>
+            </w:tcMar>
+            <w:shd w:fill="F1F5FB"/>
+          </w:tcPr>
+          <w:p>
+            <w:pPr>
+              <w:spacing w:after="0"/>
+            </w:pPr>
+            <w:r>
+              <w:rPr>
+                <w:rFonts w:ascii="Aptos" w:hAnsi="Aptos"/>
+                <w:sz w:val="19"/>
+              </w:rPr>
+              <w:t>Clone with --recursive so the deepcnq submodule is included.</w:t>
+            </w:r>
+          </w:p>
+        </w:tc>
+      </w:tr>
+    </w:tbl>
+    <w:p/>
+    <w:p>
+      <w:r>
+        <w:rPr>
+          <w:b/>
+        </w:rPr>
+        <w:t xml:space="preserve">Do not use GitHub Download ZIP for the source repository. </w:t>
+      </w:r>
+      <w:r>
+        <w:t>That download may omit the deepcnq submodule. Use the approved deepquant zip file or the recursive Git command below.</w:t>
+      </w:r>
+    </w:p>
+    <w:p>
+      <w:pPr>
+        <w:pStyle w:val="Heading1"/>
+      </w:pPr>
+      <w:r>
+        <w:t>2 Start CNQ for the first time</w:t>
       </w:r>
     </w:p>
     <w:p>
@@ -63,31 +965,15 @@
           <w:b w:val="0"/>
           <w:i w:val="0"/>
         </w:rPr>
-        <w:t>Three things you can do:</w:t>
+        <w:t>The same procedure applies on Windows, macOS, and Linux. The first start creates a private Python environment inside cnq_app and installs the required packages. This can take several minutes.</w:t>
       </w:r>
     </w:p>
     <w:p>
       <w:pPr>
-        <w:pStyle w:val="ListBullet"/>
+        <w:pStyle w:val="Heading2"/>
       </w:pPr>
       <w:r>
-        <w:t>Train a model on your survival data (or let Auto-tune choose one).</w:t>
-      </w:r>
-    </w:p>
-    <w:p>
-      <w:pPr>
-        <w:pStyle w:val="ListBullet"/>
-      </w:pPr>
-      <w:r>
-        <w:t>Predict survival-time quantiles for new subjects from a saved model.</w:t>
-      </w:r>
-    </w:p>
-    <w:p>
-      <w:pPr>
-        <w:pStyle w:val="ListBullet"/>
-      </w:pPr>
-      <w:r>
-        <w:t>Project population trends — how many events by a time, or the time until a target number of events.</w:t>
+        <w:t>2 1 Obtain the project</w:t>
       </w:r>
     </w:p>
     <w:p>
@@ -96,39 +982,30 @@
           <w:b w:val="0"/>
           <w:i w:val="0"/>
         </w:rPr>
-        <w:t>It works with censored data (subjects who hadn't had the event by their last follow-up), which is the norm in survival analysis.</w:t>
+        <w:t>If you received the approved deepquant zip file, extract it to a local folder that is not synchronized by OneDrive, iCloud, or Dropbox. If you are cloning from GitHub, open a terminal in the folder where you want to keep the project and run:</w:t>
       </w:r>
     </w:p>
     <w:p>
       <w:pPr>
-        <w:pStyle w:val="Heading1"/>
+        <w:keepLines/>
+        <w:spacing w:before="60" w:after="140"/>
+        <w:ind w:left="317" w:right="317"/>
+        <w:shd w:fill="F3F3F3"/>
       </w:pPr>
       <w:r>
-        <w:t>2. Getting started</w:t>
+        <w:rPr>
+          <w:rFonts w:ascii="Consolas" w:hAnsi="Consolas"/>
+          <w:sz w:val="19"/>
+        </w:rPr>
+        <w:t>git clone --recursive https://github.com/IsaacPan1/Deepcnq_app</w:t>
       </w:r>
     </w:p>
     <w:p>
       <w:pPr>
-        <w:pStyle w:val="ListNumber"/>
+        <w:pStyle w:val="Heading2"/>
       </w:pPr>
       <w:r>
-        <w:t>Start the app (double-click run.bat / run.sh, or run `python run.py` in the cnq_app folder). The first launch installs what it needs.</w:t>
-      </w:r>
-    </w:p>
-    <w:p>
-      <w:pPr>
-        <w:pStyle w:val="ListNumber"/>
-      </w:pPr>
-      <w:r>
-        <w:t>Open http://127.0.0.1:8000/ in your browser.</w:t>
-      </w:r>
-    </w:p>
-    <w:p>
-      <w:pPr>
-        <w:pStyle w:val="ListNumber"/>
-      </w:pPr>
-      <w:r>
-        <w:t>If you just updated the app, press Ctrl+Shift+R (Cmd+Shift+R on Mac) to load the new version.</w:t>
+        <w:t>2 2 Open a terminal in cnq_app</w:t>
       </w:r>
     </w:p>
     <w:p>
@@ -137,16 +1014,162 @@
           <w:b w:val="0"/>
           <w:i w:val="0"/>
         </w:rPr>
-        <w:t>Keep the terminal window open while you use the app; closing it stops the server. Everything else is done in the browser — no typing commands.</w:t>
+        <w:t>Locate the cnq_app folder inside the extracted or cloned project. Open PowerShell, Command Prompt, or Terminal. Type cd followed by a space, drag the cnq_app folder into the terminal window, and press Enter.</w:t>
+      </w:r>
+    </w:p>
+    <w:p>
+      <w:pPr>
+        <w:pStyle w:val="Heading2"/>
+      </w:pPr>
+      <w:r>
+        <w:t>2 3 Start the app</w:t>
+      </w:r>
+    </w:p>
+    <w:p>
+      <w:pPr>
+        <w:keepNext/>
+      </w:pPr>
+      <w:r>
+        <w:rPr>
+          <w:b w:val="0"/>
+          <w:i w:val="0"/>
+        </w:rPr>
+        <w:t>Run the following command:</w:t>
+      </w:r>
+    </w:p>
+    <w:p>
+      <w:pPr>
+        <w:keepLines/>
+        <w:spacing w:before="60" w:after="140"/>
+        <w:ind w:left="317" w:right="317"/>
+        <w:shd w:fill="F3F3F3"/>
+      </w:pPr>
+      <w:r>
+        <w:rPr>
+          <w:rFonts w:ascii="Consolas" w:hAnsi="Consolas"/>
+          <w:sz w:val="19"/>
+        </w:rPr>
+        <w:t>python run.py</w:t>
+      </w:r>
+    </w:p>
+    <w:p>
+      <w:r>
+        <w:rPr>
+          <w:b/>
+        </w:rPr>
+        <w:t xml:space="preserve">If the command is not recognized. </w:t>
+      </w:r>
+      <w:r>
+        <w:t>Run python3 run.py instead. Use whichever command works on your computer for all later instructions.</w:t>
       </w:r>
     </w:p>
     <w:p>
       <w:r>
         <w:rPr>
           <w:b w:val="0"/>
-          <w:i/>
+          <w:i w:val="0"/>
         </w:rPr>
-        <w:t>Want to see it work first? Use the built-in demo — see section 9.</w:t>
+        <w:t>Wait for the following line. Keep the terminal window open while you use CNQ.</w:t>
+      </w:r>
+    </w:p>
+    <w:p>
+      <w:pPr>
+        <w:keepLines/>
+        <w:spacing w:before="60" w:after="140"/>
+        <w:ind w:left="317" w:right="317"/>
+        <w:shd w:fill="F3F3F3"/>
+      </w:pPr>
+      <w:r>
+        <w:rPr>
+          <w:rFonts w:ascii="Consolas" w:hAnsi="Consolas"/>
+          <w:sz w:val="19"/>
+        </w:rPr>
+        <w:t>Serving CNQ app on 127.0.0.1:8000 (http://127.0.0.1:8000/)</w:t>
+      </w:r>
+    </w:p>
+    <w:p>
+      <w:pPr>
+        <w:pStyle w:val="ListNumber"/>
+      </w:pPr>
+      <w:r>
+        <w:t>Open your web browser.</w:t>
+      </w:r>
+    </w:p>
+    <w:p>
+      <w:pPr>
+        <w:pStyle w:val="ListNumber"/>
+      </w:pPr>
+      <w:r>
+        <w:t>Type http://127.0.0.1:8000/ in the address bar and press Enter.</w:t>
+      </w:r>
+    </w:p>
+    <w:p>
+      <w:pPr>
+        <w:pStyle w:val="ListNumber"/>
+      </w:pPr>
+      <w:r>
+        <w:t>On the Train a model tab, choose your CSV file, confirm the column mapping, run Auto-tune, apply the best settings, and select Start training.</w:t>
+      </w:r>
+    </w:p>
+    <w:p>
+      <w:r>
+        <w:rPr>
+          <w:b/>
+        </w:rPr>
+        <w:t xml:space="preserve">What to expect. </w:t>
+      </w:r>
+      <w:r>
+        <w:t>The first setup prints many installation messages. This is normal. Later starts are much faster because the packages are already installed. The demo links are optional and can be ignored.</w:t>
+      </w:r>
+    </w:p>
+    <w:p>
+      <w:pPr>
+        <w:pStyle w:val="Heading2"/>
+      </w:pPr>
+      <w:r>
+        <w:t>2 4 If the browser does not open</w:t>
+      </w:r>
+    </w:p>
+    <w:p>
+      <w:r>
+        <w:rPr>
+          <w:b w:val="0"/>
+          <w:i w:val="0"/>
+        </w:rPr>
+        <w:t>The launcher starts the local service but may not open a browser window. Open a browser yourself and enter the address exactly as shown:</w:t>
+      </w:r>
+    </w:p>
+    <w:p>
+      <w:pPr>
+        <w:keepLines/>
+        <w:spacing w:before="60" w:after="140"/>
+        <w:ind w:left="317" w:right="317"/>
+        <w:shd w:fill="F3F3F3"/>
+      </w:pPr>
+      <w:r>
+        <w:rPr>
+          <w:rFonts w:ascii="Consolas" w:hAnsi="Consolas"/>
+          <w:sz w:val="19"/>
+        </w:rPr>
+        <w:t>http://127.0.0.1:8000/</w:t>
+      </w:r>
+    </w:p>
+    <w:p>
+      <w:r>
+        <w:rPr>
+          <w:b w:val="0"/>
+          <w:i w:val="0"/>
+        </w:rPr>
+        <w:t>This address refers to your own computer. It is not a public website. If you started the app on another port, replace 8000 with that port number.</w:t>
+      </w:r>
+    </w:p>
+    <w:p>
+      <w:r>
+        <w:rPr>
+          <w:b w:val="0"/>
+          <w:i w:val="0"/>
+        </w:rPr>
+        <w:t>When you are finished, return to the terminal and press Ctrl+C to stop CNQ.</w:t>
       </w:r>
     </w:p>
     <w:p>
@@ -154,29 +1177,166 @@
         <w:pStyle w:val="Heading1"/>
       </w:pPr>
       <w:r>
-        <w:t>3. Key concepts</w:t>
+        <w:t>3 Optional simulated demo</w:t>
+      </w:r>
+    </w:p>
+    <w:p>
+      <w:r>
+        <w:rPr>
+          <w:b w:val="0"/>
+          <w:i w:val="0"/>
+        </w:rPr>
+        <w:t>You can skip this section and upload your own CSV immediately. The demo does not open automatically and is not required each time you start CNQ. Use it only when you want to check the installation or explore the workflow without using company data. All demo records are simulated.</w:t>
+      </w:r>
+    </w:p>
+    <w:p>
+      <w:pPr>
+        <w:pStyle w:val="ListNumber"/>
+      </w:pPr>
+      <w:r>
+        <w:t>Open the Train a model tab and select Use demo training data.</w:t>
+      </w:r>
+    </w:p>
+    <w:p>
+      <w:pPr>
+        <w:pStyle w:val="ListNumber"/>
+      </w:pPr>
+      <w:r>
+        <w:t>Choose Advanced settings, keep the suggested values, choose Every 5 percent for the quantile levels, and select Start training.</w:t>
+      </w:r>
+    </w:p>
+    <w:p>
+      <w:pPr>
+        <w:pStyle w:val="ListNumber"/>
+      </w:pPr>
+      <w:r>
+        <w:t>Open the Predict new subjects tab and choose Demo model simulated data.</w:t>
+      </w:r>
+    </w:p>
+    <w:p>
+      <w:pPr>
+        <w:pStyle w:val="ListNumber"/>
+      </w:pPr>
+      <w:r>
+        <w:t>If the model is not built, select Build demo model and wait about two minutes.</w:t>
+      </w:r>
+    </w:p>
+    <w:p>
+      <w:pPr>
+        <w:pStyle w:val="ListNumber"/>
+      </w:pPr>
+      <w:r>
+        <w:t>Under Or use demo new subjects, select 20 new patients and run the prediction.</w:t>
+      </w:r>
+    </w:p>
+    <w:p>
+      <w:pPr>
+        <w:pStyle w:val="ListNumber"/>
+      </w:pPr>
+      <w:r>
+        <w:t>Review the two out-of-range flags, then try 500 with outcomes and 500 shifted population to see how validation changes when the population changes.</w:t>
+      </w:r>
+    </w:p>
+    <w:p>
+      <w:pPr>
+        <w:pStyle w:val="Heading1"/>
+      </w:pPr>
+      <w:r>
+        <w:t>4 What CNQ does</w:t>
+      </w:r>
+    </w:p>
+    <w:p>
+      <w:r>
+        <w:rPr>
+          <w:b w:val="0"/>
+          <w:i w:val="0"/>
+        </w:rPr>
+        <w:t>CNQ predicts a distribution of survival time for each subject rather than a single time. It estimates several percentiles, called quantiles, which form a median prediction and prediction intervals. The quantiles are constrained so higher percentiles cannot fall below lower percentiles.</w:t>
+      </w:r>
+    </w:p>
+    <w:p>
+      <w:pPr>
+        <w:pStyle w:val="ListBullet"/>
+      </w:pPr>
+      <w:r>
+        <w:t>Train a model on censored survival data or use Auto-tune to compare settings.</w:t>
+      </w:r>
+    </w:p>
+    <w:p>
+      <w:pPr>
+        <w:pStyle w:val="ListBullet"/>
+      </w:pPr>
+      <w:r>
+        <w:t>Save a trained model and predict survival-time quantiles for new subjects.</w:t>
+      </w:r>
+    </w:p>
+    <w:p>
+      <w:pPr>
+        <w:pStyle w:val="ListBullet"/>
+      </w:pPr>
+      <w:r>
+        <w:t>Project population trends, including expected events by a time or time to a target number of events.</w:t>
+      </w:r>
+    </w:p>
+    <w:p>
+      <w:pPr>
+        <w:pStyle w:val="Heading1"/>
+      </w:pPr>
+      <w:r>
+        <w:t>5 Key concepts</w:t>
       </w:r>
     </w:p>
     <w:tbl>
       <w:tblPr>
-        <w:tblStyle w:val="TableGrid"/>
         <w:tblW w:type="auto" w:w="0"/>
+        <w:jc w:val="center"/>
+        <w:tblLayout w:type="fixed"/>
         <w:tblLook w:firstColumn="1" w:firstRow="1" w:lastColumn="0" w:lastRow="0" w:noHBand="0" w:noVBand="1" w:val="04A0"/>
       </w:tblPr>
       <w:tblGrid>
-        <w:gridCol w:w="4320"/>
-        <w:gridCol w:w="4320"/>
+        <w:gridCol w:w="4939"/>
+        <w:gridCol w:w="4939"/>
       </w:tblGrid>
       <w:tr>
+        <w:trPr>
+          <w:tblHeader w:val="true"/>
+        </w:trPr>
         <w:tc>
           <w:tcPr>
-            <w:tcW w:type="dxa" w:w="4320"/>
+            <w:tcW w:type="dxa" w:w="2232"/>
+            <w:vAlign w:val="center"/>
+            <w:shd w:fill="1F2A55"/>
+            <w:tcBorders>
+              <w:top w:val="single" w:sz="6" w:color="D9D9D9"/>
+              <w:left w:val="single" w:sz="6" w:color="D9D9D9"/>
+              <w:bottom w:val="single" w:sz="6" w:color="D9D9D9"/>
+              <w:right w:val="single" w:sz="6" w:color="D9D9D9"/>
+              <w:insideH w:val="single" w:sz="6" w:color="D9D9D9"/>
+              <w:insideV w:val="single" w:sz="6" w:color="D9D9D9"/>
+            </w:tcBorders>
+            <w:tcMar>
+              <w:top w:w="90" w:type="dxa"/>
+              <w:start w:w="110" w:type="dxa"/>
+              <w:bottom w:w="90" w:type="dxa"/>
+              <w:end w:w="110" w:type="dxa"/>
+            </w:tcMar>
           </w:tcPr>
           <w:p>
-            <w:r/>
+            <w:pPr>
+              <w:spacing w:after="0"/>
+            </w:pPr>
             <w:r>
               <w:rPr>
+                <w:rFonts w:ascii="Aptos" w:hAnsi="Aptos"/>
+                <w:sz w:val="19"/>
+              </w:rPr>
+            </w:r>
+            <w:r>
+              <w:rPr>
+                <w:rFonts w:ascii="Aptos" w:hAnsi="Aptos"/>
                 <w:b/>
+                <w:color w:val="FFFFFF"/>
+                <w:sz w:val="19"/>
               </w:rPr>
               <w:t>Term</w:t>
             </w:r>
@@ -184,15 +1344,42 @@
         </w:tc>
         <w:tc>
           <w:tcPr>
-            <w:tcW w:type="dxa" w:w="4320"/>
+            <w:tcW w:type="dxa" w:w="7272"/>
+            <w:vAlign w:val="center"/>
+            <w:shd w:fill="1F2A55"/>
+            <w:tcBorders>
+              <w:top w:val="single" w:sz="6" w:color="D9D9D9"/>
+              <w:left w:val="single" w:sz="6" w:color="D9D9D9"/>
+              <w:bottom w:val="single" w:sz="6" w:color="D9D9D9"/>
+              <w:right w:val="single" w:sz="6" w:color="D9D9D9"/>
+              <w:insideH w:val="single" w:sz="6" w:color="D9D9D9"/>
+              <w:insideV w:val="single" w:sz="6" w:color="D9D9D9"/>
+            </w:tcBorders>
+            <w:tcMar>
+              <w:top w:w="90" w:type="dxa"/>
+              <w:start w:w="110" w:type="dxa"/>
+              <w:bottom w:w="90" w:type="dxa"/>
+              <w:end w:w="110" w:type="dxa"/>
+            </w:tcMar>
           </w:tcPr>
           <w:p>
-            <w:r/>
+            <w:pPr>
+              <w:spacing w:after="0"/>
+            </w:pPr>
             <w:r>
               <w:rPr>
+                <w:rFonts w:ascii="Aptos" w:hAnsi="Aptos"/>
+                <w:sz w:val="19"/>
+              </w:rPr>
+            </w:r>
+            <w:r>
+              <w:rPr>
+                <w:rFonts w:ascii="Aptos" w:hAnsi="Aptos"/>
                 <w:b/>
+                <w:color w:val="FFFFFF"/>
+                <w:sz w:val="19"/>
               </w:rPr>
-              <w:t>What it means</w:t>
+              <w:t>Meaning</w:t>
             </w:r>
           </w:p>
         </w:tc>
@@ -200,21 +1387,65 @@
       <w:tr>
         <w:tc>
           <w:tcPr>
-            <w:tcW w:type="dxa" w:w="4320"/>
+            <w:tcW w:type="dxa" w:w="2232"/>
+            <w:vAlign w:val="center"/>
+            <w:tcBorders>
+              <w:top w:val="single" w:sz="6" w:color="D9D9D9"/>
+              <w:left w:val="single" w:sz="6" w:color="D9D9D9"/>
+              <w:bottom w:val="single" w:sz="6" w:color="D9D9D9"/>
+              <w:right w:val="single" w:sz="6" w:color="D9D9D9"/>
+              <w:insideH w:val="single" w:sz="6" w:color="D9D9D9"/>
+              <w:insideV w:val="single" w:sz="6" w:color="D9D9D9"/>
+            </w:tcBorders>
+            <w:tcMar>
+              <w:top w:w="90" w:type="dxa"/>
+              <w:start w:w="110" w:type="dxa"/>
+              <w:bottom w:w="90" w:type="dxa"/>
+              <w:end w:w="110" w:type="dxa"/>
+            </w:tcMar>
           </w:tcPr>
           <w:p>
+            <w:pPr>
+              <w:spacing w:after="0"/>
+            </w:pPr>
             <w:r>
+              <w:rPr>
+                <w:rFonts w:ascii="Aptos" w:hAnsi="Aptos"/>
+                <w:sz w:val="19"/>
+              </w:rPr>
               <w:t>Follow-up time</w:t>
             </w:r>
           </w:p>
         </w:tc>
         <w:tc>
           <w:tcPr>
-            <w:tcW w:type="dxa" w:w="4320"/>
+            <w:tcW w:type="dxa" w:w="7272"/>
+            <w:vAlign w:val="center"/>
+            <w:tcBorders>
+              <w:top w:val="single" w:sz="6" w:color="D9D9D9"/>
+              <w:left w:val="single" w:sz="6" w:color="D9D9D9"/>
+              <w:bottom w:val="single" w:sz="6" w:color="D9D9D9"/>
+              <w:right w:val="single" w:sz="6" w:color="D9D9D9"/>
+              <w:insideH w:val="single" w:sz="6" w:color="D9D9D9"/>
+              <w:insideV w:val="single" w:sz="6" w:color="D9D9D9"/>
+            </w:tcBorders>
+            <w:tcMar>
+              <w:top w:w="90" w:type="dxa"/>
+              <w:start w:w="110" w:type="dxa"/>
+              <w:bottom w:w="90" w:type="dxa"/>
+              <w:end w:w="110" w:type="dxa"/>
+            </w:tcMar>
           </w:tcPr>
           <w:p>
+            <w:pPr>
+              <w:spacing w:after="0"/>
+            </w:pPr>
             <w:r>
-              <w:t>Time from start until the event or the last time the subject was seen (a positive number).</w:t>
+              <w:rPr>
+                <w:rFonts w:ascii="Aptos" w:hAnsi="Aptos"/>
+                <w:sz w:val="19"/>
+              </w:rPr>
+              <w:t>Time from the study start until the event or the subject's last contact. Values must be positive.</w:t>
             </w:r>
           </w:p>
         </w:tc>
@@ -222,21 +1453,67 @@
       <w:tr>
         <w:tc>
           <w:tcPr>
-            <w:tcW w:type="dxa" w:w="4320"/>
+            <w:tcW w:type="dxa" w:w="2232"/>
+            <w:vAlign w:val="center"/>
+            <w:tcBorders>
+              <w:top w:val="single" w:sz="6" w:color="D9D9D9"/>
+              <w:left w:val="single" w:sz="6" w:color="D9D9D9"/>
+              <w:bottom w:val="single" w:sz="6" w:color="D9D9D9"/>
+              <w:right w:val="single" w:sz="6" w:color="D9D9D9"/>
+              <w:insideH w:val="single" w:sz="6" w:color="D9D9D9"/>
+              <w:insideV w:val="single" w:sz="6" w:color="D9D9D9"/>
+            </w:tcBorders>
+            <w:tcMar>
+              <w:top w:w="90" w:type="dxa"/>
+              <w:start w:w="110" w:type="dxa"/>
+              <w:bottom w:w="90" w:type="dxa"/>
+              <w:end w:w="110" w:type="dxa"/>
+            </w:tcMar>
+            <w:shd w:fill="F1F5FB"/>
           </w:tcPr>
           <w:p>
+            <w:pPr>
+              <w:spacing w:after="0"/>
+            </w:pPr>
             <w:r>
+              <w:rPr>
+                <w:rFonts w:ascii="Aptos" w:hAnsi="Aptos"/>
+                <w:sz w:val="19"/>
+              </w:rPr>
               <w:t>Event indicator</w:t>
             </w:r>
           </w:p>
         </w:tc>
         <w:tc>
           <w:tcPr>
-            <w:tcW w:type="dxa" w:w="4320"/>
+            <w:tcW w:type="dxa" w:w="7272"/>
+            <w:vAlign w:val="center"/>
+            <w:tcBorders>
+              <w:top w:val="single" w:sz="6" w:color="D9D9D9"/>
+              <w:left w:val="single" w:sz="6" w:color="D9D9D9"/>
+              <w:bottom w:val="single" w:sz="6" w:color="D9D9D9"/>
+              <w:right w:val="single" w:sz="6" w:color="D9D9D9"/>
+              <w:insideH w:val="single" w:sz="6" w:color="D9D9D9"/>
+              <w:insideV w:val="single" w:sz="6" w:color="D9D9D9"/>
+            </w:tcBorders>
+            <w:tcMar>
+              <w:top w:w="90" w:type="dxa"/>
+              <w:start w:w="110" w:type="dxa"/>
+              <w:bottom w:w="90" w:type="dxa"/>
+              <w:end w:w="110" w:type="dxa"/>
+            </w:tcMar>
+            <w:shd w:fill="F1F5FB"/>
           </w:tcPr>
           <w:p>
+            <w:pPr>
+              <w:spacing w:after="0"/>
+            </w:pPr>
             <w:r>
-              <w:t>1 = the event happened; 0 = censored (event-free at last contact).</w:t>
+              <w:rPr>
+                <w:rFonts w:ascii="Aptos" w:hAnsi="Aptos"/>
+                <w:sz w:val="19"/>
+              </w:rPr>
+              <w:t>1 means the event occurred. 0 means the observation was censored at the last contact.</w:t>
             </w:r>
           </w:p>
         </w:tc>
@@ -244,21 +1521,65 @@
       <w:tr>
         <w:tc>
           <w:tcPr>
-            <w:tcW w:type="dxa" w:w="4320"/>
+            <w:tcW w:type="dxa" w:w="2232"/>
+            <w:vAlign w:val="center"/>
+            <w:tcBorders>
+              <w:top w:val="single" w:sz="6" w:color="D9D9D9"/>
+              <w:left w:val="single" w:sz="6" w:color="D9D9D9"/>
+              <w:bottom w:val="single" w:sz="6" w:color="D9D9D9"/>
+              <w:right w:val="single" w:sz="6" w:color="D9D9D9"/>
+              <w:insideH w:val="single" w:sz="6" w:color="D9D9D9"/>
+              <w:insideV w:val="single" w:sz="6" w:color="D9D9D9"/>
+            </w:tcBorders>
+            <w:tcMar>
+              <w:top w:w="90" w:type="dxa"/>
+              <w:start w:w="110" w:type="dxa"/>
+              <w:bottom w:w="90" w:type="dxa"/>
+              <w:end w:w="110" w:type="dxa"/>
+            </w:tcMar>
           </w:tcPr>
           <w:p>
+            <w:pPr>
+              <w:spacing w:after="0"/>
+            </w:pPr>
             <w:r>
+              <w:rPr>
+                <w:rFonts w:ascii="Aptos" w:hAnsi="Aptos"/>
+                <w:sz w:val="19"/>
+              </w:rPr>
               <w:t>Censoring</w:t>
             </w:r>
           </w:p>
         </w:tc>
         <w:tc>
           <w:tcPr>
-            <w:tcW w:type="dxa" w:w="4320"/>
+            <w:tcW w:type="dxa" w:w="7272"/>
+            <w:vAlign w:val="center"/>
+            <w:tcBorders>
+              <w:top w:val="single" w:sz="6" w:color="D9D9D9"/>
+              <w:left w:val="single" w:sz="6" w:color="D9D9D9"/>
+              <w:bottom w:val="single" w:sz="6" w:color="D9D9D9"/>
+              <w:right w:val="single" w:sz="6" w:color="D9D9D9"/>
+              <w:insideH w:val="single" w:sz="6" w:color="D9D9D9"/>
+              <w:insideV w:val="single" w:sz="6" w:color="D9D9D9"/>
+            </w:tcBorders>
+            <w:tcMar>
+              <w:top w:w="90" w:type="dxa"/>
+              <w:start w:w="110" w:type="dxa"/>
+              <w:bottom w:w="90" w:type="dxa"/>
+              <w:end w:w="110" w:type="dxa"/>
+            </w:tcMar>
           </w:tcPr>
           <w:p>
+            <w:pPr>
+              <w:spacing w:after="0"/>
+            </w:pPr>
             <w:r>
-              <w:t>Not observing the event before follow-up ended. CNQ accounts for it (IPCW weighting).</w:t>
+              <w:rPr>
+                <w:rFonts w:ascii="Aptos" w:hAnsi="Aptos"/>
+                <w:sz w:val="19"/>
+              </w:rPr>
+              <w:t>The event was not observed before follow-up ended. CNQ accounts for censoring when fitting and evaluating models.</w:t>
             </w:r>
           </w:p>
         </w:tc>
@@ -266,21 +1587,67 @@
       <w:tr>
         <w:tc>
           <w:tcPr>
-            <w:tcW w:type="dxa" w:w="4320"/>
+            <w:tcW w:type="dxa" w:w="2232"/>
+            <w:vAlign w:val="center"/>
+            <w:tcBorders>
+              <w:top w:val="single" w:sz="6" w:color="D9D9D9"/>
+              <w:left w:val="single" w:sz="6" w:color="D9D9D9"/>
+              <w:bottom w:val="single" w:sz="6" w:color="D9D9D9"/>
+              <w:right w:val="single" w:sz="6" w:color="D9D9D9"/>
+              <w:insideH w:val="single" w:sz="6" w:color="D9D9D9"/>
+              <w:insideV w:val="single" w:sz="6" w:color="D9D9D9"/>
+            </w:tcBorders>
+            <w:tcMar>
+              <w:top w:w="90" w:type="dxa"/>
+              <w:start w:w="110" w:type="dxa"/>
+              <w:bottom w:w="90" w:type="dxa"/>
+              <w:end w:w="110" w:type="dxa"/>
+            </w:tcMar>
+            <w:shd w:fill="F1F5FB"/>
           </w:tcPr>
           <w:p>
+            <w:pPr>
+              <w:spacing w:after="0"/>
+            </w:pPr>
             <w:r>
-              <w:t>Quantile (τ)</w:t>
+              <w:rPr>
+                <w:rFonts w:ascii="Aptos" w:hAnsi="Aptos"/>
+                <w:sz w:val="19"/>
+              </w:rPr>
+              <w:t>Quantile</w:t>
             </w:r>
           </w:p>
         </w:tc>
         <w:tc>
           <w:tcPr>
-            <w:tcW w:type="dxa" w:w="4320"/>
+            <w:tcW w:type="dxa" w:w="7272"/>
+            <w:vAlign w:val="center"/>
+            <w:tcBorders>
+              <w:top w:val="single" w:sz="6" w:color="D9D9D9"/>
+              <w:left w:val="single" w:sz="6" w:color="D9D9D9"/>
+              <w:bottom w:val="single" w:sz="6" w:color="D9D9D9"/>
+              <w:right w:val="single" w:sz="6" w:color="D9D9D9"/>
+              <w:insideH w:val="single" w:sz="6" w:color="D9D9D9"/>
+              <w:insideV w:val="single" w:sz="6" w:color="D9D9D9"/>
+            </w:tcBorders>
+            <w:tcMar>
+              <w:top w:w="90" w:type="dxa"/>
+              <w:start w:w="110" w:type="dxa"/>
+              <w:bottom w:w="90" w:type="dxa"/>
+              <w:end w:w="110" w:type="dxa"/>
+            </w:tcMar>
+            <w:shd w:fill="F1F5FB"/>
           </w:tcPr>
           <w:p>
+            <w:pPr>
+              <w:spacing w:after="0"/>
+            </w:pPr>
             <w:r>
-              <w:t>The τ-th percentile of survival time. τ=0.5 is the median; τ=0.9 is a late time by which 90% are predicted to have had the event.</w:t>
+              <w:rPr>
+                <w:rFonts w:ascii="Aptos" w:hAnsi="Aptos"/>
+                <w:sz w:val="19"/>
+              </w:rPr>
+              <w:t>A percentile of predicted survival time. The 0.5 quantile is the median predicted time.</w:t>
             </w:r>
           </w:p>
         </w:tc>
@@ -288,21 +1655,65 @@
       <w:tr>
         <w:tc>
           <w:tcPr>
-            <w:tcW w:type="dxa" w:w="4320"/>
+            <w:tcW w:type="dxa" w:w="2232"/>
+            <w:vAlign w:val="center"/>
+            <w:tcBorders>
+              <w:top w:val="single" w:sz="6" w:color="D9D9D9"/>
+              <w:left w:val="single" w:sz="6" w:color="D9D9D9"/>
+              <w:bottom w:val="single" w:sz="6" w:color="D9D9D9"/>
+              <w:right w:val="single" w:sz="6" w:color="D9D9D9"/>
+              <w:insideH w:val="single" w:sz="6" w:color="D9D9D9"/>
+              <w:insideV w:val="single" w:sz="6" w:color="D9D9D9"/>
+            </w:tcBorders>
+            <w:tcMar>
+              <w:top w:w="90" w:type="dxa"/>
+              <w:start w:w="110" w:type="dxa"/>
+              <w:bottom w:w="90" w:type="dxa"/>
+              <w:end w:w="110" w:type="dxa"/>
+            </w:tcMar>
           </w:tcPr>
           <w:p>
+            <w:pPr>
+              <w:spacing w:after="0"/>
+            </w:pPr>
             <w:r>
-              <w:t>Non-crossing</w:t>
+              <w:rPr>
+                <w:rFonts w:ascii="Aptos" w:hAnsi="Aptos"/>
+                <w:sz w:val="19"/>
+              </w:rPr>
+              <w:t>Noncrossing</w:t>
             </w:r>
           </w:p>
         </w:tc>
         <w:tc>
           <w:tcPr>
-            <w:tcW w:type="dxa" w:w="4320"/>
+            <w:tcW w:type="dxa" w:w="7272"/>
+            <w:vAlign w:val="center"/>
+            <w:tcBorders>
+              <w:top w:val="single" w:sz="6" w:color="D9D9D9"/>
+              <w:left w:val="single" w:sz="6" w:color="D9D9D9"/>
+              <w:bottom w:val="single" w:sz="6" w:color="D9D9D9"/>
+              <w:right w:val="single" w:sz="6" w:color="D9D9D9"/>
+              <w:insideH w:val="single" w:sz="6" w:color="D9D9D9"/>
+              <w:insideV w:val="single" w:sz="6" w:color="D9D9D9"/>
+            </w:tcBorders>
+            <w:tcMar>
+              <w:top w:w="90" w:type="dxa"/>
+              <w:start w:w="110" w:type="dxa"/>
+              <w:bottom w:w="90" w:type="dxa"/>
+              <w:end w:w="110" w:type="dxa"/>
+            </w:tcMar>
           </w:tcPr>
           <w:p>
+            <w:pPr>
+              <w:spacing w:after="0"/>
+            </w:pPr>
             <w:r>
-              <w:t>Higher quantiles are always ≥ lower ones, so each subject's predicted survival curve is well-behaved.</w:t>
+              <w:rPr>
+                <w:rFonts w:ascii="Aptos" w:hAnsi="Aptos"/>
+                <w:sz w:val="19"/>
+              </w:rPr>
+              <w:t>Higher quantiles are constrained to be at least as large as lower quantiles.</w:t>
             </w:r>
           </w:p>
         </w:tc>
@@ -310,21 +1721,67 @@
       <w:tr>
         <w:tc>
           <w:tcPr>
-            <w:tcW w:type="dxa" w:w="4320"/>
+            <w:tcW w:type="dxa" w:w="2232"/>
+            <w:vAlign w:val="center"/>
+            <w:tcBorders>
+              <w:top w:val="single" w:sz="6" w:color="D9D9D9"/>
+              <w:left w:val="single" w:sz="6" w:color="D9D9D9"/>
+              <w:bottom w:val="single" w:sz="6" w:color="D9D9D9"/>
+              <w:right w:val="single" w:sz="6" w:color="D9D9D9"/>
+              <w:insideH w:val="single" w:sz="6" w:color="D9D9D9"/>
+              <w:insideV w:val="single" w:sz="6" w:color="D9D9D9"/>
+            </w:tcBorders>
+            <w:tcMar>
+              <w:top w:w="90" w:type="dxa"/>
+              <w:start w:w="110" w:type="dxa"/>
+              <w:bottom w:w="90" w:type="dxa"/>
+              <w:end w:w="110" w:type="dxa"/>
+            </w:tcMar>
+            <w:shd w:fill="F1F5FB"/>
           </w:tcPr>
           <w:p>
+            <w:pPr>
+              <w:spacing w:after="0"/>
+            </w:pPr>
             <w:r>
-              <w:t>Survival curve S(t)</w:t>
+              <w:rPr>
+                <w:rFonts w:ascii="Aptos" w:hAnsi="Aptos"/>
+                <w:sz w:val="19"/>
+              </w:rPr>
+              <w:t>Survival curve</w:t>
             </w:r>
           </w:p>
         </w:tc>
         <w:tc>
           <w:tcPr>
-            <w:tcW w:type="dxa" w:w="4320"/>
+            <w:tcW w:type="dxa" w:w="7272"/>
+            <w:vAlign w:val="center"/>
+            <w:tcBorders>
+              <w:top w:val="single" w:sz="6" w:color="D9D9D9"/>
+              <w:left w:val="single" w:sz="6" w:color="D9D9D9"/>
+              <w:bottom w:val="single" w:sz="6" w:color="D9D9D9"/>
+              <w:right w:val="single" w:sz="6" w:color="D9D9D9"/>
+              <w:insideH w:val="single" w:sz="6" w:color="D9D9D9"/>
+              <w:insideV w:val="single" w:sz="6" w:color="D9D9D9"/>
+            </w:tcBorders>
+            <w:tcMar>
+              <w:top w:w="90" w:type="dxa"/>
+              <w:start w:w="110" w:type="dxa"/>
+              <w:bottom w:w="90" w:type="dxa"/>
+              <w:end w:w="110" w:type="dxa"/>
+            </w:tcMar>
+            <w:shd w:fill="F1F5FB"/>
           </w:tcPr>
           <w:p>
+            <w:pPr>
+              <w:spacing w:after="0"/>
+            </w:pPr>
             <w:r>
-              <w:t>The probability of still being event-free at time t; S(t) = 1 − (fraction with the event by t).</w:t>
+              <w:rPr>
+                <w:rFonts w:ascii="Aptos" w:hAnsi="Aptos"/>
+                <w:sz w:val="19"/>
+              </w:rPr>
+              <w:t>The estimated probability of remaining event-free beyond a specified time.</w:t>
             </w:r>
           </w:p>
         </w:tc>
@@ -336,7 +1793,7 @@
         <w:pStyle w:val="Heading1"/>
       </w:pPr>
       <w:r>
-        <w:t>4. Preparing your data</w:t>
+        <w:t>6 Prepare your data</w:t>
       </w:r>
     </w:p>
     <w:p>
@@ -345,237 +1802,145 @@
           <w:b w:val="0"/>
           <w:i w:val="0"/>
         </w:rPr>
-        <w:t>Use one CSV, one row per subject, with a single header row and no blank rows. You need:</w:t>
-      </w:r>
-    </w:p>
-    <w:p>
-      <w:pPr>
-        <w:pStyle w:val="ListBullet"/>
-      </w:pPr>
-      <w:r>
-        <w:t>a follow-up time column (positive numbers),</w:t>
-      </w:r>
-    </w:p>
-    <w:p>
-      <w:pPr>
-        <w:pStyle w:val="ListBullet"/>
-      </w:pPr>
-      <w:r>
-        <w:t>an event column (1 = event, 0 = censored — or two other values you'll map),</w:t>
-      </w:r>
-    </w:p>
-    <w:p>
-      <w:pPr>
-        <w:pStyle w:val="ListBullet"/>
-      </w:pPr>
-      <w:r>
-        <w:t>one or more numeric covariate (feature) columns,</w:t>
-      </w:r>
-    </w:p>
-    <w:p>
-      <w:pPr>
-        <w:pStyle w:val="ListBullet"/>
-      </w:pPr>
-      <w:r>
-        <w:t>optionally a subject-ID column (a label, not used as a predictor).</w:t>
-      </w:r>
-    </w:p>
-    <w:p>
-      <w:r>
-        <w:rPr>
-          <w:b w:val="0"/>
-          <w:i w:val="0"/>
-        </w:rPr>
-        <w:t>Guidance: aim for at least ~100 events, and enough that each split keeps ≥10 events. The app checks this and warns you. Rows with blank/non-numeric cells in the columns you use are excluded (never guessed).</w:t>
-      </w:r>
-    </w:p>
-    <w:p>
-      <w:pPr>
-        <w:pStyle w:val="Heading1"/>
-      </w:pPr>
-      <w:r>
-        <w:t>5. Train a model</w:t>
-      </w:r>
-    </w:p>
-    <w:p>
-      <w:pPr>
-        <w:pStyle w:val="Heading2"/>
-      </w:pPr>
-      <w:r>
-        <w:t>5.1 Upload</w:t>
-      </w:r>
-    </w:p>
-    <w:p>
-      <w:r>
-        <w:rPr>
-          <w:b w:val="0"/>
-          <w:i w:val="0"/>
-        </w:rPr>
-        <w:t>On the Train tab, drag in your CSV (or click to choose it). No data yet? Use the demo data, the sample data, or download a template.</w:t>
-      </w:r>
-    </w:p>
-    <w:p>
-      <w:pPr>
-        <w:pStyle w:val="Heading2"/>
-      </w:pPr>
-      <w:r>
-        <w:t>5.2 Map columns</w:t>
-      </w:r>
-    </w:p>
-    <w:p>
-      <w:r>
-        <w:rPr>
-          <w:b w:val="0"/>
-          <w:i w:val="0"/>
-        </w:rPr>
-        <w:t>Choose which columns are the duration and event, optionally a subject-ID column and a time unit (e.g. 'months', shown on plots), and tick the covariates to include. If the event column isn't 0/1, you're asked which value means the event. A live panel shows errors (which block training) and warnings (which you acknowledge), plus a summary (rows used, events, censoring, duration range).</w:t>
-      </w:r>
-    </w:p>
-    <w:p>
-      <w:pPr>
-        <w:pStyle w:val="Heading2"/>
-      </w:pPr>
-      <w:r>
-        <w:t>5.3 Settings: Choose settings or Auto-tune</w:t>
-      </w:r>
-    </w:p>
-    <w:p>
-      <w:r>
-        <w:rPr>
-          <w:b w:val="0"/>
-          <w:i w:val="0"/>
-        </w:rPr>
-        <w:t>Choose settings (default): pick a model (KAN-CNQ or MLP-CNQ) and its hyperparameters. The hyperparameter fields are pre-filled from your data's own size and covariate count — a sensible starting point you can edit. There are no 'paper presets': values tuned on other datasets are data-specific and don't transfer, so the app starts from your data instead. For pure tabular data, KAN and MLP are sufficient; transformer models (for text / annotation data) aren't offered, since this app ingests only tabular CSVs.</w:t>
-      </w:r>
-    </w:p>
-    <w:p>
-      <w:r>
-        <w:rPr>
-          <w:b w:val="0"/>
-          <w:i w:val="0"/>
-        </w:rPr>
-        <w:t>Auto-tune: let the app search several settings on your data and pick the best, including which of KAN-CNQ / MLP-CNQ to use.</w:t>
-      </w:r>
-    </w:p>
-    <w:p>
-      <w:pPr>
-        <w:pStyle w:val="ListNumber"/>
-      </w:pPr>
-      <w:r>
-        <w:t>Tick the model families to try — KAN-CNQ and MLP-CNQ, both on by default; the search picks between them.</w:t>
-      </w:r>
-    </w:p>
-    <w:p>
-      <w:pPr>
-        <w:pStyle w:val="ListNumber"/>
-      </w:pPr>
-      <w:r>
-        <w:t>Choose a search effort: Quick (~6 trials), Standard (~12), or Thorough (~24, with repeated splits for steadier picks).</w:t>
-      </w:r>
-    </w:p>
-    <w:p>
-      <w:pPr>
-        <w:pStyle w:val="ListNumber"/>
-      </w:pPr>
-      <w:r>
-        <w:t>Click 'Find best settings' and watch the progress (best-so-far is shown). You can cancel; you'll still get the best found so far.</w:t>
-      </w:r>
-    </w:p>
-    <w:p>
-      <w:pPr>
-        <w:pStyle w:val="ListNumber"/>
-      </w:pPr>
-      <w:r>
-        <w:t>Review the leaderboard (lower validation pinball is better), then click 'Use best settings' to fill in the winning model and its hyperparameters. Review and Start training.</w:t>
-      </w:r>
-    </w:p>
-    <w:p>
-      <w:pPr>
-        <w:pStyle w:val="Heading2"/>
-      </w:pPr>
-      <w:r>
-        <w:t>5.4 Quantile levels</w:t>
-      </w:r>
-    </w:p>
-    <w:p>
-      <w:r>
-        <w:rPr>
-          <w:b w:val="0"/>
-          <w:i w:val="0"/>
-        </w:rPr>
-        <w:t>The default (0.1, 0.25, 0.5, 0.75, 0.9) is a good start. 'Every 10% / 5% / 1%' or a custom list give a smoother, further-reaching predicted curve — useful for survival curves and for projection. 0.1, 0.5 and 0.9 are always included. Very low/high levels rely on few events and can be unreliable.</w:t>
-      </w:r>
-    </w:p>
-    <w:p>
-      <w:pPr>
-        <w:pStyle w:val="Heading2"/>
-      </w:pPr>
-      <w:r>
-        <w:t>5.5 Splits, seed, deterministic</w:t>
-      </w:r>
-    </w:p>
-    <w:p>
-      <w:r>
-        <w:rPr>
-          <w:b w:val="0"/>
-          <w:i w:val="0"/>
-        </w:rPr>
-        <w:t>Set the train/validation/test split, the number of repeated splits (more gives error bars on the metrics), a random seed, and optionally Deterministic mode (slower but exactly reproducible). Then Start training and watch the progress bar; you can Cancel.</w:t>
-      </w:r>
-    </w:p>
-    <w:p>
-      <w:pPr>
-        <w:pStyle w:val="Heading2"/>
-      </w:pPr>
-      <w:r>
-        <w:t>5.6 Reading the results</w:t>
-      </w:r>
-    </w:p>
-    <w:p>
-      <w:r>
-        <w:rPr>
-          <w:b w:val="0"/>
-          <w:i w:val="0"/>
-        </w:rPr>
-        <w:t>The report shows metrics (mean ± SD across repeated splits) and plots:</w:t>
+        <w:t>Use one CSV file with one header row and one row per subject.</w:t>
       </w:r>
     </w:p>
     <w:tbl>
       <w:tblPr>
-        <w:tblStyle w:val="TableGrid"/>
         <w:tblW w:type="auto" w:w="0"/>
+        <w:jc w:val="center"/>
+        <w:tblLayout w:type="fixed"/>
         <w:tblLook w:firstColumn="1" w:firstRow="1" w:lastColumn="0" w:lastRow="0" w:noHBand="0" w:noVBand="1" w:val="04A0"/>
       </w:tblPr>
       <w:tblGrid>
-        <w:gridCol w:w="4320"/>
-        <w:gridCol w:w="4320"/>
+        <w:gridCol w:w="3293"/>
+        <w:gridCol w:w="3293"/>
+        <w:gridCol w:w="3293"/>
       </w:tblGrid>
       <w:tr>
+        <w:trPr>
+          <w:tblHeader w:val="true"/>
+        </w:trPr>
         <w:tc>
           <w:tcPr>
-            <w:tcW w:type="dxa" w:w="4320"/>
+            <w:tcW w:type="dxa" w:w="1872"/>
+            <w:vAlign w:val="center"/>
+            <w:shd w:fill="1F2A55"/>
+            <w:tcBorders>
+              <w:top w:val="single" w:sz="6" w:color="D9D9D9"/>
+              <w:left w:val="single" w:sz="6" w:color="D9D9D9"/>
+              <w:bottom w:val="single" w:sz="6" w:color="D9D9D9"/>
+              <w:right w:val="single" w:sz="6" w:color="D9D9D9"/>
+              <w:insideH w:val="single" w:sz="6" w:color="D9D9D9"/>
+              <w:insideV w:val="single" w:sz="6" w:color="D9D9D9"/>
+            </w:tcBorders>
+            <w:tcMar>
+              <w:top w:w="90" w:type="dxa"/>
+              <w:start w:w="110" w:type="dxa"/>
+              <w:bottom w:w="90" w:type="dxa"/>
+              <w:end w:w="110" w:type="dxa"/>
+            </w:tcMar>
           </w:tcPr>
           <w:p>
-            <w:r/>
+            <w:pPr>
+              <w:spacing w:after="0"/>
+            </w:pPr>
             <w:r>
               <w:rPr>
+                <w:rFonts w:ascii="Aptos" w:hAnsi="Aptos"/>
+                <w:sz w:val="19"/>
+              </w:rPr>
+            </w:r>
+            <w:r>
+              <w:rPr>
+                <w:rFonts w:ascii="Aptos" w:hAnsi="Aptos"/>
                 <w:b/>
+                <w:color w:val="FFFFFF"/>
+                <w:sz w:val="19"/>
               </w:rPr>
-              <w:t>Metric</w:t>
+              <w:t>Column</w:t>
             </w:r>
           </w:p>
         </w:tc>
         <w:tc>
           <w:tcPr>
-            <w:tcW w:type="dxa" w:w="4320"/>
+            <w:tcW w:type="dxa" w:w="6048"/>
+            <w:vAlign w:val="center"/>
+            <w:shd w:fill="1F2A55"/>
+            <w:tcBorders>
+              <w:top w:val="single" w:sz="6" w:color="D9D9D9"/>
+              <w:left w:val="single" w:sz="6" w:color="D9D9D9"/>
+              <w:bottom w:val="single" w:sz="6" w:color="D9D9D9"/>
+              <w:right w:val="single" w:sz="6" w:color="D9D9D9"/>
+              <w:insideH w:val="single" w:sz="6" w:color="D9D9D9"/>
+              <w:insideV w:val="single" w:sz="6" w:color="D9D9D9"/>
+            </w:tcBorders>
+            <w:tcMar>
+              <w:top w:w="90" w:type="dxa"/>
+              <w:start w:w="110" w:type="dxa"/>
+              <w:bottom w:w="90" w:type="dxa"/>
+              <w:end w:w="110" w:type="dxa"/>
+            </w:tcMar>
           </w:tcPr>
           <w:p>
-            <w:r/>
+            <w:pPr>
+              <w:spacing w:after="0"/>
+            </w:pPr>
             <w:r>
               <w:rPr>
+                <w:rFonts w:ascii="Aptos" w:hAnsi="Aptos"/>
+                <w:sz w:val="19"/>
+              </w:rPr>
+            </w:r>
+            <w:r>
+              <w:rPr>
+                <w:rFonts w:ascii="Aptos" w:hAnsi="Aptos"/>
                 <w:b/>
+                <w:color w:val="FFFFFF"/>
+                <w:sz w:val="19"/>
               </w:rPr>
-              <w:t>How to read it</w:t>
+              <w:t>Requirement</w:t>
+            </w:r>
+          </w:p>
+        </w:tc>
+        <w:tc>
+          <w:tcPr>
+            <w:tcW w:type="dxa" w:w="1584"/>
+            <w:vAlign w:val="center"/>
+            <w:shd w:fill="1F2A55"/>
+            <w:tcBorders>
+              <w:top w:val="single" w:sz="6" w:color="D9D9D9"/>
+              <w:left w:val="single" w:sz="6" w:color="D9D9D9"/>
+              <w:bottom w:val="single" w:sz="6" w:color="D9D9D9"/>
+              <w:right w:val="single" w:sz="6" w:color="D9D9D9"/>
+              <w:insideH w:val="single" w:sz="6" w:color="D9D9D9"/>
+              <w:insideV w:val="single" w:sz="6" w:color="D9D9D9"/>
+            </w:tcBorders>
+            <w:tcMar>
+              <w:top w:w="90" w:type="dxa"/>
+              <w:start w:w="110" w:type="dxa"/>
+              <w:bottom w:w="90" w:type="dxa"/>
+              <w:end w:w="110" w:type="dxa"/>
+            </w:tcMar>
+          </w:tcPr>
+          <w:p>
+            <w:pPr>
+              <w:spacing w:after="0"/>
+            </w:pPr>
+            <w:r>
+              <w:rPr>
+                <w:rFonts w:ascii="Aptos" w:hAnsi="Aptos"/>
+                <w:sz w:val="19"/>
+              </w:rPr>
+            </w:r>
+            <w:r>
+              <w:rPr>
+                <w:rFonts w:ascii="Aptos" w:hAnsi="Aptos"/>
+                <w:b/>
+                <w:color w:val="FFFFFF"/>
+                <w:sz w:val="19"/>
+              </w:rPr>
+              <w:t>Example</w:t>
             </w:r>
           </w:p>
         </w:tc>
@@ -583,21 +1948,97 @@
       <w:tr>
         <w:tc>
           <w:tcPr>
-            <w:tcW w:type="dxa" w:w="4320"/>
+            <w:tcW w:type="dxa" w:w="1872"/>
+            <w:vAlign w:val="center"/>
+            <w:tcBorders>
+              <w:top w:val="single" w:sz="6" w:color="D9D9D9"/>
+              <w:left w:val="single" w:sz="6" w:color="D9D9D9"/>
+              <w:bottom w:val="single" w:sz="6" w:color="D9D9D9"/>
+              <w:right w:val="single" w:sz="6" w:color="D9D9D9"/>
+              <w:insideH w:val="single" w:sz="6" w:color="D9D9D9"/>
+              <w:insideV w:val="single" w:sz="6" w:color="D9D9D9"/>
+            </w:tcBorders>
+            <w:tcMar>
+              <w:top w:w="90" w:type="dxa"/>
+              <w:start w:w="110" w:type="dxa"/>
+              <w:bottom w:w="90" w:type="dxa"/>
+              <w:end w:w="110" w:type="dxa"/>
+            </w:tcMar>
           </w:tcPr>
           <w:p>
+            <w:pPr>
+              <w:spacing w:after="0"/>
+            </w:pPr>
             <w:r>
-              <w:t>Pinball (IPCW)</w:t>
+              <w:rPr>
+                <w:rFonts w:ascii="Aptos" w:hAnsi="Aptos"/>
+                <w:sz w:val="19"/>
+              </w:rPr>
+              <w:t>Follow-up time</w:t>
             </w:r>
           </w:p>
         </w:tc>
         <w:tc>
           <w:tcPr>
-            <w:tcW w:type="dxa" w:w="4320"/>
+            <w:tcW w:type="dxa" w:w="6048"/>
+            <w:vAlign w:val="center"/>
+            <w:tcBorders>
+              <w:top w:val="single" w:sz="6" w:color="D9D9D9"/>
+              <w:left w:val="single" w:sz="6" w:color="D9D9D9"/>
+              <w:bottom w:val="single" w:sz="6" w:color="D9D9D9"/>
+              <w:right w:val="single" w:sz="6" w:color="D9D9D9"/>
+              <w:insideH w:val="single" w:sz="6" w:color="D9D9D9"/>
+              <w:insideV w:val="single" w:sz="6" w:color="D9D9D9"/>
+            </w:tcBorders>
+            <w:tcMar>
+              <w:top w:w="90" w:type="dxa"/>
+              <w:start w:w="110" w:type="dxa"/>
+              <w:bottom w:w="90" w:type="dxa"/>
+              <w:end w:w="110" w:type="dxa"/>
+            </w:tcMar>
           </w:tcPr>
           <w:p>
+            <w:pPr>
+              <w:spacing w:after="0"/>
+            </w:pPr>
             <w:r>
-              <w:t>Overall accuracy of the predicted quantiles; lower is better.</w:t>
+              <w:rPr>
+                <w:rFonts w:ascii="Aptos" w:hAnsi="Aptos"/>
+                <w:sz w:val="19"/>
+              </w:rPr>
+              <w:t>Positive numeric value in the same unit for every row</w:t>
+            </w:r>
+          </w:p>
+        </w:tc>
+        <w:tc>
+          <w:tcPr>
+            <w:tcW w:type="dxa" w:w="1584"/>
+            <w:vAlign w:val="center"/>
+            <w:tcBorders>
+              <w:top w:val="single" w:sz="6" w:color="D9D9D9"/>
+              <w:left w:val="single" w:sz="6" w:color="D9D9D9"/>
+              <w:bottom w:val="single" w:sz="6" w:color="D9D9D9"/>
+              <w:right w:val="single" w:sz="6" w:color="D9D9D9"/>
+              <w:insideH w:val="single" w:sz="6" w:color="D9D9D9"/>
+              <w:insideV w:val="single" w:sz="6" w:color="D9D9D9"/>
+            </w:tcBorders>
+            <w:tcMar>
+              <w:top w:w="90" w:type="dxa"/>
+              <w:start w:w="110" w:type="dxa"/>
+              <w:bottom w:w="90" w:type="dxa"/>
+              <w:end w:w="110" w:type="dxa"/>
+            </w:tcMar>
+          </w:tcPr>
+          <w:p>
+            <w:pPr>
+              <w:spacing w:after="0"/>
+            </w:pPr>
+            <w:r>
+              <w:rPr>
+                <w:rFonts w:ascii="Aptos" w:hAnsi="Aptos"/>
+                <w:sz w:val="19"/>
+              </w:rPr>
+              <w:t>12.4</w:t>
             </w:r>
           </w:p>
         </w:tc>
@@ -605,21 +2046,100 @@
       <w:tr>
         <w:tc>
           <w:tcPr>
-            <w:tcW w:type="dxa" w:w="4320"/>
+            <w:tcW w:type="dxa" w:w="1872"/>
+            <w:vAlign w:val="center"/>
+            <w:tcBorders>
+              <w:top w:val="single" w:sz="6" w:color="D9D9D9"/>
+              <w:left w:val="single" w:sz="6" w:color="D9D9D9"/>
+              <w:bottom w:val="single" w:sz="6" w:color="D9D9D9"/>
+              <w:right w:val="single" w:sz="6" w:color="D9D9D9"/>
+              <w:insideH w:val="single" w:sz="6" w:color="D9D9D9"/>
+              <w:insideV w:val="single" w:sz="6" w:color="D9D9D9"/>
+            </w:tcBorders>
+            <w:tcMar>
+              <w:top w:w="90" w:type="dxa"/>
+              <w:start w:w="110" w:type="dxa"/>
+              <w:bottom w:w="90" w:type="dxa"/>
+              <w:end w:w="110" w:type="dxa"/>
+            </w:tcMar>
+            <w:shd w:fill="F1F5FB"/>
           </w:tcPr>
           <w:p>
+            <w:pPr>
+              <w:spacing w:after="0"/>
+            </w:pPr>
             <w:r>
-              <w:t>ICP 80% / 50%</w:t>
+              <w:rPr>
+                <w:rFonts w:ascii="Aptos" w:hAnsi="Aptos"/>
+                <w:sz w:val="19"/>
+              </w:rPr>
+              <w:t>Event</w:t>
             </w:r>
           </w:p>
         </w:tc>
         <w:tc>
           <w:tcPr>
-            <w:tcW w:type="dxa" w:w="4320"/>
+            <w:tcW w:type="dxa" w:w="6048"/>
+            <w:vAlign w:val="center"/>
+            <w:tcBorders>
+              <w:top w:val="single" w:sz="6" w:color="D9D9D9"/>
+              <w:left w:val="single" w:sz="6" w:color="D9D9D9"/>
+              <w:bottom w:val="single" w:sz="6" w:color="D9D9D9"/>
+              <w:right w:val="single" w:sz="6" w:color="D9D9D9"/>
+              <w:insideH w:val="single" w:sz="6" w:color="D9D9D9"/>
+              <w:insideV w:val="single" w:sz="6" w:color="D9D9D9"/>
+            </w:tcBorders>
+            <w:tcMar>
+              <w:top w:w="90" w:type="dxa"/>
+              <w:start w:w="110" w:type="dxa"/>
+              <w:bottom w:w="90" w:type="dxa"/>
+              <w:end w:w="110" w:type="dxa"/>
+            </w:tcMar>
+            <w:shd w:fill="F1F5FB"/>
           </w:tcPr>
           <w:p>
+            <w:pPr>
+              <w:spacing w:after="0"/>
+            </w:pPr>
             <w:r>
-              <w:t>Interval coverage — how often the true time fell in the 80% / 50% predicted interval; closer to 80% / 50% is better.</w:t>
+              <w:rPr>
+                <w:rFonts w:ascii="Aptos" w:hAnsi="Aptos"/>
+                <w:sz w:val="19"/>
+              </w:rPr>
+              <w:t>1 for event and 0 for censored, or two values that you map in the app</w:t>
+            </w:r>
+          </w:p>
+        </w:tc>
+        <w:tc>
+          <w:tcPr>
+            <w:tcW w:type="dxa" w:w="1584"/>
+            <w:vAlign w:val="center"/>
+            <w:tcBorders>
+              <w:top w:val="single" w:sz="6" w:color="D9D9D9"/>
+              <w:left w:val="single" w:sz="6" w:color="D9D9D9"/>
+              <w:bottom w:val="single" w:sz="6" w:color="D9D9D9"/>
+              <w:right w:val="single" w:sz="6" w:color="D9D9D9"/>
+              <w:insideH w:val="single" w:sz="6" w:color="D9D9D9"/>
+              <w:insideV w:val="single" w:sz="6" w:color="D9D9D9"/>
+            </w:tcBorders>
+            <w:tcMar>
+              <w:top w:w="90" w:type="dxa"/>
+              <w:start w:w="110" w:type="dxa"/>
+              <w:bottom w:w="90" w:type="dxa"/>
+              <w:end w:w="110" w:type="dxa"/>
+            </w:tcMar>
+            <w:shd w:fill="F1F5FB"/>
+          </w:tcPr>
+          <w:p>
+            <w:pPr>
+              <w:spacing w:after="0"/>
+            </w:pPr>
+            <w:r>
+              <w:rPr>
+                <w:rFonts w:ascii="Aptos" w:hAnsi="Aptos"/>
+                <w:sz w:val="19"/>
+              </w:rPr>
+              <w:t>1</w:t>
             </w:r>
           </w:p>
         </w:tc>
@@ -627,21 +2147,97 @@
       <w:tr>
         <w:tc>
           <w:tcPr>
-            <w:tcW w:type="dxa" w:w="4320"/>
+            <w:tcW w:type="dxa" w:w="1872"/>
+            <w:vAlign w:val="center"/>
+            <w:tcBorders>
+              <w:top w:val="single" w:sz="6" w:color="D9D9D9"/>
+              <w:left w:val="single" w:sz="6" w:color="D9D9D9"/>
+              <w:bottom w:val="single" w:sz="6" w:color="D9D9D9"/>
+              <w:right w:val="single" w:sz="6" w:color="D9D9D9"/>
+              <w:insideH w:val="single" w:sz="6" w:color="D9D9D9"/>
+              <w:insideV w:val="single" w:sz="6" w:color="D9D9D9"/>
+            </w:tcBorders>
+            <w:tcMar>
+              <w:top w:w="90" w:type="dxa"/>
+              <w:start w:w="110" w:type="dxa"/>
+              <w:bottom w:w="90" w:type="dxa"/>
+              <w:end w:w="110" w:type="dxa"/>
+            </w:tcMar>
           </w:tcPr>
           <w:p>
+            <w:pPr>
+              <w:spacing w:after="0"/>
+            </w:pPr>
             <w:r>
-              <w:t>Uno C-index</w:t>
+              <w:rPr>
+                <w:rFonts w:ascii="Aptos" w:hAnsi="Aptos"/>
+                <w:sz w:val="19"/>
+              </w:rPr>
+              <w:t>Covariates</w:t>
             </w:r>
           </w:p>
         </w:tc>
         <w:tc>
           <w:tcPr>
-            <w:tcW w:type="dxa" w:w="4320"/>
+            <w:tcW w:type="dxa" w:w="6048"/>
+            <w:vAlign w:val="center"/>
+            <w:tcBorders>
+              <w:top w:val="single" w:sz="6" w:color="D9D9D9"/>
+              <w:left w:val="single" w:sz="6" w:color="D9D9D9"/>
+              <w:bottom w:val="single" w:sz="6" w:color="D9D9D9"/>
+              <w:right w:val="single" w:sz="6" w:color="D9D9D9"/>
+              <w:insideH w:val="single" w:sz="6" w:color="D9D9D9"/>
+              <w:insideV w:val="single" w:sz="6" w:color="D9D9D9"/>
+            </w:tcBorders>
+            <w:tcMar>
+              <w:top w:w="90" w:type="dxa"/>
+              <w:start w:w="110" w:type="dxa"/>
+              <w:bottom w:w="90" w:type="dxa"/>
+              <w:end w:w="110" w:type="dxa"/>
+            </w:tcMar>
           </w:tcPr>
           <w:p>
+            <w:pPr>
+              <w:spacing w:after="0"/>
+            </w:pPr>
             <w:r>
-              <w:t>Discrimination — ranking subjects by risk; 0.5 = chance, 1.0 = perfect.</w:t>
+              <w:rPr>
+                <w:rFonts w:ascii="Aptos" w:hAnsi="Aptos"/>
+                <w:sz w:val="19"/>
+              </w:rPr>
+              <w:t>One or more numeric predictors. Represent categories with numeric indicator columns.</w:t>
+            </w:r>
+          </w:p>
+        </w:tc>
+        <w:tc>
+          <w:tcPr>
+            <w:tcW w:type="dxa" w:w="1584"/>
+            <w:vAlign w:val="center"/>
+            <w:tcBorders>
+              <w:top w:val="single" w:sz="6" w:color="D9D9D9"/>
+              <w:left w:val="single" w:sz="6" w:color="D9D9D9"/>
+              <w:bottom w:val="single" w:sz="6" w:color="D9D9D9"/>
+              <w:right w:val="single" w:sz="6" w:color="D9D9D9"/>
+              <w:insideH w:val="single" w:sz="6" w:color="D9D9D9"/>
+              <w:insideV w:val="single" w:sz="6" w:color="D9D9D9"/>
+            </w:tcBorders>
+            <w:tcMar>
+              <w:top w:w="90" w:type="dxa"/>
+              <w:start w:w="110" w:type="dxa"/>
+              <w:bottom w:w="90" w:type="dxa"/>
+              <w:end w:w="110" w:type="dxa"/>
+            </w:tcMar>
+          </w:tcPr>
+          <w:p>
+            <w:pPr>
+              <w:spacing w:after="0"/>
+            </w:pPr>
+            <w:r>
+              <w:rPr>
+                <w:rFonts w:ascii="Aptos" w:hAnsi="Aptos"/>
+                <w:sz w:val="19"/>
+              </w:rPr>
+              <w:t>age 58</w:t>
             </w:r>
           </w:p>
         </w:tc>
@@ -649,43 +2245,100 @@
       <w:tr>
         <w:tc>
           <w:tcPr>
-            <w:tcW w:type="dxa" w:w="4320"/>
+            <w:tcW w:type="dxa" w:w="1872"/>
+            <w:vAlign w:val="center"/>
+            <w:tcBorders>
+              <w:top w:val="single" w:sz="6" w:color="D9D9D9"/>
+              <w:left w:val="single" w:sz="6" w:color="D9D9D9"/>
+              <w:bottom w:val="single" w:sz="6" w:color="D9D9D9"/>
+              <w:right w:val="single" w:sz="6" w:color="D9D9D9"/>
+              <w:insideH w:val="single" w:sz="6" w:color="D9D9D9"/>
+              <w:insideV w:val="single" w:sz="6" w:color="D9D9D9"/>
+            </w:tcBorders>
+            <w:tcMar>
+              <w:top w:w="90" w:type="dxa"/>
+              <w:start w:w="110" w:type="dxa"/>
+              <w:bottom w:w="90" w:type="dxa"/>
+              <w:end w:w="110" w:type="dxa"/>
+            </w:tcMar>
+            <w:shd w:fill="F1F5FB"/>
           </w:tcPr>
           <w:p>
+            <w:pPr>
+              <w:spacing w:after="0"/>
+            </w:pPr>
             <w:r>
-              <w:t>Calibration</w:t>
+              <w:rPr>
+                <w:rFonts w:ascii="Aptos" w:hAnsi="Aptos"/>
+                <w:sz w:val="19"/>
+              </w:rPr>
+              <w:t>Subject ID</w:t>
             </w:r>
           </w:p>
         </w:tc>
         <w:tc>
           <w:tcPr>
-            <w:tcW w:type="dxa" w:w="4320"/>
+            <w:tcW w:type="dxa" w:w="6048"/>
+            <w:vAlign w:val="center"/>
+            <w:tcBorders>
+              <w:top w:val="single" w:sz="6" w:color="D9D9D9"/>
+              <w:left w:val="single" w:sz="6" w:color="D9D9D9"/>
+              <w:bottom w:val="single" w:sz="6" w:color="D9D9D9"/>
+              <w:right w:val="single" w:sz="6" w:color="D9D9D9"/>
+              <w:insideH w:val="single" w:sz="6" w:color="D9D9D9"/>
+              <w:insideV w:val="single" w:sz="6" w:color="D9D9D9"/>
+            </w:tcBorders>
+            <w:tcMar>
+              <w:top w:w="90" w:type="dxa"/>
+              <w:start w:w="110" w:type="dxa"/>
+              <w:bottom w:w="90" w:type="dxa"/>
+              <w:end w:w="110" w:type="dxa"/>
+            </w:tcMar>
+            <w:shd w:fill="F1F5FB"/>
           </w:tcPr>
           <w:p>
+            <w:pPr>
+              <w:spacing w:after="0"/>
+            </w:pPr>
             <w:r>
-              <w:t>Predicted vs observed coverage per τ; near the diagonal is good.</w:t>
-            </w:r>
-          </w:p>
-        </w:tc>
-      </w:tr>
-      <w:tr>
-        <w:tc>
-          <w:tcPr>
-            <w:tcW w:type="dxa" w:w="4320"/>
-          </w:tcPr>
-          <w:p>
-            <w:r>
-              <w:t>Crossing rate</w:t>
+              <w:rPr>
+                <w:rFonts w:ascii="Aptos" w:hAnsi="Aptos"/>
+                <w:sz w:val="19"/>
+              </w:rPr>
+              <w:t>Optional unique label. It is not used as a predictor.</w:t>
             </w:r>
           </w:p>
         </w:tc>
         <w:tc>
           <w:tcPr>
-            <w:tcW w:type="dxa" w:w="4320"/>
+            <w:tcW w:type="dxa" w:w="1584"/>
+            <w:vAlign w:val="center"/>
+            <w:tcBorders>
+              <w:top w:val="single" w:sz="6" w:color="D9D9D9"/>
+              <w:left w:val="single" w:sz="6" w:color="D9D9D9"/>
+              <w:bottom w:val="single" w:sz="6" w:color="D9D9D9"/>
+              <w:right w:val="single" w:sz="6" w:color="D9D9D9"/>
+              <w:insideH w:val="single" w:sz="6" w:color="D9D9D9"/>
+              <w:insideV w:val="single" w:sz="6" w:color="D9D9D9"/>
+            </w:tcBorders>
+            <w:tcMar>
+              <w:top w:w="90" w:type="dxa"/>
+              <w:start w:w="110" w:type="dxa"/>
+              <w:bottom w:w="90" w:type="dxa"/>
+              <w:end w:w="110" w:type="dxa"/>
+            </w:tcMar>
+            <w:shd w:fill="F1F5FB"/>
           </w:tcPr>
           <w:p>
+            <w:pPr>
+              <w:spacing w:after="0"/>
+            </w:pPr>
             <w:r>
-              <w:t>Should be 0% for the non-crossing (_gaps) models.</w:t>
+              <w:rPr>
+                <w:rFonts w:ascii="Aptos" w:hAnsi="Aptos"/>
+                <w:sz w:val="19"/>
+              </w:rPr>
+              <w:t>S001</w:t>
             </w:r>
           </w:p>
         </w:tc>
@@ -698,15 +2351,60 @@
           <w:b w:val="0"/>
           <w:i w:val="0"/>
         </w:rPr>
-        <w:t>Plots include the Kaplan–Meier outcome curve, training curves, calibration, individual quantile profiles and (with a dense grid) survival curves, coverage by interval width, permutation importance, and pinball across splits. Open the report or download the results zip.</w:t>
+        <w:t>Example CSV content:</w:t>
       </w:r>
     </w:p>
     <w:p>
       <w:pPr>
-        <w:pStyle w:val="Heading1"/>
+        <w:keepLines/>
+        <w:spacing w:before="60" w:after="140"/>
+        <w:ind w:left="317" w:right="317"/>
+        <w:shd w:fill="F3F3F3"/>
       </w:pPr>
       <w:r>
-        <w:t>6. Save a model</w:t>
+        <w:rPr>
+          <w:rFonts w:ascii="Consolas" w:hAnsi="Consolas"/>
+          <w:sz w:val="19"/>
+        </w:rPr>
+        <w:t>subject_id,time,event,age,biomarker,treatment</w:t>
+        <w:br/>
+        <w:br/>
+        <w:t>S001,12.4,1,58,2.7,1</w:t>
+        <w:br/>
+        <w:br/>
+        <w:t>S002,36.0,0,64,1.2,0</w:t>
+      </w:r>
+    </w:p>
+    <w:p>
+      <w:pPr>
+        <w:pStyle w:val="ListBullet"/>
+      </w:pPr>
+      <w:r>
+        <w:t>Use no blank cells in the columns selected for analysis.</w:t>
+      </w:r>
+    </w:p>
+    <w:p>
+      <w:pPr>
+        <w:pStyle w:val="ListBullet"/>
+      </w:pPr>
+      <w:r>
+        <w:t>Keep one row per subject and use unique subject IDs if an ID is included.</w:t>
+      </w:r>
+    </w:p>
+    <w:p>
+      <w:pPr>
+        <w:pStyle w:val="ListBullet"/>
+      </w:pPr>
+      <w:r>
+        <w:t>Use positive times and a consistent unit such as days or months.</w:t>
+      </w:r>
+    </w:p>
+    <w:p>
+      <w:pPr>
+        <w:pStyle w:val="ListBullet"/>
+      </w:pPr>
+      <w:r>
+        <w:t>Aim for at least about 100 events and enough observations that each data split contains at least 10 events.</w:t>
       </w:r>
     </w:p>
     <w:p>
@@ -715,45 +2413,221 @@
           <w:b w:val="0"/>
           <w:i w:val="0"/>
         </w:rPr>
-        <w:t>On the results, use 'Save a model' to bundle a trained model as a .cnqmodel file for reuse in Predict / Project or to share.</w:t>
+        <w:t>The app checks the selected columns before training. Errors block training. Warnings require review and acknowledgement. Rows with invalid values in selected columns may be excluded and are reported in the validation summary.</w:t>
+      </w:r>
+    </w:p>
+    <w:p>
+      <w:pPr>
+        <w:pStyle w:val="Heading1"/>
+      </w:pPr>
+      <w:r>
+        <w:t>7 Train a model</w:t>
+      </w:r>
+    </w:p>
+    <w:p>
+      <w:pPr>
+        <w:pStyle w:val="Heading2"/>
+      </w:pPr>
+      <w:r>
+        <w:t>7 1 Upload</w:t>
+      </w:r>
+    </w:p>
+    <w:p>
+      <w:r>
+        <w:rPr>
+          <w:b w:val="0"/>
+          <w:i w:val="0"/>
+        </w:rPr>
+        <w:t>On the Train a model tab, choose a CSV file or drag it into the upload area. The app displays a preview before any model is trained.</w:t>
+      </w:r>
+    </w:p>
+    <w:p>
+      <w:pPr>
+        <w:pStyle w:val="Heading2"/>
+      </w:pPr>
+      <w:r>
+        <w:t>7 2 Map columns</w:t>
+      </w:r>
+    </w:p>
+    <w:p>
+      <w:r>
+        <w:rPr>
+          <w:b w:val="0"/>
+          <w:i w:val="0"/>
+        </w:rPr>
+        <w:t>Select the duration and event columns. Optionally select a subject ID and type the time unit used in the file. Choose the numeric covariates to include. If the event column does not use 0 and 1, tell the app which value represents an event.</w:t>
+      </w:r>
+    </w:p>
+    <w:p>
+      <w:pPr>
+        <w:pStyle w:val="Heading2"/>
+      </w:pPr>
+      <w:r>
+        <w:t>7 3 Use Auto-tune — the default</w:t>
+      </w:r>
+    </w:p>
+    <w:p>
+      <w:r>
+        <w:rPr>
+          <w:b w:val="0"/>
+          <w:i w:val="0"/>
+        </w:rPr>
+        <w:t>Auto-tune is selected automatically. It compares KAN-CNQ and MLP-CNQ settings on your data and ranks them by validation IPCW pinball loss. Lower validation pinball loss is better. For most analyses, use the Standard search effort.</w:t>
+      </w:r>
+    </w:p>
+    <w:p>
+      <w:pPr>
+        <w:pStyle w:val="ListNumber"/>
+      </w:pPr>
+      <w:r>
+        <w:t>Select the KAN-CNQ and MLP-CNQ model families to compare.</w:t>
+      </w:r>
+    </w:p>
+    <w:p>
+      <w:pPr>
+        <w:pStyle w:val="ListNumber"/>
+      </w:pPr>
+      <w:r>
+        <w:t>Choose Quick, Standard, or Thorough search effort.</w:t>
+      </w:r>
+    </w:p>
+    <w:p>
+      <w:pPr>
+        <w:pStyle w:val="ListNumber"/>
+      </w:pPr>
+      <w:r>
+        <w:t>Select Find best settings and wait for the leaderboard.</w:t>
+      </w:r>
+    </w:p>
+    <w:p>
+      <w:pPr>
+        <w:pStyle w:val="ListNumber"/>
+      </w:pPr>
+      <w:r>
+        <w:t>Select Use best settings. CNQ applies the winning model and values.</w:t>
+      </w:r>
+    </w:p>
+    <w:p>
+      <w:pPr>
+        <w:pStyle w:val="ListNumber"/>
+      </w:pPr>
+      <w:r>
+        <w:t>Continue to Start training.</w:t>
+      </w:r>
+    </w:p>
+    <w:p>
+      <w:r>
+        <w:rPr>
+          <w:b/>
+        </w:rPr>
+        <w:t xml:space="preserve">Advanced settings. </w:t>
+      </w:r>
+      <w:r>
+        <w:t>Choose this only when your analysis plan requires specific model or hyperparameter values. It reveals the model, network, learning-rate, batch-size, epoch, and early-stopping controls. Record any departures from the approved analysis plan.</w:t>
+      </w:r>
+    </w:p>
+    <w:p>
+      <w:pPr>
+        <w:pStyle w:val="Heading2"/>
+      </w:pPr>
+      <w:r>
+        <w:t>7 4 Choose a model family</w:t>
       </w:r>
     </w:p>
     <w:tbl>
       <w:tblPr>
-        <w:tblStyle w:val="TableGrid"/>
         <w:tblW w:type="auto" w:w="0"/>
+        <w:jc w:val="center"/>
+        <w:tblLayout w:type="fixed"/>
         <w:tblLook w:firstColumn="1" w:firstRow="1" w:lastColumn="0" w:lastRow="0" w:noHBand="0" w:noVBand="1" w:val="04A0"/>
       </w:tblPr>
       <w:tblGrid>
-        <w:gridCol w:w="4320"/>
-        <w:gridCol w:w="4320"/>
+        <w:gridCol w:w="4939"/>
+        <w:gridCol w:w="4939"/>
       </w:tblGrid>
       <w:tr>
+        <w:trPr>
+          <w:tblHeader w:val="true"/>
+        </w:trPr>
         <w:tc>
           <w:tcPr>
-            <w:tcW w:type="dxa" w:w="4320"/>
+            <w:tcW w:type="dxa" w:w="2880"/>
+            <w:vAlign w:val="center"/>
+            <w:shd w:fill="1F2A55"/>
+            <w:tcBorders>
+              <w:top w:val="single" w:sz="6" w:color="D9D9D9"/>
+              <w:left w:val="single" w:sz="6" w:color="D9D9D9"/>
+              <w:bottom w:val="single" w:sz="6" w:color="D9D9D9"/>
+              <w:right w:val="single" w:sz="6" w:color="D9D9D9"/>
+              <w:insideH w:val="single" w:sz="6" w:color="D9D9D9"/>
+              <w:insideV w:val="single" w:sz="6" w:color="D9D9D9"/>
+            </w:tcBorders>
+            <w:tcMar>
+              <w:top w:w="90" w:type="dxa"/>
+              <w:start w:w="110" w:type="dxa"/>
+              <w:bottom w:w="90" w:type="dxa"/>
+              <w:end w:w="110" w:type="dxa"/>
+            </w:tcMar>
           </w:tcPr>
           <w:p>
-            <w:r/>
+            <w:pPr>
+              <w:spacing w:after="0"/>
+            </w:pPr>
             <w:r>
               <w:rPr>
+                <w:rFonts w:ascii="Aptos" w:hAnsi="Aptos"/>
+                <w:sz w:val="19"/>
+              </w:rPr>
+            </w:r>
+            <w:r>
+              <w:rPr>
+                <w:rFonts w:ascii="Aptos" w:hAnsi="Aptos"/>
                 <w:b/>
+                <w:color w:val="FFFFFF"/>
+                <w:sz w:val="19"/>
               </w:rPr>
-              <w:t>Bundle type</w:t>
+              <w:t>Model</w:t>
             </w:r>
           </w:p>
         </w:tc>
         <w:tc>
           <w:tcPr>
-            <w:tcW w:type="dxa" w:w="4320"/>
+            <w:tcW w:type="dxa" w:w="6624"/>
+            <w:vAlign w:val="center"/>
+            <w:shd w:fill="1F2A55"/>
+            <w:tcBorders>
+              <w:top w:val="single" w:sz="6" w:color="D9D9D9"/>
+              <w:left w:val="single" w:sz="6" w:color="D9D9D9"/>
+              <w:bottom w:val="single" w:sz="6" w:color="D9D9D9"/>
+              <w:right w:val="single" w:sz="6" w:color="D9D9D9"/>
+              <w:insideH w:val="single" w:sz="6" w:color="D9D9D9"/>
+              <w:insideV w:val="single" w:sz="6" w:color="D9D9D9"/>
+            </w:tcBorders>
+            <w:tcMar>
+              <w:top w:w="90" w:type="dxa"/>
+              <w:start w:w="110" w:type="dxa"/>
+              <w:bottom w:w="90" w:type="dxa"/>
+              <w:end w:w="110" w:type="dxa"/>
+            </w:tcMar>
           </w:tcPr>
           <w:p>
-            <w:r/>
+            <w:pPr>
+              <w:spacing w:after="0"/>
+            </w:pPr>
             <w:r>
               <w:rPr>
+                <w:rFonts w:ascii="Aptos" w:hAnsi="Aptos"/>
+                <w:sz w:val="19"/>
+              </w:rPr>
+            </w:r>
+            <w:r>
+              <w:rPr>
+                <w:rFonts w:ascii="Aptos" w:hAnsi="Aptos"/>
                 <w:b/>
+                <w:color w:val="FFFFFF"/>
+                <w:sz w:val="19"/>
               </w:rPr>
-              <w:t>What it saves</w:t>
+              <w:t>When to use it</w:t>
             </w:r>
           </w:p>
         </w:tc>
@@ -761,21 +2635,65 @@
       <w:tr>
         <w:tc>
           <w:tcPr>
-            <w:tcW w:type="dxa" w:w="4320"/>
+            <w:tcW w:type="dxa" w:w="2880"/>
+            <w:vAlign w:val="center"/>
+            <w:tcBorders>
+              <w:top w:val="single" w:sz="6" w:color="D9D9D9"/>
+              <w:left w:val="single" w:sz="6" w:color="D9D9D9"/>
+              <w:bottom w:val="single" w:sz="6" w:color="D9D9D9"/>
+              <w:right w:val="single" w:sz="6" w:color="D9D9D9"/>
+              <w:insideH w:val="single" w:sz="6" w:color="D9D9D9"/>
+              <w:insideV w:val="single" w:sz="6" w:color="D9D9D9"/>
+            </w:tcBorders>
+            <w:tcMar>
+              <w:top w:w="90" w:type="dxa"/>
+              <w:start w:w="110" w:type="dxa"/>
+              <w:bottom w:w="90" w:type="dxa"/>
+              <w:end w:w="110" w:type="dxa"/>
+            </w:tcMar>
           </w:tcPr>
           <w:p>
+            <w:pPr>
+              <w:spacing w:after="0"/>
+            </w:pPr>
             <w:r>
-              <w:t>Final model: refit on all data</w:t>
+              <w:rPr>
+                <w:rFonts w:ascii="Aptos" w:hAnsi="Aptos"/>
+                <w:sz w:val="19"/>
+              </w:rPr>
+              <w:t>KAN-CNQ</w:t>
             </w:r>
           </w:p>
         </w:tc>
         <w:tc>
           <w:tcPr>
-            <w:tcW w:type="dxa" w:w="4320"/>
+            <w:tcW w:type="dxa" w:w="6624"/>
+            <w:vAlign w:val="center"/>
+            <w:tcBorders>
+              <w:top w:val="single" w:sz="6" w:color="D9D9D9"/>
+              <w:left w:val="single" w:sz="6" w:color="D9D9D9"/>
+              <w:bottom w:val="single" w:sz="6" w:color="D9D9D9"/>
+              <w:right w:val="single" w:sz="6" w:color="D9D9D9"/>
+              <w:insideH w:val="single" w:sz="6" w:color="D9D9D9"/>
+              <w:insideV w:val="single" w:sz="6" w:color="D9D9D9"/>
+            </w:tcBorders>
+            <w:tcMar>
+              <w:top w:w="90" w:type="dxa"/>
+              <w:start w:w="110" w:type="dxa"/>
+              <w:bottom w:w="90" w:type="dxa"/>
+              <w:end w:w="110" w:type="dxa"/>
+            </w:tcMar>
           </w:tcPr>
           <w:p>
+            <w:pPr>
+              <w:spacing w:after="0"/>
+            </w:pPr>
             <w:r>
-              <w:t>Retrains the chosen model on every row (15% held out for early stopping). Usually the best choice.</w:t>
+              <w:rPr>
+                <w:rFonts w:ascii="Aptos" w:hAnsi="Aptos"/>
+                <w:sz w:val="19"/>
+              </w:rPr>
+              <w:t>Use for ordinary numeric tabular covariates. It is included in Auto-tune.</w:t>
             </w:r>
           </w:p>
         </w:tc>
@@ -783,21 +2701,67 @@
       <w:tr>
         <w:tc>
           <w:tcPr>
-            <w:tcW w:type="dxa" w:w="4320"/>
+            <w:tcW w:type="dxa" w:w="2880"/>
+            <w:vAlign w:val="center"/>
+            <w:tcBorders>
+              <w:top w:val="single" w:sz="6" w:color="D9D9D9"/>
+              <w:left w:val="single" w:sz="6" w:color="D9D9D9"/>
+              <w:bottom w:val="single" w:sz="6" w:color="D9D9D9"/>
+              <w:right w:val="single" w:sz="6" w:color="D9D9D9"/>
+              <w:insideH w:val="single" w:sz="6" w:color="D9D9D9"/>
+              <w:insideV w:val="single" w:sz="6" w:color="D9D9D9"/>
+            </w:tcBorders>
+            <w:tcMar>
+              <w:top w:w="90" w:type="dxa"/>
+              <w:start w:w="110" w:type="dxa"/>
+              <w:bottom w:w="90" w:type="dxa"/>
+              <w:end w:w="110" w:type="dxa"/>
+            </w:tcMar>
+            <w:shd w:fill="F1F5FB"/>
           </w:tcPr>
           <w:p>
+            <w:pPr>
+              <w:spacing w:after="0"/>
+            </w:pPr>
             <w:r>
-              <w:t>Ensemble of the repeated-split models</w:t>
+              <w:rPr>
+                <w:rFonts w:ascii="Aptos" w:hAnsi="Aptos"/>
+                <w:sz w:val="19"/>
+              </w:rPr>
+              <w:t>MLP-CNQ</w:t>
             </w:r>
           </w:p>
         </w:tc>
         <w:tc>
           <w:tcPr>
-            <w:tcW w:type="dxa" w:w="4320"/>
+            <w:tcW w:type="dxa" w:w="6624"/>
+            <w:vAlign w:val="center"/>
+            <w:tcBorders>
+              <w:top w:val="single" w:sz="6" w:color="D9D9D9"/>
+              <w:left w:val="single" w:sz="6" w:color="D9D9D9"/>
+              <w:bottom w:val="single" w:sz="6" w:color="D9D9D9"/>
+              <w:right w:val="single" w:sz="6" w:color="D9D9D9"/>
+              <w:insideH w:val="single" w:sz="6" w:color="D9D9D9"/>
+              <w:insideV w:val="single" w:sz="6" w:color="D9D9D9"/>
+            </w:tcBorders>
+            <w:tcMar>
+              <w:top w:w="90" w:type="dxa"/>
+              <w:start w:w="110" w:type="dxa"/>
+              <w:bottom w:w="90" w:type="dxa"/>
+              <w:end w:w="110" w:type="dxa"/>
+            </w:tcMar>
+            <w:shd w:fill="F1F5FB"/>
           </w:tcPr>
           <w:p>
+            <w:pPr>
+              <w:spacing w:after="0"/>
+            </w:pPr>
             <w:r>
-              <w:t>Keeps every split's model and averages them (needs &gt;1 repeated split).</w:t>
+              <w:rPr>
+                <w:rFonts w:ascii="Aptos" w:hAnsi="Aptos"/>
+                <w:sz w:val="19"/>
+              </w:rPr>
+              <w:t>Use for ordinary numeric tabular covariates as a strong baseline. It is included in Auto-tune.</w:t>
             </w:r>
           </w:p>
         </w:tc>
@@ -805,21 +2769,552 @@
       <w:tr>
         <w:tc>
           <w:tcPr>
-            <w:tcW w:type="dxa" w:w="4320"/>
+            <w:tcW w:type="dxa" w:w="2880"/>
+            <w:vAlign w:val="center"/>
+            <w:tcBorders>
+              <w:top w:val="single" w:sz="6" w:color="D9D9D9"/>
+              <w:left w:val="single" w:sz="6" w:color="D9D9D9"/>
+              <w:bottom w:val="single" w:sz="6" w:color="D9D9D9"/>
+              <w:right w:val="single" w:sz="6" w:color="D9D9D9"/>
+              <w:insideH w:val="single" w:sz="6" w:color="D9D9D9"/>
+              <w:insideV w:val="single" w:sz="6" w:color="D9D9D9"/>
+            </w:tcBorders>
+            <w:tcMar>
+              <w:top w:w="90" w:type="dxa"/>
+              <w:start w:w="110" w:type="dxa"/>
+              <w:bottom w:w="90" w:type="dxa"/>
+              <w:end w:w="110" w:type="dxa"/>
+            </w:tcMar>
           </w:tcPr>
           <w:p>
+            <w:pPr>
+              <w:spacing w:after="0"/>
+            </w:pPr>
             <w:r>
-              <w:t>Single split</w:t>
+              <w:rPr>
+                <w:rFonts w:ascii="Aptos" w:hAnsi="Aptos"/>
+                <w:sz w:val="19"/>
+              </w:rPr>
+              <w:t>Trans-CNQ or TransKAN-CNQ</w:t>
             </w:r>
           </w:p>
         </w:tc>
         <w:tc>
           <w:tcPr>
-            <w:tcW w:type="dxa" w:w="4320"/>
+            <w:tcW w:type="dxa" w:w="6624"/>
+            <w:vAlign w:val="center"/>
+            <w:tcBorders>
+              <w:top w:val="single" w:sz="6" w:color="D9D9D9"/>
+              <w:left w:val="single" w:sz="6" w:color="D9D9D9"/>
+              <w:bottom w:val="single" w:sz="6" w:color="D9D9D9"/>
+              <w:right w:val="single" w:sz="6" w:color="D9D9D9"/>
+              <w:insideH w:val="single" w:sz="6" w:color="D9D9D9"/>
+              <w:insideV w:val="single" w:sz="6" w:color="D9D9D9"/>
+            </w:tcBorders>
+            <w:tcMar>
+              <w:top w:w="90" w:type="dxa"/>
+              <w:start w:w="110" w:type="dxa"/>
+              <w:bottom w:w="90" w:type="dxa"/>
+              <w:end w:w="110" w:type="dxa"/>
+            </w:tcMar>
           </w:tcPr>
           <w:p>
+            <w:pPr>
+              <w:spacing w:after="0"/>
+            </w:pPr>
             <w:r>
-              <w:t>One split's model.</w:t>
+              <w:rPr>
+                <w:rFonts w:ascii="Aptos" w:hAnsi="Aptos"/>
+                <w:sz w:val="19"/>
+              </w:rPr>
+              <w:t>Consider only when the numeric covariates include information derived from text or structured annotations and attention is scientifically justified. Select these under Advanced settings.</w:t>
+            </w:r>
+          </w:p>
+        </w:tc>
+      </w:tr>
+    </w:tbl>
+    <w:p/>
+    <w:p>
+      <w:r>
+        <w:rPr>
+          <w:b/>
+        </w:rPr>
+        <w:t xml:space="preserve">Raw text is not accepted. </w:t>
+      </w:r>
+      <w:r>
+        <w:t>Convert notes, labels, or annotations into approved numeric covariates before creating the CSV. For purely tabular data, use KAN-CNQ or MLP-CNQ; this is why Auto-tune searches only those two families.</w:t>
+      </w:r>
+    </w:p>
+    <w:p>
+      <w:pPr>
+        <w:pStyle w:val="Heading2"/>
+      </w:pPr>
+      <w:r>
+        <w:t>7 5 Quantile levels</w:t>
+      </w:r>
+    </w:p>
+    <w:p>
+      <w:r>
+        <w:rPr>
+          <w:b w:val="0"/>
+          <w:i w:val="0"/>
+        </w:rPr>
+        <w:t>The default levels 0.1, 0.25, 0.5, 0.75, and 0.9 are a practical starting point. Every 10 percent, Every 5 percent, and Every 1 percent produce denser curves but require more computation. Extreme levels below 0.05 or above 0.95 depend on relatively few events and may be unstable.</w:t>
+      </w:r>
+    </w:p>
+    <w:p>
+      <w:pPr>
+        <w:pStyle w:val="Heading2"/>
+      </w:pPr>
+      <w:r>
+        <w:t>7 6 Data splits and reproducibility</w:t>
+      </w:r>
+    </w:p>
+    <w:p>
+      <w:r>
+        <w:rPr>
+          <w:b w:val="0"/>
+          <w:i w:val="0"/>
+        </w:rPr>
+        <w:t>Set the train, validation, and test proportions; the number of repeated splits; and the random seed. More repeated splits provide variation estimates but take longer. Deterministic mode is slower and is intended for exactly reproducible runs.</w:t>
+      </w:r>
+    </w:p>
+    <w:p>
+      <w:pPr>
+        <w:pStyle w:val="Heading2"/>
+      </w:pPr>
+      <w:r>
+        <w:t>7 7 Read the results</w:t>
+      </w:r>
+    </w:p>
+    <w:tbl>
+      <w:tblPr>
+        <w:tblW w:type="auto" w:w="0"/>
+        <w:jc w:val="center"/>
+        <w:tblLayout w:type="fixed"/>
+        <w:tblLook w:firstColumn="1" w:firstRow="1" w:lastColumn="0" w:lastRow="0" w:noHBand="0" w:noVBand="1" w:val="04A0"/>
+      </w:tblPr>
+      <w:tblGrid>
+        <w:gridCol w:w="4939"/>
+        <w:gridCol w:w="4939"/>
+      </w:tblGrid>
+      <w:tr>
+        <w:trPr>
+          <w:tblHeader w:val="true"/>
+        </w:trPr>
+        <w:tc>
+          <w:tcPr>
+            <w:tcW w:type="dxa" w:w="2952"/>
+            <w:vAlign w:val="center"/>
+            <w:shd w:fill="1F2A55"/>
+            <w:tcBorders>
+              <w:top w:val="single" w:sz="6" w:color="D9D9D9"/>
+              <w:left w:val="single" w:sz="6" w:color="D9D9D9"/>
+              <w:bottom w:val="single" w:sz="6" w:color="D9D9D9"/>
+              <w:right w:val="single" w:sz="6" w:color="D9D9D9"/>
+              <w:insideH w:val="single" w:sz="6" w:color="D9D9D9"/>
+              <w:insideV w:val="single" w:sz="6" w:color="D9D9D9"/>
+            </w:tcBorders>
+            <w:tcMar>
+              <w:top w:w="90" w:type="dxa"/>
+              <w:start w:w="110" w:type="dxa"/>
+              <w:bottom w:w="90" w:type="dxa"/>
+              <w:end w:w="110" w:type="dxa"/>
+            </w:tcMar>
+          </w:tcPr>
+          <w:p>
+            <w:pPr>
+              <w:spacing w:after="0"/>
+            </w:pPr>
+            <w:r>
+              <w:rPr>
+                <w:rFonts w:ascii="Aptos" w:hAnsi="Aptos"/>
+                <w:sz w:val="19"/>
+              </w:rPr>
+            </w:r>
+            <w:r>
+              <w:rPr>
+                <w:rFonts w:ascii="Aptos" w:hAnsi="Aptos"/>
+                <w:b/>
+                <w:color w:val="FFFFFF"/>
+                <w:sz w:val="19"/>
+              </w:rPr>
+              <w:t>Metric</w:t>
+            </w:r>
+          </w:p>
+        </w:tc>
+        <w:tc>
+          <w:tcPr>
+            <w:tcW w:type="dxa" w:w="6552"/>
+            <w:vAlign w:val="center"/>
+            <w:shd w:fill="1F2A55"/>
+            <w:tcBorders>
+              <w:top w:val="single" w:sz="6" w:color="D9D9D9"/>
+              <w:left w:val="single" w:sz="6" w:color="D9D9D9"/>
+              <w:bottom w:val="single" w:sz="6" w:color="D9D9D9"/>
+              <w:right w:val="single" w:sz="6" w:color="D9D9D9"/>
+              <w:insideH w:val="single" w:sz="6" w:color="D9D9D9"/>
+              <w:insideV w:val="single" w:sz="6" w:color="D9D9D9"/>
+            </w:tcBorders>
+            <w:tcMar>
+              <w:top w:w="90" w:type="dxa"/>
+              <w:start w:w="110" w:type="dxa"/>
+              <w:bottom w:w="90" w:type="dxa"/>
+              <w:end w:w="110" w:type="dxa"/>
+            </w:tcMar>
+          </w:tcPr>
+          <w:p>
+            <w:pPr>
+              <w:spacing w:after="0"/>
+            </w:pPr>
+            <w:r>
+              <w:rPr>
+                <w:rFonts w:ascii="Aptos" w:hAnsi="Aptos"/>
+                <w:sz w:val="19"/>
+              </w:rPr>
+            </w:r>
+            <w:r>
+              <w:rPr>
+                <w:rFonts w:ascii="Aptos" w:hAnsi="Aptos"/>
+                <w:b/>
+                <w:color w:val="FFFFFF"/>
+                <w:sz w:val="19"/>
+              </w:rPr>
+              <w:t>Interpretation</w:t>
+            </w:r>
+          </w:p>
+        </w:tc>
+      </w:tr>
+      <w:tr>
+        <w:tc>
+          <w:tcPr>
+            <w:tcW w:type="dxa" w:w="2952"/>
+            <w:vAlign w:val="center"/>
+            <w:tcBorders>
+              <w:top w:val="single" w:sz="6" w:color="D9D9D9"/>
+              <w:left w:val="single" w:sz="6" w:color="D9D9D9"/>
+              <w:bottom w:val="single" w:sz="6" w:color="D9D9D9"/>
+              <w:right w:val="single" w:sz="6" w:color="D9D9D9"/>
+              <w:insideH w:val="single" w:sz="6" w:color="D9D9D9"/>
+              <w:insideV w:val="single" w:sz="6" w:color="D9D9D9"/>
+            </w:tcBorders>
+            <w:tcMar>
+              <w:top w:w="90" w:type="dxa"/>
+              <w:start w:w="110" w:type="dxa"/>
+              <w:bottom w:w="90" w:type="dxa"/>
+              <w:end w:w="110" w:type="dxa"/>
+            </w:tcMar>
+          </w:tcPr>
+          <w:p>
+            <w:pPr>
+              <w:spacing w:after="0"/>
+            </w:pPr>
+            <w:r>
+              <w:rPr>
+                <w:rFonts w:ascii="Aptos" w:hAnsi="Aptos"/>
+                <w:sz w:val="19"/>
+              </w:rPr>
+              <w:t>IPCW pinball</w:t>
+            </w:r>
+          </w:p>
+        </w:tc>
+        <w:tc>
+          <w:tcPr>
+            <w:tcW w:type="dxa" w:w="6552"/>
+            <w:vAlign w:val="center"/>
+            <w:tcBorders>
+              <w:top w:val="single" w:sz="6" w:color="D9D9D9"/>
+              <w:left w:val="single" w:sz="6" w:color="D9D9D9"/>
+              <w:bottom w:val="single" w:sz="6" w:color="D9D9D9"/>
+              <w:right w:val="single" w:sz="6" w:color="D9D9D9"/>
+              <w:insideH w:val="single" w:sz="6" w:color="D9D9D9"/>
+              <w:insideV w:val="single" w:sz="6" w:color="D9D9D9"/>
+            </w:tcBorders>
+            <w:tcMar>
+              <w:top w:w="90" w:type="dxa"/>
+              <w:start w:w="110" w:type="dxa"/>
+              <w:bottom w:w="90" w:type="dxa"/>
+              <w:end w:w="110" w:type="dxa"/>
+            </w:tcMar>
+          </w:tcPr>
+          <w:p>
+            <w:pPr>
+              <w:spacing w:after="0"/>
+            </w:pPr>
+            <w:r>
+              <w:rPr>
+                <w:rFonts w:ascii="Aptos" w:hAnsi="Aptos"/>
+                <w:sz w:val="19"/>
+              </w:rPr>
+              <w:t>Overall quantile prediction loss. Lower is better.</w:t>
+            </w:r>
+          </w:p>
+        </w:tc>
+      </w:tr>
+      <w:tr>
+        <w:tc>
+          <w:tcPr>
+            <w:tcW w:type="dxa" w:w="2952"/>
+            <w:vAlign w:val="center"/>
+            <w:tcBorders>
+              <w:top w:val="single" w:sz="6" w:color="D9D9D9"/>
+              <w:left w:val="single" w:sz="6" w:color="D9D9D9"/>
+              <w:bottom w:val="single" w:sz="6" w:color="D9D9D9"/>
+              <w:right w:val="single" w:sz="6" w:color="D9D9D9"/>
+              <w:insideH w:val="single" w:sz="6" w:color="D9D9D9"/>
+              <w:insideV w:val="single" w:sz="6" w:color="D9D9D9"/>
+            </w:tcBorders>
+            <w:tcMar>
+              <w:top w:w="90" w:type="dxa"/>
+              <w:start w:w="110" w:type="dxa"/>
+              <w:bottom w:w="90" w:type="dxa"/>
+              <w:end w:w="110" w:type="dxa"/>
+            </w:tcMar>
+            <w:shd w:fill="F1F5FB"/>
+          </w:tcPr>
+          <w:p>
+            <w:pPr>
+              <w:spacing w:after="0"/>
+            </w:pPr>
+            <w:r>
+              <w:rPr>
+                <w:rFonts w:ascii="Aptos" w:hAnsi="Aptos"/>
+                <w:sz w:val="19"/>
+              </w:rPr>
+              <w:t>ICP 80 percent and 50 percent</w:t>
+            </w:r>
+          </w:p>
+        </w:tc>
+        <w:tc>
+          <w:tcPr>
+            <w:tcW w:type="dxa" w:w="6552"/>
+            <w:vAlign w:val="center"/>
+            <w:tcBorders>
+              <w:top w:val="single" w:sz="6" w:color="D9D9D9"/>
+              <w:left w:val="single" w:sz="6" w:color="D9D9D9"/>
+              <w:bottom w:val="single" w:sz="6" w:color="D9D9D9"/>
+              <w:right w:val="single" w:sz="6" w:color="D9D9D9"/>
+              <w:insideH w:val="single" w:sz="6" w:color="D9D9D9"/>
+              <w:insideV w:val="single" w:sz="6" w:color="D9D9D9"/>
+            </w:tcBorders>
+            <w:tcMar>
+              <w:top w:w="90" w:type="dxa"/>
+              <w:start w:w="110" w:type="dxa"/>
+              <w:bottom w:w="90" w:type="dxa"/>
+              <w:end w:w="110" w:type="dxa"/>
+            </w:tcMar>
+            <w:shd w:fill="F1F5FB"/>
+          </w:tcPr>
+          <w:p>
+            <w:pPr>
+              <w:spacing w:after="0"/>
+            </w:pPr>
+            <w:r>
+              <w:rPr>
+                <w:rFonts w:ascii="Aptos" w:hAnsi="Aptos"/>
+                <w:sz w:val="19"/>
+              </w:rPr>
+              <w:t>Observed interval coverage. Values closer to the stated interval level are better.</w:t>
+            </w:r>
+          </w:p>
+        </w:tc>
+      </w:tr>
+      <w:tr>
+        <w:tc>
+          <w:tcPr>
+            <w:tcW w:type="dxa" w:w="2952"/>
+            <w:vAlign w:val="center"/>
+            <w:tcBorders>
+              <w:top w:val="single" w:sz="6" w:color="D9D9D9"/>
+              <w:left w:val="single" w:sz="6" w:color="D9D9D9"/>
+              <w:bottom w:val="single" w:sz="6" w:color="D9D9D9"/>
+              <w:right w:val="single" w:sz="6" w:color="D9D9D9"/>
+              <w:insideH w:val="single" w:sz="6" w:color="D9D9D9"/>
+              <w:insideV w:val="single" w:sz="6" w:color="D9D9D9"/>
+            </w:tcBorders>
+            <w:tcMar>
+              <w:top w:w="90" w:type="dxa"/>
+              <w:start w:w="110" w:type="dxa"/>
+              <w:bottom w:w="90" w:type="dxa"/>
+              <w:end w:w="110" w:type="dxa"/>
+            </w:tcMar>
+          </w:tcPr>
+          <w:p>
+            <w:pPr>
+              <w:spacing w:after="0"/>
+            </w:pPr>
+            <w:r>
+              <w:rPr>
+                <w:rFonts w:ascii="Aptos" w:hAnsi="Aptos"/>
+                <w:sz w:val="19"/>
+              </w:rPr>
+              <w:t>Uno C index</w:t>
+            </w:r>
+          </w:p>
+        </w:tc>
+        <w:tc>
+          <w:tcPr>
+            <w:tcW w:type="dxa" w:w="6552"/>
+            <w:vAlign w:val="center"/>
+            <w:tcBorders>
+              <w:top w:val="single" w:sz="6" w:color="D9D9D9"/>
+              <w:left w:val="single" w:sz="6" w:color="D9D9D9"/>
+              <w:bottom w:val="single" w:sz="6" w:color="D9D9D9"/>
+              <w:right w:val="single" w:sz="6" w:color="D9D9D9"/>
+              <w:insideH w:val="single" w:sz="6" w:color="D9D9D9"/>
+              <w:insideV w:val="single" w:sz="6" w:color="D9D9D9"/>
+            </w:tcBorders>
+            <w:tcMar>
+              <w:top w:w="90" w:type="dxa"/>
+              <w:start w:w="110" w:type="dxa"/>
+              <w:bottom w:w="90" w:type="dxa"/>
+              <w:end w:w="110" w:type="dxa"/>
+            </w:tcMar>
+          </w:tcPr>
+          <w:p>
+            <w:pPr>
+              <w:spacing w:after="0"/>
+            </w:pPr>
+            <w:r>
+              <w:rPr>
+                <w:rFonts w:ascii="Aptos" w:hAnsi="Aptos"/>
+                <w:sz w:val="19"/>
+              </w:rPr>
+              <w:t>Ability to rank subjects by risk. 0.5 is chance and 1.0 is perfect ranking.</w:t>
+            </w:r>
+          </w:p>
+        </w:tc>
+      </w:tr>
+      <w:tr>
+        <w:tc>
+          <w:tcPr>
+            <w:tcW w:type="dxa" w:w="2952"/>
+            <w:vAlign w:val="center"/>
+            <w:tcBorders>
+              <w:top w:val="single" w:sz="6" w:color="D9D9D9"/>
+              <w:left w:val="single" w:sz="6" w:color="D9D9D9"/>
+              <w:bottom w:val="single" w:sz="6" w:color="D9D9D9"/>
+              <w:right w:val="single" w:sz="6" w:color="D9D9D9"/>
+              <w:insideH w:val="single" w:sz="6" w:color="D9D9D9"/>
+              <w:insideV w:val="single" w:sz="6" w:color="D9D9D9"/>
+            </w:tcBorders>
+            <w:tcMar>
+              <w:top w:w="90" w:type="dxa"/>
+              <w:start w:w="110" w:type="dxa"/>
+              <w:bottom w:w="90" w:type="dxa"/>
+              <w:end w:w="110" w:type="dxa"/>
+            </w:tcMar>
+            <w:shd w:fill="F1F5FB"/>
+          </w:tcPr>
+          <w:p>
+            <w:pPr>
+              <w:spacing w:after="0"/>
+            </w:pPr>
+            <w:r>
+              <w:rPr>
+                <w:rFonts w:ascii="Aptos" w:hAnsi="Aptos"/>
+                <w:sz w:val="19"/>
+              </w:rPr>
+              <w:t>Calibration</w:t>
+            </w:r>
+          </w:p>
+        </w:tc>
+        <w:tc>
+          <w:tcPr>
+            <w:tcW w:type="dxa" w:w="6552"/>
+            <w:vAlign w:val="center"/>
+            <w:tcBorders>
+              <w:top w:val="single" w:sz="6" w:color="D9D9D9"/>
+              <w:left w:val="single" w:sz="6" w:color="D9D9D9"/>
+              <w:bottom w:val="single" w:sz="6" w:color="D9D9D9"/>
+              <w:right w:val="single" w:sz="6" w:color="D9D9D9"/>
+              <w:insideH w:val="single" w:sz="6" w:color="D9D9D9"/>
+              <w:insideV w:val="single" w:sz="6" w:color="D9D9D9"/>
+            </w:tcBorders>
+            <w:tcMar>
+              <w:top w:w="90" w:type="dxa"/>
+              <w:start w:w="110" w:type="dxa"/>
+              <w:bottom w:w="90" w:type="dxa"/>
+              <w:end w:w="110" w:type="dxa"/>
+            </w:tcMar>
+            <w:shd w:fill="F1F5FB"/>
+          </w:tcPr>
+          <w:p>
+            <w:pPr>
+              <w:spacing w:after="0"/>
+            </w:pPr>
+            <w:r>
+              <w:rPr>
+                <w:rFonts w:ascii="Aptos" w:hAnsi="Aptos"/>
+                <w:sz w:val="19"/>
+              </w:rPr>
+              <w:t>Agreement between predicted and observed coverage across quantiles.</w:t>
+            </w:r>
+          </w:p>
+        </w:tc>
+      </w:tr>
+      <w:tr>
+        <w:tc>
+          <w:tcPr>
+            <w:tcW w:type="dxa" w:w="2952"/>
+            <w:vAlign w:val="center"/>
+            <w:tcBorders>
+              <w:top w:val="single" w:sz="6" w:color="D9D9D9"/>
+              <w:left w:val="single" w:sz="6" w:color="D9D9D9"/>
+              <w:bottom w:val="single" w:sz="6" w:color="D9D9D9"/>
+              <w:right w:val="single" w:sz="6" w:color="D9D9D9"/>
+              <w:insideH w:val="single" w:sz="6" w:color="D9D9D9"/>
+              <w:insideV w:val="single" w:sz="6" w:color="D9D9D9"/>
+            </w:tcBorders>
+            <w:tcMar>
+              <w:top w:w="90" w:type="dxa"/>
+              <w:start w:w="110" w:type="dxa"/>
+              <w:bottom w:w="90" w:type="dxa"/>
+              <w:end w:w="110" w:type="dxa"/>
+            </w:tcMar>
+          </w:tcPr>
+          <w:p>
+            <w:pPr>
+              <w:spacing w:after="0"/>
+            </w:pPr>
+            <w:r>
+              <w:rPr>
+                <w:rFonts w:ascii="Aptos" w:hAnsi="Aptos"/>
+                <w:sz w:val="19"/>
+              </w:rPr>
+              <w:t>Crossing rate</w:t>
+            </w:r>
+          </w:p>
+        </w:tc>
+        <w:tc>
+          <w:tcPr>
+            <w:tcW w:type="dxa" w:w="6552"/>
+            <w:vAlign w:val="center"/>
+            <w:tcBorders>
+              <w:top w:val="single" w:sz="6" w:color="D9D9D9"/>
+              <w:left w:val="single" w:sz="6" w:color="D9D9D9"/>
+              <w:bottom w:val="single" w:sz="6" w:color="D9D9D9"/>
+              <w:right w:val="single" w:sz="6" w:color="D9D9D9"/>
+              <w:insideH w:val="single" w:sz="6" w:color="D9D9D9"/>
+              <w:insideV w:val="single" w:sz="6" w:color="D9D9D9"/>
+            </w:tcBorders>
+            <w:tcMar>
+              <w:top w:w="90" w:type="dxa"/>
+              <w:start w:w="110" w:type="dxa"/>
+              <w:bottom w:w="90" w:type="dxa"/>
+              <w:end w:w="110" w:type="dxa"/>
+            </w:tcMar>
+          </w:tcPr>
+          <w:p>
+            <w:pPr>
+              <w:spacing w:after="0"/>
+            </w:pPr>
+            <w:r>
+              <w:rPr>
+                <w:rFonts w:ascii="Aptos" w:hAnsi="Aptos"/>
+                <w:sz w:val="19"/>
+              </w:rPr>
+              <w:t>Expected to be 0 percent for the noncrossing models.</w:t>
             </w:r>
           </w:p>
         </w:tc>
@@ -832,7 +3327,7 @@
           <w:b w:val="0"/>
           <w:i w:val="0"/>
         </w:rPr>
-        <w:t>Only the most recent runs are kept on disk (the CNQ_KEEP_RUNS setting, default 20), so save any model you want to keep. A saved .cnqmodel is self-contained and isn't affected by that cleanup.</w:t>
+        <w:t>The downloadable report also includes outcome, training, calibration, profile, coverage, feature importance, and repeated-split plots when those outputs are available.</w:t>
       </w:r>
     </w:p>
     <w:p>
@@ -840,39 +3335,7 @@
         <w:pStyle w:val="Heading1"/>
       </w:pPr>
       <w:r>
-        <w:t>7. Predict new subjects</w:t>
-      </w:r>
-    </w:p>
-    <w:p>
-      <w:pPr>
-        <w:pStyle w:val="ListNumber"/>
-      </w:pPr>
-      <w:r>
-        <w:t>On the Predict tab, choose a saved model (its summary is shown) or upload a .cnqmodel file.</w:t>
-      </w:r>
-    </w:p>
-    <w:p>
-      <w:pPr>
-        <w:pStyle w:val="ListNumber"/>
-      </w:pPr>
-      <w:r>
-        <w:t>Upload a CSV of the new subjects.</w:t>
-      </w:r>
-    </w:p>
-    <w:p>
-      <w:pPr>
-        <w:pStyle w:val="ListNumber"/>
-      </w:pPr>
-      <w:r>
-        <w:t>Map columns: a table lists each model feature with its training range and a dropdown of your file's columns. Columns are auto-matched by name; it shows 'N of M features matched'. If names differ, use 'Download template for this model', 'Match by position' (confirmed), or pick columns yourself (a likely one is marked 'suggested'). Optionally set a subject-ID column, and — only if your subjects have known outcomes — time and event columns for external validation.</w:t>
-      </w:r>
-    </w:p>
-    <w:p>
-      <w:pPr>
-        <w:pStyle w:val="ListNumber"/>
-      </w:pPr>
-      <w:r>
-        <w:t>Run. You get a predictions table and downloads: predictions CSV, an HTML report with plots, and a zip.</w:t>
+        <w:t>8 Save a model</w:t>
       </w:r>
     </w:p>
     <w:p>
@@ -881,96 +3344,103 @@
           <w:b w:val="0"/>
           <w:i w:val="0"/>
         </w:rPr>
-        <w:t>The predictions CSV has, per subject: each quantile q_&lt;τ&gt;, the median, the 80% interval (low/high/width) and an out_of_range flag (1 if any feature is outside the training range — an extrapolation).</w:t>
-      </w:r>
-    </w:p>
-    <w:p>
-      <w:r>
-        <w:rPr>
-          <w:b w:val="0"/>
-          <w:i w:val="0"/>
-        </w:rPr>
-        <w:t>External validation (optional): if you provided time and event columns, the report adds IPCW pinball, 50%/80% coverage, Uno C-index, per-τ calibration and an observed-vs-predicted survival plot, using a censoring estimate from the new data. Only meaningful on subjects the model was NOT trained on.</w:t>
-      </w:r>
-    </w:p>
-    <w:p>
-      <w:pPr>
-        <w:pStyle w:val="Heading1"/>
-      </w:pPr>
-      <w:r>
-        <w:t>8. Project population trends</w:t>
-      </w:r>
-    </w:p>
-    <w:p>
-      <w:r>
-        <w:rPr>
-          <w:b w:val="0"/>
-          <w:i w:val="0"/>
-        </w:rPr>
-        <w:t>The Project tab answers aggregate questions instead of per-subject ones:</w:t>
-      </w:r>
-    </w:p>
-    <w:p>
-      <w:pPr>
-        <w:pStyle w:val="ListBullet"/>
-      </w:pPr>
-      <w:r>
-        <w:t>Events by a time: enter time points → expected cumulative events (with a band).</w:t>
-      </w:r>
-    </w:p>
-    <w:p>
-      <w:pPr>
-        <w:pStyle w:val="ListBullet"/>
-      </w:pPr>
-      <w:r>
-        <w:t>Time for a target: enter a number of events → the time by which they're expected (with a band).</w:t>
-      </w:r>
-    </w:p>
-    <w:p>
-      <w:r>
-        <w:rPr>
-          <w:b w:val="0"/>
-          <w:i w:val="0"/>
-        </w:rPr>
-        <w:t>Pick a model, then choose a basis:</w:t>
+        <w:t>After training, use Save a model to create a .cnqmodel file for later use in the Predict new subjects and Project trends tabs.</w:t>
       </w:r>
     </w:p>
     <w:tbl>
       <w:tblPr>
-        <w:tblStyle w:val="TableGrid"/>
         <w:tblW w:type="auto" w:w="0"/>
+        <w:jc w:val="center"/>
+        <w:tblLayout w:type="fixed"/>
         <w:tblLook w:firstColumn="1" w:firstRow="1" w:lastColumn="0" w:lastRow="0" w:noHBand="0" w:noVBand="1" w:val="04A0"/>
       </w:tblPr>
       <w:tblGrid>
-        <w:gridCol w:w="4320"/>
-        <w:gridCol w:w="4320"/>
+        <w:gridCol w:w="4939"/>
+        <w:gridCol w:w="4939"/>
       </w:tblGrid>
       <w:tr>
+        <w:trPr>
+          <w:tblHeader w:val="true"/>
+        </w:trPr>
         <w:tc>
           <w:tcPr>
-            <w:tcW w:type="dxa" w:w="4320"/>
+            <w:tcW w:type="dxa" w:w="3240"/>
+            <w:vAlign w:val="center"/>
+            <w:shd w:fill="1F2A55"/>
+            <w:tcBorders>
+              <w:top w:val="single" w:sz="6" w:color="D9D9D9"/>
+              <w:left w:val="single" w:sz="6" w:color="D9D9D9"/>
+              <w:bottom w:val="single" w:sz="6" w:color="D9D9D9"/>
+              <w:right w:val="single" w:sz="6" w:color="D9D9D9"/>
+              <w:insideH w:val="single" w:sz="6" w:color="D9D9D9"/>
+              <w:insideV w:val="single" w:sz="6" w:color="D9D9D9"/>
+            </w:tcBorders>
+            <w:tcMar>
+              <w:top w:w="90" w:type="dxa"/>
+              <w:start w:w="110" w:type="dxa"/>
+              <w:bottom w:w="90" w:type="dxa"/>
+              <w:end w:w="110" w:type="dxa"/>
+            </w:tcMar>
           </w:tcPr>
           <w:p>
-            <w:r/>
+            <w:pPr>
+              <w:spacing w:after="0"/>
+            </w:pPr>
             <w:r>
               <w:rPr>
+                <w:rFonts w:ascii="Aptos" w:hAnsi="Aptos"/>
+                <w:sz w:val="19"/>
+              </w:rPr>
+            </w:r>
+            <w:r>
+              <w:rPr>
+                <w:rFonts w:ascii="Aptos" w:hAnsi="Aptos"/>
                 <w:b/>
+                <w:color w:val="FFFFFF"/>
+                <w:sz w:val="19"/>
               </w:rPr>
-              <w:t>Basis</w:t>
+              <w:t>Save option</w:t>
             </w:r>
           </w:p>
         </w:tc>
         <w:tc>
           <w:tcPr>
-            <w:tcW w:type="dxa" w:w="4320"/>
+            <w:tcW w:type="dxa" w:w="6264"/>
+            <w:vAlign w:val="center"/>
+            <w:shd w:fill="1F2A55"/>
+            <w:tcBorders>
+              <w:top w:val="single" w:sz="6" w:color="D9D9D9"/>
+              <w:left w:val="single" w:sz="6" w:color="D9D9D9"/>
+              <w:bottom w:val="single" w:sz="6" w:color="D9D9D9"/>
+              <w:right w:val="single" w:sz="6" w:color="D9D9D9"/>
+              <w:insideH w:val="single" w:sz="6" w:color="D9D9D9"/>
+              <w:insideV w:val="single" w:sz="6" w:color="D9D9D9"/>
+            </w:tcBorders>
+            <w:tcMar>
+              <w:top w:w="90" w:type="dxa"/>
+              <w:start w:w="110" w:type="dxa"/>
+              <w:bottom w:w="90" w:type="dxa"/>
+              <w:end w:w="110" w:type="dxa"/>
+            </w:tcMar>
           </w:tcPr>
           <w:p>
-            <w:r/>
+            <w:pPr>
+              <w:spacing w:after="0"/>
+            </w:pPr>
             <w:r>
               <w:rPr>
+                <w:rFonts w:ascii="Aptos" w:hAnsi="Aptos"/>
+                <w:sz w:val="19"/>
+              </w:rPr>
+            </w:r>
+            <w:r>
+              <w:rPr>
+                <w:rFonts w:ascii="Aptos" w:hAnsi="Aptos"/>
                 <w:b/>
+                <w:color w:val="FFFFFF"/>
+                <w:sz w:val="19"/>
               </w:rPr>
-              <w:t>What it uses</w:t>
+              <w:t>What it contains</w:t>
             </w:r>
           </w:p>
         </w:tc>
@@ -978,21 +3448,65 @@
       <w:tr>
         <w:tc>
           <w:tcPr>
-            <w:tcW w:type="dxa" w:w="4320"/>
+            <w:tcW w:type="dxa" w:w="3240"/>
+            <w:vAlign w:val="center"/>
+            <w:tcBorders>
+              <w:top w:val="single" w:sz="6" w:color="D9D9D9"/>
+              <w:left w:val="single" w:sz="6" w:color="D9D9D9"/>
+              <w:bottom w:val="single" w:sz="6" w:color="D9D9D9"/>
+              <w:right w:val="single" w:sz="6" w:color="D9D9D9"/>
+              <w:insideH w:val="single" w:sz="6" w:color="D9D9D9"/>
+              <w:insideV w:val="single" w:sz="6" w:color="D9D9D9"/>
+            </w:tcBorders>
+            <w:tcMar>
+              <w:top w:w="90" w:type="dxa"/>
+              <w:start w:w="110" w:type="dxa"/>
+              <w:bottom w:w="90" w:type="dxa"/>
+              <w:end w:w="110" w:type="dxa"/>
+            </w:tcMar>
           </w:tcPr>
           <w:p>
+            <w:pPr>
+              <w:spacing w:after="0"/>
+            </w:pPr>
             <w:r>
-              <w:t>Population size N (headline)</w:t>
+              <w:rPr>
+                <w:rFonts w:ascii="Aptos" w:hAnsi="Aptos"/>
+                <w:sz w:val="19"/>
+              </w:rPr>
+              <w:t>Final model refit on all data</w:t>
             </w:r>
           </w:p>
         </w:tc>
         <w:tc>
           <w:tcPr>
-            <w:tcW w:type="dxa" w:w="4320"/>
+            <w:tcW w:type="dxa" w:w="6264"/>
+            <w:vAlign w:val="center"/>
+            <w:tcBorders>
+              <w:top w:val="single" w:sz="6" w:color="D9D9D9"/>
+              <w:left w:val="single" w:sz="6" w:color="D9D9D9"/>
+              <w:bottom w:val="single" w:sz="6" w:color="D9D9D9"/>
+              <w:right w:val="single" w:sz="6" w:color="D9D9D9"/>
+              <w:insideH w:val="single" w:sz="6" w:color="D9D9D9"/>
+              <w:insideV w:val="single" w:sz="6" w:color="D9D9D9"/>
+            </w:tcBorders>
+            <w:tcMar>
+              <w:top w:w="90" w:type="dxa"/>
+              <w:start w:w="110" w:type="dxa"/>
+              <w:bottom w:w="90" w:type="dxa"/>
+              <w:end w:w="110" w:type="dxa"/>
+            </w:tcMar>
           </w:tcPr>
           <w:p>
+            <w:pPr>
+              <w:spacing w:after="0"/>
+            </w:pPr>
             <w:r>
-              <w:t>Scales the model's training-population Kaplan–Meier curve to N subjects. No cohort upload needed.</w:t>
+              <w:rPr>
+                <w:rFonts w:ascii="Aptos" w:hAnsi="Aptos"/>
+                <w:sz w:val="19"/>
+              </w:rPr>
+              <w:t>Retrains the selected model on all rows while holding out 15 percent for early stopping. This is usually the model to retain for reuse.</w:t>
             </w:r>
           </w:p>
         </w:tc>
@@ -1000,21 +3514,133 @@
       <w:tr>
         <w:tc>
           <w:tcPr>
-            <w:tcW w:type="dxa" w:w="4320"/>
+            <w:tcW w:type="dxa" w:w="3240"/>
+            <w:vAlign w:val="center"/>
+            <w:tcBorders>
+              <w:top w:val="single" w:sz="6" w:color="D9D9D9"/>
+              <w:left w:val="single" w:sz="6" w:color="D9D9D9"/>
+              <w:bottom w:val="single" w:sz="6" w:color="D9D9D9"/>
+              <w:right w:val="single" w:sz="6" w:color="D9D9D9"/>
+              <w:insideH w:val="single" w:sz="6" w:color="D9D9D9"/>
+              <w:insideV w:val="single" w:sz="6" w:color="D9D9D9"/>
+            </w:tcBorders>
+            <w:tcMar>
+              <w:top w:w="90" w:type="dxa"/>
+              <w:start w:w="110" w:type="dxa"/>
+              <w:bottom w:w="90" w:type="dxa"/>
+              <w:end w:w="110" w:type="dxa"/>
+            </w:tcMar>
+            <w:shd w:fill="F1F5FB"/>
           </w:tcPr>
           <w:p>
+            <w:pPr>
+              <w:spacing w:after="0"/>
+            </w:pPr>
             <w:r>
-              <w:t>Upload a cohort</w:t>
+              <w:rPr>
+                <w:rFonts w:ascii="Aptos" w:hAnsi="Aptos"/>
+                <w:sz w:val="19"/>
+              </w:rPr>
+              <w:t>Ensemble of repeated split models</w:t>
             </w:r>
           </w:p>
         </w:tc>
         <w:tc>
           <w:tcPr>
-            <w:tcW w:type="dxa" w:w="4320"/>
+            <w:tcW w:type="dxa" w:w="6264"/>
+            <w:vAlign w:val="center"/>
+            <w:tcBorders>
+              <w:top w:val="single" w:sz="6" w:color="D9D9D9"/>
+              <w:left w:val="single" w:sz="6" w:color="D9D9D9"/>
+              <w:bottom w:val="single" w:sz="6" w:color="D9D9D9"/>
+              <w:right w:val="single" w:sz="6" w:color="D9D9D9"/>
+              <w:insideH w:val="single" w:sz="6" w:color="D9D9D9"/>
+              <w:insideV w:val="single" w:sz="6" w:color="D9D9D9"/>
+            </w:tcBorders>
+            <w:tcMar>
+              <w:top w:w="90" w:type="dxa"/>
+              <w:start w:w="110" w:type="dxa"/>
+              <w:bottom w:w="90" w:type="dxa"/>
+              <w:end w:w="110" w:type="dxa"/>
+            </w:tcMar>
+            <w:shd w:fill="F1F5FB"/>
           </w:tcPr>
           <w:p>
+            <w:pPr>
+              <w:spacing w:after="0"/>
+            </w:pPr>
             <w:r>
-              <w:t>Uses the model on those subjects' covariates (same column-mapping table as Predict); adjusts the trend for a cohort whose mix differs from training.</w:t>
+              <w:rPr>
+                <w:rFonts w:ascii="Aptos" w:hAnsi="Aptos"/>
+                <w:sz w:val="19"/>
+              </w:rPr>
+              <w:t>Keeps the models from all repeated splits and averages their predictions.</w:t>
+            </w:r>
+          </w:p>
+        </w:tc>
+      </w:tr>
+      <w:tr>
+        <w:tc>
+          <w:tcPr>
+            <w:tcW w:type="dxa" w:w="3240"/>
+            <w:vAlign w:val="center"/>
+            <w:tcBorders>
+              <w:top w:val="single" w:sz="6" w:color="D9D9D9"/>
+              <w:left w:val="single" w:sz="6" w:color="D9D9D9"/>
+              <w:bottom w:val="single" w:sz="6" w:color="D9D9D9"/>
+              <w:right w:val="single" w:sz="6" w:color="D9D9D9"/>
+              <w:insideH w:val="single" w:sz="6" w:color="D9D9D9"/>
+              <w:insideV w:val="single" w:sz="6" w:color="D9D9D9"/>
+            </w:tcBorders>
+            <w:tcMar>
+              <w:top w:w="90" w:type="dxa"/>
+              <w:start w:w="110" w:type="dxa"/>
+              <w:bottom w:w="90" w:type="dxa"/>
+              <w:end w:w="110" w:type="dxa"/>
+            </w:tcMar>
+          </w:tcPr>
+          <w:p>
+            <w:pPr>
+              <w:spacing w:after="0"/>
+            </w:pPr>
+            <w:r>
+              <w:rPr>
+                <w:rFonts w:ascii="Aptos" w:hAnsi="Aptos"/>
+                <w:sz w:val="19"/>
+              </w:rPr>
+              <w:t>Single split</w:t>
+            </w:r>
+          </w:p>
+        </w:tc>
+        <w:tc>
+          <w:tcPr>
+            <w:tcW w:type="dxa" w:w="6264"/>
+            <w:vAlign w:val="center"/>
+            <w:tcBorders>
+              <w:top w:val="single" w:sz="6" w:color="D9D9D9"/>
+              <w:left w:val="single" w:sz="6" w:color="D9D9D9"/>
+              <w:bottom w:val="single" w:sz="6" w:color="D9D9D9"/>
+              <w:right w:val="single" w:sz="6" w:color="D9D9D9"/>
+              <w:insideH w:val="single" w:sz="6" w:color="D9D9D9"/>
+              <w:insideV w:val="single" w:sz="6" w:color="D9D9D9"/>
+            </w:tcBorders>
+            <w:tcMar>
+              <w:top w:w="90" w:type="dxa"/>
+              <w:start w:w="110" w:type="dxa"/>
+              <w:bottom w:w="90" w:type="dxa"/>
+              <w:end w:w="110" w:type="dxa"/>
+            </w:tcMar>
+          </w:tcPr>
+          <w:p>
+            <w:pPr>
+              <w:spacing w:after="0"/>
+            </w:pPr>
+            <w:r>
+              <w:rPr>
+                <w:rFonts w:ascii="Aptos" w:hAnsi="Aptos"/>
+                <w:sz w:val="19"/>
+              </w:rPr>
+              <w:t>Keeps one trained split model.</w:t>
             </w:r>
           </w:p>
         </w:tc>
@@ -1027,7 +3653,7 @@
           <w:b w:val="0"/>
           <w:i w:val="0"/>
         </w:rPr>
-        <w:t>You get a cumulative-events-over-time chart with a band, answers to your questions, and downloads. Projection is only shown up to the observed follow-up horizon (the last event time in training); a time — or a target — beyond that is flagged, not extrapolated. A dense quantile grid gives a smoother, further-reaching curve.</w:t>
+        <w:t>The app keeps only the most recent training runs on disk, with a default limit of 20. Save and archive each model that must be retained. A downloaded .cnqmodel file is self-contained and is not removed by run cleanup.</w:t>
       </w:r>
     </w:p>
     <w:p>
@@ -1035,7 +3661,55 @@
         <w:pStyle w:val="Heading1"/>
       </w:pPr>
       <w:r>
-        <w:t>9. The built-in demo</w:t>
+        <w:t>9 Predict new subjects</w:t>
+      </w:r>
+    </w:p>
+    <w:p>
+      <w:pPr>
+        <w:pStyle w:val="ListNumber"/>
+      </w:pPr>
+      <w:r>
+        <w:t>On the Predict new subjects tab, choose a saved model or upload a .cnqmodel file.</w:t>
+      </w:r>
+    </w:p>
+    <w:p>
+      <w:pPr>
+        <w:pStyle w:val="ListNumber"/>
+      </w:pPr>
+      <w:r>
+        <w:t>Upload a CSV containing the new subjects.</w:t>
+      </w:r>
+    </w:p>
+    <w:p>
+      <w:pPr>
+        <w:pStyle w:val="ListNumber"/>
+      </w:pPr>
+      <w:r>
+        <w:t>Review the column mapping. The app matches names automatically and shows how many model features were matched.</w:t>
+      </w:r>
+    </w:p>
+    <w:p>
+      <w:pPr>
+        <w:pStyle w:val="ListNumber"/>
+      </w:pPr>
+      <w:r>
+        <w:t>If names differ, download the model template, match by position after checking the proposed pairs, or select columns manually.</w:t>
+      </w:r>
+    </w:p>
+    <w:p>
+      <w:pPr>
+        <w:pStyle w:val="ListNumber"/>
+      </w:pPr>
+      <w:r>
+        <w:t>Optionally choose an ID column. Add time and event columns only when outcomes are known and the data are suitable for external validation.</w:t>
+      </w:r>
+    </w:p>
+    <w:p>
+      <w:pPr>
+        <w:pStyle w:val="ListNumber"/>
+      </w:pPr>
+      <w:r>
+        <w:t>Select Run prediction and download the predictions CSV, HTML report, or results zip.</w:t>
       </w:r>
     </w:p>
     <w:p>
@@ -1044,39 +3718,18 @@
           <w:b w:val="0"/>
           <w:i w:val="0"/>
         </w:rPr>
-        <w:t>Everything can be tried with simulated demo data, entirely in the browser:</w:t>
+        <w:t>Each output row includes the requested quantiles, median, 80 percent interval, interval width, and an out_of_range flag. A value of 1 in out_of_range means at least one feature lies outside its training range.</w:t>
       </w:r>
     </w:p>
     <w:p>
-      <w:pPr>
-        <w:pStyle w:val="ListNumber"/>
-      </w:pPr>
       <w:r>
-        <w:t>Train tab → 'Use demo training data' → pick a model → Every 5% quantiles → Start training.</w:t>
+        <w:rPr>
+          <w:b/>
+        </w:rPr>
+        <w:t xml:space="preserve">External validation. </w:t>
       </w:r>
-    </w:p>
-    <w:p>
-      <w:pPr>
-        <w:pStyle w:val="ListNumber"/>
-      </w:pPr>
       <w:r>
-        <w:t>Predict tab → 'Demo model (simulated data)'. If it says 'not built yet', click 'Build demo model' once (about 2 minutes) — the data and model are created automatically.</w:t>
-      </w:r>
-    </w:p>
-    <w:p>
-      <w:pPr>
-        <w:pStyle w:val="ListNumber"/>
-      </w:pPr>
-      <w:r>
-        <w:t>'Or use demo new subjects' → 20 new patients → Run (note the two flagged out-of-range). Then 500 with outcomes (coverage near nominal) and 500 shifted population (calibration worsens — why you validate on your own data).</w:t>
-      </w:r>
-    </w:p>
-    <w:p>
-      <w:pPr>
-        <w:pStyle w:val="ListNumber"/>
-      </w:pPr>
-      <w:r>
-        <w:t>Project tab → pick the demo model → Population size N → enter time points or a target number of events.</w:t>
+        <w:t>Outcome-based metrics are meaningful only for subjects that were not used to train the model. Do not mix training records into the validation file.</w:t>
       </w:r>
     </w:p>
     <w:p>
@@ -1084,7 +3737,276 @@
         <w:pStyle w:val="Heading1"/>
       </w:pPr>
       <w:r>
-        <w:t>10. Interpreting predictions — and their limits</w:t>
+        <w:t>10 Project population trends</w:t>
+      </w:r>
+    </w:p>
+    <w:p>
+      <w:r>
+        <w:rPr>
+          <w:b w:val="0"/>
+          <w:i w:val="0"/>
+        </w:rPr>
+        <w:t>The Project trends tab answers aggregate questions such as expected cumulative events by a specified time or the expected time to a target number of events.</w:t>
+      </w:r>
+    </w:p>
+    <w:tbl>
+      <w:tblPr>
+        <w:tblW w:type="auto" w:w="0"/>
+        <w:jc w:val="center"/>
+        <w:tblLayout w:type="fixed"/>
+        <w:tblLook w:firstColumn="1" w:firstRow="1" w:lastColumn="0" w:lastRow="0" w:noHBand="0" w:noVBand="1" w:val="04A0"/>
+      </w:tblPr>
+      <w:tblGrid>
+        <w:gridCol w:w="4939"/>
+        <w:gridCol w:w="4939"/>
+      </w:tblGrid>
+      <w:tr>
+        <w:trPr>
+          <w:tblHeader w:val="true"/>
+        </w:trPr>
+        <w:tc>
+          <w:tcPr>
+            <w:tcW w:type="dxa" w:w="2880"/>
+            <w:vAlign w:val="center"/>
+            <w:shd w:fill="1F2A55"/>
+            <w:tcBorders>
+              <w:top w:val="single" w:sz="6" w:color="D9D9D9"/>
+              <w:left w:val="single" w:sz="6" w:color="D9D9D9"/>
+              <w:bottom w:val="single" w:sz="6" w:color="D9D9D9"/>
+              <w:right w:val="single" w:sz="6" w:color="D9D9D9"/>
+              <w:insideH w:val="single" w:sz="6" w:color="D9D9D9"/>
+              <w:insideV w:val="single" w:sz="6" w:color="D9D9D9"/>
+            </w:tcBorders>
+            <w:tcMar>
+              <w:top w:w="90" w:type="dxa"/>
+              <w:start w:w="110" w:type="dxa"/>
+              <w:bottom w:w="90" w:type="dxa"/>
+              <w:end w:w="110" w:type="dxa"/>
+            </w:tcMar>
+          </w:tcPr>
+          <w:p>
+            <w:pPr>
+              <w:spacing w:after="0"/>
+            </w:pPr>
+            <w:r>
+              <w:rPr>
+                <w:rFonts w:ascii="Aptos" w:hAnsi="Aptos"/>
+                <w:sz w:val="19"/>
+              </w:rPr>
+            </w:r>
+            <w:r>
+              <w:rPr>
+                <w:rFonts w:ascii="Aptos" w:hAnsi="Aptos"/>
+                <w:b/>
+                <w:color w:val="FFFFFF"/>
+                <w:sz w:val="19"/>
+              </w:rPr>
+              <w:t>Projection basis</w:t>
+            </w:r>
+          </w:p>
+        </w:tc>
+        <w:tc>
+          <w:tcPr>
+            <w:tcW w:type="dxa" w:w="6624"/>
+            <w:vAlign w:val="center"/>
+            <w:shd w:fill="1F2A55"/>
+            <w:tcBorders>
+              <w:top w:val="single" w:sz="6" w:color="D9D9D9"/>
+              <w:left w:val="single" w:sz="6" w:color="D9D9D9"/>
+              <w:bottom w:val="single" w:sz="6" w:color="D9D9D9"/>
+              <w:right w:val="single" w:sz="6" w:color="D9D9D9"/>
+              <w:insideH w:val="single" w:sz="6" w:color="D9D9D9"/>
+              <w:insideV w:val="single" w:sz="6" w:color="D9D9D9"/>
+            </w:tcBorders>
+            <w:tcMar>
+              <w:top w:w="90" w:type="dxa"/>
+              <w:start w:w="110" w:type="dxa"/>
+              <w:bottom w:w="90" w:type="dxa"/>
+              <w:end w:w="110" w:type="dxa"/>
+            </w:tcMar>
+          </w:tcPr>
+          <w:p>
+            <w:pPr>
+              <w:spacing w:after="0"/>
+            </w:pPr>
+            <w:r>
+              <w:rPr>
+                <w:rFonts w:ascii="Aptos" w:hAnsi="Aptos"/>
+                <w:sz w:val="19"/>
+              </w:rPr>
+            </w:r>
+            <w:r>
+              <w:rPr>
+                <w:rFonts w:ascii="Aptos" w:hAnsi="Aptos"/>
+                <w:b/>
+                <w:color w:val="FFFFFF"/>
+                <w:sz w:val="19"/>
+              </w:rPr>
+              <w:t>Use</w:t>
+            </w:r>
+          </w:p>
+        </w:tc>
+      </w:tr>
+      <w:tr>
+        <w:tc>
+          <w:tcPr>
+            <w:tcW w:type="dxa" w:w="2880"/>
+            <w:vAlign w:val="center"/>
+            <w:tcBorders>
+              <w:top w:val="single" w:sz="6" w:color="D9D9D9"/>
+              <w:left w:val="single" w:sz="6" w:color="D9D9D9"/>
+              <w:bottom w:val="single" w:sz="6" w:color="D9D9D9"/>
+              <w:right w:val="single" w:sz="6" w:color="D9D9D9"/>
+              <w:insideH w:val="single" w:sz="6" w:color="D9D9D9"/>
+              <w:insideV w:val="single" w:sz="6" w:color="D9D9D9"/>
+            </w:tcBorders>
+            <w:tcMar>
+              <w:top w:w="90" w:type="dxa"/>
+              <w:start w:w="110" w:type="dxa"/>
+              <w:bottom w:w="90" w:type="dxa"/>
+              <w:end w:w="110" w:type="dxa"/>
+            </w:tcMar>
+          </w:tcPr>
+          <w:p>
+            <w:pPr>
+              <w:spacing w:after="0"/>
+            </w:pPr>
+            <w:r>
+              <w:rPr>
+                <w:rFonts w:ascii="Aptos" w:hAnsi="Aptos"/>
+                <w:sz w:val="19"/>
+              </w:rPr>
+              <w:t>Population size N</w:t>
+            </w:r>
+          </w:p>
+        </w:tc>
+        <w:tc>
+          <w:tcPr>
+            <w:tcW w:type="dxa" w:w="6624"/>
+            <w:vAlign w:val="center"/>
+            <w:tcBorders>
+              <w:top w:val="single" w:sz="6" w:color="D9D9D9"/>
+              <w:left w:val="single" w:sz="6" w:color="D9D9D9"/>
+              <w:bottom w:val="single" w:sz="6" w:color="D9D9D9"/>
+              <w:right w:val="single" w:sz="6" w:color="D9D9D9"/>
+              <w:insideH w:val="single" w:sz="6" w:color="D9D9D9"/>
+              <w:insideV w:val="single" w:sz="6" w:color="D9D9D9"/>
+            </w:tcBorders>
+            <w:tcMar>
+              <w:top w:w="90" w:type="dxa"/>
+              <w:start w:w="110" w:type="dxa"/>
+              <w:bottom w:w="90" w:type="dxa"/>
+              <w:end w:w="110" w:type="dxa"/>
+            </w:tcMar>
+          </w:tcPr>
+          <w:p>
+            <w:pPr>
+              <w:spacing w:after="0"/>
+            </w:pPr>
+            <w:r>
+              <w:rPr>
+                <w:rFonts w:ascii="Aptos" w:hAnsi="Aptos"/>
+                <w:sz w:val="19"/>
+              </w:rPr>
+              <w:t>Scales the training-population Kaplan Meier curve to N subjects. No cohort file is required.</w:t>
+            </w:r>
+          </w:p>
+        </w:tc>
+      </w:tr>
+      <w:tr>
+        <w:tc>
+          <w:tcPr>
+            <w:tcW w:type="dxa" w:w="2880"/>
+            <w:vAlign w:val="center"/>
+            <w:tcBorders>
+              <w:top w:val="single" w:sz="6" w:color="D9D9D9"/>
+              <w:left w:val="single" w:sz="6" w:color="D9D9D9"/>
+              <w:bottom w:val="single" w:sz="6" w:color="D9D9D9"/>
+              <w:right w:val="single" w:sz="6" w:color="D9D9D9"/>
+              <w:insideH w:val="single" w:sz="6" w:color="D9D9D9"/>
+              <w:insideV w:val="single" w:sz="6" w:color="D9D9D9"/>
+            </w:tcBorders>
+            <w:tcMar>
+              <w:top w:w="90" w:type="dxa"/>
+              <w:start w:w="110" w:type="dxa"/>
+              <w:bottom w:w="90" w:type="dxa"/>
+              <w:end w:w="110" w:type="dxa"/>
+            </w:tcMar>
+            <w:shd w:fill="F1F5FB"/>
+          </w:tcPr>
+          <w:p>
+            <w:pPr>
+              <w:spacing w:after="0"/>
+            </w:pPr>
+            <w:r>
+              <w:rPr>
+                <w:rFonts w:ascii="Aptos" w:hAnsi="Aptos"/>
+                <w:sz w:val="19"/>
+              </w:rPr>
+              <w:t>Uploaded cohort</w:t>
+            </w:r>
+          </w:p>
+        </w:tc>
+        <w:tc>
+          <w:tcPr>
+            <w:tcW w:type="dxa" w:w="6624"/>
+            <w:vAlign w:val="center"/>
+            <w:tcBorders>
+              <w:top w:val="single" w:sz="6" w:color="D9D9D9"/>
+              <w:left w:val="single" w:sz="6" w:color="D9D9D9"/>
+              <w:bottom w:val="single" w:sz="6" w:color="D9D9D9"/>
+              <w:right w:val="single" w:sz="6" w:color="D9D9D9"/>
+              <w:insideH w:val="single" w:sz="6" w:color="D9D9D9"/>
+              <w:insideV w:val="single" w:sz="6" w:color="D9D9D9"/>
+            </w:tcBorders>
+            <w:tcMar>
+              <w:top w:w="90" w:type="dxa"/>
+              <w:start w:w="110" w:type="dxa"/>
+              <w:bottom w:w="90" w:type="dxa"/>
+              <w:end w:w="110" w:type="dxa"/>
+            </w:tcMar>
+            <w:shd w:fill="F1F5FB"/>
+          </w:tcPr>
+          <w:p>
+            <w:pPr>
+              <w:spacing w:after="0"/>
+            </w:pPr>
+            <w:r>
+              <w:rPr>
+                <w:rFonts w:ascii="Aptos" w:hAnsi="Aptos"/>
+                <w:sz w:val="19"/>
+              </w:rPr>
+              <w:t>Uses the covariates in a new cohort after the same feature-mapping checks used for prediction.</w:t>
+            </w:r>
+          </w:p>
+        </w:tc>
+      </w:tr>
+    </w:tbl>
+    <w:p/>
+    <w:p>
+      <w:r>
+        <w:rPr>
+          <w:b w:val="0"/>
+          <w:i w:val="0"/>
+        </w:rPr>
+        <w:t>For a quick check of cohort mode, choose Upload a cohort and select Use simulated sample cohort. CNQ creates and uploads 20 simulated rows whose columns match the selected model. You can replace them with your own CSV at any time.</w:t>
+      </w:r>
+    </w:p>
+    <w:p>
+      <w:r>
+        <w:rPr>
+          <w:b w:val="0"/>
+          <w:i w:val="0"/>
+        </w:rPr>
+        <w:t>The app reports a cumulative-event curve, uncertainty band, answers to the requested questions, and downloadable files. Projections stop at the last observed event time in the training data. Targets beyond that follow-up horizon are flagged and are not extrapolated.</w:t>
+      </w:r>
+    </w:p>
+    <w:p>
+      <w:pPr>
+        <w:pStyle w:val="Heading1"/>
+      </w:pPr>
+      <w:r>
+        <w:t>11 Interpret results and limitations</w:t>
       </w:r>
     </w:p>
     <w:p>
@@ -1092,7 +4014,7 @@
         <w:pStyle w:val="ListBullet"/>
       </w:pPr>
       <w:r>
-        <w:t>Between-subject spread, not model uncertainty: a subject's quantile interval describes how outcomes vary between similar subjects, not the model's own uncertainty about its parameters. Projection bands are aggregate outcome/sampling uncertainty (Poisson-binomial for a cohort, Greenwood for the population).</w:t>
+        <w:t>A subject's quantile interval describes variation in outcomes among similar subjects. It is not a confidence interval for the fitted model parameters.</w:t>
       </w:r>
     </w:p>
     <w:p>
@@ -1100,7 +4022,7 @@
         <w:pStyle w:val="ListBullet"/>
       </w:pPr>
       <w:r>
-        <w:t>Population shift: predictions assume new subjects resemble the training population. A different hospital, era or inclusion criteria can make all predictions off — even in-range ones.</w:t>
+        <w:t>Predictions assume that new subjects are sufficiently similar to the training population. A different site, era, protocol, or inclusion criterion can reduce calibration.</w:t>
       </w:r>
     </w:p>
     <w:p>
@@ -1108,7 +4030,7 @@
         <w:pStyle w:val="ListBullet"/>
       </w:pPr>
       <w:r>
-        <w:t>Out-of-range flags: a subject with a feature outside the training range is flagged; those predictions are extrapolations and less reliable.</w:t>
+        <w:t>Out-of-range predictions are extrapolations and should receive additional review.</w:t>
       </w:r>
     </w:p>
     <w:p>
@@ -1116,7 +4038,7 @@
         <w:pStyle w:val="ListBullet"/>
       </w:pPr>
       <w:r>
-        <w:t>External validation needs unseen data: outcome-based metrics are only meaningful on subjects the model was not trained on.</w:t>
+        <w:t>External validation requires unseen data that were not used for training or model selection.</w:t>
       </w:r>
     </w:p>
     <w:p>
@@ -1124,7 +4046,15 @@
         <w:pStyle w:val="ListBullet"/>
       </w:pPr>
       <w:r>
-        <w:t>Projection follow-up limit: trends are supported only up to the last observed event time; beyond it (or for targets needing more events than occur within follow-up) results aren't shown — extrapolating the censored tail would need a parametric model.</w:t>
+        <w:t>Projection uncertainty bands describe aggregate outcome or sampling variation. They do not quantify all model uncertainty.</w:t>
+      </w:r>
+    </w:p>
+    <w:p>
+      <w:pPr>
+        <w:pStyle w:val="ListBullet"/>
+      </w:pPr>
+      <w:r>
+        <w:t>Population projections are supported only through the observed training follow-up horizon.</w:t>
       </w:r>
     </w:p>
     <w:p>
@@ -1132,29 +4062,60 @@
         <w:pStyle w:val="Heading1"/>
       </w:pPr>
       <w:r>
-        <w:t>11. Troubleshooting</w:t>
+        <w:t>12 Troubleshooting</w:t>
       </w:r>
     </w:p>
     <w:tbl>
       <w:tblPr>
-        <w:tblStyle w:val="TableGrid"/>
         <w:tblW w:type="auto" w:w="0"/>
+        <w:jc w:val="center"/>
+        <w:tblLayout w:type="fixed"/>
         <w:tblLook w:firstColumn="1" w:firstRow="1" w:lastColumn="0" w:lastRow="0" w:noHBand="0" w:noVBand="1" w:val="04A0"/>
       </w:tblPr>
       <w:tblGrid>
-        <w:gridCol w:w="4320"/>
-        <w:gridCol w:w="4320"/>
+        <w:gridCol w:w="4939"/>
+        <w:gridCol w:w="4939"/>
       </w:tblGrid>
       <w:tr>
+        <w:trPr>
+          <w:tblHeader w:val="true"/>
+        </w:trPr>
         <w:tc>
           <w:tcPr>
-            <w:tcW w:type="dxa" w:w="4320"/>
+            <w:tcW w:type="dxa" w:w="3312"/>
+            <w:vAlign w:val="center"/>
+            <w:shd w:fill="1F2A55"/>
+            <w:tcBorders>
+              <w:top w:val="single" w:sz="6" w:color="D9D9D9"/>
+              <w:left w:val="single" w:sz="6" w:color="D9D9D9"/>
+              <w:bottom w:val="single" w:sz="6" w:color="D9D9D9"/>
+              <w:right w:val="single" w:sz="6" w:color="D9D9D9"/>
+              <w:insideH w:val="single" w:sz="6" w:color="D9D9D9"/>
+              <w:insideV w:val="single" w:sz="6" w:color="D9D9D9"/>
+            </w:tcBorders>
+            <w:tcMar>
+              <w:top w:w="90" w:type="dxa"/>
+              <w:start w:w="110" w:type="dxa"/>
+              <w:bottom w:w="90" w:type="dxa"/>
+              <w:end w:w="110" w:type="dxa"/>
+            </w:tcMar>
           </w:tcPr>
           <w:p>
-            <w:r/>
+            <w:pPr>
+              <w:spacing w:after="0"/>
+            </w:pPr>
             <w:r>
               <w:rPr>
+                <w:rFonts w:ascii="Aptos" w:hAnsi="Aptos"/>
+                <w:sz w:val="19"/>
+              </w:rPr>
+            </w:r>
+            <w:r>
+              <w:rPr>
+                <w:rFonts w:ascii="Aptos" w:hAnsi="Aptos"/>
                 <w:b/>
+                <w:color w:val="FFFFFF"/>
+                <w:sz w:val="19"/>
               </w:rPr>
               <w:t>Problem</w:t>
             </w:r>
@@ -1162,15 +4123,42 @@
         </w:tc>
         <w:tc>
           <w:tcPr>
-            <w:tcW w:type="dxa" w:w="4320"/>
+            <w:tcW w:type="dxa" w:w="6192"/>
+            <w:vAlign w:val="center"/>
+            <w:shd w:fill="1F2A55"/>
+            <w:tcBorders>
+              <w:top w:val="single" w:sz="6" w:color="D9D9D9"/>
+              <w:left w:val="single" w:sz="6" w:color="D9D9D9"/>
+              <w:bottom w:val="single" w:sz="6" w:color="D9D9D9"/>
+              <w:right w:val="single" w:sz="6" w:color="D9D9D9"/>
+              <w:insideH w:val="single" w:sz="6" w:color="D9D9D9"/>
+              <w:insideV w:val="single" w:sz="6" w:color="D9D9D9"/>
+            </w:tcBorders>
+            <w:tcMar>
+              <w:top w:w="90" w:type="dxa"/>
+              <w:start w:w="110" w:type="dxa"/>
+              <w:bottom w:w="90" w:type="dxa"/>
+              <w:end w:w="110" w:type="dxa"/>
+            </w:tcMar>
           </w:tcPr>
           <w:p>
-            <w:r/>
+            <w:pPr>
+              <w:spacing w:after="0"/>
+            </w:pPr>
             <w:r>
               <w:rPr>
+                <w:rFonts w:ascii="Aptos" w:hAnsi="Aptos"/>
+                <w:sz w:val="19"/>
+              </w:rPr>
+            </w:r>
+            <w:r>
+              <w:rPr>
+                <w:rFonts w:ascii="Aptos" w:hAnsi="Aptos"/>
                 <w:b/>
+                <w:color w:val="FFFFFF"/>
+                <w:sz w:val="19"/>
               </w:rPr>
-              <w:t>Fix</w:t>
+              <w:t>What to do</w:t>
             </w:r>
           </w:p>
         </w:tc>
@@ -1178,21 +4166,65 @@
       <w:tr>
         <w:tc>
           <w:tcPr>
-            <w:tcW w:type="dxa" w:w="4320"/>
+            <w:tcW w:type="dxa" w:w="3312"/>
+            <w:vAlign w:val="center"/>
+            <w:tcBorders>
+              <w:top w:val="single" w:sz="6" w:color="D9D9D9"/>
+              <w:left w:val="single" w:sz="6" w:color="D9D9D9"/>
+              <w:bottom w:val="single" w:sz="6" w:color="D9D9D9"/>
+              <w:right w:val="single" w:sz="6" w:color="D9D9D9"/>
+              <w:insideH w:val="single" w:sz="6" w:color="D9D9D9"/>
+              <w:insideV w:val="single" w:sz="6" w:color="D9D9D9"/>
+            </w:tcBorders>
+            <w:tcMar>
+              <w:top w:w="90" w:type="dxa"/>
+              <w:start w:w="110" w:type="dxa"/>
+              <w:bottom w:w="90" w:type="dxa"/>
+              <w:end w:w="110" w:type="dxa"/>
+            </w:tcMar>
           </w:tcPr>
           <w:p>
+            <w:pPr>
+              <w:spacing w:after="0"/>
+            </w:pPr>
             <w:r>
-              <w:t>'Port 8000 is already in use'</w:t>
+              <w:rPr>
+                <w:rFonts w:ascii="Aptos" w:hAnsi="Aptos"/>
+                <w:sz w:val="19"/>
+              </w:rPr>
+              <w:t>Terminal cannot find Python</w:t>
             </w:r>
           </w:p>
         </w:tc>
         <w:tc>
           <w:tcPr>
-            <w:tcW w:type="dxa" w:w="4320"/>
+            <w:tcW w:type="dxa" w:w="6192"/>
+            <w:vAlign w:val="center"/>
+            <w:tcBorders>
+              <w:top w:val="single" w:sz="6" w:color="D9D9D9"/>
+              <w:left w:val="single" w:sz="6" w:color="D9D9D9"/>
+              <w:bottom w:val="single" w:sz="6" w:color="D9D9D9"/>
+              <w:right w:val="single" w:sz="6" w:color="D9D9D9"/>
+              <w:insideH w:val="single" w:sz="6" w:color="D9D9D9"/>
+              <w:insideV w:val="single" w:sz="6" w:color="D9D9D9"/>
+            </w:tcBorders>
+            <w:tcMar>
+              <w:top w:w="90" w:type="dxa"/>
+              <w:start w:w="110" w:type="dxa"/>
+              <w:bottom w:w="90" w:type="dxa"/>
+              <w:end w:w="110" w:type="dxa"/>
+            </w:tcMar>
           </w:tcPr>
           <w:p>
+            <w:pPr>
+              <w:spacing w:after="0"/>
+            </w:pPr>
             <w:r>
-              <w:t>Run `python run.py 8001` and open :8001 instead.</w:t>
+              <w:rPr>
+                <w:rFonts w:ascii="Aptos" w:hAnsi="Aptos"/>
+                <w:sz w:val="19"/>
+              </w:rPr>
+              <w:t>Install Python 3.11, close the terminal, and open a new terminal. Try python run.py, then python3 run.py if needed.</w:t>
             </w:r>
           </w:p>
         </w:tc>
@@ -1200,21 +4232,67 @@
       <w:tr>
         <w:tc>
           <w:tcPr>
-            <w:tcW w:type="dxa" w:w="4320"/>
+            <w:tcW w:type="dxa" w:w="3312"/>
+            <w:vAlign w:val="center"/>
+            <w:tcBorders>
+              <w:top w:val="single" w:sz="6" w:color="D9D9D9"/>
+              <w:left w:val="single" w:sz="6" w:color="D9D9D9"/>
+              <w:bottom w:val="single" w:sz="6" w:color="D9D9D9"/>
+              <w:right w:val="single" w:sz="6" w:color="D9D9D9"/>
+              <w:insideH w:val="single" w:sz="6" w:color="D9D9D9"/>
+              <w:insideV w:val="single" w:sz="6" w:color="D9D9D9"/>
+            </w:tcBorders>
+            <w:tcMar>
+              <w:top w:w="90" w:type="dxa"/>
+              <w:start w:w="110" w:type="dxa"/>
+              <w:bottom w:w="90" w:type="dxa"/>
+              <w:end w:w="110" w:type="dxa"/>
+            </w:tcMar>
+            <w:shd w:fill="F1F5FB"/>
           </w:tcPr>
           <w:p>
+            <w:pPr>
+              <w:spacing w:after="0"/>
+            </w:pPr>
             <w:r>
-              <w:t>Red banner about missing packages</w:t>
+              <w:rPr>
+                <w:rFonts w:ascii="Aptos" w:hAnsi="Aptos"/>
+                <w:sz w:val="19"/>
+              </w:rPr>
+              <w:t>Terminal cannot find Git</w:t>
             </w:r>
           </w:p>
         </w:tc>
         <w:tc>
           <w:tcPr>
-            <w:tcW w:type="dxa" w:w="4320"/>
+            <w:tcW w:type="dxa" w:w="6192"/>
+            <w:vAlign w:val="center"/>
+            <w:tcBorders>
+              <w:top w:val="single" w:sz="6" w:color="D9D9D9"/>
+              <w:left w:val="single" w:sz="6" w:color="D9D9D9"/>
+              <w:bottom w:val="single" w:sz="6" w:color="D9D9D9"/>
+              <w:right w:val="single" w:sz="6" w:color="D9D9D9"/>
+              <w:insideH w:val="single" w:sz="6" w:color="D9D9D9"/>
+              <w:insideV w:val="single" w:sz="6" w:color="D9D9D9"/>
+            </w:tcBorders>
+            <w:tcMar>
+              <w:top w:w="90" w:type="dxa"/>
+              <w:start w:w="110" w:type="dxa"/>
+              <w:bottom w:w="90" w:type="dxa"/>
+              <w:end w:w="110" w:type="dxa"/>
+            </w:tcMar>
+            <w:shd w:fill="F1F5FB"/>
           </w:tcPr>
           <w:p>
+            <w:pPr>
+              <w:spacing w:after="0"/>
+            </w:pPr>
             <w:r>
-              <w:t>Check your internet, then `python run.py --reinstall`.</w:t>
+              <w:rPr>
+                <w:rFonts w:ascii="Aptos" w:hAnsi="Aptos"/>
+                <w:sz w:val="19"/>
+              </w:rPr>
+              <w:t>Install Git, close the terminal, and open a new terminal. Git is not required for an approved zip release.</w:t>
             </w:r>
           </w:p>
         </w:tc>
@@ -1222,21 +4300,65 @@
       <w:tr>
         <w:tc>
           <w:tcPr>
-            <w:tcW w:type="dxa" w:w="4320"/>
+            <w:tcW w:type="dxa" w:w="3312"/>
+            <w:vAlign w:val="center"/>
+            <w:tcBorders>
+              <w:top w:val="single" w:sz="6" w:color="D9D9D9"/>
+              <w:left w:val="single" w:sz="6" w:color="D9D9D9"/>
+              <w:bottom w:val="single" w:sz="6" w:color="D9D9D9"/>
+              <w:right w:val="single" w:sz="6" w:color="D9D9D9"/>
+              <w:insideH w:val="single" w:sz="6" w:color="D9D9D9"/>
+              <w:insideV w:val="single" w:sz="6" w:color="D9D9D9"/>
+            </w:tcBorders>
+            <w:tcMar>
+              <w:top w:w="90" w:type="dxa"/>
+              <w:start w:w="110" w:type="dxa"/>
+              <w:bottom w:w="90" w:type="dxa"/>
+              <w:end w:w="110" w:type="dxa"/>
+            </w:tcMar>
           </w:tcPr>
           <w:p>
+            <w:pPr>
+              <w:spacing w:after="0"/>
+            </w:pPr>
             <w:r>
-              <w:t>Banner: deepcnq repository not found</w:t>
+              <w:rPr>
+                <w:rFonts w:ascii="Aptos" w:hAnsi="Aptos"/>
+                <w:sz w:val="19"/>
+              </w:rPr>
+              <w:t>Destination path already exists</w:t>
             </w:r>
           </w:p>
         </w:tc>
         <w:tc>
           <w:tcPr>
-            <w:tcW w:type="dxa" w:w="4320"/>
+            <w:tcW w:type="dxa" w:w="6192"/>
+            <w:vAlign w:val="center"/>
+            <w:tcBorders>
+              <w:top w:val="single" w:sz="6" w:color="D9D9D9"/>
+              <w:left w:val="single" w:sz="6" w:color="D9D9D9"/>
+              <w:bottom w:val="single" w:sz="6" w:color="D9D9D9"/>
+              <w:right w:val="single" w:sz="6" w:color="D9D9D9"/>
+              <w:insideH w:val="single" w:sz="6" w:color="D9D9D9"/>
+              <w:insideV w:val="single" w:sz="6" w:color="D9D9D9"/>
+            </w:tcBorders>
+            <w:tcMar>
+              <w:top w:w="90" w:type="dxa"/>
+              <w:start w:w="110" w:type="dxa"/>
+              <w:bottom w:w="90" w:type="dxa"/>
+              <w:end w:w="110" w:type="dxa"/>
+            </w:tcMar>
           </w:tcPr>
           <w:p>
+            <w:pPr>
+              <w:spacing w:after="0"/>
+            </w:pPr>
             <w:r>
-              <w:t>Put the deepcnq checkout next to the app (../deepcnq) or set CNQ_REPO; then reload.</w:t>
+              <w:rPr>
+                <w:rFonts w:ascii="Aptos" w:hAnsi="Aptos"/>
+                <w:sz w:val="19"/>
+              </w:rPr>
+              <w:t>The project was already cloned. Use the existing folder or update it with Git instead of cloning again.</w:t>
             </w:r>
           </w:p>
         </w:tc>
@@ -1244,21 +4366,67 @@
       <w:tr>
         <w:tc>
           <w:tcPr>
-            <w:tcW w:type="dxa" w:w="4320"/>
+            <w:tcW w:type="dxa" w:w="3312"/>
+            <w:vAlign w:val="center"/>
+            <w:tcBorders>
+              <w:top w:val="single" w:sz="6" w:color="D9D9D9"/>
+              <w:left w:val="single" w:sz="6" w:color="D9D9D9"/>
+              <w:bottom w:val="single" w:sz="6" w:color="D9D9D9"/>
+              <w:right w:val="single" w:sz="6" w:color="D9D9D9"/>
+              <w:insideH w:val="single" w:sz="6" w:color="D9D9D9"/>
+              <w:insideV w:val="single" w:sz="6" w:color="D9D9D9"/>
+            </w:tcBorders>
+            <w:tcMar>
+              <w:top w:w="90" w:type="dxa"/>
+              <w:start w:w="110" w:type="dxa"/>
+              <w:bottom w:w="90" w:type="dxa"/>
+              <w:end w:w="110" w:type="dxa"/>
+            </w:tcMar>
+            <w:shd w:fill="F1F5FB"/>
           </w:tcPr>
           <w:p>
+            <w:pPr>
+              <w:spacing w:after="0"/>
+            </w:pPr>
             <w:r>
-              <w:t>'No Python at …'</w:t>
+              <w:rPr>
+                <w:rFonts w:ascii="Aptos" w:hAnsi="Aptos"/>
+                <w:sz w:val="19"/>
+              </w:rPr>
+              <w:t>Repository not found</w:t>
             </w:r>
           </w:p>
         </w:tc>
         <w:tc>
           <w:tcPr>
-            <w:tcW w:type="dxa" w:w="4320"/>
+            <w:tcW w:type="dxa" w:w="6192"/>
+            <w:vAlign w:val="center"/>
+            <w:tcBorders>
+              <w:top w:val="single" w:sz="6" w:color="D9D9D9"/>
+              <w:left w:val="single" w:sz="6" w:color="D9D9D9"/>
+              <w:bottom w:val="single" w:sz="6" w:color="D9D9D9"/>
+              <w:right w:val="single" w:sz="6" w:color="D9D9D9"/>
+              <w:insideH w:val="single" w:sz="6" w:color="D9D9D9"/>
+              <w:insideV w:val="single" w:sz="6" w:color="D9D9D9"/>
+            </w:tcBorders>
+            <w:tcMar>
+              <w:top w:w="90" w:type="dxa"/>
+              <w:start w:w="110" w:type="dxa"/>
+              <w:bottom w:w="90" w:type="dxa"/>
+              <w:end w:w="110" w:type="dxa"/>
+            </w:tcMar>
+            <w:shd w:fill="F1F5FB"/>
           </w:tcPr>
           <w:p>
+            <w:pPr>
+              <w:spacing w:after="0"/>
+            </w:pPr>
             <w:r>
-              <w:t>Delete the .venv folder in cnq_app and run again — it rebuilds the environment.</w:t>
+              <w:rPr>
+                <w:rFonts w:ascii="Aptos" w:hAnsi="Aptos"/>
+                <w:sz w:val="19"/>
+              </w:rPr>
+              <w:t>For a Git copy, run git submodule update --init --recursive from the Deepcnq_app folder. For a release, confirm that deepcnq and cnq_app are sibling folders.</w:t>
             </w:r>
           </w:p>
         </w:tc>
@@ -1266,21 +4434,65 @@
       <w:tr>
         <w:tc>
           <w:tcPr>
-            <w:tcW w:type="dxa" w:w="4320"/>
+            <w:tcW w:type="dxa" w:w="3312"/>
+            <w:vAlign w:val="center"/>
+            <w:tcBorders>
+              <w:top w:val="single" w:sz="6" w:color="D9D9D9"/>
+              <w:left w:val="single" w:sz="6" w:color="D9D9D9"/>
+              <w:bottom w:val="single" w:sz="6" w:color="D9D9D9"/>
+              <w:right w:val="single" w:sz="6" w:color="D9D9D9"/>
+              <w:insideH w:val="single" w:sz="6" w:color="D9D9D9"/>
+              <w:insideV w:val="single" w:sz="6" w:color="D9D9D9"/>
+            </w:tcBorders>
+            <w:tcMar>
+              <w:top w:w="90" w:type="dxa"/>
+              <w:start w:w="110" w:type="dxa"/>
+              <w:bottom w:w="90" w:type="dxa"/>
+              <w:end w:w="110" w:type="dxa"/>
+            </w:tcMar>
           </w:tcPr>
           <w:p>
+            <w:pPr>
+              <w:spacing w:after="0"/>
+            </w:pPr>
             <w:r>
-              <w:t>Page looks plain / buttons do nothing</w:t>
+              <w:rPr>
+                <w:rFonts w:ascii="Aptos" w:hAnsi="Aptos"/>
+                <w:sz w:val="19"/>
+              </w:rPr>
+              <w:t>Port 8000 is already in use</w:t>
             </w:r>
           </w:p>
         </w:tc>
         <w:tc>
           <w:tcPr>
-            <w:tcW w:type="dxa" w:w="4320"/>
+            <w:tcW w:type="dxa" w:w="6192"/>
+            <w:vAlign w:val="center"/>
+            <w:tcBorders>
+              <w:top w:val="single" w:sz="6" w:color="D9D9D9"/>
+              <w:left w:val="single" w:sz="6" w:color="D9D9D9"/>
+              <w:bottom w:val="single" w:sz="6" w:color="D9D9D9"/>
+              <w:right w:val="single" w:sz="6" w:color="D9D9D9"/>
+              <w:insideH w:val="single" w:sz="6" w:color="D9D9D9"/>
+              <w:insideV w:val="single" w:sz="6" w:color="D9D9D9"/>
+            </w:tcBorders>
+            <w:tcMar>
+              <w:top w:w="90" w:type="dxa"/>
+              <w:start w:w="110" w:type="dxa"/>
+              <w:bottom w:w="90" w:type="dxa"/>
+              <w:end w:w="110" w:type="dxa"/>
+            </w:tcMar>
           </w:tcPr>
           <w:p>
+            <w:pPr>
+              <w:spacing w:after="0"/>
+            </w:pPr>
             <w:r>
-              <w:t>Use exactly http://127.0.0.1:8000/ and hard-refresh (Ctrl+Shift+R).</w:t>
+              <w:rPr>
+                <w:rFonts w:ascii="Aptos" w:hAnsi="Aptos"/>
+                <w:sz w:val="19"/>
+              </w:rPr>
+              <w:t>Run python run.py 8001 and open http://127.0.0.1:8001/. Replace python with python3 if that is the command you normally use.</w:t>
             </w:r>
           </w:p>
         </w:tc>
@@ -1288,21 +4500,67 @@
       <w:tr>
         <w:tc>
           <w:tcPr>
-            <w:tcW w:type="dxa" w:w="4320"/>
+            <w:tcW w:type="dxa" w:w="3312"/>
+            <w:vAlign w:val="center"/>
+            <w:tcBorders>
+              <w:top w:val="single" w:sz="6" w:color="D9D9D9"/>
+              <w:left w:val="single" w:sz="6" w:color="D9D9D9"/>
+              <w:bottom w:val="single" w:sz="6" w:color="D9D9D9"/>
+              <w:right w:val="single" w:sz="6" w:color="D9D9D9"/>
+              <w:insideH w:val="single" w:sz="6" w:color="D9D9D9"/>
+              <w:insideV w:val="single" w:sz="6" w:color="D9D9D9"/>
+            </w:tcBorders>
+            <w:tcMar>
+              <w:top w:w="90" w:type="dxa"/>
+              <w:start w:w="110" w:type="dxa"/>
+              <w:bottom w:w="90" w:type="dxa"/>
+              <w:end w:w="110" w:type="dxa"/>
+            </w:tcMar>
+            <w:shd w:fill="F1F5FB"/>
           </w:tcPr>
           <w:p>
+            <w:pPr>
+              <w:spacing w:after="0"/>
+            </w:pPr>
             <w:r>
-              <w:t>Demo model 'not built yet'</w:t>
+              <w:rPr>
+                <w:rFonts w:ascii="Aptos" w:hAnsi="Aptos"/>
+                <w:sz w:val="19"/>
+              </w:rPr>
+              <w:t>Red package banner or installation failure</w:t>
             </w:r>
           </w:p>
         </w:tc>
         <w:tc>
           <w:tcPr>
-            <w:tcW w:type="dxa" w:w="4320"/>
+            <w:tcW w:type="dxa" w:w="6192"/>
+            <w:vAlign w:val="center"/>
+            <w:tcBorders>
+              <w:top w:val="single" w:sz="6" w:color="D9D9D9"/>
+              <w:left w:val="single" w:sz="6" w:color="D9D9D9"/>
+              <w:bottom w:val="single" w:sz="6" w:color="D9D9D9"/>
+              <w:right w:val="single" w:sz="6" w:color="D9D9D9"/>
+              <w:insideH w:val="single" w:sz="6" w:color="D9D9D9"/>
+              <w:insideV w:val="single" w:sz="6" w:color="D9D9D9"/>
+            </w:tcBorders>
+            <w:tcMar>
+              <w:top w:w="90" w:type="dxa"/>
+              <w:start w:w="110" w:type="dxa"/>
+              <w:bottom w:w="90" w:type="dxa"/>
+              <w:end w:w="110" w:type="dxa"/>
+            </w:tcMar>
+            <w:shd w:fill="F1F5FB"/>
           </w:tcPr>
           <w:p>
+            <w:pPr>
+              <w:spacing w:after="0"/>
+            </w:pPr>
             <w:r>
-              <w:t>Click 'Build demo model' in the Predict tab (about 2 minutes).</w:t>
+              <w:rPr>
+                <w:rFonts w:ascii="Aptos" w:hAnsi="Aptos"/>
+                <w:sz w:val="19"/>
+              </w:rPr>
+              <w:t>Check the internet connection. From cnq_app, run python run.py --reinstall. Replace python with python3 if needed.</w:t>
             </w:r>
           </w:p>
         </w:tc>
@@ -1310,21 +4568,65 @@
       <w:tr>
         <w:tc>
           <w:tcPr>
-            <w:tcW w:type="dxa" w:w="4320"/>
+            <w:tcW w:type="dxa" w:w="3312"/>
+            <w:vAlign w:val="center"/>
+            <w:tcBorders>
+              <w:top w:val="single" w:sz="6" w:color="D9D9D9"/>
+              <w:left w:val="single" w:sz="6" w:color="D9D9D9"/>
+              <w:bottom w:val="single" w:sz="6" w:color="D9D9D9"/>
+              <w:right w:val="single" w:sz="6" w:color="D9D9D9"/>
+              <w:insideH w:val="single" w:sz="6" w:color="D9D9D9"/>
+              <w:insideV w:val="single" w:sz="6" w:color="D9D9D9"/>
+            </w:tcBorders>
+            <w:tcMar>
+              <w:top w:w="90" w:type="dxa"/>
+              <w:start w:w="110" w:type="dxa"/>
+              <w:bottom w:w="90" w:type="dxa"/>
+              <w:end w:w="110" w:type="dxa"/>
+            </w:tcMar>
           </w:tcPr>
           <w:p>
+            <w:pPr>
+              <w:spacing w:after="0"/>
+            </w:pPr>
             <w:r>
-              <w:t>Population projection unavailable</w:t>
+              <w:rPr>
+                <w:rFonts w:ascii="Aptos" w:hAnsi="Aptos"/>
+                <w:sz w:val="19"/>
+              </w:rPr>
+              <w:t>No Python at an old location</w:t>
             </w:r>
           </w:p>
         </w:tc>
         <w:tc>
           <w:tcPr>
-            <w:tcW w:type="dxa" w:w="4320"/>
+            <w:tcW w:type="dxa" w:w="6192"/>
+            <w:vAlign w:val="center"/>
+            <w:tcBorders>
+              <w:top w:val="single" w:sz="6" w:color="D9D9D9"/>
+              <w:left w:val="single" w:sz="6" w:color="D9D9D9"/>
+              <w:bottom w:val="single" w:sz="6" w:color="D9D9D9"/>
+              <w:right w:val="single" w:sz="6" w:color="D9D9D9"/>
+              <w:insideH w:val="single" w:sz="6" w:color="D9D9D9"/>
+              <w:insideV w:val="single" w:sz="6" w:color="D9D9D9"/>
+            </w:tcBorders>
+            <w:tcMar>
+              <w:top w:w="90" w:type="dxa"/>
+              <w:start w:w="110" w:type="dxa"/>
+              <w:bottom w:w="90" w:type="dxa"/>
+              <w:end w:w="110" w:type="dxa"/>
+            </w:tcMar>
           </w:tcPr>
           <w:p>
+            <w:pPr>
+              <w:spacing w:after="0"/>
+            </w:pPr>
             <w:r>
-              <w:t>The model has no stored training curve; re-save (or rebuild) the model to enable it.</w:t>
+              <w:rPr>
+                <w:rFonts w:ascii="Aptos" w:hAnsi="Aptos"/>
+                <w:sz w:val="19"/>
+              </w:rPr>
+              <w:t>Stop CNQ, delete the .venv folder inside cnq_app, and start the app again so the environment is rebuilt.</w:t>
             </w:r>
           </w:p>
         </w:tc>
@@ -1332,21 +4634,267 @@
       <w:tr>
         <w:tc>
           <w:tcPr>
-            <w:tcW w:type="dxa" w:w="4320"/>
+            <w:tcW w:type="dxa" w:w="3312"/>
+            <w:vAlign w:val="center"/>
+            <w:tcBorders>
+              <w:top w:val="single" w:sz="6" w:color="D9D9D9"/>
+              <w:left w:val="single" w:sz="6" w:color="D9D9D9"/>
+              <w:bottom w:val="single" w:sz="6" w:color="D9D9D9"/>
+              <w:right w:val="single" w:sz="6" w:color="D9D9D9"/>
+              <w:insideH w:val="single" w:sz="6" w:color="D9D9D9"/>
+              <w:insideV w:val="single" w:sz="6" w:color="D9D9D9"/>
+            </w:tcBorders>
+            <w:tcMar>
+              <w:top w:w="90" w:type="dxa"/>
+              <w:start w:w="110" w:type="dxa"/>
+              <w:bottom w:w="90" w:type="dxa"/>
+              <w:end w:w="110" w:type="dxa"/>
+            </w:tcMar>
+            <w:shd w:fill="F1F5FB"/>
           </w:tcPr>
           <w:p>
+            <w:pPr>
+              <w:spacing w:after="0"/>
+            </w:pPr>
             <w:r>
-              <w:t>App inside OneDrive/iCloud/Dropbox misbehaves</w:t>
+              <w:rPr>
+                <w:rFonts w:ascii="Aptos" w:hAnsi="Aptos"/>
+                <w:sz w:val="19"/>
+              </w:rPr>
+              <w:t>Page is unformatted or buttons do not respond</w:t>
             </w:r>
           </w:p>
         </w:tc>
         <w:tc>
           <w:tcPr>
-            <w:tcW w:type="dxa" w:w="4320"/>
+            <w:tcW w:type="dxa" w:w="6192"/>
+            <w:vAlign w:val="center"/>
+            <w:tcBorders>
+              <w:top w:val="single" w:sz="6" w:color="D9D9D9"/>
+              <w:left w:val="single" w:sz="6" w:color="D9D9D9"/>
+              <w:bottom w:val="single" w:sz="6" w:color="D9D9D9"/>
+              <w:right w:val="single" w:sz="6" w:color="D9D9D9"/>
+              <w:insideH w:val="single" w:sz="6" w:color="D9D9D9"/>
+              <w:insideV w:val="single" w:sz="6" w:color="D9D9D9"/>
+            </w:tcBorders>
+            <w:tcMar>
+              <w:top w:w="90" w:type="dxa"/>
+              <w:start w:w="110" w:type="dxa"/>
+              <w:bottom w:w="90" w:type="dxa"/>
+              <w:end w:w="110" w:type="dxa"/>
+            </w:tcMar>
+            <w:shd w:fill="F1F5FB"/>
           </w:tcPr>
           <w:p>
+            <w:pPr>
+              <w:spacing w:after="0"/>
+            </w:pPr>
             <w:r>
-              <w:t>Move it to a local, non-synced folder; cloud sync can lock the .venv.</w:t>
+              <w:rPr>
+                <w:rFonts w:ascii="Aptos" w:hAnsi="Aptos"/>
+                <w:sz w:val="19"/>
+              </w:rPr>
+              <w:t>Use the exact local address and perform a hard refresh with Ctrl+Shift+R on Windows or Cmd+Shift+R on macOS.</w:t>
+            </w:r>
+          </w:p>
+        </w:tc>
+      </w:tr>
+      <w:tr>
+        <w:tc>
+          <w:tcPr>
+            <w:tcW w:type="dxa" w:w="3312"/>
+            <w:vAlign w:val="center"/>
+            <w:tcBorders>
+              <w:top w:val="single" w:sz="6" w:color="D9D9D9"/>
+              <w:left w:val="single" w:sz="6" w:color="D9D9D9"/>
+              <w:bottom w:val="single" w:sz="6" w:color="D9D9D9"/>
+              <w:right w:val="single" w:sz="6" w:color="D9D9D9"/>
+              <w:insideH w:val="single" w:sz="6" w:color="D9D9D9"/>
+              <w:insideV w:val="single" w:sz="6" w:color="D9D9D9"/>
+            </w:tcBorders>
+            <w:tcMar>
+              <w:top w:w="90" w:type="dxa"/>
+              <w:start w:w="110" w:type="dxa"/>
+              <w:bottom w:w="90" w:type="dxa"/>
+              <w:end w:w="110" w:type="dxa"/>
+            </w:tcMar>
+          </w:tcPr>
+          <w:p>
+            <w:pPr>
+              <w:spacing w:after="0"/>
+            </w:pPr>
+            <w:r>
+              <w:rPr>
+                <w:rFonts w:ascii="Aptos" w:hAnsi="Aptos"/>
+                <w:sz w:val="19"/>
+              </w:rPr>
+              <w:t>Setup fails in a synchronized folder</w:t>
+            </w:r>
+          </w:p>
+        </w:tc>
+        <w:tc>
+          <w:tcPr>
+            <w:tcW w:type="dxa" w:w="6192"/>
+            <w:vAlign w:val="center"/>
+            <w:tcBorders>
+              <w:top w:val="single" w:sz="6" w:color="D9D9D9"/>
+              <w:left w:val="single" w:sz="6" w:color="D9D9D9"/>
+              <w:bottom w:val="single" w:sz="6" w:color="D9D9D9"/>
+              <w:right w:val="single" w:sz="6" w:color="D9D9D9"/>
+              <w:insideH w:val="single" w:sz="6" w:color="D9D9D9"/>
+              <w:insideV w:val="single" w:sz="6" w:color="D9D9D9"/>
+            </w:tcBorders>
+            <w:tcMar>
+              <w:top w:w="90" w:type="dxa"/>
+              <w:start w:w="110" w:type="dxa"/>
+              <w:bottom w:w="90" w:type="dxa"/>
+              <w:end w:w="110" w:type="dxa"/>
+            </w:tcMar>
+          </w:tcPr>
+          <w:p>
+            <w:pPr>
+              <w:spacing w:after="0"/>
+            </w:pPr>
+            <w:r>
+              <w:rPr>
+                <w:rFonts w:ascii="Aptos" w:hAnsi="Aptos"/>
+                <w:sz w:val="19"/>
+              </w:rPr>
+              <w:t>Move the full deepquant or Deepcnq_app folder to a local nonsynchronized location and start again.</w:t>
+            </w:r>
+          </w:p>
+        </w:tc>
+      </w:tr>
+      <w:tr>
+        <w:tc>
+          <w:tcPr>
+            <w:tcW w:type="dxa" w:w="3312"/>
+            <w:vAlign w:val="center"/>
+            <w:tcBorders>
+              <w:top w:val="single" w:sz="6" w:color="D9D9D9"/>
+              <w:left w:val="single" w:sz="6" w:color="D9D9D9"/>
+              <w:bottom w:val="single" w:sz="6" w:color="D9D9D9"/>
+              <w:right w:val="single" w:sz="6" w:color="D9D9D9"/>
+              <w:insideH w:val="single" w:sz="6" w:color="D9D9D9"/>
+              <w:insideV w:val="single" w:sz="6" w:color="D9D9D9"/>
+            </w:tcBorders>
+            <w:tcMar>
+              <w:top w:w="90" w:type="dxa"/>
+              <w:start w:w="110" w:type="dxa"/>
+              <w:bottom w:w="90" w:type="dxa"/>
+              <w:end w:w="110" w:type="dxa"/>
+            </w:tcMar>
+            <w:shd w:fill="F1F5FB"/>
+          </w:tcPr>
+          <w:p>
+            <w:pPr>
+              <w:spacing w:after="0"/>
+            </w:pPr>
+            <w:r>
+              <w:rPr>
+                <w:rFonts w:ascii="Aptos" w:hAnsi="Aptos"/>
+                <w:sz w:val="19"/>
+              </w:rPr>
+              <w:t>Demo model is not built</w:t>
+            </w:r>
+          </w:p>
+        </w:tc>
+        <w:tc>
+          <w:tcPr>
+            <w:tcW w:type="dxa" w:w="6192"/>
+            <w:vAlign w:val="center"/>
+            <w:tcBorders>
+              <w:top w:val="single" w:sz="6" w:color="D9D9D9"/>
+              <w:left w:val="single" w:sz="6" w:color="D9D9D9"/>
+              <w:bottom w:val="single" w:sz="6" w:color="D9D9D9"/>
+              <w:right w:val="single" w:sz="6" w:color="D9D9D9"/>
+              <w:insideH w:val="single" w:sz="6" w:color="D9D9D9"/>
+              <w:insideV w:val="single" w:sz="6" w:color="D9D9D9"/>
+            </w:tcBorders>
+            <w:tcMar>
+              <w:top w:w="90" w:type="dxa"/>
+              <w:start w:w="110" w:type="dxa"/>
+              <w:bottom w:w="90" w:type="dxa"/>
+              <w:end w:w="110" w:type="dxa"/>
+            </w:tcMar>
+            <w:shd w:fill="F1F5FB"/>
+          </w:tcPr>
+          <w:p>
+            <w:pPr>
+              <w:spacing w:after="0"/>
+            </w:pPr>
+            <w:r>
+              <w:rPr>
+                <w:rFonts w:ascii="Aptos" w:hAnsi="Aptos"/>
+                <w:sz w:val="19"/>
+              </w:rPr>
+              <w:t>On the Predict new subjects tab, select Build demo model and wait for it to complete.</w:t>
+            </w:r>
+          </w:p>
+        </w:tc>
+      </w:tr>
+      <w:tr>
+        <w:tc>
+          <w:tcPr>
+            <w:tcW w:type="dxa" w:w="3312"/>
+            <w:vAlign w:val="center"/>
+            <w:tcBorders>
+              <w:top w:val="single" w:sz="6" w:color="D9D9D9"/>
+              <w:left w:val="single" w:sz="6" w:color="D9D9D9"/>
+              <w:bottom w:val="single" w:sz="6" w:color="D9D9D9"/>
+              <w:right w:val="single" w:sz="6" w:color="D9D9D9"/>
+              <w:insideH w:val="single" w:sz="6" w:color="D9D9D9"/>
+              <w:insideV w:val="single" w:sz="6" w:color="D9D9D9"/>
+            </w:tcBorders>
+            <w:tcMar>
+              <w:top w:w="90" w:type="dxa"/>
+              <w:start w:w="110" w:type="dxa"/>
+              <w:bottom w:w="90" w:type="dxa"/>
+              <w:end w:w="110" w:type="dxa"/>
+            </w:tcMar>
+          </w:tcPr>
+          <w:p>
+            <w:pPr>
+              <w:spacing w:after="0"/>
+            </w:pPr>
+            <w:r>
+              <w:rPr>
+                <w:rFonts w:ascii="Aptos" w:hAnsi="Aptos"/>
+                <w:sz w:val="19"/>
+              </w:rPr>
+              <w:t>Population projection is unavailable</w:t>
+            </w:r>
+          </w:p>
+        </w:tc>
+        <w:tc>
+          <w:tcPr>
+            <w:tcW w:type="dxa" w:w="6192"/>
+            <w:vAlign w:val="center"/>
+            <w:tcBorders>
+              <w:top w:val="single" w:sz="6" w:color="D9D9D9"/>
+              <w:left w:val="single" w:sz="6" w:color="D9D9D9"/>
+              <w:bottom w:val="single" w:sz="6" w:color="D9D9D9"/>
+              <w:right w:val="single" w:sz="6" w:color="D9D9D9"/>
+              <w:insideH w:val="single" w:sz="6" w:color="D9D9D9"/>
+              <w:insideV w:val="single" w:sz="6" w:color="D9D9D9"/>
+            </w:tcBorders>
+            <w:tcMar>
+              <w:top w:w="90" w:type="dxa"/>
+              <w:start w:w="110" w:type="dxa"/>
+              <w:bottom w:w="90" w:type="dxa"/>
+              <w:end w:w="110" w:type="dxa"/>
+            </w:tcMar>
+          </w:tcPr>
+          <w:p>
+            <w:pPr>
+              <w:spacing w:after="0"/>
+            </w:pPr>
+            <w:r>
+              <w:rPr>
+                <w:rFonts w:ascii="Aptos" w:hAnsi="Aptos"/>
+                <w:sz w:val="19"/>
+              </w:rPr>
+              <w:t>The saved model does not contain a training curve. Save or rebuild the model with a current version of CNQ. The simulated demo model is upgraded automatically.</w:t>
             </w:r>
           </w:p>
         </w:tc>
@@ -1358,29 +4906,104 @@
         <w:pStyle w:val="Heading1"/>
       </w:pPr>
       <w:r>
-        <w:t>12. Glossary</w:t>
+        <w:t>13 Update a GitHub copy</w:t>
+      </w:r>
+    </w:p>
+    <w:p>
+      <w:r>
+        <w:rPr>
+          <w:b w:val="0"/>
+          <w:i w:val="0"/>
+        </w:rPr>
+        <w:t>This section applies only if you cloned the project with Git. Stop CNQ. From the cnq_app folder, run:</w:t>
+      </w:r>
+    </w:p>
+    <w:p>
+      <w:pPr>
+        <w:keepLines/>
+        <w:spacing w:before="60" w:after="140"/>
+        <w:ind w:left="317" w:right="317"/>
+        <w:shd w:fill="F3F3F3"/>
+      </w:pPr>
+      <w:r>
+        <w:rPr>
+          <w:rFonts w:ascii="Consolas" w:hAnsi="Consolas"/>
+          <w:sz w:val="19"/>
+        </w:rPr>
+        <w:t>cd ..</w:t>
+        <w:br/>
+        <w:br/>
+        <w:t>git pull --recurse-submodules</w:t>
+      </w:r>
+    </w:p>
+    <w:p>
+      <w:r>
+        <w:rPr>
+          <w:b w:val="0"/>
+          <w:i w:val="0"/>
+        </w:rPr>
+        <w:t>If your organization distributes approved zip releases, use its approved update procedure instead of replacing files yourself.</w:t>
+      </w:r>
+    </w:p>
+    <w:p>
+      <w:pPr>
+        <w:pStyle w:val="Heading1"/>
+      </w:pPr>
+      <w:r>
+        <w:t>14 Glossary</w:t>
       </w:r>
     </w:p>
     <w:tbl>
       <w:tblPr>
-        <w:tblStyle w:val="TableGrid"/>
         <w:tblW w:type="auto" w:w="0"/>
+        <w:jc w:val="center"/>
+        <w:tblLayout w:type="fixed"/>
         <w:tblLook w:firstColumn="1" w:firstRow="1" w:lastColumn="0" w:lastRow="0" w:noHBand="0" w:noVBand="1" w:val="04A0"/>
       </w:tblPr>
       <w:tblGrid>
-        <w:gridCol w:w="4320"/>
-        <w:gridCol w:w="4320"/>
+        <w:gridCol w:w="4939"/>
+        <w:gridCol w:w="4939"/>
       </w:tblGrid>
       <w:tr>
+        <w:trPr>
+          <w:tblHeader w:val="true"/>
+        </w:trPr>
         <w:tc>
           <w:tcPr>
-            <w:tcW w:type="dxa" w:w="4320"/>
+            <w:tcW w:type="dxa" w:w="2448"/>
+            <w:vAlign w:val="center"/>
+            <w:shd w:fill="1F2A55"/>
+            <w:tcBorders>
+              <w:top w:val="single" w:sz="6" w:color="D9D9D9"/>
+              <w:left w:val="single" w:sz="6" w:color="D9D9D9"/>
+              <w:bottom w:val="single" w:sz="6" w:color="D9D9D9"/>
+              <w:right w:val="single" w:sz="6" w:color="D9D9D9"/>
+              <w:insideH w:val="single" w:sz="6" w:color="D9D9D9"/>
+              <w:insideV w:val="single" w:sz="6" w:color="D9D9D9"/>
+            </w:tcBorders>
+            <w:tcMar>
+              <w:top w:w="90" w:type="dxa"/>
+              <w:start w:w="110" w:type="dxa"/>
+              <w:bottom w:w="90" w:type="dxa"/>
+              <w:end w:w="110" w:type="dxa"/>
+            </w:tcMar>
           </w:tcPr>
           <w:p>
-            <w:r/>
+            <w:pPr>
+              <w:spacing w:after="0"/>
+            </w:pPr>
             <w:r>
               <w:rPr>
+                <w:rFonts w:ascii="Aptos" w:hAnsi="Aptos"/>
+                <w:sz w:val="19"/>
+              </w:rPr>
+            </w:r>
+            <w:r>
+              <w:rPr>
+                <w:rFonts w:ascii="Aptos" w:hAnsi="Aptos"/>
                 <w:b/>
+                <w:color w:val="FFFFFF"/>
+                <w:sz w:val="19"/>
               </w:rPr>
               <w:t>Term</w:t>
             </w:r>
@@ -1388,13 +5011,40 @@
         </w:tc>
         <w:tc>
           <w:tcPr>
-            <w:tcW w:type="dxa" w:w="4320"/>
+            <w:tcW w:type="dxa" w:w="7056"/>
+            <w:vAlign w:val="center"/>
+            <w:shd w:fill="1F2A55"/>
+            <w:tcBorders>
+              <w:top w:val="single" w:sz="6" w:color="D9D9D9"/>
+              <w:left w:val="single" w:sz="6" w:color="D9D9D9"/>
+              <w:bottom w:val="single" w:sz="6" w:color="D9D9D9"/>
+              <w:right w:val="single" w:sz="6" w:color="D9D9D9"/>
+              <w:insideH w:val="single" w:sz="6" w:color="D9D9D9"/>
+              <w:insideV w:val="single" w:sz="6" w:color="D9D9D9"/>
+            </w:tcBorders>
+            <w:tcMar>
+              <w:top w:w="90" w:type="dxa"/>
+              <w:start w:w="110" w:type="dxa"/>
+              <w:bottom w:w="90" w:type="dxa"/>
+              <w:end w:w="110" w:type="dxa"/>
+            </w:tcMar>
           </w:tcPr>
           <w:p>
-            <w:r/>
+            <w:pPr>
+              <w:spacing w:after="0"/>
+            </w:pPr>
             <w:r>
               <w:rPr>
+                <w:rFonts w:ascii="Aptos" w:hAnsi="Aptos"/>
+                <w:sz w:val="19"/>
+              </w:rPr>
+            </w:r>
+            <w:r>
+              <w:rPr>
+                <w:rFonts w:ascii="Aptos" w:hAnsi="Aptos"/>
                 <w:b/>
+                <w:color w:val="FFFFFF"/>
+                <w:sz w:val="19"/>
               </w:rPr>
               <w:t>Meaning</w:t>
             </w:r>
@@ -1404,21 +5054,65 @@
       <w:tr>
         <w:tc>
           <w:tcPr>
-            <w:tcW w:type="dxa" w:w="4320"/>
+            <w:tcW w:type="dxa" w:w="2448"/>
+            <w:vAlign w:val="center"/>
+            <w:tcBorders>
+              <w:top w:val="single" w:sz="6" w:color="D9D9D9"/>
+              <w:left w:val="single" w:sz="6" w:color="D9D9D9"/>
+              <w:bottom w:val="single" w:sz="6" w:color="D9D9D9"/>
+              <w:right w:val="single" w:sz="6" w:color="D9D9D9"/>
+              <w:insideH w:val="single" w:sz="6" w:color="D9D9D9"/>
+              <w:insideV w:val="single" w:sz="6" w:color="D9D9D9"/>
+            </w:tcBorders>
+            <w:tcMar>
+              <w:top w:w="90" w:type="dxa"/>
+              <w:start w:w="110" w:type="dxa"/>
+              <w:bottom w:w="90" w:type="dxa"/>
+              <w:end w:w="110" w:type="dxa"/>
+            </w:tcMar>
           </w:tcPr>
           <w:p>
+            <w:pPr>
+              <w:spacing w:after="0"/>
+            </w:pPr>
             <w:r>
+              <w:rPr>
+                <w:rFonts w:ascii="Aptos" w:hAnsi="Aptos"/>
+                <w:sz w:val="19"/>
+              </w:rPr>
               <w:t>IPCW</w:t>
             </w:r>
           </w:p>
         </w:tc>
         <w:tc>
           <w:tcPr>
-            <w:tcW w:type="dxa" w:w="4320"/>
+            <w:tcW w:type="dxa" w:w="7056"/>
+            <w:vAlign w:val="center"/>
+            <w:tcBorders>
+              <w:top w:val="single" w:sz="6" w:color="D9D9D9"/>
+              <w:left w:val="single" w:sz="6" w:color="D9D9D9"/>
+              <w:bottom w:val="single" w:sz="6" w:color="D9D9D9"/>
+              <w:right w:val="single" w:sz="6" w:color="D9D9D9"/>
+              <w:insideH w:val="single" w:sz="6" w:color="D9D9D9"/>
+              <w:insideV w:val="single" w:sz="6" w:color="D9D9D9"/>
+            </w:tcBorders>
+            <w:tcMar>
+              <w:top w:w="90" w:type="dxa"/>
+              <w:start w:w="110" w:type="dxa"/>
+              <w:bottom w:w="90" w:type="dxa"/>
+              <w:end w:w="110" w:type="dxa"/>
+            </w:tcMar>
           </w:tcPr>
           <w:p>
+            <w:pPr>
+              <w:spacing w:after="0"/>
+            </w:pPr>
             <w:r>
-              <w:t>Inverse-probability-of-censoring weighting — corrects metrics for censoring.</w:t>
+              <w:rPr>
+                <w:rFonts w:ascii="Aptos" w:hAnsi="Aptos"/>
+                <w:sz w:val="19"/>
+              </w:rPr>
+              <w:t>Inverse probability of censoring weighting, used to account for censored observations in evaluation.</w:t>
             </w:r>
           </w:p>
         </w:tc>
@@ -1426,21 +5120,67 @@
       <w:tr>
         <w:tc>
           <w:tcPr>
-            <w:tcW w:type="dxa" w:w="4320"/>
+            <w:tcW w:type="dxa" w:w="2448"/>
+            <w:vAlign w:val="center"/>
+            <w:tcBorders>
+              <w:top w:val="single" w:sz="6" w:color="D9D9D9"/>
+              <w:left w:val="single" w:sz="6" w:color="D9D9D9"/>
+              <w:bottom w:val="single" w:sz="6" w:color="D9D9D9"/>
+              <w:right w:val="single" w:sz="6" w:color="D9D9D9"/>
+              <w:insideH w:val="single" w:sz="6" w:color="D9D9D9"/>
+              <w:insideV w:val="single" w:sz="6" w:color="D9D9D9"/>
+            </w:tcBorders>
+            <w:tcMar>
+              <w:top w:w="90" w:type="dxa"/>
+              <w:start w:w="110" w:type="dxa"/>
+              <w:bottom w:w="90" w:type="dxa"/>
+              <w:end w:w="110" w:type="dxa"/>
+            </w:tcMar>
+            <w:shd w:fill="F1F5FB"/>
           </w:tcPr>
           <w:p>
+            <w:pPr>
+              <w:spacing w:after="0"/>
+            </w:pPr>
             <w:r>
+              <w:rPr>
+                <w:rFonts w:ascii="Aptos" w:hAnsi="Aptos"/>
+                <w:sz w:val="19"/>
+              </w:rPr>
               <w:t>Pinball loss</w:t>
             </w:r>
           </w:p>
         </w:tc>
         <w:tc>
           <w:tcPr>
-            <w:tcW w:type="dxa" w:w="4320"/>
+            <w:tcW w:type="dxa" w:w="7056"/>
+            <w:vAlign w:val="center"/>
+            <w:tcBorders>
+              <w:top w:val="single" w:sz="6" w:color="D9D9D9"/>
+              <w:left w:val="single" w:sz="6" w:color="D9D9D9"/>
+              <w:bottom w:val="single" w:sz="6" w:color="D9D9D9"/>
+              <w:right w:val="single" w:sz="6" w:color="D9D9D9"/>
+              <w:insideH w:val="single" w:sz="6" w:color="D9D9D9"/>
+              <w:insideV w:val="single" w:sz="6" w:color="D9D9D9"/>
+            </w:tcBorders>
+            <w:tcMar>
+              <w:top w:w="90" w:type="dxa"/>
+              <w:start w:w="110" w:type="dxa"/>
+              <w:bottom w:w="90" w:type="dxa"/>
+              <w:end w:w="110" w:type="dxa"/>
+            </w:tcMar>
+            <w:shd w:fill="F1F5FB"/>
           </w:tcPr>
           <w:p>
+            <w:pPr>
+              <w:spacing w:after="0"/>
+            </w:pPr>
             <w:r>
-              <w:t>The quantile-regression loss; lower means better-calibrated, sharper quantiles.</w:t>
+              <w:rPr>
+                <w:rFonts w:ascii="Aptos" w:hAnsi="Aptos"/>
+                <w:sz w:val="19"/>
+              </w:rPr>
+              <w:t>Quantile regression loss. Lower values indicate smaller quantile prediction errors.</w:t>
             </w:r>
           </w:p>
         </w:tc>
@@ -1448,21 +5188,65 @@
       <w:tr>
         <w:tc>
           <w:tcPr>
-            <w:tcW w:type="dxa" w:w="4320"/>
+            <w:tcW w:type="dxa" w:w="2448"/>
+            <w:vAlign w:val="center"/>
+            <w:tcBorders>
+              <w:top w:val="single" w:sz="6" w:color="D9D9D9"/>
+              <w:left w:val="single" w:sz="6" w:color="D9D9D9"/>
+              <w:bottom w:val="single" w:sz="6" w:color="D9D9D9"/>
+              <w:right w:val="single" w:sz="6" w:color="D9D9D9"/>
+              <w:insideH w:val="single" w:sz="6" w:color="D9D9D9"/>
+              <w:insideV w:val="single" w:sz="6" w:color="D9D9D9"/>
+            </w:tcBorders>
+            <w:tcMar>
+              <w:top w:w="90" w:type="dxa"/>
+              <w:start w:w="110" w:type="dxa"/>
+              <w:bottom w:w="90" w:type="dxa"/>
+              <w:end w:w="110" w:type="dxa"/>
+            </w:tcMar>
           </w:tcPr>
           <w:p>
+            <w:pPr>
+              <w:spacing w:after="0"/>
+            </w:pPr>
             <w:r>
-              <w:t>Kaplan–Meier (KM)</w:t>
+              <w:rPr>
+                <w:rFonts w:ascii="Aptos" w:hAnsi="Aptos"/>
+                <w:sz w:val="19"/>
+              </w:rPr>
+              <w:t>Kaplan Meier estimate</w:t>
             </w:r>
           </w:p>
         </w:tc>
         <w:tc>
           <w:tcPr>
-            <w:tcW w:type="dxa" w:w="4320"/>
+            <w:tcW w:type="dxa" w:w="7056"/>
+            <w:vAlign w:val="center"/>
+            <w:tcBorders>
+              <w:top w:val="single" w:sz="6" w:color="D9D9D9"/>
+              <w:left w:val="single" w:sz="6" w:color="D9D9D9"/>
+              <w:bottom w:val="single" w:sz="6" w:color="D9D9D9"/>
+              <w:right w:val="single" w:sz="6" w:color="D9D9D9"/>
+              <w:insideH w:val="single" w:sz="6" w:color="D9D9D9"/>
+              <w:insideV w:val="single" w:sz="6" w:color="D9D9D9"/>
+            </w:tcBorders>
+            <w:tcMar>
+              <w:top w:w="90" w:type="dxa"/>
+              <w:start w:w="110" w:type="dxa"/>
+              <w:bottom w:w="90" w:type="dxa"/>
+              <w:end w:w="110" w:type="dxa"/>
+            </w:tcMar>
           </w:tcPr>
           <w:p>
+            <w:pPr>
+              <w:spacing w:after="0"/>
+            </w:pPr>
             <w:r>
-              <w:t>Non-parametric estimate of the survival curve from observed times/events.</w:t>
+              <w:rPr>
+                <w:rFonts w:ascii="Aptos" w:hAnsi="Aptos"/>
+                <w:sz w:val="19"/>
+              </w:rPr>
+              <w:t>Nonparametric estimate of the survival curve from observed times and event indicators.</w:t>
             </w:r>
           </w:p>
         </w:tc>
@@ -1470,21 +5254,67 @@
       <w:tr>
         <w:tc>
           <w:tcPr>
-            <w:tcW w:type="dxa" w:w="4320"/>
+            <w:tcW w:type="dxa" w:w="2448"/>
+            <w:vAlign w:val="center"/>
+            <w:tcBorders>
+              <w:top w:val="single" w:sz="6" w:color="D9D9D9"/>
+              <w:left w:val="single" w:sz="6" w:color="D9D9D9"/>
+              <w:bottom w:val="single" w:sz="6" w:color="D9D9D9"/>
+              <w:right w:val="single" w:sz="6" w:color="D9D9D9"/>
+              <w:insideH w:val="single" w:sz="6" w:color="D9D9D9"/>
+              <w:insideV w:val="single" w:sz="6" w:color="D9D9D9"/>
+            </w:tcBorders>
+            <w:tcMar>
+              <w:top w:w="90" w:type="dxa"/>
+              <w:start w:w="110" w:type="dxa"/>
+              <w:bottom w:w="90" w:type="dxa"/>
+              <w:end w:w="110" w:type="dxa"/>
+            </w:tcMar>
+            <w:shd w:fill="F1F5FB"/>
           </w:tcPr>
           <w:p>
+            <w:pPr>
+              <w:spacing w:after="0"/>
+            </w:pPr>
             <w:r>
+              <w:rPr>
+                <w:rFonts w:ascii="Aptos" w:hAnsi="Aptos"/>
+                <w:sz w:val="19"/>
+              </w:rPr>
               <w:t>Greenwood variance</w:t>
             </w:r>
           </w:p>
         </w:tc>
         <w:tc>
           <w:tcPr>
-            <w:tcW w:type="dxa" w:w="4320"/>
+            <w:tcW w:type="dxa" w:w="7056"/>
+            <w:vAlign w:val="center"/>
+            <w:tcBorders>
+              <w:top w:val="single" w:sz="6" w:color="D9D9D9"/>
+              <w:left w:val="single" w:sz="6" w:color="D9D9D9"/>
+              <w:bottom w:val="single" w:sz="6" w:color="D9D9D9"/>
+              <w:right w:val="single" w:sz="6" w:color="D9D9D9"/>
+              <w:insideH w:val="single" w:sz="6" w:color="D9D9D9"/>
+              <w:insideV w:val="single" w:sz="6" w:color="D9D9D9"/>
+            </w:tcBorders>
+            <w:tcMar>
+              <w:top w:w="90" w:type="dxa"/>
+              <w:start w:w="110" w:type="dxa"/>
+              <w:bottom w:w="90" w:type="dxa"/>
+              <w:end w:w="110" w:type="dxa"/>
+            </w:tcMar>
+            <w:shd w:fill="F1F5FB"/>
           </w:tcPr>
           <w:p>
+            <w:pPr>
+              <w:spacing w:after="0"/>
+            </w:pPr>
             <w:r>
-              <w:t>Standard variance formula for the KM estimate; gives the population projection band.</w:t>
+              <w:rPr>
+                <w:rFonts w:ascii="Aptos" w:hAnsi="Aptos"/>
+                <w:sz w:val="19"/>
+              </w:rPr>
+              <w:t>Variance formula used for the population survival estimate and projection band.</w:t>
             </w:r>
           </w:p>
         </w:tc>
@@ -1492,21 +5322,65 @@
       <w:tr>
         <w:tc>
           <w:tcPr>
-            <w:tcW w:type="dxa" w:w="4320"/>
+            <w:tcW w:type="dxa" w:w="2448"/>
+            <w:vAlign w:val="center"/>
+            <w:tcBorders>
+              <w:top w:val="single" w:sz="6" w:color="D9D9D9"/>
+              <w:left w:val="single" w:sz="6" w:color="D9D9D9"/>
+              <w:bottom w:val="single" w:sz="6" w:color="D9D9D9"/>
+              <w:right w:val="single" w:sz="6" w:color="D9D9D9"/>
+              <w:insideH w:val="single" w:sz="6" w:color="D9D9D9"/>
+              <w:insideV w:val="single" w:sz="6" w:color="D9D9D9"/>
+            </w:tcBorders>
+            <w:tcMar>
+              <w:top w:w="90" w:type="dxa"/>
+              <w:start w:w="110" w:type="dxa"/>
+              <w:bottom w:w="90" w:type="dxa"/>
+              <w:end w:w="110" w:type="dxa"/>
+            </w:tcMar>
           </w:tcPr>
           <w:p>
+            <w:pPr>
+              <w:spacing w:after="0"/>
+            </w:pPr>
             <w:r>
-              <w:t>Uno C-index</w:t>
+              <w:rPr>
+                <w:rFonts w:ascii="Aptos" w:hAnsi="Aptos"/>
+                <w:sz w:val="19"/>
+              </w:rPr>
+              <w:t>Uno C index</w:t>
             </w:r>
           </w:p>
         </w:tc>
         <w:tc>
           <w:tcPr>
-            <w:tcW w:type="dxa" w:w="4320"/>
+            <w:tcW w:type="dxa" w:w="7056"/>
+            <w:vAlign w:val="center"/>
+            <w:tcBorders>
+              <w:top w:val="single" w:sz="6" w:color="D9D9D9"/>
+              <w:left w:val="single" w:sz="6" w:color="D9D9D9"/>
+              <w:bottom w:val="single" w:sz="6" w:color="D9D9D9"/>
+              <w:right w:val="single" w:sz="6" w:color="D9D9D9"/>
+              <w:insideH w:val="single" w:sz="6" w:color="D9D9D9"/>
+              <w:insideV w:val="single" w:sz="6" w:color="D9D9D9"/>
+            </w:tcBorders>
+            <w:tcMar>
+              <w:top w:w="90" w:type="dxa"/>
+              <w:start w:w="110" w:type="dxa"/>
+              <w:bottom w:w="90" w:type="dxa"/>
+              <w:end w:w="110" w:type="dxa"/>
+            </w:tcMar>
           </w:tcPr>
           <w:p>
+            <w:pPr>
+              <w:spacing w:after="0"/>
+            </w:pPr>
             <w:r>
-              <w:t>Censoring-adjusted concordance (ranking) measure.</w:t>
+              <w:rPr>
+                <w:rFonts w:ascii="Aptos" w:hAnsi="Aptos"/>
+                <w:sz w:val="19"/>
+              </w:rPr>
+              <w:t>Censoring-adjusted measure of how well the model ranks subjects by risk.</w:t>
             </w:r>
           </w:p>
         </w:tc>
@@ -1514,21 +5388,67 @@
       <w:tr>
         <w:tc>
           <w:tcPr>
-            <w:tcW w:type="dxa" w:w="4320"/>
+            <w:tcW w:type="dxa" w:w="2448"/>
+            <w:vAlign w:val="center"/>
+            <w:tcBorders>
+              <w:top w:val="single" w:sz="6" w:color="D9D9D9"/>
+              <w:left w:val="single" w:sz="6" w:color="D9D9D9"/>
+              <w:bottom w:val="single" w:sz="6" w:color="D9D9D9"/>
+              <w:right w:val="single" w:sz="6" w:color="D9D9D9"/>
+              <w:insideH w:val="single" w:sz="6" w:color="D9D9D9"/>
+              <w:insideV w:val="single" w:sz="6" w:color="D9D9D9"/>
+            </w:tcBorders>
+            <w:tcMar>
+              <w:top w:w="90" w:type="dxa"/>
+              <w:start w:w="110" w:type="dxa"/>
+              <w:bottom w:w="90" w:type="dxa"/>
+              <w:end w:w="110" w:type="dxa"/>
+            </w:tcMar>
+            <w:shd w:fill="F1F5FB"/>
           </w:tcPr>
           <w:p>
+            <w:pPr>
+              <w:spacing w:after="0"/>
+            </w:pPr>
             <w:r>
+              <w:rPr>
+                <w:rFonts w:ascii="Aptos" w:hAnsi="Aptos"/>
+                <w:sz w:val="19"/>
+              </w:rPr>
               <w:t>ICP</w:t>
             </w:r>
           </w:p>
         </w:tc>
         <w:tc>
           <w:tcPr>
-            <w:tcW w:type="dxa" w:w="4320"/>
+            <w:tcW w:type="dxa" w:w="7056"/>
+            <w:vAlign w:val="center"/>
+            <w:tcBorders>
+              <w:top w:val="single" w:sz="6" w:color="D9D9D9"/>
+              <w:left w:val="single" w:sz="6" w:color="D9D9D9"/>
+              <w:bottom w:val="single" w:sz="6" w:color="D9D9D9"/>
+              <w:right w:val="single" w:sz="6" w:color="D9D9D9"/>
+              <w:insideH w:val="single" w:sz="6" w:color="D9D9D9"/>
+              <w:insideV w:val="single" w:sz="6" w:color="D9D9D9"/>
+            </w:tcBorders>
+            <w:tcMar>
+              <w:top w:w="90" w:type="dxa"/>
+              <w:start w:w="110" w:type="dxa"/>
+              <w:bottom w:w="90" w:type="dxa"/>
+              <w:end w:w="110" w:type="dxa"/>
+            </w:tcMar>
+            <w:shd w:fill="F1F5FB"/>
           </w:tcPr>
           <w:p>
+            <w:pPr>
+              <w:spacing w:after="0"/>
+            </w:pPr>
             <w:r>
-              <w:t>Interval coverage probability — how often the truth falls in a predicted interval.</w:t>
+              <w:rPr>
+                <w:rFonts w:ascii="Aptos" w:hAnsi="Aptos"/>
+                <w:sz w:val="19"/>
+              </w:rPr>
+              <w:t>Interval coverage probability, the fraction of observed outcomes contained in a predicted interval.</w:t>
             </w:r>
           </w:p>
         </w:tc>
@@ -1536,21 +5456,65 @@
       <w:tr>
         <w:tc>
           <w:tcPr>
-            <w:tcW w:type="dxa" w:w="4320"/>
+            <w:tcW w:type="dxa" w:w="2448"/>
+            <w:vAlign w:val="center"/>
+            <w:tcBorders>
+              <w:top w:val="single" w:sz="6" w:color="D9D9D9"/>
+              <w:left w:val="single" w:sz="6" w:color="D9D9D9"/>
+              <w:bottom w:val="single" w:sz="6" w:color="D9D9D9"/>
+              <w:right w:val="single" w:sz="6" w:color="D9D9D9"/>
+              <w:insideH w:val="single" w:sz="6" w:color="D9D9D9"/>
+              <w:insideV w:val="single" w:sz="6" w:color="D9D9D9"/>
+            </w:tcBorders>
+            <w:tcMar>
+              <w:top w:w="90" w:type="dxa"/>
+              <w:start w:w="110" w:type="dxa"/>
+              <w:bottom w:w="90" w:type="dxa"/>
+              <w:end w:w="110" w:type="dxa"/>
+            </w:tcMar>
           </w:tcPr>
           <w:p>
+            <w:pPr>
+              <w:spacing w:after="0"/>
+            </w:pPr>
             <w:r>
+              <w:rPr>
+                <w:rFonts w:ascii="Aptos" w:hAnsi="Aptos"/>
+                <w:sz w:val="19"/>
+              </w:rPr>
               <w:t>Horizon</w:t>
             </w:r>
           </w:p>
         </w:tc>
         <w:tc>
           <w:tcPr>
-            <w:tcW w:type="dxa" w:w="4320"/>
+            <w:tcW w:type="dxa" w:w="7056"/>
+            <w:vAlign w:val="center"/>
+            <w:tcBorders>
+              <w:top w:val="single" w:sz="6" w:color="D9D9D9"/>
+              <w:left w:val="single" w:sz="6" w:color="D9D9D9"/>
+              <w:bottom w:val="single" w:sz="6" w:color="D9D9D9"/>
+              <w:right w:val="single" w:sz="6" w:color="D9D9D9"/>
+              <w:insideH w:val="single" w:sz="6" w:color="D9D9D9"/>
+              <w:insideV w:val="single" w:sz="6" w:color="D9D9D9"/>
+            </w:tcBorders>
+            <w:tcMar>
+              <w:top w:w="90" w:type="dxa"/>
+              <w:start w:w="110" w:type="dxa"/>
+              <w:bottom w:w="90" w:type="dxa"/>
+              <w:end w:w="110" w:type="dxa"/>
+            </w:tcMar>
           </w:tcPr>
           <w:p>
+            <w:pPr>
+              <w:spacing w:after="0"/>
+            </w:pPr>
             <w:r>
-              <w:t>The last observed event time; projection is supported up to here.</w:t>
+              <w:rPr>
+                <w:rFonts w:ascii="Aptos" w:hAnsi="Aptos"/>
+                <w:sz w:val="19"/>
+              </w:rPr>
+              <w:t>The last observed event time through which a population projection is supported.</w:t>
             </w:r>
           </w:p>
         </w:tc>
@@ -1558,21 +5522,67 @@
       <w:tr>
         <w:tc>
           <w:tcPr>
-            <w:tcW w:type="dxa" w:w="4320"/>
+            <w:tcW w:type="dxa" w:w="2448"/>
+            <w:vAlign w:val="center"/>
+            <w:tcBorders>
+              <w:top w:val="single" w:sz="6" w:color="D9D9D9"/>
+              <w:left w:val="single" w:sz="6" w:color="D9D9D9"/>
+              <w:bottom w:val="single" w:sz="6" w:color="D9D9D9"/>
+              <w:right w:val="single" w:sz="6" w:color="D9D9D9"/>
+              <w:insideH w:val="single" w:sz="6" w:color="D9D9D9"/>
+              <w:insideV w:val="single" w:sz="6" w:color="D9D9D9"/>
+            </w:tcBorders>
+            <w:tcMar>
+              <w:top w:w="90" w:type="dxa"/>
+              <w:start w:w="110" w:type="dxa"/>
+              <w:bottom w:w="90" w:type="dxa"/>
+              <w:end w:w="110" w:type="dxa"/>
+            </w:tcMar>
+            <w:shd w:fill="F1F5FB"/>
           </w:tcPr>
           <w:p>
+            <w:pPr>
+              <w:spacing w:after="0"/>
+            </w:pPr>
             <w:r>
-              <w:t>.cnqmodel</w:t>
+              <w:rPr>
+                <w:rFonts w:ascii="Aptos" w:hAnsi="Aptos"/>
+                <w:sz w:val="19"/>
+              </w:rPr>
+              <w:t>cnqmodel file</w:t>
             </w:r>
           </w:p>
         </w:tc>
         <w:tc>
           <w:tcPr>
-            <w:tcW w:type="dxa" w:w="4320"/>
+            <w:tcW w:type="dxa" w:w="7056"/>
+            <w:vAlign w:val="center"/>
+            <w:tcBorders>
+              <w:top w:val="single" w:sz="6" w:color="D9D9D9"/>
+              <w:left w:val="single" w:sz="6" w:color="D9D9D9"/>
+              <w:bottom w:val="single" w:sz="6" w:color="D9D9D9"/>
+              <w:right w:val="single" w:sz="6" w:color="D9D9D9"/>
+              <w:insideH w:val="single" w:sz="6" w:color="D9D9D9"/>
+              <w:insideV w:val="single" w:sz="6" w:color="D9D9D9"/>
+            </w:tcBorders>
+            <w:tcMar>
+              <w:top w:w="90" w:type="dxa"/>
+              <w:start w:w="110" w:type="dxa"/>
+              <w:bottom w:w="90" w:type="dxa"/>
+              <w:end w:w="110" w:type="dxa"/>
+            </w:tcMar>
+            <w:shd w:fill="F1F5FB"/>
           </w:tcPr>
           <w:p>
+            <w:pPr>
+              <w:spacing w:after="0"/>
+            </w:pPr>
             <w:r>
-              <w:t>A self-contained saved model bundle (weights + metadata).</w:t>
+              <w:rPr>
+                <w:rFonts w:ascii="Aptos" w:hAnsi="Aptos"/>
+                <w:sz w:val="19"/>
+              </w:rPr>
+              <w:t>Self-contained saved model bundle with weights and metadata.</w:t>
             </w:r>
           </w:p>
         </w:tc>
@@ -1580,13 +5590,35 @@
     </w:tbl>
     <w:p/>
     <w:sectPr>
+      <w:footerReference w:type="default" r:id="rId9"/>
       <w:pgSz w:w="12240" w:h="15840"/>
-      <w:pgMar w:top="1440" w:right="1800" w:bottom="1440" w:left="1800" w:header="720" w:footer="720" w:gutter="0"/>
+      <w:pgMar w:top="1037" w:right="1181" w:bottom="979" w:left="1181" w:header="720" w:footer="720" w:gutter="0"/>
       <w:cols w:space="720"/>
       <w:docGrid w:linePitch="360"/>
     </w:sectPr>
   </w:body>
 </w:document>
+</file>
+
+<file path=word/footer1.xml><?xml version="1.0" encoding="utf-8"?>
+<w:ftr xmlns:m="http://schemas.openxmlformats.org/officeDocument/2006/math" xmlns:mc="http://schemas.openxmlformats.org/markup-compatibility/2006" xmlns:mo="http://schemas.microsoft.com/office/mac/office/2008/main" xmlns:mv="urn:schemas-microsoft-com:mac:vml" xmlns:o="urn:schemas-microsoft-com:office:office" xmlns:r="http://schemas.openxmlformats.org/officeDocument/2006/relationships" xmlns:v="urn:schemas-microsoft-com:vml" xmlns:w10="urn:schemas-microsoft-com:office:word" xmlns:w14="http://schemas.microsoft.com/office/word/2010/wordml" xmlns:w="http://schemas.openxmlformats.org/wordprocessingml/2006/main" xmlns:wne="http://schemas.microsoft.com/office/word/2006/wordml" xmlns:wp14="http://schemas.microsoft.com/office/word/2010/wordprocessingDrawing" xmlns:wp="http://schemas.openxmlformats.org/drawingml/2006/wordprocessingDrawing" xmlns:wpc="http://schemas.microsoft.com/office/word/2010/wordprocessingCanvas" xmlns:wpg="http://schemas.microsoft.com/office/word/2010/wordprocessingGroup" xmlns:wpi="http://schemas.microsoft.com/office/word/2010/wordprocessingInk" xmlns:wps="http://schemas.microsoft.com/office/word/2010/wordprocessingShape" mc:Ignorable="w14 wp14">
+  <w:p>
+    <w:pPr>
+      <w:pStyle w:val="Footer"/>
+      <w:jc w:val="right"/>
+    </w:pPr>
+    <w:r>
+      <w:rPr>
+        <w:color w:val="666666"/>
+        <w:sz w:val="18"/>
+      </w:rPr>
+      <w:t xml:space="preserve">CNQ User Manual   |   </w:t>
+      <w:fldChar w:fldCharType="begin"/>
+      <w:instrText xml:space="preserve"> PAGE </w:instrText>
+      <w:fldChar w:fldCharType="end"/>
+    </w:r>
+  </w:p>
+</w:ftr>
 </file>
 
 <file path=word/numbering.xml><?xml version="1.0" encoding="utf-8"?>
@@ -1952,9 +5984,14 @@
     <w:name w:val="Normal"/>
     <w:qFormat/>
     <w:rsid w:val="00FC693F"/>
+    <w:pPr>
+      <w:spacing w:after="100" w:line="240" w:lineRule="auto"/>
+    </w:pPr>
     <w:rPr>
-      <w:rFonts w:ascii="Calibri" w:hAnsi="Calibri"/>
-      <w:sz w:val="22"/>
+      <w:rFonts w:ascii="Aptos" w:hAnsi="Aptos"/>
+      <w:b w:val="0"/>
+      <w:color w:val="000000"/>
+      <w:sz w:val="21"/>
     </w:rPr>
   </w:style>
   <w:style w:type="paragraph" w:styleId="Header">
@@ -2012,15 +6049,15 @@
     <w:pPr>
       <w:keepNext/>
       <w:keepLines/>
-      <w:spacing w:before="480" w:after="0"/>
+      <w:spacing w:before="280" w:after="120"/>
       <w:outlineLvl w:val="0"/>
     </w:pPr>
     <w:rPr>
-      <w:rFonts w:asciiTheme="majorHAnsi" w:eastAsiaTheme="majorEastAsia" w:hAnsiTheme="majorHAnsi" w:cstheme="majorBidi"/>
+      <w:rFonts w:asciiTheme="majorHAnsi" w:eastAsiaTheme="majorEastAsia" w:hAnsiTheme="majorHAnsi" w:cstheme="majorBidi" w:ascii="Aptos Display" w:hAnsi="Aptos Display"/>
       <w:b/>
       <w:bCs/>
-      <w:color w:val="365F91" w:themeColor="accent1" w:themeShade="BF"/>
-      <w:sz w:val="28"/>
+      <w:color w:val="000000"/>
+      <w:sz w:val="36"/>
       <w:szCs w:val="28"/>
     </w:rPr>
   </w:style>
@@ -2036,14 +6073,14 @@
     <w:pPr>
       <w:keepNext/>
       <w:keepLines/>
-      <w:spacing w:before="200" w:after="0"/>
+      <w:spacing w:before="200" w:after="80"/>
       <w:outlineLvl w:val="1"/>
     </w:pPr>
     <w:rPr>
-      <w:rFonts w:asciiTheme="majorHAnsi" w:eastAsiaTheme="majorEastAsia" w:hAnsiTheme="majorHAnsi" w:cstheme="majorBidi"/>
+      <w:rFonts w:asciiTheme="majorHAnsi" w:eastAsiaTheme="majorEastAsia" w:hAnsiTheme="majorHAnsi" w:cstheme="majorBidi" w:ascii="Aptos Display" w:hAnsi="Aptos Display"/>
       <w:b/>
       <w:bCs/>
-      <w:color w:val="4F81BD" w:themeColor="accent1"/>
+      <w:color w:val="000000"/>
       <w:sz w:val="26"/>
       <w:szCs w:val="26"/>
     </w:rPr>
@@ -2301,15 +6338,16 @@
       <w:pBdr>
         <w:bottom w:val="single" w:sz="8" w:space="4" w:color="4F81BD" w:themeColor="accent1"/>
       </w:pBdr>
-      <w:spacing w:after="300" w:line="240" w:lineRule="auto"/>
+      <w:spacing w:after="160" w:line="240" w:lineRule="auto"/>
       <w:contextualSpacing/>
     </w:pPr>
     <w:rPr>
-      <w:rFonts w:asciiTheme="majorHAnsi" w:eastAsiaTheme="majorEastAsia" w:hAnsiTheme="majorHAnsi" w:cstheme="majorBidi"/>
-      <w:color w:val="17365D" w:themeColor="text2" w:themeShade="BF"/>
+      <w:rFonts w:asciiTheme="majorHAnsi" w:eastAsiaTheme="majorEastAsia" w:hAnsiTheme="majorHAnsi" w:cstheme="majorBidi" w:ascii="Aptos Display" w:hAnsi="Aptos Display"/>
+      <w:b/>
+      <w:color w:val="000000"/>
       <w:spacing w:val="5"/>
       <w:kern w:val="28"/>
-      <w:sz w:val="52"/>
+      <w:sz w:val="56"/>
       <w:szCs w:val="52"/>
     </w:rPr>
   </w:style>
@@ -2483,8 +6521,15 @@
       <w:numPr>
         <w:numId w:val="1"/>
       </w:numPr>
+      <w:spacing w:after="60"/>
       <w:contextualSpacing/>
     </w:pPr>
+    <w:rPr>
+      <w:rFonts w:ascii="Aptos" w:hAnsi="Aptos"/>
+      <w:b w:val="0"/>
+      <w:color w:val="000000"/>
+      <w:sz w:val="21"/>
+    </w:rPr>
   </w:style>
   <w:style w:type="paragraph" w:styleId="ListBullet2">
     <w:name w:val="List Bullet 2"/>
@@ -2522,8 +6567,15 @@
       <w:numPr>
         <w:numId w:val="5"/>
       </w:numPr>
+      <w:spacing w:after="60"/>
       <w:contextualSpacing/>
     </w:pPr>
+    <w:rPr>
+      <w:rFonts w:ascii="Aptos" w:hAnsi="Aptos"/>
+      <w:b w:val="0"/>
+      <w:color w:val="000000"/>
+      <w:sz w:val="21"/>
+    </w:rPr>
   </w:style>
   <w:style w:type="paragraph" w:styleId="ListNumber2">
     <w:name w:val="List Number 2"/>

--- a/cnq_app/MANUAL.docx
+++ b/cnq_app/MANUAL.docx
@@ -18,10 +18,9 @@
       <w:r>
         <w:rPr>
           <w:b/>
-          <w:i w:val="0"/>
-          <w:sz w:val="28"/>
+          <w:sz w:val="30"/>
         </w:rPr>
-        <w:t>Local browser application for censored noncrossing quantile regression</w:t>
+        <w:t>Quick guide for local censored quantile modeling</w:t>
       </w:r>
     </w:p>
     <w:p>
@@ -29,11 +28,7 @@
         <w:jc w:val="center"/>
       </w:pPr>
       <w:r>
-        <w:rPr>
-          <w:b w:val="0"/>
-          <w:i w:val="0"/>
-        </w:rPr>
-        <w:t>Use this manual to install and start CNQ, upload a CSV file, train a model, and produce predictions or population projections. A simulated example is available if you want to try the workflow without using your own data.</w:t>
+        <w:t>Start the app, train and save a model, then predict new subjects or project population trends. CNQ runs on your computer and uses a browser as its interface.</w:t>
       </w:r>
     </w:p>
     <w:p>
@@ -41,11 +36,18 @@
         <w:jc w:val="center"/>
       </w:pPr>
       <w:r>
+        <w:t>After CNQ starts, routine use does not require Python programming.</w:t>
+      </w:r>
+    </w:p>
+    <w:p>
+      <w:r>
         <w:rPr>
-          <w:b w:val="0"/>
-          <w:i w:val="0"/>
+          <w:b/>
         </w:rPr>
-        <w:t>CNQ runs on your computer and opens in a web browser. After the app starts, you do not need to write Python code.</w:t>
+        <w:t xml:space="preserve">For company data. </w:t>
+      </w:r>
+      <w:r>
+        <w:t>Follow your organization's approved software, storage, privacy, and model validation procedures.</w:t>
       </w:r>
     </w:p>
     <w:p>
@@ -58,27 +60,67 @@
         <w:pStyle w:val="Heading1"/>
       </w:pPr>
       <w:r>
-        <w:t>1 Before you begin</w:t>
+        <w:t>1 Start CNQ</w:t>
       </w:r>
     </w:p>
     <w:p>
       <w:r>
-        <w:rPr>
-          <w:b w:val="0"/>
-          <w:i w:val="0"/>
-        </w:rPr>
-        <w:t>CNQ is a local browser application. The browser is the user interface, while a small Python program runs in a terminal window on the same computer. Keep that terminal window open for the entire session.</w:t>
+        <w:t>The same startup procedure applies on Windows, macOS, and Linux. The first run installs the required packages and can take several minutes.</w:t>
       </w:r>
     </w:p>
     <w:p>
+      <w:pPr>
+        <w:keepNext/>
+        <w:spacing w:before="100" w:after="60"/>
+        <w:jc w:val="center"/>
+      </w:pPr>
+      <w:r>
+        <w:drawing>
+          <wp:inline xmlns:a="http://schemas.openxmlformats.org/drawingml/2006/main" xmlns:pic="http://schemas.openxmlformats.org/drawingml/2006/picture">
+            <wp:extent cx="5486400" cy="2194007"/>
+            <wp:docPr id="1" name="Picture 1" descr="Three step CNQ startup process: obtain CNQ, run python run.py, and open the local browser address."/>
+            <wp:cNvGraphicFramePr>
+              <a:graphicFrameLocks noChangeAspect="1"/>
+            </wp:cNvGraphicFramePr>
+            <a:graphic>
+              <a:graphicData uri="http://schemas.openxmlformats.org/drawingml/2006/picture">
+                <pic:pic>
+                  <pic:nvPicPr>
+                    <pic:cNvPr id="0" name="cnq-start-three-steps.png"/>
+                    <pic:cNvPicPr/>
+                  </pic:nvPicPr>
+                  <pic:blipFill>
+                    <a:blip r:embed="rId10"/>
+                    <a:stretch>
+                      <a:fillRect/>
+                    </a:stretch>
+                  </pic:blipFill>
+                  <pic:spPr>
+                    <a:xfrm>
+                      <a:off x="0" y="0"/>
+                      <a:ext cx="5486400" cy="2194007"/>
+                    </a:xfrm>
+                    <a:prstGeom prst="rect"/>
+                  </pic:spPr>
+                </pic:pic>
+              </a:graphicData>
+            </a:graphic>
+          </wp:inline>
+        </w:drawing>
+      </w:r>
+    </w:p>
+    <w:p>
+      <w:pPr>
+        <w:spacing w:after="200"/>
+        <w:jc w:val="center"/>
+      </w:pPr>
       <w:r>
         <w:rPr>
-          <w:b/>
+          <w:i/>
+          <w:color w:val="666666"/>
+          <w:sz w:val="19"/>
         </w:rPr>
-        <w:t xml:space="preserve">For company data. </w:t>
-      </w:r>
-      <w:r>
-        <w:t>Follow your organization's rules for approved software, protected data, storage locations, and model validation. If you cannot install Python packages on your computer, ask IT to package or install the app.</w:t>
+        <w:t>Figure 1. Start CNQ in three steps.</w:t>
       </w:r>
     </w:p>
     <w:p>
@@ -86,909 +128,29 @@
         <w:pStyle w:val="Heading2"/>
       </w:pPr>
       <w:r>
-        <w:t>1 1 What you need</w:t>
-      </w:r>
-    </w:p>
-    <w:tbl>
-      <w:tblPr>
-        <w:tblW w:type="auto" w:w="0"/>
-        <w:jc w:val="center"/>
-        <w:tblLayout w:type="fixed"/>
-        <w:tblLook w:firstColumn="1" w:firstRow="1" w:lastColumn="0" w:lastRow="0" w:noHBand="0" w:noVBand="1" w:val="04A0"/>
-      </w:tblPr>
-      <w:tblGrid>
-        <w:gridCol w:w="4939"/>
-        <w:gridCol w:w="4939"/>
-      </w:tblGrid>
-      <w:tr>
-        <w:trPr>
-          <w:tblHeader w:val="true"/>
-        </w:trPr>
-        <w:tc>
-          <w:tcPr>
-            <w:tcW w:type="dxa" w:w="2088"/>
-            <w:vAlign w:val="center"/>
-            <w:shd w:fill="1F2A55"/>
-            <w:tcBorders>
-              <w:top w:val="single" w:sz="6" w:color="D9D9D9"/>
-              <w:left w:val="single" w:sz="6" w:color="D9D9D9"/>
-              <w:bottom w:val="single" w:sz="6" w:color="D9D9D9"/>
-              <w:right w:val="single" w:sz="6" w:color="D9D9D9"/>
-              <w:insideH w:val="single" w:sz="6" w:color="D9D9D9"/>
-              <w:insideV w:val="single" w:sz="6" w:color="D9D9D9"/>
-            </w:tcBorders>
-            <w:tcMar>
-              <w:top w:w="90" w:type="dxa"/>
-              <w:start w:w="110" w:type="dxa"/>
-              <w:bottom w:w="90" w:type="dxa"/>
-              <w:end w:w="110" w:type="dxa"/>
-            </w:tcMar>
-          </w:tcPr>
-          <w:p>
-            <w:pPr>
-              <w:spacing w:after="0"/>
-            </w:pPr>
-            <w:r>
-              <w:rPr>
-                <w:rFonts w:ascii="Aptos" w:hAnsi="Aptos"/>
-                <w:sz w:val="19"/>
-              </w:rPr>
-            </w:r>
-            <w:r>
-              <w:rPr>
-                <w:rFonts w:ascii="Aptos" w:hAnsi="Aptos"/>
-                <w:b/>
-                <w:color w:val="FFFFFF"/>
-                <w:sz w:val="19"/>
-              </w:rPr>
-              <w:t>Item</w:t>
-            </w:r>
-          </w:p>
-        </w:tc>
-        <w:tc>
-          <w:tcPr>
-            <w:tcW w:type="dxa" w:w="7416"/>
-            <w:vAlign w:val="center"/>
-            <w:shd w:fill="1F2A55"/>
-            <w:tcBorders>
-              <w:top w:val="single" w:sz="6" w:color="D9D9D9"/>
-              <w:left w:val="single" w:sz="6" w:color="D9D9D9"/>
-              <w:bottom w:val="single" w:sz="6" w:color="D9D9D9"/>
-              <w:right w:val="single" w:sz="6" w:color="D9D9D9"/>
-              <w:insideH w:val="single" w:sz="6" w:color="D9D9D9"/>
-              <w:insideV w:val="single" w:sz="6" w:color="D9D9D9"/>
-            </w:tcBorders>
-            <w:tcMar>
-              <w:top w:w="90" w:type="dxa"/>
-              <w:start w:w="110" w:type="dxa"/>
-              <w:bottom w:w="90" w:type="dxa"/>
-              <w:end w:w="110" w:type="dxa"/>
-            </w:tcMar>
-          </w:tcPr>
-          <w:p>
-            <w:pPr>
-              <w:spacing w:after="0"/>
-            </w:pPr>
-            <w:r>
-              <w:rPr>
-                <w:rFonts w:ascii="Aptos" w:hAnsi="Aptos"/>
-                <w:sz w:val="19"/>
-              </w:rPr>
-            </w:r>
-            <w:r>
-              <w:rPr>
-                <w:rFonts w:ascii="Aptos" w:hAnsi="Aptos"/>
-                <w:b/>
-                <w:color w:val="FFFFFF"/>
-                <w:sz w:val="19"/>
-              </w:rPr>
-              <w:t>Requirement</w:t>
-            </w:r>
-          </w:p>
-        </w:tc>
-      </w:tr>
-      <w:tr>
-        <w:tc>
-          <w:tcPr>
-            <w:tcW w:type="dxa" w:w="2088"/>
-            <w:vAlign w:val="center"/>
-            <w:tcBorders>
-              <w:top w:val="single" w:sz="6" w:color="D9D9D9"/>
-              <w:left w:val="single" w:sz="6" w:color="D9D9D9"/>
-              <w:bottom w:val="single" w:sz="6" w:color="D9D9D9"/>
-              <w:right w:val="single" w:sz="6" w:color="D9D9D9"/>
-              <w:insideH w:val="single" w:sz="6" w:color="D9D9D9"/>
-              <w:insideV w:val="single" w:sz="6" w:color="D9D9D9"/>
-            </w:tcBorders>
-            <w:tcMar>
-              <w:top w:w="90" w:type="dxa"/>
-              <w:start w:w="110" w:type="dxa"/>
-              <w:bottom w:w="90" w:type="dxa"/>
-              <w:end w:w="110" w:type="dxa"/>
-            </w:tcMar>
-          </w:tcPr>
-          <w:p>
-            <w:pPr>
-              <w:spacing w:after="0"/>
-            </w:pPr>
-            <w:r>
-              <w:rPr>
-                <w:rFonts w:ascii="Aptos" w:hAnsi="Aptos"/>
-                <w:sz w:val="19"/>
-              </w:rPr>
-              <w:t>Operating system</w:t>
-            </w:r>
-          </w:p>
-        </w:tc>
-        <w:tc>
-          <w:tcPr>
-            <w:tcW w:type="dxa" w:w="7416"/>
-            <w:vAlign w:val="center"/>
-            <w:tcBorders>
-              <w:top w:val="single" w:sz="6" w:color="D9D9D9"/>
-              <w:left w:val="single" w:sz="6" w:color="D9D9D9"/>
-              <w:bottom w:val="single" w:sz="6" w:color="D9D9D9"/>
-              <w:right w:val="single" w:sz="6" w:color="D9D9D9"/>
-              <w:insideH w:val="single" w:sz="6" w:color="D9D9D9"/>
-              <w:insideV w:val="single" w:sz="6" w:color="D9D9D9"/>
-            </w:tcBorders>
-            <w:tcMar>
-              <w:top w:w="90" w:type="dxa"/>
-              <w:start w:w="110" w:type="dxa"/>
-              <w:bottom w:w="90" w:type="dxa"/>
-              <w:end w:w="110" w:type="dxa"/>
-            </w:tcMar>
-          </w:tcPr>
-          <w:p>
-            <w:pPr>
-              <w:spacing w:after="0"/>
-            </w:pPr>
-            <w:r>
-              <w:rPr>
-                <w:rFonts w:ascii="Aptos" w:hAnsi="Aptos"/>
-                <w:sz w:val="19"/>
-              </w:rPr>
-              <w:t>Windows 10 or 11, a current version of macOS, or Linux.</w:t>
-            </w:r>
-          </w:p>
-        </w:tc>
-      </w:tr>
-      <w:tr>
-        <w:tc>
-          <w:tcPr>
-            <w:tcW w:type="dxa" w:w="2088"/>
-            <w:vAlign w:val="center"/>
-            <w:tcBorders>
-              <w:top w:val="single" w:sz="6" w:color="D9D9D9"/>
-              <w:left w:val="single" w:sz="6" w:color="D9D9D9"/>
-              <w:bottom w:val="single" w:sz="6" w:color="D9D9D9"/>
-              <w:right w:val="single" w:sz="6" w:color="D9D9D9"/>
-              <w:insideH w:val="single" w:sz="6" w:color="D9D9D9"/>
-              <w:insideV w:val="single" w:sz="6" w:color="D9D9D9"/>
-            </w:tcBorders>
-            <w:tcMar>
-              <w:top w:w="90" w:type="dxa"/>
-              <w:start w:w="110" w:type="dxa"/>
-              <w:bottom w:w="90" w:type="dxa"/>
-              <w:end w:w="110" w:type="dxa"/>
-            </w:tcMar>
-            <w:shd w:fill="F1F5FB"/>
-          </w:tcPr>
-          <w:p>
-            <w:pPr>
-              <w:spacing w:after="0"/>
-            </w:pPr>
-            <w:r>
-              <w:rPr>
-                <w:rFonts w:ascii="Aptos" w:hAnsi="Aptos"/>
-                <w:sz w:val="19"/>
-              </w:rPr>
-              <w:t>Python</w:t>
-            </w:r>
-          </w:p>
-        </w:tc>
-        <w:tc>
-          <w:tcPr>
-            <w:tcW w:type="dxa" w:w="7416"/>
-            <w:vAlign w:val="center"/>
-            <w:tcBorders>
-              <w:top w:val="single" w:sz="6" w:color="D9D9D9"/>
-              <w:left w:val="single" w:sz="6" w:color="D9D9D9"/>
-              <w:bottom w:val="single" w:sz="6" w:color="D9D9D9"/>
-              <w:right w:val="single" w:sz="6" w:color="D9D9D9"/>
-              <w:insideH w:val="single" w:sz="6" w:color="D9D9D9"/>
-              <w:insideV w:val="single" w:sz="6" w:color="D9D9D9"/>
-            </w:tcBorders>
-            <w:tcMar>
-              <w:top w:w="90" w:type="dxa"/>
-              <w:start w:w="110" w:type="dxa"/>
-              <w:bottom w:w="90" w:type="dxa"/>
-              <w:end w:w="110" w:type="dxa"/>
-            </w:tcMar>
-            <w:shd w:fill="F1F5FB"/>
-          </w:tcPr>
-          <w:p>
-            <w:pPr>
-              <w:spacing w:after="0"/>
-            </w:pPr>
-            <w:r>
-              <w:rPr>
-                <w:rFonts w:ascii="Aptos" w:hAnsi="Aptos"/>
-                <w:sz w:val="19"/>
-              </w:rPr>
-              <w:t>Python 3.11 is recommended. Versions 3.9 through 3.13 are supported by the launcher.</w:t>
-            </w:r>
-          </w:p>
-        </w:tc>
-      </w:tr>
-      <w:tr>
-        <w:tc>
-          <w:tcPr>
-            <w:tcW w:type="dxa" w:w="2088"/>
-            <w:vAlign w:val="center"/>
-            <w:tcBorders>
-              <w:top w:val="single" w:sz="6" w:color="D9D9D9"/>
-              <w:left w:val="single" w:sz="6" w:color="D9D9D9"/>
-              <w:bottom w:val="single" w:sz="6" w:color="D9D9D9"/>
-              <w:right w:val="single" w:sz="6" w:color="D9D9D9"/>
-              <w:insideH w:val="single" w:sz="6" w:color="D9D9D9"/>
-              <w:insideV w:val="single" w:sz="6" w:color="D9D9D9"/>
-            </w:tcBorders>
-            <w:tcMar>
-              <w:top w:w="90" w:type="dxa"/>
-              <w:start w:w="110" w:type="dxa"/>
-              <w:bottom w:w="90" w:type="dxa"/>
-              <w:end w:w="110" w:type="dxa"/>
-            </w:tcMar>
-          </w:tcPr>
-          <w:p>
-            <w:pPr>
-              <w:spacing w:after="0"/>
-            </w:pPr>
-            <w:r>
-              <w:rPr>
-                <w:rFonts w:ascii="Aptos" w:hAnsi="Aptos"/>
-                <w:sz w:val="19"/>
-              </w:rPr>
-              <w:t>Web browser</w:t>
-            </w:r>
-          </w:p>
-        </w:tc>
-        <w:tc>
-          <w:tcPr>
-            <w:tcW w:type="dxa" w:w="7416"/>
-            <w:vAlign w:val="center"/>
-            <w:tcBorders>
-              <w:top w:val="single" w:sz="6" w:color="D9D9D9"/>
-              <w:left w:val="single" w:sz="6" w:color="D9D9D9"/>
-              <w:bottom w:val="single" w:sz="6" w:color="D9D9D9"/>
-              <w:right w:val="single" w:sz="6" w:color="D9D9D9"/>
-              <w:insideH w:val="single" w:sz="6" w:color="D9D9D9"/>
-              <w:insideV w:val="single" w:sz="6" w:color="D9D9D9"/>
-            </w:tcBorders>
-            <w:tcMar>
-              <w:top w:w="90" w:type="dxa"/>
-              <w:start w:w="110" w:type="dxa"/>
-              <w:bottom w:w="90" w:type="dxa"/>
-              <w:end w:w="110" w:type="dxa"/>
-            </w:tcMar>
-          </w:tcPr>
-          <w:p>
-            <w:pPr>
-              <w:spacing w:after="0"/>
-            </w:pPr>
-            <w:r>
-              <w:rPr>
-                <w:rFonts w:ascii="Aptos" w:hAnsi="Aptos"/>
-                <w:sz w:val="19"/>
-              </w:rPr>
-              <w:t>A current version of Microsoft Edge, Google Chrome, Firefox, or Safari.</w:t>
-            </w:r>
-          </w:p>
-        </w:tc>
-      </w:tr>
-      <w:tr>
-        <w:tc>
-          <w:tcPr>
-            <w:tcW w:type="dxa" w:w="2088"/>
-            <w:vAlign w:val="center"/>
-            <w:tcBorders>
-              <w:top w:val="single" w:sz="6" w:color="D9D9D9"/>
-              <w:left w:val="single" w:sz="6" w:color="D9D9D9"/>
-              <w:bottom w:val="single" w:sz="6" w:color="D9D9D9"/>
-              <w:right w:val="single" w:sz="6" w:color="D9D9D9"/>
-              <w:insideH w:val="single" w:sz="6" w:color="D9D9D9"/>
-              <w:insideV w:val="single" w:sz="6" w:color="D9D9D9"/>
-            </w:tcBorders>
-            <w:tcMar>
-              <w:top w:w="90" w:type="dxa"/>
-              <w:start w:w="110" w:type="dxa"/>
-              <w:bottom w:w="90" w:type="dxa"/>
-              <w:end w:w="110" w:type="dxa"/>
-            </w:tcMar>
-            <w:shd w:fill="F1F5FB"/>
-          </w:tcPr>
-          <w:p>
-            <w:pPr>
-              <w:spacing w:after="0"/>
-            </w:pPr>
-            <w:r>
-              <w:rPr>
-                <w:rFonts w:ascii="Aptos" w:hAnsi="Aptos"/>
-                <w:sz w:val="19"/>
-              </w:rPr>
-              <w:t>Internet access</w:t>
-            </w:r>
-          </w:p>
-        </w:tc>
-        <w:tc>
-          <w:tcPr>
-            <w:tcW w:type="dxa" w:w="7416"/>
-            <w:vAlign w:val="center"/>
-            <w:tcBorders>
-              <w:top w:val="single" w:sz="6" w:color="D9D9D9"/>
-              <w:left w:val="single" w:sz="6" w:color="D9D9D9"/>
-              <w:bottom w:val="single" w:sz="6" w:color="D9D9D9"/>
-              <w:right w:val="single" w:sz="6" w:color="D9D9D9"/>
-              <w:insideH w:val="single" w:sz="6" w:color="D9D9D9"/>
-              <w:insideV w:val="single" w:sz="6" w:color="D9D9D9"/>
-            </w:tcBorders>
-            <w:tcMar>
-              <w:top w:w="90" w:type="dxa"/>
-              <w:start w:w="110" w:type="dxa"/>
-              <w:bottom w:w="90" w:type="dxa"/>
-              <w:end w:w="110" w:type="dxa"/>
-            </w:tcMar>
-            <w:shd w:fill="F1F5FB"/>
-          </w:tcPr>
-          <w:p>
-            <w:pPr>
-              <w:spacing w:after="0"/>
-            </w:pPr>
-            <w:r>
-              <w:rPr>
-                <w:rFonts w:ascii="Aptos" w:hAnsi="Aptos"/>
-                <w:sz w:val="19"/>
-              </w:rPr>
-              <w:t>Required during the first setup so Python packages can be downloaded.</w:t>
-            </w:r>
-          </w:p>
-        </w:tc>
-      </w:tr>
-      <w:tr>
-        <w:tc>
-          <w:tcPr>
-            <w:tcW w:type="dxa" w:w="2088"/>
-            <w:vAlign w:val="center"/>
-            <w:tcBorders>
-              <w:top w:val="single" w:sz="6" w:color="D9D9D9"/>
-              <w:left w:val="single" w:sz="6" w:color="D9D9D9"/>
-              <w:bottom w:val="single" w:sz="6" w:color="D9D9D9"/>
-              <w:right w:val="single" w:sz="6" w:color="D9D9D9"/>
-              <w:insideH w:val="single" w:sz="6" w:color="D9D9D9"/>
-              <w:insideV w:val="single" w:sz="6" w:color="D9D9D9"/>
-            </w:tcBorders>
-            <w:tcMar>
-              <w:top w:w="90" w:type="dxa"/>
-              <w:start w:w="110" w:type="dxa"/>
-              <w:bottom w:w="90" w:type="dxa"/>
-              <w:end w:w="110" w:type="dxa"/>
-            </w:tcMar>
-          </w:tcPr>
-          <w:p>
-            <w:pPr>
-              <w:spacing w:after="0"/>
-            </w:pPr>
-            <w:r>
-              <w:rPr>
-                <w:rFonts w:ascii="Aptos" w:hAnsi="Aptos"/>
-                <w:sz w:val="19"/>
-              </w:rPr>
-              <w:t>Disk location</w:t>
-            </w:r>
-          </w:p>
-        </w:tc>
-        <w:tc>
-          <w:tcPr>
-            <w:tcW w:type="dxa" w:w="7416"/>
-            <w:vAlign w:val="center"/>
-            <w:tcBorders>
-              <w:top w:val="single" w:sz="6" w:color="D9D9D9"/>
-              <w:left w:val="single" w:sz="6" w:color="D9D9D9"/>
-              <w:bottom w:val="single" w:sz="6" w:color="D9D9D9"/>
-              <w:right w:val="single" w:sz="6" w:color="D9D9D9"/>
-              <w:insideH w:val="single" w:sz="6" w:color="D9D9D9"/>
-              <w:insideV w:val="single" w:sz="6" w:color="D9D9D9"/>
-            </w:tcBorders>
-            <w:tcMar>
-              <w:top w:w="90" w:type="dxa"/>
-              <w:start w:w="110" w:type="dxa"/>
-              <w:bottom w:w="90" w:type="dxa"/>
-              <w:end w:w="110" w:type="dxa"/>
-            </w:tcMar>
-          </w:tcPr>
-          <w:p>
-            <w:pPr>
-              <w:spacing w:after="0"/>
-            </w:pPr>
-            <w:r>
-              <w:rPr>
-                <w:rFonts w:ascii="Aptos" w:hAnsi="Aptos"/>
-                <w:sz w:val="19"/>
-              </w:rPr>
-              <w:t>Use a local folder. Avoid OneDrive, iCloud, and Dropbox because synchronization can lock setup files.</w:t>
-            </w:r>
-          </w:p>
-        </w:tc>
-      </w:tr>
-      <w:tr>
-        <w:tc>
-          <w:tcPr>
-            <w:tcW w:type="dxa" w:w="2088"/>
-            <w:vAlign w:val="center"/>
-            <w:tcBorders>
-              <w:top w:val="single" w:sz="6" w:color="D9D9D9"/>
-              <w:left w:val="single" w:sz="6" w:color="D9D9D9"/>
-              <w:bottom w:val="single" w:sz="6" w:color="D9D9D9"/>
-              <w:right w:val="single" w:sz="6" w:color="D9D9D9"/>
-              <w:insideH w:val="single" w:sz="6" w:color="D9D9D9"/>
-              <w:insideV w:val="single" w:sz="6" w:color="D9D9D9"/>
-            </w:tcBorders>
-            <w:tcMar>
-              <w:top w:w="90" w:type="dxa"/>
-              <w:start w:w="110" w:type="dxa"/>
-              <w:bottom w:w="90" w:type="dxa"/>
-              <w:end w:w="110" w:type="dxa"/>
-            </w:tcMar>
-            <w:shd w:fill="F1F5FB"/>
-          </w:tcPr>
-          <w:p>
-            <w:pPr>
-              <w:spacing w:after="0"/>
-            </w:pPr>
-            <w:r>
-              <w:rPr>
-                <w:rFonts w:ascii="Aptos" w:hAnsi="Aptos"/>
-                <w:sz w:val="19"/>
-              </w:rPr>
-              <w:t>Git</w:t>
-            </w:r>
-          </w:p>
-        </w:tc>
-        <w:tc>
-          <w:tcPr>
-            <w:tcW w:type="dxa" w:w="7416"/>
-            <w:vAlign w:val="center"/>
-            <w:tcBorders>
-              <w:top w:val="single" w:sz="6" w:color="D9D9D9"/>
-              <w:left w:val="single" w:sz="6" w:color="D9D9D9"/>
-              <w:bottom w:val="single" w:sz="6" w:color="D9D9D9"/>
-              <w:right w:val="single" w:sz="6" w:color="D9D9D9"/>
-              <w:insideH w:val="single" w:sz="6" w:color="D9D9D9"/>
-              <w:insideV w:val="single" w:sz="6" w:color="D9D9D9"/>
-            </w:tcBorders>
-            <w:tcMar>
-              <w:top w:w="90" w:type="dxa"/>
-              <w:start w:w="110" w:type="dxa"/>
-              <w:bottom w:w="90" w:type="dxa"/>
-              <w:end w:w="110" w:type="dxa"/>
-            </w:tcMar>
-            <w:shd w:fill="F1F5FB"/>
-          </w:tcPr>
-          <w:p>
-            <w:pPr>
-              <w:spacing w:after="0"/>
-            </w:pPr>
-            <w:r>
-              <w:rPr>
-                <w:rFonts w:ascii="Aptos" w:hAnsi="Aptos"/>
-                <w:sz w:val="19"/>
-              </w:rPr>
-              <w:t>Needed only if you download the project with the Git commands in this manual.</w:t>
-            </w:r>
-          </w:p>
-        </w:tc>
-      </w:tr>
-    </w:tbl>
-    <w:p/>
-    <w:p>
-      <w:pPr>
-        <w:pStyle w:val="Heading2"/>
-      </w:pPr>
-      <w:r>
-        <w:t>1 2 Choose how to obtain CNQ</w:t>
-      </w:r>
-    </w:p>
-    <w:tbl>
-      <w:tblPr>
-        <w:tblW w:type="auto" w:w="0"/>
-        <w:jc w:val="center"/>
-        <w:tblLayout w:type="fixed"/>
-        <w:tblLook w:firstColumn="1" w:firstRow="1" w:lastColumn="0" w:lastRow="0" w:noHBand="0" w:noVBand="1" w:val="04A0"/>
-      </w:tblPr>
-      <w:tblGrid>
-        <w:gridCol w:w="3293"/>
-        <w:gridCol w:w="3293"/>
-        <w:gridCol w:w="3293"/>
-      </w:tblGrid>
-      <w:tr>
-        <w:trPr>
-          <w:tblHeader w:val="true"/>
-        </w:trPr>
-        <w:tc>
-          <w:tcPr>
-            <w:tcW w:type="dxa" w:w="2520"/>
-            <w:vAlign w:val="center"/>
-            <w:shd w:fill="1F2A55"/>
-            <w:tcBorders>
-              <w:top w:val="single" w:sz="6" w:color="D9D9D9"/>
-              <w:left w:val="single" w:sz="6" w:color="D9D9D9"/>
-              <w:bottom w:val="single" w:sz="6" w:color="D9D9D9"/>
-              <w:right w:val="single" w:sz="6" w:color="D9D9D9"/>
-              <w:insideH w:val="single" w:sz="6" w:color="D9D9D9"/>
-              <w:insideV w:val="single" w:sz="6" w:color="D9D9D9"/>
-            </w:tcBorders>
-            <w:tcMar>
-              <w:top w:w="90" w:type="dxa"/>
-              <w:start w:w="110" w:type="dxa"/>
-              <w:bottom w:w="90" w:type="dxa"/>
-              <w:end w:w="110" w:type="dxa"/>
-            </w:tcMar>
-          </w:tcPr>
-          <w:p>
-            <w:pPr>
-              <w:spacing w:after="0"/>
-            </w:pPr>
-            <w:r>
-              <w:rPr>
-                <w:rFonts w:ascii="Aptos" w:hAnsi="Aptos"/>
-                <w:sz w:val="19"/>
-              </w:rPr>
-            </w:r>
-            <w:r>
-              <w:rPr>
-                <w:rFonts w:ascii="Aptos" w:hAnsi="Aptos"/>
-                <w:b/>
-                <w:color w:val="FFFFFF"/>
-                <w:sz w:val="19"/>
-              </w:rPr>
-              <w:t>Method</w:t>
-            </w:r>
-          </w:p>
-        </w:tc>
-        <w:tc>
-          <w:tcPr>
-            <w:tcW w:type="dxa" w:w="2232"/>
-            <w:vAlign w:val="center"/>
-            <w:shd w:fill="1F2A55"/>
-            <w:tcBorders>
-              <w:top w:val="single" w:sz="6" w:color="D9D9D9"/>
-              <w:left w:val="single" w:sz="6" w:color="D9D9D9"/>
-              <w:bottom w:val="single" w:sz="6" w:color="D9D9D9"/>
-              <w:right w:val="single" w:sz="6" w:color="D9D9D9"/>
-              <w:insideH w:val="single" w:sz="6" w:color="D9D9D9"/>
-              <w:insideV w:val="single" w:sz="6" w:color="D9D9D9"/>
-            </w:tcBorders>
-            <w:tcMar>
-              <w:top w:w="90" w:type="dxa"/>
-              <w:start w:w="110" w:type="dxa"/>
-              <w:bottom w:w="90" w:type="dxa"/>
-              <w:end w:w="110" w:type="dxa"/>
-            </w:tcMar>
-          </w:tcPr>
-          <w:p>
-            <w:pPr>
-              <w:spacing w:after="0"/>
-            </w:pPr>
-            <w:r>
-              <w:rPr>
-                <w:rFonts w:ascii="Aptos" w:hAnsi="Aptos"/>
-                <w:sz w:val="19"/>
-              </w:rPr>
-            </w:r>
-            <w:r>
-              <w:rPr>
-                <w:rFonts w:ascii="Aptos" w:hAnsi="Aptos"/>
-                <w:b/>
-                <w:color w:val="FFFFFF"/>
-                <w:sz w:val="19"/>
-              </w:rPr>
-              <w:t>Best for</w:t>
-            </w:r>
-          </w:p>
-        </w:tc>
-        <w:tc>
-          <w:tcPr>
-            <w:tcW w:type="dxa" w:w="4752"/>
-            <w:vAlign w:val="center"/>
-            <w:shd w:fill="1F2A55"/>
-            <w:tcBorders>
-              <w:top w:val="single" w:sz="6" w:color="D9D9D9"/>
-              <w:left w:val="single" w:sz="6" w:color="D9D9D9"/>
-              <w:bottom w:val="single" w:sz="6" w:color="D9D9D9"/>
-              <w:right w:val="single" w:sz="6" w:color="D9D9D9"/>
-              <w:insideH w:val="single" w:sz="6" w:color="D9D9D9"/>
-              <w:insideV w:val="single" w:sz="6" w:color="D9D9D9"/>
-            </w:tcBorders>
-            <w:tcMar>
-              <w:top w:w="90" w:type="dxa"/>
-              <w:start w:w="110" w:type="dxa"/>
-              <w:bottom w:w="90" w:type="dxa"/>
-              <w:end w:w="110" w:type="dxa"/>
-            </w:tcMar>
-          </w:tcPr>
-          <w:p>
-            <w:pPr>
-              <w:spacing w:after="0"/>
-            </w:pPr>
-            <w:r>
-              <w:rPr>
-                <w:rFonts w:ascii="Aptos" w:hAnsi="Aptos"/>
-                <w:sz w:val="19"/>
-              </w:rPr>
-            </w:r>
-            <w:r>
-              <w:rPr>
-                <w:rFonts w:ascii="Aptos" w:hAnsi="Aptos"/>
-                <w:b/>
-                <w:color w:val="FFFFFF"/>
-                <w:sz w:val="19"/>
-              </w:rPr>
-              <w:t>Important detail</w:t>
-            </w:r>
-          </w:p>
-        </w:tc>
-      </w:tr>
-      <w:tr>
-        <w:tc>
-          <w:tcPr>
-            <w:tcW w:type="dxa" w:w="2520"/>
-            <w:vAlign w:val="center"/>
-            <w:tcBorders>
-              <w:top w:val="single" w:sz="6" w:color="D9D9D9"/>
-              <w:left w:val="single" w:sz="6" w:color="D9D9D9"/>
-              <w:bottom w:val="single" w:sz="6" w:color="D9D9D9"/>
-              <w:right w:val="single" w:sz="6" w:color="D9D9D9"/>
-              <w:insideH w:val="single" w:sz="6" w:color="D9D9D9"/>
-              <w:insideV w:val="single" w:sz="6" w:color="D9D9D9"/>
-            </w:tcBorders>
-            <w:tcMar>
-              <w:top w:w="90" w:type="dxa"/>
-              <w:start w:w="110" w:type="dxa"/>
-              <w:bottom w:w="90" w:type="dxa"/>
-              <w:end w:w="110" w:type="dxa"/>
-            </w:tcMar>
-          </w:tcPr>
-          <w:p>
-            <w:pPr>
-              <w:spacing w:after="0"/>
-            </w:pPr>
-            <w:r>
-              <w:rPr>
-                <w:rFonts w:ascii="Aptos" w:hAnsi="Aptos"/>
-                <w:sz w:val="19"/>
-              </w:rPr>
-              <w:t>Approved deepquant zip file</w:t>
-            </w:r>
-          </w:p>
-        </w:tc>
-        <w:tc>
-          <w:tcPr>
-            <w:tcW w:type="dxa" w:w="2232"/>
-            <w:vAlign w:val="center"/>
-            <w:tcBorders>
-              <w:top w:val="single" w:sz="6" w:color="D9D9D9"/>
-              <w:left w:val="single" w:sz="6" w:color="D9D9D9"/>
-              <w:bottom w:val="single" w:sz="6" w:color="D9D9D9"/>
-              <w:right w:val="single" w:sz="6" w:color="D9D9D9"/>
-              <w:insideH w:val="single" w:sz="6" w:color="D9D9D9"/>
-              <w:insideV w:val="single" w:sz="6" w:color="D9D9D9"/>
-            </w:tcBorders>
-            <w:tcMar>
-              <w:top w:w="90" w:type="dxa"/>
-              <w:start w:w="110" w:type="dxa"/>
-              <w:bottom w:w="90" w:type="dxa"/>
-              <w:end w:w="110" w:type="dxa"/>
-            </w:tcMar>
-          </w:tcPr>
-          <w:p>
-            <w:pPr>
-              <w:spacing w:after="0"/>
-            </w:pPr>
-            <w:r>
-              <w:rPr>
-                <w:rFonts w:ascii="Aptos" w:hAnsi="Aptos"/>
-                <w:sz w:val="19"/>
-              </w:rPr>
-              <w:t>Most analysts</w:t>
-            </w:r>
-          </w:p>
-        </w:tc>
-        <w:tc>
-          <w:tcPr>
-            <w:tcW w:type="dxa" w:w="4752"/>
-            <w:vAlign w:val="center"/>
-            <w:tcBorders>
-              <w:top w:val="single" w:sz="6" w:color="D9D9D9"/>
-              <w:left w:val="single" w:sz="6" w:color="D9D9D9"/>
-              <w:bottom w:val="single" w:sz="6" w:color="D9D9D9"/>
-              <w:right w:val="single" w:sz="6" w:color="D9D9D9"/>
-              <w:insideH w:val="single" w:sz="6" w:color="D9D9D9"/>
-              <w:insideV w:val="single" w:sz="6" w:color="D9D9D9"/>
-            </w:tcBorders>
-            <w:tcMar>
-              <w:top w:w="90" w:type="dxa"/>
-              <w:start w:w="110" w:type="dxa"/>
-              <w:bottom w:w="90" w:type="dxa"/>
-              <w:end w:w="110" w:type="dxa"/>
-            </w:tcMar>
-          </w:tcPr>
-          <w:p>
-            <w:pPr>
-              <w:spacing w:after="0"/>
-            </w:pPr>
-            <w:r>
-              <w:rPr>
-                <w:rFonts w:ascii="Aptos" w:hAnsi="Aptos"/>
-                <w:sz w:val="19"/>
-              </w:rPr>
-              <w:t>The package includes both cnq_app and deepcnq. Use the zip supplied by your project team or IT.</w:t>
-            </w:r>
-          </w:p>
-        </w:tc>
-      </w:tr>
-      <w:tr>
-        <w:tc>
-          <w:tcPr>
-            <w:tcW w:type="dxa" w:w="2520"/>
-            <w:vAlign w:val="center"/>
-            <w:tcBorders>
-              <w:top w:val="single" w:sz="6" w:color="D9D9D9"/>
-              <w:left w:val="single" w:sz="6" w:color="D9D9D9"/>
-              <w:bottom w:val="single" w:sz="6" w:color="D9D9D9"/>
-              <w:right w:val="single" w:sz="6" w:color="D9D9D9"/>
-              <w:insideH w:val="single" w:sz="6" w:color="D9D9D9"/>
-              <w:insideV w:val="single" w:sz="6" w:color="D9D9D9"/>
-            </w:tcBorders>
-            <w:tcMar>
-              <w:top w:w="90" w:type="dxa"/>
-              <w:start w:w="110" w:type="dxa"/>
-              <w:bottom w:w="90" w:type="dxa"/>
-              <w:end w:w="110" w:type="dxa"/>
-            </w:tcMar>
-            <w:shd w:fill="F1F5FB"/>
-          </w:tcPr>
-          <w:p>
-            <w:pPr>
-              <w:spacing w:after="0"/>
-            </w:pPr>
-            <w:r>
-              <w:rPr>
-                <w:rFonts w:ascii="Aptos" w:hAnsi="Aptos"/>
-                <w:sz w:val="19"/>
-              </w:rPr>
-              <w:t>GitHub clone</w:t>
-            </w:r>
-          </w:p>
-        </w:tc>
-        <w:tc>
-          <w:tcPr>
-            <w:tcW w:type="dxa" w:w="2232"/>
-            <w:vAlign w:val="center"/>
-            <w:tcBorders>
-              <w:top w:val="single" w:sz="6" w:color="D9D9D9"/>
-              <w:left w:val="single" w:sz="6" w:color="D9D9D9"/>
-              <w:bottom w:val="single" w:sz="6" w:color="D9D9D9"/>
-              <w:right w:val="single" w:sz="6" w:color="D9D9D9"/>
-              <w:insideH w:val="single" w:sz="6" w:color="D9D9D9"/>
-              <w:insideV w:val="single" w:sz="6" w:color="D9D9D9"/>
-            </w:tcBorders>
-            <w:tcMar>
-              <w:top w:w="90" w:type="dxa"/>
-              <w:start w:w="110" w:type="dxa"/>
-              <w:bottom w:w="90" w:type="dxa"/>
-              <w:end w:w="110" w:type="dxa"/>
-            </w:tcMar>
-            <w:shd w:fill="F1F5FB"/>
-          </w:tcPr>
-          <w:p>
-            <w:pPr>
-              <w:spacing w:after="0"/>
-            </w:pPr>
-            <w:r>
-              <w:rPr>
-                <w:rFonts w:ascii="Aptos" w:hAnsi="Aptos"/>
-                <w:sz w:val="19"/>
-              </w:rPr>
-              <w:t>Developers and analysts who use Git</w:t>
-            </w:r>
-          </w:p>
-        </w:tc>
-        <w:tc>
-          <w:tcPr>
-            <w:tcW w:type="dxa" w:w="4752"/>
-            <w:vAlign w:val="center"/>
-            <w:tcBorders>
-              <w:top w:val="single" w:sz="6" w:color="D9D9D9"/>
-              <w:left w:val="single" w:sz="6" w:color="D9D9D9"/>
-              <w:bottom w:val="single" w:sz="6" w:color="D9D9D9"/>
-              <w:right w:val="single" w:sz="6" w:color="D9D9D9"/>
-              <w:insideH w:val="single" w:sz="6" w:color="D9D9D9"/>
-              <w:insideV w:val="single" w:sz="6" w:color="D9D9D9"/>
-            </w:tcBorders>
-            <w:tcMar>
-              <w:top w:w="90" w:type="dxa"/>
-              <w:start w:w="110" w:type="dxa"/>
-              <w:bottom w:w="90" w:type="dxa"/>
-              <w:end w:w="110" w:type="dxa"/>
-            </w:tcMar>
-            <w:shd w:fill="F1F5FB"/>
-          </w:tcPr>
-          <w:p>
-            <w:pPr>
-              <w:spacing w:after="0"/>
-            </w:pPr>
-            <w:r>
-              <w:rPr>
-                <w:rFonts w:ascii="Aptos" w:hAnsi="Aptos"/>
-                <w:sz w:val="19"/>
-              </w:rPr>
-              <w:t>Clone with --recursive so the deepcnq submodule is included.</w:t>
-            </w:r>
-          </w:p>
-        </w:tc>
-      </w:tr>
-    </w:tbl>
-    <w:p/>
-    <w:p>
-      <w:r>
-        <w:rPr>
-          <w:b/>
-        </w:rPr>
-        <w:t xml:space="preserve">Do not use GitHub Download ZIP for the source repository. </w:t>
-      </w:r>
-      <w:r>
-        <w:t>That download may omit the deepcnq submodule. Use the approved deepquant zip file or the recursive Git command below.</w:t>
+        <w:t>1 1 Obtain the app</w:t>
       </w:r>
     </w:p>
     <w:p>
       <w:pPr>
-        <w:pStyle w:val="Heading1"/>
+        <w:pStyle w:val="ListBullet"/>
       </w:pPr>
       <w:r>
-        <w:t>2 Start CNQ for the first time</w:t>
-      </w:r>
-    </w:p>
-    <w:p>
-      <w:r>
-        <w:rPr>
-          <w:b w:val="0"/>
-          <w:i w:val="0"/>
-        </w:rPr>
-        <w:t>The same procedure applies on Windows, macOS, and Linux. The first start creates a private Python environment inside cnq_app and installs the required packages. This can take several minutes.</w:t>
+        <w:t>Approved zip: extract the full deepquant package to a local folder that is not synchronized by OneDrive, iCloud, or Dropbox.</w:t>
       </w:r>
     </w:p>
     <w:p>
       <w:pPr>
-        <w:pStyle w:val="Heading2"/>
+        <w:pStyle w:val="ListBullet"/>
       </w:pPr>
       <w:r>
-        <w:t>2 1 Obtain the project</w:t>
-      </w:r>
-    </w:p>
-    <w:p>
-      <w:r>
-        <w:rPr>
-          <w:b w:val="0"/>
-          <w:i w:val="0"/>
-        </w:rPr>
-        <w:t>If you received the approved deepquant zip file, extract it to a local folder that is not synchronized by OneDrive, iCloud, or Dropbox. If you are cloning from GitHub, open a terminal in the folder where you want to keep the project and run:</w:t>
+        <w:t>GitHub: clone recursively so the deepcnq submodule is included.</w:t>
       </w:r>
     </w:p>
     <w:p>
       <w:pPr>
         <w:keepLines/>
-        <w:spacing w:before="60" w:after="140"/>
+        <w:spacing w:before="40" w:after="120"/>
         <w:ind w:left="317" w:right="317"/>
         <w:shd w:fill="F3F3F3"/>
       </w:pPr>
@@ -1001,20 +163,8 @@
       </w:r>
     </w:p>
     <w:p>
-      <w:pPr>
-        <w:pStyle w:val="Heading2"/>
-      </w:pPr>
       <w:r>
-        <w:t>2 2 Open a terminal in cnq_app</w:t>
-      </w:r>
-    </w:p>
-    <w:p>
-      <w:r>
-        <w:rPr>
-          <w:b w:val="0"/>
-          <w:i w:val="0"/>
-        </w:rPr>
-        <w:t>Locate the cnq_app folder inside the extracted or cloned project. Open PowerShell, Command Prompt, or Terminal. Type cd followed by a space, drag the cnq_app folder into the terminal window, and press Enter.</w:t>
+        <w:t>Do not use GitHub Download ZIP for the source repository because it may omit the deepcnq submodule.</w:t>
       </w:r>
     </w:p>
     <w:p>
@@ -1022,25 +172,29 @@
         <w:pStyle w:val="Heading2"/>
       </w:pPr>
       <w:r>
-        <w:t>2 3 Start the app</w:t>
+        <w:t>1 2 Go to the app folder and run CNQ</w:t>
       </w:r>
     </w:p>
     <w:p>
-      <w:pPr>
-        <w:keepNext/>
-      </w:pPr>
+      <w:r>
+        <w:t>Open Terminal on macOS or Linux, or PowerShell or Command Prompt on Windows.</w:t>
+      </w:r>
+    </w:p>
+    <w:p>
       <w:r>
         <w:rPr>
-          <w:b w:val="0"/>
-          <w:i w:val="0"/>
+          <w:b/>
         </w:rPr>
-        <w:t>Run the following command:</w:t>
+        <w:t xml:space="preserve">Easiest method. </w:t>
+      </w:r>
+      <w:r>
+        <w:t>Type cd followed by one space. Drag the Deepcnq_app folder from File Explorer or Finder into the terminal, then press Enter.</w:t>
       </w:r>
     </w:p>
     <w:p>
       <w:pPr>
         <w:keepLines/>
-        <w:spacing w:before="60" w:after="140"/>
+        <w:spacing w:before="40" w:after="120"/>
         <w:ind w:left="317" w:right="317"/>
         <w:shd w:fill="F3F3F3"/>
       </w:pPr>
@@ -1049,7 +203,7 @@
           <w:rFonts w:ascii="Consolas" w:hAnsi="Consolas"/>
           <w:sz w:val="19"/>
         </w:rPr>
-        <w:t>python run.py</w:t>
+        <w:t xml:space="preserve">cd </w:t>
       </w:r>
     </w:p>
     <w:p>
@@ -1057,25 +211,16 @@
         <w:rPr>
           <w:b/>
         </w:rPr>
-        <w:t xml:space="preserve">If the command is not recognized. </w:t>
+        <w:t xml:space="preserve">Or type the folder path. </w:t>
       </w:r>
       <w:r>
-        <w:t>Run python3 run.py instead. Use whichever command works on your computer for all later instructions.</w:t>
-      </w:r>
-    </w:p>
-    <w:p>
-      <w:r>
-        <w:rPr>
-          <w:b w:val="0"/>
-          <w:i w:val="0"/>
-        </w:rPr>
-        <w:t>Wait for the following line. Keep the terminal window open while you use CNQ.</w:t>
+        <w:t>Put quotation marks around the path, especially when a folder name contains spaces.</w:t>
       </w:r>
     </w:p>
     <w:p>
       <w:pPr>
         <w:keepLines/>
-        <w:spacing w:before="60" w:after="140"/>
+        <w:spacing w:before="40" w:after="120"/>
         <w:ind w:left="317" w:right="317"/>
         <w:shd w:fill="F3F3F3"/>
       </w:pPr>
@@ -1084,65 +229,18 @@
           <w:rFonts w:ascii="Consolas" w:hAnsi="Consolas"/>
           <w:sz w:val="19"/>
         </w:rPr>
-        <w:t>Serving CNQ app on 127.0.0.1:8000 (http://127.0.0.1:8000/)</w:t>
-      </w:r>
-    </w:p>
-    <w:p>
-      <w:pPr>
-        <w:pStyle w:val="ListNumber"/>
-      </w:pPr>
-      <w:r>
-        <w:t>Open your web browser.</w:t>
-      </w:r>
-    </w:p>
-    <w:p>
-      <w:pPr>
-        <w:pStyle w:val="ListNumber"/>
-      </w:pPr>
-      <w:r>
-        <w:t>Type http://127.0.0.1:8000/ in the address bar and press Enter.</w:t>
-      </w:r>
-    </w:p>
-    <w:p>
-      <w:pPr>
-        <w:pStyle w:val="ListNumber"/>
-      </w:pPr>
-      <w:r>
-        <w:t>On the Train a model tab, choose your CSV file, confirm the column mapping, run Auto-tune, apply the best settings, and select Start training.</w:t>
+        <w:t>cd "C:\Users\YourName\Downloads\Deepcnq_app"</w:t>
       </w:r>
     </w:p>
     <w:p>
       <w:r>
-        <w:rPr>
-          <w:b/>
-        </w:rPr>
-        <w:t xml:space="preserve">What to expect. </w:t>
-      </w:r>
-      <w:r>
-        <w:t>The first setup prints many installation messages. This is normal. Later starts are much faster because the packages are already installed. The demo links are optional and can be ignored.</w:t>
-      </w:r>
-    </w:p>
-    <w:p>
-      <w:pPr>
-        <w:pStyle w:val="Heading2"/>
-      </w:pPr>
-      <w:r>
-        <w:t>2 4 If the browser does not open</w:t>
-      </w:r>
-    </w:p>
-    <w:p>
-      <w:r>
-        <w:rPr>
-          <w:b w:val="0"/>
-          <w:i w:val="0"/>
-        </w:rPr>
-        <w:t>The launcher starts the local service but may not open a browser window. Open a browser yourself and enter the address exactly as shown:</w:t>
+        <w:t>Once the terminal is inside the main Deepcnq_app folder, copy and run:</w:t>
       </w:r>
     </w:p>
     <w:p>
       <w:pPr>
         <w:keepLines/>
-        <w:spacing w:before="60" w:after="140"/>
+        <w:spacing w:before="40" w:after="120"/>
         <w:ind w:left="317" w:right="317"/>
         <w:shd w:fill="F3F3F3"/>
       </w:pPr>
@@ -1151,25 +249,25 @@
           <w:rFonts w:ascii="Consolas" w:hAnsi="Consolas"/>
           <w:sz w:val="19"/>
         </w:rPr>
-        <w:t>http://127.0.0.1:8000/</w:t>
+        <w:t>cd cnq_app</w:t>
+        <w:br/>
+        <w:t>python run.py</w:t>
+      </w:r>
+    </w:p>
+    <w:p>
+      <w:r>
+        <w:t>The first time you run CNQ, allow 5-10 minutes for packages to download and wait until the terminal prompts you to open http://127.0.0.1:8000/.</w:t>
       </w:r>
     </w:p>
     <w:p>
       <w:r>
         <w:rPr>
-          <w:b w:val="0"/>
-          <w:i w:val="0"/>
+          <w:b/>
         </w:rPr>
-        <w:t>This address refers to your own computer. It is not a public website. If you started the app on another port, replace 8000 with that port number.</w:t>
+        <w:t xml:space="preserve">To stop CNQ. </w:t>
       </w:r>
-    </w:p>
-    <w:p>
       <w:r>
-        <w:rPr>
-          <w:b w:val="0"/>
-          <w:i w:val="0"/>
-        </w:rPr>
-        <w:t>When you are finished, return to the terminal and press Ctrl+C to stop CNQ.</w:t>
+        <w:t>Return to the terminal and press Ctrl+C.</w:t>
       </w:r>
     </w:p>
     <w:p>
@@ -1177,81 +275,12 @@
         <w:pStyle w:val="Heading1"/>
       </w:pPr>
       <w:r>
-        <w:t>3 Optional simulated demo</w:t>
+        <w:t>2 Prepare your data</w:t>
       </w:r>
     </w:p>
     <w:p>
       <w:r>
-        <w:rPr>
-          <w:b w:val="0"/>
-          <w:i w:val="0"/>
-        </w:rPr>
-        <w:t>You can skip this section and upload your own CSV immediately. The demo does not open automatically and is not required each time you start CNQ. Use it only when you want to check the installation or explore the workflow without using company data. All demo records are simulated.</w:t>
-      </w:r>
-    </w:p>
-    <w:p>
-      <w:pPr>
-        <w:pStyle w:val="ListNumber"/>
-      </w:pPr>
-      <w:r>
-        <w:t>Open the Train a model tab and select Use demo training data.</w:t>
-      </w:r>
-    </w:p>
-    <w:p>
-      <w:pPr>
-        <w:pStyle w:val="ListNumber"/>
-      </w:pPr>
-      <w:r>
-        <w:t>Choose Advanced settings, keep the suggested values, choose Every 5 percent for the quantile levels, and select Start training.</w:t>
-      </w:r>
-    </w:p>
-    <w:p>
-      <w:pPr>
-        <w:pStyle w:val="ListNumber"/>
-      </w:pPr>
-      <w:r>
-        <w:t>Open the Predict new subjects tab and choose Demo model simulated data.</w:t>
-      </w:r>
-    </w:p>
-    <w:p>
-      <w:pPr>
-        <w:pStyle w:val="ListNumber"/>
-      </w:pPr>
-      <w:r>
-        <w:t>If the model is not built, select Build demo model and wait about two minutes.</w:t>
-      </w:r>
-    </w:p>
-    <w:p>
-      <w:pPr>
-        <w:pStyle w:val="ListNumber"/>
-      </w:pPr>
-      <w:r>
-        <w:t>Under Or use demo new subjects, select 20 new patients and run the prediction.</w:t>
-      </w:r>
-    </w:p>
-    <w:p>
-      <w:pPr>
-        <w:pStyle w:val="ListNumber"/>
-      </w:pPr>
-      <w:r>
-        <w:t>Review the two out-of-range flags, then try 500 with outcomes and 500 shifted population to see how validation changes when the population changes.</w:t>
-      </w:r>
-    </w:p>
-    <w:p>
-      <w:pPr>
-        <w:pStyle w:val="Heading1"/>
-      </w:pPr>
-      <w:r>
-        <w:t>4 What CNQ does</w:t>
-      </w:r>
-    </w:p>
-    <w:p>
-      <w:r>
-        <w:rPr>
-          <w:b w:val="0"/>
-          <w:i w:val="0"/>
-        </w:rPr>
-        <w:t>CNQ predicts a distribution of survival time for each subject rather than a single time. It estimates several percentiles, called quantiles, which form a median prediction and prediction intervals. The quantiles are constrained so higher percentiles cannot fall below lower percentiles.</w:t>
+        <w:t>Upload one CSV file with one header row and one row per subject. The app provides a sample dataset and a downloadable template.</w:t>
       </w:r>
     </w:p>
     <w:p>
@@ -1259,7 +288,7 @@
         <w:pStyle w:val="ListBullet"/>
       </w:pPr>
       <w:r>
-        <w:t>Train a model on censored survival data or use Auto-tune to compare settings.</w:t>
+        <w:t>Follow up time: a positive number using one consistent unit, such as days or months.</w:t>
       </w:r>
     </w:p>
     <w:p>
@@ -1267,7 +296,7 @@
         <w:pStyle w:val="ListBullet"/>
       </w:pPr>
       <w:r>
-        <w:t>Save a trained model and predict survival-time quantiles for new subjects.</w:t>
+        <w:t>Event: 1 for an observed event and 0 for censoring, or two values that you map in CNQ.</w:t>
       </w:r>
     </w:p>
     <w:p>
@@ -1275,15 +304,180 @@
         <w:pStyle w:val="ListBullet"/>
       </w:pPr>
       <w:r>
-        <w:t>Project population trends, including expected events by a time or time to a target number of events.</w:t>
+        <w:t>Covariates: numeric predictors. Represent categories with numeric indicator columns.</w:t>
+      </w:r>
+    </w:p>
+    <w:p>
+      <w:pPr>
+        <w:pStyle w:val="ListBullet"/>
+      </w:pPr>
+      <w:r>
+        <w:t>Subject ID: an optional unique label that CNQ does not use as a predictor.</w:t>
+      </w:r>
+    </w:p>
+    <w:p>
+      <w:pPr>
+        <w:pStyle w:val="ListBullet"/>
+      </w:pPr>
+      <w:r>
+        <w:t>Do not leave blank cells in selected columns, and keep one row per subject.</w:t>
+      </w:r>
+    </w:p>
+    <w:p>
+      <w:pPr>
+        <w:pStyle w:val="ListBullet"/>
+      </w:pPr>
+      <w:r>
+        <w:t>Aim for about 100 observed events and at least 10 events in each data split.</w:t>
       </w:r>
     </w:p>
     <w:p>
       <w:pPr>
         <w:pStyle w:val="Heading1"/>
+        <w:pageBreakBefore/>
       </w:pPr>
       <w:r>
-        <w:t>5 Key concepts</w:t>
+        <w:t>3 Train and save a model</w:t>
+      </w:r>
+    </w:p>
+    <w:p>
+      <w:pPr>
+        <w:keepNext/>
+        <w:spacing w:before="100" w:after="60"/>
+        <w:jc w:val="center"/>
+      </w:pPr>
+      <w:r>
+        <w:drawing>
+          <wp:inline xmlns:a="http://schemas.openxmlformats.org/drawingml/2006/main" xmlns:pic="http://schemas.openxmlformats.org/drawingml/2006/picture">
+            <wp:extent cx="5669280" cy="3190665"/>
+            <wp:docPr id="2" name="Picture 2" descr="CNQ workflow: import data, select covariates, Auto tune, save the model, then predict new subjects or project population trends."/>
+            <wp:cNvGraphicFramePr>
+              <a:graphicFrameLocks noChangeAspect="1"/>
+            </wp:cNvGraphicFramePr>
+            <a:graphic>
+              <a:graphicData uri="http://schemas.openxmlformats.org/drawingml/2006/picture">
+                <pic:pic>
+                  <pic:nvPicPr>
+                    <pic:cNvPr id="0" name="cnq-interface-workflow.png"/>
+                    <pic:cNvPicPr/>
+                  </pic:nvPicPr>
+                  <pic:blipFill>
+                    <a:blip r:embed="rId11"/>
+                    <a:stretch>
+                      <a:fillRect/>
+                    </a:stretch>
+                  </pic:blipFill>
+                  <pic:spPr>
+                    <a:xfrm>
+                      <a:off x="0" y="0"/>
+                      <a:ext cx="5669280" cy="3190665"/>
+                    </a:xfrm>
+                    <a:prstGeom prst="rect"/>
+                  </pic:spPr>
+                </pic:pic>
+              </a:graphicData>
+            </a:graphic>
+          </wp:inline>
+        </w:drawing>
+      </w:r>
+    </w:p>
+    <w:p>
+      <w:pPr>
+        <w:spacing w:after="200"/>
+        <w:jc w:val="center"/>
+      </w:pPr>
+      <w:r>
+        <w:rPr>
+          <w:i/>
+          <w:color w:val="666666"/>
+          <w:sz w:val="19"/>
+        </w:rPr>
+        <w:t>Figure 2. The standard CNQ workflow.</w:t>
+      </w:r>
+    </w:p>
+    <w:p>
+      <w:pPr>
+        <w:spacing w:after="80"/>
+        <w:ind w:left="432" w:hanging="346"/>
+      </w:pPr>
+      <w:r>
+        <w:t xml:space="preserve">1.  </w:t>
+      </w:r>
+      <w:r>
+        <w:t>Import the training CSV on the Train a model tab.</w:t>
+      </w:r>
+    </w:p>
+    <w:p>
+      <w:pPr>
+        <w:spacing w:after="80"/>
+        <w:ind w:left="432" w:hanging="346"/>
+      </w:pPr>
+      <w:r>
+        <w:t xml:space="preserve">2.  </w:t>
+      </w:r>
+      <w:r>
+        <w:t>Select the follow up time, event, optional subject ID, and numeric covariates.</w:t>
+      </w:r>
+    </w:p>
+    <w:p>
+      <w:pPr>
+        <w:spacing w:after="80"/>
+        <w:ind w:left="432" w:hanging="346"/>
+      </w:pPr>
+      <w:r>
+        <w:t xml:space="preserve">3.  </w:t>
+      </w:r>
+      <w:r>
+        <w:t>Leave Auto-tune selected and choose Standard search effort for a typical analysis.</w:t>
+      </w:r>
+    </w:p>
+    <w:p>
+      <w:pPr>
+        <w:spacing w:after="80"/>
+        <w:ind w:left="432" w:hanging="346"/>
+      </w:pPr>
+      <w:r>
+        <w:t xml:space="preserve">4.  </w:t>
+      </w:r>
+      <w:r>
+        <w:t>Select Find best settings, review the leaderboard, and select Use best settings.</w:t>
+      </w:r>
+    </w:p>
+    <w:p>
+      <w:pPr>
+        <w:spacing w:after="80"/>
+        <w:ind w:left="432" w:hanging="346"/>
+      </w:pPr>
+      <w:r>
+        <w:t xml:space="preserve">5.  </w:t>
+      </w:r>
+      <w:r>
+        <w:t>Select Start training, resolve any validation warnings, and review the results.</w:t>
+      </w:r>
+    </w:p>
+    <w:p>
+      <w:pPr>
+        <w:spacing w:after="80"/>
+        <w:ind w:left="432" w:hanging="346"/>
+      </w:pPr>
+      <w:r>
+        <w:t xml:space="preserve">6.  </w:t>
+      </w:r>
+      <w:r>
+        <w:t>Save a model. Final model refit on all data is usually the appropriate reusable model.</w:t>
+      </w:r>
+    </w:p>
+    <w:p>
+      <w:r>
+        <w:t>A saved .cnqmodel file is self-contained. Download and archive any model that must be retained because CNQ keeps only a limited number of recent training runs.</w:t>
+      </w:r>
+    </w:p>
+    <w:p>
+      <w:pPr>
+        <w:pStyle w:val="Heading2"/>
+      </w:pPr>
+      <w:r>
+        <w:t>3 1 Model choices</w:t>
       </w:r>
     </w:p>
     <w:tbl>
@@ -1294,8 +488,8 @@
         <w:tblLook w:firstColumn="1" w:firstRow="1" w:lastColumn="0" w:lastRow="0" w:noHBand="0" w:noVBand="1" w:val="04A0"/>
       </w:tblPr>
       <w:tblGrid>
-        <w:gridCol w:w="4939"/>
-        <w:gridCol w:w="4939"/>
+        <w:gridCol w:w="4853"/>
+        <w:gridCol w:w="4853"/>
       </w:tblGrid>
       <w:tr>
         <w:trPr>
@@ -1303,7 +497,7 @@
         </w:trPr>
         <w:tc>
           <w:tcPr>
-            <w:tcW w:type="dxa" w:w="2232"/>
+            <w:tcW w:type="dxa" w:w="2952"/>
             <w:vAlign w:val="center"/>
             <w:shd w:fill="1F2A55"/>
             <w:tcBorders>
@@ -1315,20 +509,20 @@
               <w:insideV w:val="single" w:sz="6" w:color="D9D9D9"/>
             </w:tcBorders>
             <w:tcMar>
-              <w:top w:w="90" w:type="dxa"/>
-              <w:start w:w="110" w:type="dxa"/>
-              <w:bottom w:w="90" w:type="dxa"/>
-              <w:end w:w="110" w:type="dxa"/>
+              <w:top w:w="100" w:type="dxa"/>
+              <w:start w:w="120" w:type="dxa"/>
+              <w:bottom w:w="100" w:type="dxa"/>
+              <w:end w:w="120" w:type="dxa"/>
             </w:tcMar>
           </w:tcPr>
           <w:p>
             <w:pPr>
-              <w:spacing w:after="0"/>
+              <w:spacing w:after="0" w:line="252" w:lineRule="auto"/>
             </w:pPr>
             <w:r>
               <w:rPr>
                 <w:rFonts w:ascii="Aptos" w:hAnsi="Aptos"/>
-                <w:sz w:val="19"/>
+                <w:sz w:val="20"/>
               </w:rPr>
             </w:r>
             <w:r>
@@ -1336,15 +530,15 @@
                 <w:rFonts w:ascii="Aptos" w:hAnsi="Aptos"/>
                 <w:b/>
                 <w:color w:val="FFFFFF"/>
-                <w:sz w:val="19"/>
+                <w:sz w:val="20"/>
               </w:rPr>
-              <w:t>Term</w:t>
+              <w:t>Model</w:t>
             </w:r>
           </w:p>
         </w:tc>
         <w:tc>
           <w:tcPr>
-            <w:tcW w:type="dxa" w:w="7272"/>
+            <w:tcW w:type="dxa" w:w="6264"/>
             <w:vAlign w:val="center"/>
             <w:shd w:fill="1F2A55"/>
             <w:tcBorders>
@@ -1356,20 +550,20 @@
               <w:insideV w:val="single" w:sz="6" w:color="D9D9D9"/>
             </w:tcBorders>
             <w:tcMar>
-              <w:top w:w="90" w:type="dxa"/>
-              <w:start w:w="110" w:type="dxa"/>
-              <w:bottom w:w="90" w:type="dxa"/>
-              <w:end w:w="110" w:type="dxa"/>
+              <w:top w:w="100" w:type="dxa"/>
+              <w:start w:w="120" w:type="dxa"/>
+              <w:bottom w:w="100" w:type="dxa"/>
+              <w:end w:w="120" w:type="dxa"/>
             </w:tcMar>
           </w:tcPr>
           <w:p>
             <w:pPr>
-              <w:spacing w:after="0"/>
+              <w:spacing w:after="0" w:line="252" w:lineRule="auto"/>
             </w:pPr>
             <w:r>
               <w:rPr>
                 <w:rFonts w:ascii="Aptos" w:hAnsi="Aptos"/>
-                <w:sz w:val="19"/>
+                <w:sz w:val="20"/>
               </w:rPr>
             </w:r>
             <w:r>
@@ -1377,9 +571,9 @@
                 <w:rFonts w:ascii="Aptos" w:hAnsi="Aptos"/>
                 <w:b/>
                 <w:color w:val="FFFFFF"/>
-                <w:sz w:val="19"/>
+                <w:sz w:val="20"/>
               </w:rPr>
-              <w:t>Meaning</w:t>
+              <w:t>Use</w:t>
             </w:r>
           </w:p>
         </w:tc>
@@ -1387,7 +581,7 @@
       <w:tr>
         <w:tc>
           <w:tcPr>
-            <w:tcW w:type="dxa" w:w="2232"/>
+            <w:tcW w:type="dxa" w:w="2952"/>
             <w:vAlign w:val="center"/>
             <w:tcBorders>
               <w:top w:val="single" w:sz="6" w:color="D9D9D9"/>
@@ -1398,28 +592,28 @@
               <w:insideV w:val="single" w:sz="6" w:color="D9D9D9"/>
             </w:tcBorders>
             <w:tcMar>
-              <w:top w:w="90" w:type="dxa"/>
-              <w:start w:w="110" w:type="dxa"/>
-              <w:bottom w:w="90" w:type="dxa"/>
-              <w:end w:w="110" w:type="dxa"/>
+              <w:top w:w="100" w:type="dxa"/>
+              <w:start w:w="120" w:type="dxa"/>
+              <w:bottom w:w="100" w:type="dxa"/>
+              <w:end w:w="120" w:type="dxa"/>
             </w:tcMar>
           </w:tcPr>
           <w:p>
             <w:pPr>
-              <w:spacing w:after="0"/>
+              <w:spacing w:after="0" w:line="252" w:lineRule="auto"/>
             </w:pPr>
             <w:r>
               <w:rPr>
                 <w:rFonts w:ascii="Aptos" w:hAnsi="Aptos"/>
-                <w:sz w:val="19"/>
+                <w:sz w:val="20"/>
               </w:rPr>
-              <w:t>Follow-up time</w:t>
+              <w:t>KAN CNQ</w:t>
             </w:r>
           </w:p>
         </w:tc>
         <w:tc>
           <w:tcPr>
-            <w:tcW w:type="dxa" w:w="7272"/>
+            <w:tcW w:type="dxa" w:w="6264"/>
             <w:vAlign w:val="center"/>
             <w:tcBorders>
               <w:top w:val="single" w:sz="6" w:color="D9D9D9"/>
@@ -1430,22 +624,22 @@
               <w:insideV w:val="single" w:sz="6" w:color="D9D9D9"/>
             </w:tcBorders>
             <w:tcMar>
-              <w:top w:w="90" w:type="dxa"/>
-              <w:start w:w="110" w:type="dxa"/>
-              <w:bottom w:w="90" w:type="dxa"/>
-              <w:end w:w="110" w:type="dxa"/>
+              <w:top w:w="100" w:type="dxa"/>
+              <w:start w:w="120" w:type="dxa"/>
+              <w:bottom w:w="100" w:type="dxa"/>
+              <w:end w:w="120" w:type="dxa"/>
             </w:tcMar>
           </w:tcPr>
           <w:p>
             <w:pPr>
-              <w:spacing w:after="0"/>
+              <w:spacing w:after="0" w:line="252" w:lineRule="auto"/>
             </w:pPr>
             <w:r>
               <w:rPr>
                 <w:rFonts w:ascii="Aptos" w:hAnsi="Aptos"/>
-                <w:sz w:val="19"/>
+                <w:sz w:val="20"/>
               </w:rPr>
-              <w:t>Time from the study start until the event or the subject's last contact. Values must be positive.</w:t>
+              <w:t>Standard option for numeric tabular covariates. Included in Auto-tune.</w:t>
             </w:r>
           </w:p>
         </w:tc>
@@ -1453,7 +647,7 @@
       <w:tr>
         <w:tc>
           <w:tcPr>
-            <w:tcW w:type="dxa" w:w="2232"/>
+            <w:tcW w:type="dxa" w:w="2952"/>
             <w:vAlign w:val="center"/>
             <w:tcBorders>
               <w:top w:val="single" w:sz="6" w:color="D9D9D9"/>
@@ -1464,29 +658,29 @@
               <w:insideV w:val="single" w:sz="6" w:color="D9D9D9"/>
             </w:tcBorders>
             <w:tcMar>
-              <w:top w:w="90" w:type="dxa"/>
-              <w:start w:w="110" w:type="dxa"/>
-              <w:bottom w:w="90" w:type="dxa"/>
-              <w:end w:w="110" w:type="dxa"/>
+              <w:top w:w="100" w:type="dxa"/>
+              <w:start w:w="120" w:type="dxa"/>
+              <w:bottom w:w="100" w:type="dxa"/>
+              <w:end w:w="120" w:type="dxa"/>
             </w:tcMar>
             <w:shd w:fill="F1F5FB"/>
           </w:tcPr>
           <w:p>
             <w:pPr>
-              <w:spacing w:after="0"/>
+              <w:spacing w:after="0" w:line="252" w:lineRule="auto"/>
             </w:pPr>
             <w:r>
               <w:rPr>
                 <w:rFonts w:ascii="Aptos" w:hAnsi="Aptos"/>
-                <w:sz w:val="19"/>
+                <w:sz w:val="20"/>
               </w:rPr>
-              <w:t>Event indicator</w:t>
+              <w:t>MLP CNQ</w:t>
             </w:r>
           </w:p>
         </w:tc>
         <w:tc>
           <w:tcPr>
-            <w:tcW w:type="dxa" w:w="7272"/>
+            <w:tcW w:type="dxa" w:w="6264"/>
             <w:vAlign w:val="center"/>
             <w:tcBorders>
               <w:top w:val="single" w:sz="6" w:color="D9D9D9"/>
@@ -1497,23 +691,23 @@
               <w:insideV w:val="single" w:sz="6" w:color="D9D9D9"/>
             </w:tcBorders>
             <w:tcMar>
-              <w:top w:w="90" w:type="dxa"/>
-              <w:start w:w="110" w:type="dxa"/>
-              <w:bottom w:w="90" w:type="dxa"/>
-              <w:end w:w="110" w:type="dxa"/>
+              <w:top w:w="100" w:type="dxa"/>
+              <w:start w:w="120" w:type="dxa"/>
+              <w:bottom w:w="100" w:type="dxa"/>
+              <w:end w:w="120" w:type="dxa"/>
             </w:tcMar>
             <w:shd w:fill="F1F5FB"/>
           </w:tcPr>
           <w:p>
             <w:pPr>
-              <w:spacing w:after="0"/>
+              <w:spacing w:after="0" w:line="252" w:lineRule="auto"/>
             </w:pPr>
             <w:r>
               <w:rPr>
                 <w:rFonts w:ascii="Aptos" w:hAnsi="Aptos"/>
-                <w:sz w:val="19"/>
+                <w:sz w:val="20"/>
               </w:rPr>
-              <w:t>1 means the event occurred. 0 means the observation was censored at the last contact.</w:t>
+              <w:t>Strong numeric tabular baseline. Included in Auto-tune.</w:t>
             </w:r>
           </w:p>
         </w:tc>
@@ -1521,7 +715,7 @@
       <w:tr>
         <w:tc>
           <w:tcPr>
-            <w:tcW w:type="dxa" w:w="2232"/>
+            <w:tcW w:type="dxa" w:w="2952"/>
             <w:vAlign w:val="center"/>
             <w:tcBorders>
               <w:top w:val="single" w:sz="6" w:color="D9D9D9"/>
@@ -1532,28 +726,28 @@
               <w:insideV w:val="single" w:sz="6" w:color="D9D9D9"/>
             </w:tcBorders>
             <w:tcMar>
-              <w:top w:w="90" w:type="dxa"/>
-              <w:start w:w="110" w:type="dxa"/>
-              <w:bottom w:w="90" w:type="dxa"/>
-              <w:end w:w="110" w:type="dxa"/>
+              <w:top w:w="100" w:type="dxa"/>
+              <w:start w:w="120" w:type="dxa"/>
+              <w:bottom w:w="100" w:type="dxa"/>
+              <w:end w:w="120" w:type="dxa"/>
             </w:tcMar>
           </w:tcPr>
           <w:p>
             <w:pPr>
-              <w:spacing w:after="0"/>
+              <w:spacing w:after="0" w:line="252" w:lineRule="auto"/>
             </w:pPr>
             <w:r>
               <w:rPr>
                 <w:rFonts w:ascii="Aptos" w:hAnsi="Aptos"/>
-                <w:sz w:val="19"/>
+                <w:sz w:val="20"/>
               </w:rPr>
-              <w:t>Censoring</w:t>
+              <w:t>Trans CNQ or TransKAN CNQ</w:t>
             </w:r>
           </w:p>
         </w:tc>
         <w:tc>
           <w:tcPr>
-            <w:tcW w:type="dxa" w:w="7272"/>
+            <w:tcW w:type="dxa" w:w="6264"/>
             <w:vAlign w:val="center"/>
             <w:tcBorders>
               <w:top w:val="single" w:sz="6" w:color="D9D9D9"/>
@@ -1564,224 +758,22 @@
               <w:insideV w:val="single" w:sz="6" w:color="D9D9D9"/>
             </w:tcBorders>
             <w:tcMar>
-              <w:top w:w="90" w:type="dxa"/>
-              <w:start w:w="110" w:type="dxa"/>
-              <w:bottom w:w="90" w:type="dxa"/>
-              <w:end w:w="110" w:type="dxa"/>
+              <w:top w:w="100" w:type="dxa"/>
+              <w:start w:w="120" w:type="dxa"/>
+              <w:bottom w:w="100" w:type="dxa"/>
+              <w:end w:w="120" w:type="dxa"/>
             </w:tcMar>
           </w:tcPr>
           <w:p>
             <w:pPr>
-              <w:spacing w:after="0"/>
+              <w:spacing w:after="0" w:line="252" w:lineRule="auto"/>
             </w:pPr>
             <w:r>
               <w:rPr>
                 <w:rFonts w:ascii="Aptos" w:hAnsi="Aptos"/>
-                <w:sz w:val="19"/>
+                <w:sz w:val="20"/>
               </w:rPr>
-              <w:t>The event was not observed before follow-up ended. CNQ accounts for censoring when fitting and evaluating models.</w:t>
-            </w:r>
-          </w:p>
-        </w:tc>
-      </w:tr>
-      <w:tr>
-        <w:tc>
-          <w:tcPr>
-            <w:tcW w:type="dxa" w:w="2232"/>
-            <w:vAlign w:val="center"/>
-            <w:tcBorders>
-              <w:top w:val="single" w:sz="6" w:color="D9D9D9"/>
-              <w:left w:val="single" w:sz="6" w:color="D9D9D9"/>
-              <w:bottom w:val="single" w:sz="6" w:color="D9D9D9"/>
-              <w:right w:val="single" w:sz="6" w:color="D9D9D9"/>
-              <w:insideH w:val="single" w:sz="6" w:color="D9D9D9"/>
-              <w:insideV w:val="single" w:sz="6" w:color="D9D9D9"/>
-            </w:tcBorders>
-            <w:tcMar>
-              <w:top w:w="90" w:type="dxa"/>
-              <w:start w:w="110" w:type="dxa"/>
-              <w:bottom w:w="90" w:type="dxa"/>
-              <w:end w:w="110" w:type="dxa"/>
-            </w:tcMar>
-            <w:shd w:fill="F1F5FB"/>
-          </w:tcPr>
-          <w:p>
-            <w:pPr>
-              <w:spacing w:after="0"/>
-            </w:pPr>
-            <w:r>
-              <w:rPr>
-                <w:rFonts w:ascii="Aptos" w:hAnsi="Aptos"/>
-                <w:sz w:val="19"/>
-              </w:rPr>
-              <w:t>Quantile</w:t>
-            </w:r>
-          </w:p>
-        </w:tc>
-        <w:tc>
-          <w:tcPr>
-            <w:tcW w:type="dxa" w:w="7272"/>
-            <w:vAlign w:val="center"/>
-            <w:tcBorders>
-              <w:top w:val="single" w:sz="6" w:color="D9D9D9"/>
-              <w:left w:val="single" w:sz="6" w:color="D9D9D9"/>
-              <w:bottom w:val="single" w:sz="6" w:color="D9D9D9"/>
-              <w:right w:val="single" w:sz="6" w:color="D9D9D9"/>
-              <w:insideH w:val="single" w:sz="6" w:color="D9D9D9"/>
-              <w:insideV w:val="single" w:sz="6" w:color="D9D9D9"/>
-            </w:tcBorders>
-            <w:tcMar>
-              <w:top w:w="90" w:type="dxa"/>
-              <w:start w:w="110" w:type="dxa"/>
-              <w:bottom w:w="90" w:type="dxa"/>
-              <w:end w:w="110" w:type="dxa"/>
-            </w:tcMar>
-            <w:shd w:fill="F1F5FB"/>
-          </w:tcPr>
-          <w:p>
-            <w:pPr>
-              <w:spacing w:after="0"/>
-            </w:pPr>
-            <w:r>
-              <w:rPr>
-                <w:rFonts w:ascii="Aptos" w:hAnsi="Aptos"/>
-                <w:sz w:val="19"/>
-              </w:rPr>
-              <w:t>A percentile of predicted survival time. The 0.5 quantile is the median predicted time.</w:t>
-            </w:r>
-          </w:p>
-        </w:tc>
-      </w:tr>
-      <w:tr>
-        <w:tc>
-          <w:tcPr>
-            <w:tcW w:type="dxa" w:w="2232"/>
-            <w:vAlign w:val="center"/>
-            <w:tcBorders>
-              <w:top w:val="single" w:sz="6" w:color="D9D9D9"/>
-              <w:left w:val="single" w:sz="6" w:color="D9D9D9"/>
-              <w:bottom w:val="single" w:sz="6" w:color="D9D9D9"/>
-              <w:right w:val="single" w:sz="6" w:color="D9D9D9"/>
-              <w:insideH w:val="single" w:sz="6" w:color="D9D9D9"/>
-              <w:insideV w:val="single" w:sz="6" w:color="D9D9D9"/>
-            </w:tcBorders>
-            <w:tcMar>
-              <w:top w:w="90" w:type="dxa"/>
-              <w:start w:w="110" w:type="dxa"/>
-              <w:bottom w:w="90" w:type="dxa"/>
-              <w:end w:w="110" w:type="dxa"/>
-            </w:tcMar>
-          </w:tcPr>
-          <w:p>
-            <w:pPr>
-              <w:spacing w:after="0"/>
-            </w:pPr>
-            <w:r>
-              <w:rPr>
-                <w:rFonts w:ascii="Aptos" w:hAnsi="Aptos"/>
-                <w:sz w:val="19"/>
-              </w:rPr>
-              <w:t>Noncrossing</w:t>
-            </w:r>
-          </w:p>
-        </w:tc>
-        <w:tc>
-          <w:tcPr>
-            <w:tcW w:type="dxa" w:w="7272"/>
-            <w:vAlign w:val="center"/>
-            <w:tcBorders>
-              <w:top w:val="single" w:sz="6" w:color="D9D9D9"/>
-              <w:left w:val="single" w:sz="6" w:color="D9D9D9"/>
-              <w:bottom w:val="single" w:sz="6" w:color="D9D9D9"/>
-              <w:right w:val="single" w:sz="6" w:color="D9D9D9"/>
-              <w:insideH w:val="single" w:sz="6" w:color="D9D9D9"/>
-              <w:insideV w:val="single" w:sz="6" w:color="D9D9D9"/>
-            </w:tcBorders>
-            <w:tcMar>
-              <w:top w:w="90" w:type="dxa"/>
-              <w:start w:w="110" w:type="dxa"/>
-              <w:bottom w:w="90" w:type="dxa"/>
-              <w:end w:w="110" w:type="dxa"/>
-            </w:tcMar>
-          </w:tcPr>
-          <w:p>
-            <w:pPr>
-              <w:spacing w:after="0"/>
-            </w:pPr>
-            <w:r>
-              <w:rPr>
-                <w:rFonts w:ascii="Aptos" w:hAnsi="Aptos"/>
-                <w:sz w:val="19"/>
-              </w:rPr>
-              <w:t>Higher quantiles are constrained to be at least as large as lower quantiles.</w:t>
-            </w:r>
-          </w:p>
-        </w:tc>
-      </w:tr>
-      <w:tr>
-        <w:tc>
-          <w:tcPr>
-            <w:tcW w:type="dxa" w:w="2232"/>
-            <w:vAlign w:val="center"/>
-            <w:tcBorders>
-              <w:top w:val="single" w:sz="6" w:color="D9D9D9"/>
-              <w:left w:val="single" w:sz="6" w:color="D9D9D9"/>
-              <w:bottom w:val="single" w:sz="6" w:color="D9D9D9"/>
-              <w:right w:val="single" w:sz="6" w:color="D9D9D9"/>
-              <w:insideH w:val="single" w:sz="6" w:color="D9D9D9"/>
-              <w:insideV w:val="single" w:sz="6" w:color="D9D9D9"/>
-            </w:tcBorders>
-            <w:tcMar>
-              <w:top w:w="90" w:type="dxa"/>
-              <w:start w:w="110" w:type="dxa"/>
-              <w:bottom w:w="90" w:type="dxa"/>
-              <w:end w:w="110" w:type="dxa"/>
-            </w:tcMar>
-            <w:shd w:fill="F1F5FB"/>
-          </w:tcPr>
-          <w:p>
-            <w:pPr>
-              <w:spacing w:after="0"/>
-            </w:pPr>
-            <w:r>
-              <w:rPr>
-                <w:rFonts w:ascii="Aptos" w:hAnsi="Aptos"/>
-                <w:sz w:val="19"/>
-              </w:rPr>
-              <w:t>Survival curve</w:t>
-            </w:r>
-          </w:p>
-        </w:tc>
-        <w:tc>
-          <w:tcPr>
-            <w:tcW w:type="dxa" w:w="7272"/>
-            <w:vAlign w:val="center"/>
-            <w:tcBorders>
-              <w:top w:val="single" w:sz="6" w:color="D9D9D9"/>
-              <w:left w:val="single" w:sz="6" w:color="D9D9D9"/>
-              <w:bottom w:val="single" w:sz="6" w:color="D9D9D9"/>
-              <w:right w:val="single" w:sz="6" w:color="D9D9D9"/>
-              <w:insideH w:val="single" w:sz="6" w:color="D9D9D9"/>
-              <w:insideV w:val="single" w:sz="6" w:color="D9D9D9"/>
-            </w:tcBorders>
-            <w:tcMar>
-              <w:top w:w="90" w:type="dxa"/>
-              <w:start w:w="110" w:type="dxa"/>
-              <w:bottom w:w="90" w:type="dxa"/>
-              <w:end w:w="110" w:type="dxa"/>
-            </w:tcMar>
-            <w:shd w:fill="F1F5FB"/>
-          </w:tcPr>
-          <w:p>
-            <w:pPr>
-              <w:spacing w:after="0"/>
-            </w:pPr>
-            <w:r>
-              <w:rPr>
-                <w:rFonts w:ascii="Aptos" w:hAnsi="Aptos"/>
-                <w:sz w:val="19"/>
-              </w:rPr>
-              <w:t>The estimated probability of remaining event-free beyond a specified time.</w:t>
+              <w:t>Advanced option only when approved numeric covariates contain information derived from text or structured annotations and attention is scientifically justified.</w:t>
             </w:r>
           </w:p>
         </w:tc>
@@ -1789,20 +781,119 @@
     </w:tbl>
     <w:p/>
     <w:p>
+      <w:r>
+        <w:rPr>
+          <w:b/>
+        </w:rPr>
+        <w:t xml:space="preserve">Advanced settings. </w:t>
+      </w:r>
+      <w:r>
+        <w:t>Use them only when the analysis plan requires specific model or hyperparameter values. Raw text is not accepted; convert it to approved numeric covariates before creating the CSV.</w:t>
+      </w:r>
+    </w:p>
+    <w:p>
       <w:pPr>
         <w:pStyle w:val="Heading1"/>
       </w:pPr>
       <w:r>
-        <w:t>6 Prepare your data</w:t>
+        <w:t>4 Predict new subjects</w:t>
+      </w:r>
+    </w:p>
+    <w:p>
+      <w:pPr>
+        <w:spacing w:after="80"/>
+        <w:ind w:left="432" w:hanging="346"/>
+      </w:pPr>
+      <w:r>
+        <w:t xml:space="preserve">1.  </w:t>
+      </w:r>
+      <w:r>
+        <w:t>Choose a saved model or upload a .cnqmodel file.</w:t>
+      </w:r>
+    </w:p>
+    <w:p>
+      <w:pPr>
+        <w:spacing w:after="80"/>
+        <w:ind w:left="432" w:hanging="346"/>
+      </w:pPr>
+      <w:r>
+        <w:t xml:space="preserve">2.  </w:t>
+      </w:r>
+      <w:r>
+        <w:t>Upload a CSV containing the new subjects.</w:t>
+      </w:r>
+    </w:p>
+    <w:p>
+      <w:pPr>
+        <w:spacing w:after="80"/>
+        <w:ind w:left="432" w:hanging="346"/>
+      </w:pPr>
+      <w:r>
+        <w:t xml:space="preserve">3.  </w:t>
+      </w:r>
+      <w:r>
+        <w:t>Confirm that every model feature is mapped to the correct column. Use the model template if names do not match.</w:t>
+      </w:r>
+    </w:p>
+    <w:p>
+      <w:pPr>
+        <w:spacing w:after="80"/>
+        <w:ind w:left="432" w:hanging="346"/>
+      </w:pPr>
+      <w:r>
+        <w:t xml:space="preserve">4.  </w:t>
+      </w:r>
+      <w:r>
+        <w:t>Optionally select an ID column. Select time and event only when known outcomes are available for external validation.</w:t>
+      </w:r>
+    </w:p>
+    <w:p>
+      <w:pPr>
+        <w:spacing w:after="80"/>
+        <w:ind w:left="432" w:hanging="346"/>
+      </w:pPr>
+      <w:r>
+        <w:t xml:space="preserve">5.  </w:t>
+      </w:r>
+      <w:r>
+        <w:t>Run prediction and download the predictions CSV, HTML report, or results zip.</w:t>
+      </w:r>
+    </w:p>
+    <w:p>
+      <w:pPr>
+        <w:pStyle w:val="ListBullet"/>
+      </w:pPr>
+      <w:r>
+        <w:t>The median and interval describe outcome variation among similar subjects, not uncertainty in the fitted model parameters.</w:t>
+      </w:r>
+    </w:p>
+    <w:p>
+      <w:pPr>
+        <w:pStyle w:val="ListBullet"/>
+      </w:pPr>
+      <w:r>
+        <w:t>An out_of_range value of 1 means at least one covariate is outside its training range and the prediction is an extrapolation.</w:t>
+      </w:r>
+    </w:p>
+    <w:p>
+      <w:pPr>
+        <w:pStyle w:val="ListBullet"/>
+      </w:pPr>
+      <w:r>
+        <w:t>External validation must use subjects that were not used for training or model selection.</w:t>
+      </w:r>
+    </w:p>
+    <w:p>
+      <w:pPr>
+        <w:pStyle w:val="Heading1"/>
+      </w:pPr>
+      <w:r>
+        <w:t>5 Project population trends</w:t>
       </w:r>
     </w:p>
     <w:p>
       <w:r>
-        <w:rPr>
-          <w:b w:val="0"/>
-          <w:i w:val="0"/>
-        </w:rPr>
-        <w:t>Use one CSV file with one header row and one row per subject.</w:t>
+        <w:t>Use Project trends for aggregate questions such as expected events by a time or the time required to reach a target number of events.</w:t>
       </w:r>
     </w:p>
     <w:tbl>
@@ -1813,737 +904,8 @@
         <w:tblLook w:firstColumn="1" w:firstRow="1" w:lastColumn="0" w:lastRow="0" w:noHBand="0" w:noVBand="1" w:val="04A0"/>
       </w:tblPr>
       <w:tblGrid>
-        <w:gridCol w:w="3293"/>
-        <w:gridCol w:w="3293"/>
-        <w:gridCol w:w="3293"/>
-      </w:tblGrid>
-      <w:tr>
-        <w:trPr>
-          <w:tblHeader w:val="true"/>
-        </w:trPr>
-        <w:tc>
-          <w:tcPr>
-            <w:tcW w:type="dxa" w:w="1872"/>
-            <w:vAlign w:val="center"/>
-            <w:shd w:fill="1F2A55"/>
-            <w:tcBorders>
-              <w:top w:val="single" w:sz="6" w:color="D9D9D9"/>
-              <w:left w:val="single" w:sz="6" w:color="D9D9D9"/>
-              <w:bottom w:val="single" w:sz="6" w:color="D9D9D9"/>
-              <w:right w:val="single" w:sz="6" w:color="D9D9D9"/>
-              <w:insideH w:val="single" w:sz="6" w:color="D9D9D9"/>
-              <w:insideV w:val="single" w:sz="6" w:color="D9D9D9"/>
-            </w:tcBorders>
-            <w:tcMar>
-              <w:top w:w="90" w:type="dxa"/>
-              <w:start w:w="110" w:type="dxa"/>
-              <w:bottom w:w="90" w:type="dxa"/>
-              <w:end w:w="110" w:type="dxa"/>
-            </w:tcMar>
-          </w:tcPr>
-          <w:p>
-            <w:pPr>
-              <w:spacing w:after="0"/>
-            </w:pPr>
-            <w:r>
-              <w:rPr>
-                <w:rFonts w:ascii="Aptos" w:hAnsi="Aptos"/>
-                <w:sz w:val="19"/>
-              </w:rPr>
-            </w:r>
-            <w:r>
-              <w:rPr>
-                <w:rFonts w:ascii="Aptos" w:hAnsi="Aptos"/>
-                <w:b/>
-                <w:color w:val="FFFFFF"/>
-                <w:sz w:val="19"/>
-              </w:rPr>
-              <w:t>Column</w:t>
-            </w:r>
-          </w:p>
-        </w:tc>
-        <w:tc>
-          <w:tcPr>
-            <w:tcW w:type="dxa" w:w="6048"/>
-            <w:vAlign w:val="center"/>
-            <w:shd w:fill="1F2A55"/>
-            <w:tcBorders>
-              <w:top w:val="single" w:sz="6" w:color="D9D9D9"/>
-              <w:left w:val="single" w:sz="6" w:color="D9D9D9"/>
-              <w:bottom w:val="single" w:sz="6" w:color="D9D9D9"/>
-              <w:right w:val="single" w:sz="6" w:color="D9D9D9"/>
-              <w:insideH w:val="single" w:sz="6" w:color="D9D9D9"/>
-              <w:insideV w:val="single" w:sz="6" w:color="D9D9D9"/>
-            </w:tcBorders>
-            <w:tcMar>
-              <w:top w:w="90" w:type="dxa"/>
-              <w:start w:w="110" w:type="dxa"/>
-              <w:bottom w:w="90" w:type="dxa"/>
-              <w:end w:w="110" w:type="dxa"/>
-            </w:tcMar>
-          </w:tcPr>
-          <w:p>
-            <w:pPr>
-              <w:spacing w:after="0"/>
-            </w:pPr>
-            <w:r>
-              <w:rPr>
-                <w:rFonts w:ascii="Aptos" w:hAnsi="Aptos"/>
-                <w:sz w:val="19"/>
-              </w:rPr>
-            </w:r>
-            <w:r>
-              <w:rPr>
-                <w:rFonts w:ascii="Aptos" w:hAnsi="Aptos"/>
-                <w:b/>
-                <w:color w:val="FFFFFF"/>
-                <w:sz w:val="19"/>
-              </w:rPr>
-              <w:t>Requirement</w:t>
-            </w:r>
-          </w:p>
-        </w:tc>
-        <w:tc>
-          <w:tcPr>
-            <w:tcW w:type="dxa" w:w="1584"/>
-            <w:vAlign w:val="center"/>
-            <w:shd w:fill="1F2A55"/>
-            <w:tcBorders>
-              <w:top w:val="single" w:sz="6" w:color="D9D9D9"/>
-              <w:left w:val="single" w:sz="6" w:color="D9D9D9"/>
-              <w:bottom w:val="single" w:sz="6" w:color="D9D9D9"/>
-              <w:right w:val="single" w:sz="6" w:color="D9D9D9"/>
-              <w:insideH w:val="single" w:sz="6" w:color="D9D9D9"/>
-              <w:insideV w:val="single" w:sz="6" w:color="D9D9D9"/>
-            </w:tcBorders>
-            <w:tcMar>
-              <w:top w:w="90" w:type="dxa"/>
-              <w:start w:w="110" w:type="dxa"/>
-              <w:bottom w:w="90" w:type="dxa"/>
-              <w:end w:w="110" w:type="dxa"/>
-            </w:tcMar>
-          </w:tcPr>
-          <w:p>
-            <w:pPr>
-              <w:spacing w:after="0"/>
-            </w:pPr>
-            <w:r>
-              <w:rPr>
-                <w:rFonts w:ascii="Aptos" w:hAnsi="Aptos"/>
-                <w:sz w:val="19"/>
-              </w:rPr>
-            </w:r>
-            <w:r>
-              <w:rPr>
-                <w:rFonts w:ascii="Aptos" w:hAnsi="Aptos"/>
-                <w:b/>
-                <w:color w:val="FFFFFF"/>
-                <w:sz w:val="19"/>
-              </w:rPr>
-              <w:t>Example</w:t>
-            </w:r>
-          </w:p>
-        </w:tc>
-      </w:tr>
-      <w:tr>
-        <w:tc>
-          <w:tcPr>
-            <w:tcW w:type="dxa" w:w="1872"/>
-            <w:vAlign w:val="center"/>
-            <w:tcBorders>
-              <w:top w:val="single" w:sz="6" w:color="D9D9D9"/>
-              <w:left w:val="single" w:sz="6" w:color="D9D9D9"/>
-              <w:bottom w:val="single" w:sz="6" w:color="D9D9D9"/>
-              <w:right w:val="single" w:sz="6" w:color="D9D9D9"/>
-              <w:insideH w:val="single" w:sz="6" w:color="D9D9D9"/>
-              <w:insideV w:val="single" w:sz="6" w:color="D9D9D9"/>
-            </w:tcBorders>
-            <w:tcMar>
-              <w:top w:w="90" w:type="dxa"/>
-              <w:start w:w="110" w:type="dxa"/>
-              <w:bottom w:w="90" w:type="dxa"/>
-              <w:end w:w="110" w:type="dxa"/>
-            </w:tcMar>
-          </w:tcPr>
-          <w:p>
-            <w:pPr>
-              <w:spacing w:after="0"/>
-            </w:pPr>
-            <w:r>
-              <w:rPr>
-                <w:rFonts w:ascii="Aptos" w:hAnsi="Aptos"/>
-                <w:sz w:val="19"/>
-              </w:rPr>
-              <w:t>Follow-up time</w:t>
-            </w:r>
-          </w:p>
-        </w:tc>
-        <w:tc>
-          <w:tcPr>
-            <w:tcW w:type="dxa" w:w="6048"/>
-            <w:vAlign w:val="center"/>
-            <w:tcBorders>
-              <w:top w:val="single" w:sz="6" w:color="D9D9D9"/>
-              <w:left w:val="single" w:sz="6" w:color="D9D9D9"/>
-              <w:bottom w:val="single" w:sz="6" w:color="D9D9D9"/>
-              <w:right w:val="single" w:sz="6" w:color="D9D9D9"/>
-              <w:insideH w:val="single" w:sz="6" w:color="D9D9D9"/>
-              <w:insideV w:val="single" w:sz="6" w:color="D9D9D9"/>
-            </w:tcBorders>
-            <w:tcMar>
-              <w:top w:w="90" w:type="dxa"/>
-              <w:start w:w="110" w:type="dxa"/>
-              <w:bottom w:w="90" w:type="dxa"/>
-              <w:end w:w="110" w:type="dxa"/>
-            </w:tcMar>
-          </w:tcPr>
-          <w:p>
-            <w:pPr>
-              <w:spacing w:after="0"/>
-            </w:pPr>
-            <w:r>
-              <w:rPr>
-                <w:rFonts w:ascii="Aptos" w:hAnsi="Aptos"/>
-                <w:sz w:val="19"/>
-              </w:rPr>
-              <w:t>Positive numeric value in the same unit for every row</w:t>
-            </w:r>
-          </w:p>
-        </w:tc>
-        <w:tc>
-          <w:tcPr>
-            <w:tcW w:type="dxa" w:w="1584"/>
-            <w:vAlign w:val="center"/>
-            <w:tcBorders>
-              <w:top w:val="single" w:sz="6" w:color="D9D9D9"/>
-              <w:left w:val="single" w:sz="6" w:color="D9D9D9"/>
-              <w:bottom w:val="single" w:sz="6" w:color="D9D9D9"/>
-              <w:right w:val="single" w:sz="6" w:color="D9D9D9"/>
-              <w:insideH w:val="single" w:sz="6" w:color="D9D9D9"/>
-              <w:insideV w:val="single" w:sz="6" w:color="D9D9D9"/>
-            </w:tcBorders>
-            <w:tcMar>
-              <w:top w:w="90" w:type="dxa"/>
-              <w:start w:w="110" w:type="dxa"/>
-              <w:bottom w:w="90" w:type="dxa"/>
-              <w:end w:w="110" w:type="dxa"/>
-            </w:tcMar>
-          </w:tcPr>
-          <w:p>
-            <w:pPr>
-              <w:spacing w:after="0"/>
-            </w:pPr>
-            <w:r>
-              <w:rPr>
-                <w:rFonts w:ascii="Aptos" w:hAnsi="Aptos"/>
-                <w:sz w:val="19"/>
-              </w:rPr>
-              <w:t>12.4</w:t>
-            </w:r>
-          </w:p>
-        </w:tc>
-      </w:tr>
-      <w:tr>
-        <w:tc>
-          <w:tcPr>
-            <w:tcW w:type="dxa" w:w="1872"/>
-            <w:vAlign w:val="center"/>
-            <w:tcBorders>
-              <w:top w:val="single" w:sz="6" w:color="D9D9D9"/>
-              <w:left w:val="single" w:sz="6" w:color="D9D9D9"/>
-              <w:bottom w:val="single" w:sz="6" w:color="D9D9D9"/>
-              <w:right w:val="single" w:sz="6" w:color="D9D9D9"/>
-              <w:insideH w:val="single" w:sz="6" w:color="D9D9D9"/>
-              <w:insideV w:val="single" w:sz="6" w:color="D9D9D9"/>
-            </w:tcBorders>
-            <w:tcMar>
-              <w:top w:w="90" w:type="dxa"/>
-              <w:start w:w="110" w:type="dxa"/>
-              <w:bottom w:w="90" w:type="dxa"/>
-              <w:end w:w="110" w:type="dxa"/>
-            </w:tcMar>
-            <w:shd w:fill="F1F5FB"/>
-          </w:tcPr>
-          <w:p>
-            <w:pPr>
-              <w:spacing w:after="0"/>
-            </w:pPr>
-            <w:r>
-              <w:rPr>
-                <w:rFonts w:ascii="Aptos" w:hAnsi="Aptos"/>
-                <w:sz w:val="19"/>
-              </w:rPr>
-              <w:t>Event</w:t>
-            </w:r>
-          </w:p>
-        </w:tc>
-        <w:tc>
-          <w:tcPr>
-            <w:tcW w:type="dxa" w:w="6048"/>
-            <w:vAlign w:val="center"/>
-            <w:tcBorders>
-              <w:top w:val="single" w:sz="6" w:color="D9D9D9"/>
-              <w:left w:val="single" w:sz="6" w:color="D9D9D9"/>
-              <w:bottom w:val="single" w:sz="6" w:color="D9D9D9"/>
-              <w:right w:val="single" w:sz="6" w:color="D9D9D9"/>
-              <w:insideH w:val="single" w:sz="6" w:color="D9D9D9"/>
-              <w:insideV w:val="single" w:sz="6" w:color="D9D9D9"/>
-            </w:tcBorders>
-            <w:tcMar>
-              <w:top w:w="90" w:type="dxa"/>
-              <w:start w:w="110" w:type="dxa"/>
-              <w:bottom w:w="90" w:type="dxa"/>
-              <w:end w:w="110" w:type="dxa"/>
-            </w:tcMar>
-            <w:shd w:fill="F1F5FB"/>
-          </w:tcPr>
-          <w:p>
-            <w:pPr>
-              <w:spacing w:after="0"/>
-            </w:pPr>
-            <w:r>
-              <w:rPr>
-                <w:rFonts w:ascii="Aptos" w:hAnsi="Aptos"/>
-                <w:sz w:val="19"/>
-              </w:rPr>
-              <w:t>1 for event and 0 for censored, or two values that you map in the app</w:t>
-            </w:r>
-          </w:p>
-        </w:tc>
-        <w:tc>
-          <w:tcPr>
-            <w:tcW w:type="dxa" w:w="1584"/>
-            <w:vAlign w:val="center"/>
-            <w:tcBorders>
-              <w:top w:val="single" w:sz="6" w:color="D9D9D9"/>
-              <w:left w:val="single" w:sz="6" w:color="D9D9D9"/>
-              <w:bottom w:val="single" w:sz="6" w:color="D9D9D9"/>
-              <w:right w:val="single" w:sz="6" w:color="D9D9D9"/>
-              <w:insideH w:val="single" w:sz="6" w:color="D9D9D9"/>
-              <w:insideV w:val="single" w:sz="6" w:color="D9D9D9"/>
-            </w:tcBorders>
-            <w:tcMar>
-              <w:top w:w="90" w:type="dxa"/>
-              <w:start w:w="110" w:type="dxa"/>
-              <w:bottom w:w="90" w:type="dxa"/>
-              <w:end w:w="110" w:type="dxa"/>
-            </w:tcMar>
-            <w:shd w:fill="F1F5FB"/>
-          </w:tcPr>
-          <w:p>
-            <w:pPr>
-              <w:spacing w:after="0"/>
-            </w:pPr>
-            <w:r>
-              <w:rPr>
-                <w:rFonts w:ascii="Aptos" w:hAnsi="Aptos"/>
-                <w:sz w:val="19"/>
-              </w:rPr>
-              <w:t>1</w:t>
-            </w:r>
-          </w:p>
-        </w:tc>
-      </w:tr>
-      <w:tr>
-        <w:tc>
-          <w:tcPr>
-            <w:tcW w:type="dxa" w:w="1872"/>
-            <w:vAlign w:val="center"/>
-            <w:tcBorders>
-              <w:top w:val="single" w:sz="6" w:color="D9D9D9"/>
-              <w:left w:val="single" w:sz="6" w:color="D9D9D9"/>
-              <w:bottom w:val="single" w:sz="6" w:color="D9D9D9"/>
-              <w:right w:val="single" w:sz="6" w:color="D9D9D9"/>
-              <w:insideH w:val="single" w:sz="6" w:color="D9D9D9"/>
-              <w:insideV w:val="single" w:sz="6" w:color="D9D9D9"/>
-            </w:tcBorders>
-            <w:tcMar>
-              <w:top w:w="90" w:type="dxa"/>
-              <w:start w:w="110" w:type="dxa"/>
-              <w:bottom w:w="90" w:type="dxa"/>
-              <w:end w:w="110" w:type="dxa"/>
-            </w:tcMar>
-          </w:tcPr>
-          <w:p>
-            <w:pPr>
-              <w:spacing w:after="0"/>
-            </w:pPr>
-            <w:r>
-              <w:rPr>
-                <w:rFonts w:ascii="Aptos" w:hAnsi="Aptos"/>
-                <w:sz w:val="19"/>
-              </w:rPr>
-              <w:t>Covariates</w:t>
-            </w:r>
-          </w:p>
-        </w:tc>
-        <w:tc>
-          <w:tcPr>
-            <w:tcW w:type="dxa" w:w="6048"/>
-            <w:vAlign w:val="center"/>
-            <w:tcBorders>
-              <w:top w:val="single" w:sz="6" w:color="D9D9D9"/>
-              <w:left w:val="single" w:sz="6" w:color="D9D9D9"/>
-              <w:bottom w:val="single" w:sz="6" w:color="D9D9D9"/>
-              <w:right w:val="single" w:sz="6" w:color="D9D9D9"/>
-              <w:insideH w:val="single" w:sz="6" w:color="D9D9D9"/>
-              <w:insideV w:val="single" w:sz="6" w:color="D9D9D9"/>
-            </w:tcBorders>
-            <w:tcMar>
-              <w:top w:w="90" w:type="dxa"/>
-              <w:start w:w="110" w:type="dxa"/>
-              <w:bottom w:w="90" w:type="dxa"/>
-              <w:end w:w="110" w:type="dxa"/>
-            </w:tcMar>
-          </w:tcPr>
-          <w:p>
-            <w:pPr>
-              <w:spacing w:after="0"/>
-            </w:pPr>
-            <w:r>
-              <w:rPr>
-                <w:rFonts w:ascii="Aptos" w:hAnsi="Aptos"/>
-                <w:sz w:val="19"/>
-              </w:rPr>
-              <w:t>One or more numeric predictors. Represent categories with numeric indicator columns.</w:t>
-            </w:r>
-          </w:p>
-        </w:tc>
-        <w:tc>
-          <w:tcPr>
-            <w:tcW w:type="dxa" w:w="1584"/>
-            <w:vAlign w:val="center"/>
-            <w:tcBorders>
-              <w:top w:val="single" w:sz="6" w:color="D9D9D9"/>
-              <w:left w:val="single" w:sz="6" w:color="D9D9D9"/>
-              <w:bottom w:val="single" w:sz="6" w:color="D9D9D9"/>
-              <w:right w:val="single" w:sz="6" w:color="D9D9D9"/>
-              <w:insideH w:val="single" w:sz="6" w:color="D9D9D9"/>
-              <w:insideV w:val="single" w:sz="6" w:color="D9D9D9"/>
-            </w:tcBorders>
-            <w:tcMar>
-              <w:top w:w="90" w:type="dxa"/>
-              <w:start w:w="110" w:type="dxa"/>
-              <w:bottom w:w="90" w:type="dxa"/>
-              <w:end w:w="110" w:type="dxa"/>
-            </w:tcMar>
-          </w:tcPr>
-          <w:p>
-            <w:pPr>
-              <w:spacing w:after="0"/>
-            </w:pPr>
-            <w:r>
-              <w:rPr>
-                <w:rFonts w:ascii="Aptos" w:hAnsi="Aptos"/>
-                <w:sz w:val="19"/>
-              </w:rPr>
-              <w:t>age 58</w:t>
-            </w:r>
-          </w:p>
-        </w:tc>
-      </w:tr>
-      <w:tr>
-        <w:tc>
-          <w:tcPr>
-            <w:tcW w:type="dxa" w:w="1872"/>
-            <w:vAlign w:val="center"/>
-            <w:tcBorders>
-              <w:top w:val="single" w:sz="6" w:color="D9D9D9"/>
-              <w:left w:val="single" w:sz="6" w:color="D9D9D9"/>
-              <w:bottom w:val="single" w:sz="6" w:color="D9D9D9"/>
-              <w:right w:val="single" w:sz="6" w:color="D9D9D9"/>
-              <w:insideH w:val="single" w:sz="6" w:color="D9D9D9"/>
-              <w:insideV w:val="single" w:sz="6" w:color="D9D9D9"/>
-            </w:tcBorders>
-            <w:tcMar>
-              <w:top w:w="90" w:type="dxa"/>
-              <w:start w:w="110" w:type="dxa"/>
-              <w:bottom w:w="90" w:type="dxa"/>
-              <w:end w:w="110" w:type="dxa"/>
-            </w:tcMar>
-            <w:shd w:fill="F1F5FB"/>
-          </w:tcPr>
-          <w:p>
-            <w:pPr>
-              <w:spacing w:after="0"/>
-            </w:pPr>
-            <w:r>
-              <w:rPr>
-                <w:rFonts w:ascii="Aptos" w:hAnsi="Aptos"/>
-                <w:sz w:val="19"/>
-              </w:rPr>
-              <w:t>Subject ID</w:t>
-            </w:r>
-          </w:p>
-        </w:tc>
-        <w:tc>
-          <w:tcPr>
-            <w:tcW w:type="dxa" w:w="6048"/>
-            <w:vAlign w:val="center"/>
-            <w:tcBorders>
-              <w:top w:val="single" w:sz="6" w:color="D9D9D9"/>
-              <w:left w:val="single" w:sz="6" w:color="D9D9D9"/>
-              <w:bottom w:val="single" w:sz="6" w:color="D9D9D9"/>
-              <w:right w:val="single" w:sz="6" w:color="D9D9D9"/>
-              <w:insideH w:val="single" w:sz="6" w:color="D9D9D9"/>
-              <w:insideV w:val="single" w:sz="6" w:color="D9D9D9"/>
-            </w:tcBorders>
-            <w:tcMar>
-              <w:top w:w="90" w:type="dxa"/>
-              <w:start w:w="110" w:type="dxa"/>
-              <w:bottom w:w="90" w:type="dxa"/>
-              <w:end w:w="110" w:type="dxa"/>
-            </w:tcMar>
-            <w:shd w:fill="F1F5FB"/>
-          </w:tcPr>
-          <w:p>
-            <w:pPr>
-              <w:spacing w:after="0"/>
-            </w:pPr>
-            <w:r>
-              <w:rPr>
-                <w:rFonts w:ascii="Aptos" w:hAnsi="Aptos"/>
-                <w:sz w:val="19"/>
-              </w:rPr>
-              <w:t>Optional unique label. It is not used as a predictor.</w:t>
-            </w:r>
-          </w:p>
-        </w:tc>
-        <w:tc>
-          <w:tcPr>
-            <w:tcW w:type="dxa" w:w="1584"/>
-            <w:vAlign w:val="center"/>
-            <w:tcBorders>
-              <w:top w:val="single" w:sz="6" w:color="D9D9D9"/>
-              <w:left w:val="single" w:sz="6" w:color="D9D9D9"/>
-              <w:bottom w:val="single" w:sz="6" w:color="D9D9D9"/>
-              <w:right w:val="single" w:sz="6" w:color="D9D9D9"/>
-              <w:insideH w:val="single" w:sz="6" w:color="D9D9D9"/>
-              <w:insideV w:val="single" w:sz="6" w:color="D9D9D9"/>
-            </w:tcBorders>
-            <w:tcMar>
-              <w:top w:w="90" w:type="dxa"/>
-              <w:start w:w="110" w:type="dxa"/>
-              <w:bottom w:w="90" w:type="dxa"/>
-              <w:end w:w="110" w:type="dxa"/>
-            </w:tcMar>
-            <w:shd w:fill="F1F5FB"/>
-          </w:tcPr>
-          <w:p>
-            <w:pPr>
-              <w:spacing w:after="0"/>
-            </w:pPr>
-            <w:r>
-              <w:rPr>
-                <w:rFonts w:ascii="Aptos" w:hAnsi="Aptos"/>
-                <w:sz w:val="19"/>
-              </w:rPr>
-              <w:t>S001</w:t>
-            </w:r>
-          </w:p>
-        </w:tc>
-      </w:tr>
-    </w:tbl>
-    <w:p/>
-    <w:p>
-      <w:r>
-        <w:rPr>
-          <w:b w:val="0"/>
-          <w:i w:val="0"/>
-        </w:rPr>
-        <w:t>Example CSV content:</w:t>
-      </w:r>
-    </w:p>
-    <w:p>
-      <w:pPr>
-        <w:keepLines/>
-        <w:spacing w:before="60" w:after="140"/>
-        <w:ind w:left="317" w:right="317"/>
-        <w:shd w:fill="F3F3F3"/>
-      </w:pPr>
-      <w:r>
-        <w:rPr>
-          <w:rFonts w:ascii="Consolas" w:hAnsi="Consolas"/>
-          <w:sz w:val="19"/>
-        </w:rPr>
-        <w:t>subject_id,time,event,age,biomarker,treatment</w:t>
-        <w:br/>
-        <w:br/>
-        <w:t>S001,12.4,1,58,2.7,1</w:t>
-        <w:br/>
-        <w:br/>
-        <w:t>S002,36.0,0,64,1.2,0</w:t>
-      </w:r>
-    </w:p>
-    <w:p>
-      <w:pPr>
-        <w:pStyle w:val="ListBullet"/>
-      </w:pPr>
-      <w:r>
-        <w:t>Use no blank cells in the columns selected for analysis.</w:t>
-      </w:r>
-    </w:p>
-    <w:p>
-      <w:pPr>
-        <w:pStyle w:val="ListBullet"/>
-      </w:pPr>
-      <w:r>
-        <w:t>Keep one row per subject and use unique subject IDs if an ID is included.</w:t>
-      </w:r>
-    </w:p>
-    <w:p>
-      <w:pPr>
-        <w:pStyle w:val="ListBullet"/>
-      </w:pPr>
-      <w:r>
-        <w:t>Use positive times and a consistent unit such as days or months.</w:t>
-      </w:r>
-    </w:p>
-    <w:p>
-      <w:pPr>
-        <w:pStyle w:val="ListBullet"/>
-      </w:pPr>
-      <w:r>
-        <w:t>Aim for at least about 100 events and enough observations that each data split contains at least 10 events.</w:t>
-      </w:r>
-    </w:p>
-    <w:p>
-      <w:r>
-        <w:rPr>
-          <w:b w:val="0"/>
-          <w:i w:val="0"/>
-        </w:rPr>
-        <w:t>The app checks the selected columns before training. Errors block training. Warnings require review and acknowledgement. Rows with invalid values in selected columns may be excluded and are reported in the validation summary.</w:t>
-      </w:r>
-    </w:p>
-    <w:p>
-      <w:pPr>
-        <w:pStyle w:val="Heading1"/>
-      </w:pPr>
-      <w:r>
-        <w:t>7 Train a model</w:t>
-      </w:r>
-    </w:p>
-    <w:p>
-      <w:pPr>
-        <w:pStyle w:val="Heading2"/>
-      </w:pPr>
-      <w:r>
-        <w:t>7 1 Upload</w:t>
-      </w:r>
-    </w:p>
-    <w:p>
-      <w:r>
-        <w:rPr>
-          <w:b w:val="0"/>
-          <w:i w:val="0"/>
-        </w:rPr>
-        <w:t>On the Train a model tab, choose a CSV file or drag it into the upload area. The app displays a preview before any model is trained.</w:t>
-      </w:r>
-    </w:p>
-    <w:p>
-      <w:pPr>
-        <w:pStyle w:val="Heading2"/>
-      </w:pPr>
-      <w:r>
-        <w:t>7 2 Map columns</w:t>
-      </w:r>
-    </w:p>
-    <w:p>
-      <w:r>
-        <w:rPr>
-          <w:b w:val="0"/>
-          <w:i w:val="0"/>
-        </w:rPr>
-        <w:t>Select the duration and event columns. Optionally select a subject ID and type the time unit used in the file. Choose the numeric covariates to include. If the event column does not use 0 and 1, tell the app which value represents an event.</w:t>
-      </w:r>
-    </w:p>
-    <w:p>
-      <w:pPr>
-        <w:pStyle w:val="Heading2"/>
-      </w:pPr>
-      <w:r>
-        <w:t>7 3 Use Auto-tune — the default</w:t>
-      </w:r>
-    </w:p>
-    <w:p>
-      <w:r>
-        <w:rPr>
-          <w:b w:val="0"/>
-          <w:i w:val="0"/>
-        </w:rPr>
-        <w:t>Auto-tune is selected automatically. It compares KAN-CNQ and MLP-CNQ settings on your data and ranks them by validation IPCW pinball loss. Lower validation pinball loss is better. For most analyses, use the Standard search effort.</w:t>
-      </w:r>
-    </w:p>
-    <w:p>
-      <w:pPr>
-        <w:pStyle w:val="ListNumber"/>
-      </w:pPr>
-      <w:r>
-        <w:t>Select the KAN-CNQ and MLP-CNQ model families to compare.</w:t>
-      </w:r>
-    </w:p>
-    <w:p>
-      <w:pPr>
-        <w:pStyle w:val="ListNumber"/>
-      </w:pPr>
-      <w:r>
-        <w:t>Choose Quick, Standard, or Thorough search effort.</w:t>
-      </w:r>
-    </w:p>
-    <w:p>
-      <w:pPr>
-        <w:pStyle w:val="ListNumber"/>
-      </w:pPr>
-      <w:r>
-        <w:t>Select Find best settings and wait for the leaderboard.</w:t>
-      </w:r>
-    </w:p>
-    <w:p>
-      <w:pPr>
-        <w:pStyle w:val="ListNumber"/>
-      </w:pPr>
-      <w:r>
-        <w:t>Select Use best settings. CNQ applies the winning model and values.</w:t>
-      </w:r>
-    </w:p>
-    <w:p>
-      <w:pPr>
-        <w:pStyle w:val="ListNumber"/>
-      </w:pPr>
-      <w:r>
-        <w:t>Continue to Start training.</w:t>
-      </w:r>
-    </w:p>
-    <w:p>
-      <w:r>
-        <w:rPr>
-          <w:b/>
-        </w:rPr>
-        <w:t xml:space="preserve">Advanced settings. </w:t>
-      </w:r>
-      <w:r>
-        <w:t>Choose this only when your analysis plan requires specific model or hyperparameter values. It reveals the model, network, learning-rate, batch-size, epoch, and early-stopping controls. Record any departures from the approved analysis plan.</w:t>
-      </w:r>
-    </w:p>
-    <w:p>
-      <w:pPr>
-        <w:pStyle w:val="Heading2"/>
-      </w:pPr>
-      <w:r>
-        <w:t>7 4 Choose a model family</w:t>
-      </w:r>
-    </w:p>
-    <w:tbl>
-      <w:tblPr>
-        <w:tblW w:type="auto" w:w="0"/>
-        <w:jc w:val="center"/>
-        <w:tblLayout w:type="fixed"/>
-        <w:tblLook w:firstColumn="1" w:firstRow="1" w:lastColumn="0" w:lastRow="0" w:noHBand="0" w:noVBand="1" w:val="04A0"/>
-      </w:tblPr>
-      <w:tblGrid>
-        <w:gridCol w:w="4939"/>
-        <w:gridCol w:w="4939"/>
+        <w:gridCol w:w="4853"/>
+        <w:gridCol w:w="4853"/>
       </w:tblGrid>
       <w:tr>
         <w:trPr>
@@ -2563,20 +925,20 @@
               <w:insideV w:val="single" w:sz="6" w:color="D9D9D9"/>
             </w:tcBorders>
             <w:tcMar>
-              <w:top w:w="90" w:type="dxa"/>
-              <w:start w:w="110" w:type="dxa"/>
-              <w:bottom w:w="90" w:type="dxa"/>
-              <w:end w:w="110" w:type="dxa"/>
+              <w:top w:w="100" w:type="dxa"/>
+              <w:start w:w="120" w:type="dxa"/>
+              <w:bottom w:w="100" w:type="dxa"/>
+              <w:end w:w="120" w:type="dxa"/>
             </w:tcMar>
           </w:tcPr>
           <w:p>
             <w:pPr>
-              <w:spacing w:after="0"/>
+              <w:spacing w:after="0" w:line="252" w:lineRule="auto"/>
             </w:pPr>
             <w:r>
               <w:rPr>
                 <w:rFonts w:ascii="Aptos" w:hAnsi="Aptos"/>
-                <w:sz w:val="19"/>
+                <w:sz w:val="20"/>
               </w:rPr>
             </w:r>
             <w:r>
@@ -2584,15 +946,15 @@
                 <w:rFonts w:ascii="Aptos" w:hAnsi="Aptos"/>
                 <w:b/>
                 <w:color w:val="FFFFFF"/>
-                <w:sz w:val="19"/>
+                <w:sz w:val="20"/>
               </w:rPr>
-              <w:t>Model</w:t>
+              <w:t>Projection basis</w:t>
             </w:r>
           </w:p>
         </w:tc>
         <w:tc>
           <w:tcPr>
-            <w:tcW w:type="dxa" w:w="6624"/>
+            <w:tcW w:type="dxa" w:w="6336"/>
             <w:vAlign w:val="center"/>
             <w:shd w:fill="1F2A55"/>
             <w:tcBorders>
@@ -2604,20 +966,20 @@
               <w:insideV w:val="single" w:sz="6" w:color="D9D9D9"/>
             </w:tcBorders>
             <w:tcMar>
-              <w:top w:w="90" w:type="dxa"/>
-              <w:start w:w="110" w:type="dxa"/>
-              <w:bottom w:w="90" w:type="dxa"/>
-              <w:end w:w="110" w:type="dxa"/>
+              <w:top w:w="100" w:type="dxa"/>
+              <w:start w:w="120" w:type="dxa"/>
+              <w:bottom w:w="100" w:type="dxa"/>
+              <w:end w:w="120" w:type="dxa"/>
             </w:tcMar>
           </w:tcPr>
           <w:p>
             <w:pPr>
-              <w:spacing w:after="0"/>
+              <w:spacing w:after="0" w:line="252" w:lineRule="auto"/>
             </w:pPr>
             <w:r>
               <w:rPr>
                 <w:rFonts w:ascii="Aptos" w:hAnsi="Aptos"/>
-                <w:sz w:val="19"/>
+                <w:sz w:val="20"/>
               </w:rPr>
             </w:r>
             <w:r>
@@ -2625,9 +987,9 @@
                 <w:rFonts w:ascii="Aptos" w:hAnsi="Aptos"/>
                 <w:b/>
                 <w:color w:val="FFFFFF"/>
-                <w:sz w:val="19"/>
+                <w:sz w:val="20"/>
               </w:rPr>
-              <w:t>When to use it</w:t>
+              <w:t>What CNQ uses</w:t>
             </w:r>
           </w:p>
         </w:tc>
@@ -2646,28 +1008,28 @@
               <w:insideV w:val="single" w:sz="6" w:color="D9D9D9"/>
             </w:tcBorders>
             <w:tcMar>
-              <w:top w:w="90" w:type="dxa"/>
-              <w:start w:w="110" w:type="dxa"/>
-              <w:bottom w:w="90" w:type="dxa"/>
-              <w:end w:w="110" w:type="dxa"/>
+              <w:top w:w="100" w:type="dxa"/>
+              <w:start w:w="120" w:type="dxa"/>
+              <w:bottom w:w="100" w:type="dxa"/>
+              <w:end w:w="120" w:type="dxa"/>
             </w:tcMar>
           </w:tcPr>
           <w:p>
             <w:pPr>
-              <w:spacing w:after="0"/>
+              <w:spacing w:after="0" w:line="252" w:lineRule="auto"/>
             </w:pPr>
             <w:r>
               <w:rPr>
                 <w:rFonts w:ascii="Aptos" w:hAnsi="Aptos"/>
-                <w:sz w:val="19"/>
+                <w:sz w:val="20"/>
               </w:rPr>
-              <w:t>KAN-CNQ</w:t>
+              <w:t>Population size N</w:t>
             </w:r>
           </w:p>
         </w:tc>
         <w:tc>
           <w:tcPr>
-            <w:tcW w:type="dxa" w:w="6624"/>
+            <w:tcW w:type="dxa" w:w="6336"/>
             <w:vAlign w:val="center"/>
             <w:tcBorders>
               <w:top w:val="single" w:sz="6" w:color="D9D9D9"/>
@@ -2678,22 +1040,22 @@
               <w:insideV w:val="single" w:sz="6" w:color="D9D9D9"/>
             </w:tcBorders>
             <w:tcMar>
-              <w:top w:w="90" w:type="dxa"/>
-              <w:start w:w="110" w:type="dxa"/>
-              <w:bottom w:w="90" w:type="dxa"/>
-              <w:end w:w="110" w:type="dxa"/>
+              <w:top w:w="100" w:type="dxa"/>
+              <w:start w:w="120" w:type="dxa"/>
+              <w:bottom w:w="100" w:type="dxa"/>
+              <w:end w:w="120" w:type="dxa"/>
             </w:tcMar>
           </w:tcPr>
           <w:p>
             <w:pPr>
-              <w:spacing w:after="0"/>
+              <w:spacing w:after="0" w:line="252" w:lineRule="auto"/>
             </w:pPr>
             <w:r>
               <w:rPr>
                 <w:rFonts w:ascii="Aptos" w:hAnsi="Aptos"/>
-                <w:sz w:val="19"/>
+                <w:sz w:val="20"/>
               </w:rPr>
-              <w:t>Use for ordinary numeric tabular covariates. It is included in Auto-tune.</w:t>
+              <w:t>The training population Kaplan Meier curve, scaled to N subjects. CNQ does not simulate covariates in this mode.</w:t>
             </w:r>
           </w:p>
         </w:tc>
@@ -2712,29 +1074,29 @@
               <w:insideV w:val="single" w:sz="6" w:color="D9D9D9"/>
             </w:tcBorders>
             <w:tcMar>
-              <w:top w:w="90" w:type="dxa"/>
-              <w:start w:w="110" w:type="dxa"/>
-              <w:bottom w:w="90" w:type="dxa"/>
-              <w:end w:w="110" w:type="dxa"/>
+              <w:top w:w="100" w:type="dxa"/>
+              <w:start w:w="120" w:type="dxa"/>
+              <w:bottom w:w="100" w:type="dxa"/>
+              <w:end w:w="120" w:type="dxa"/>
             </w:tcMar>
             <w:shd w:fill="F1F5FB"/>
           </w:tcPr>
           <w:p>
             <w:pPr>
-              <w:spacing w:after="0"/>
+              <w:spacing w:after="0" w:line="252" w:lineRule="auto"/>
             </w:pPr>
             <w:r>
               <w:rPr>
                 <w:rFonts w:ascii="Aptos" w:hAnsi="Aptos"/>
-                <w:sz w:val="19"/>
+                <w:sz w:val="20"/>
               </w:rPr>
-              <w:t>MLP-CNQ</w:t>
+              <w:t>Uploaded cohort</w:t>
             </w:r>
           </w:p>
         </w:tc>
         <w:tc>
           <w:tcPr>
-            <w:tcW w:type="dxa" w:w="6624"/>
+            <w:tcW w:type="dxa" w:w="6336"/>
             <w:vAlign w:val="center"/>
             <w:tcBorders>
               <w:top w:val="single" w:sz="6" w:color="D9D9D9"/>
@@ -2745,89 +1107,23 @@
               <w:insideV w:val="single" w:sz="6" w:color="D9D9D9"/>
             </w:tcBorders>
             <w:tcMar>
-              <w:top w:w="90" w:type="dxa"/>
-              <w:start w:w="110" w:type="dxa"/>
-              <w:bottom w:w="90" w:type="dxa"/>
-              <w:end w:w="110" w:type="dxa"/>
+              <w:top w:w="100" w:type="dxa"/>
+              <w:start w:w="120" w:type="dxa"/>
+              <w:bottom w:w="100" w:type="dxa"/>
+              <w:end w:w="120" w:type="dxa"/>
             </w:tcMar>
             <w:shd w:fill="F1F5FB"/>
           </w:tcPr>
           <w:p>
             <w:pPr>
-              <w:spacing w:after="0"/>
+              <w:spacing w:after="0" w:line="252" w:lineRule="auto"/>
             </w:pPr>
             <w:r>
               <w:rPr>
                 <w:rFonts w:ascii="Aptos" w:hAnsi="Aptos"/>
-                <w:sz w:val="19"/>
+                <w:sz w:val="20"/>
               </w:rPr>
-              <w:t>Use for ordinary numeric tabular covariates as a strong baseline. It is included in Auto-tune.</w:t>
-            </w:r>
-          </w:p>
-        </w:tc>
-      </w:tr>
-      <w:tr>
-        <w:tc>
-          <w:tcPr>
-            <w:tcW w:type="dxa" w:w="2880"/>
-            <w:vAlign w:val="center"/>
-            <w:tcBorders>
-              <w:top w:val="single" w:sz="6" w:color="D9D9D9"/>
-              <w:left w:val="single" w:sz="6" w:color="D9D9D9"/>
-              <w:bottom w:val="single" w:sz="6" w:color="D9D9D9"/>
-              <w:right w:val="single" w:sz="6" w:color="D9D9D9"/>
-              <w:insideH w:val="single" w:sz="6" w:color="D9D9D9"/>
-              <w:insideV w:val="single" w:sz="6" w:color="D9D9D9"/>
-            </w:tcBorders>
-            <w:tcMar>
-              <w:top w:w="90" w:type="dxa"/>
-              <w:start w:w="110" w:type="dxa"/>
-              <w:bottom w:w="90" w:type="dxa"/>
-              <w:end w:w="110" w:type="dxa"/>
-            </w:tcMar>
-          </w:tcPr>
-          <w:p>
-            <w:pPr>
-              <w:spacing w:after="0"/>
-            </w:pPr>
-            <w:r>
-              <w:rPr>
-                <w:rFonts w:ascii="Aptos" w:hAnsi="Aptos"/>
-                <w:sz w:val="19"/>
-              </w:rPr>
-              <w:t>Trans-CNQ or TransKAN-CNQ</w:t>
-            </w:r>
-          </w:p>
-        </w:tc>
-        <w:tc>
-          <w:tcPr>
-            <w:tcW w:type="dxa" w:w="6624"/>
-            <w:vAlign w:val="center"/>
-            <w:tcBorders>
-              <w:top w:val="single" w:sz="6" w:color="D9D9D9"/>
-              <w:left w:val="single" w:sz="6" w:color="D9D9D9"/>
-              <w:bottom w:val="single" w:sz="6" w:color="D9D9D9"/>
-              <w:right w:val="single" w:sz="6" w:color="D9D9D9"/>
-              <w:insideH w:val="single" w:sz="6" w:color="D9D9D9"/>
-              <w:insideV w:val="single" w:sz="6" w:color="D9D9D9"/>
-            </w:tcBorders>
-            <w:tcMar>
-              <w:top w:w="90" w:type="dxa"/>
-              <w:start w:w="110" w:type="dxa"/>
-              <w:bottom w:w="90" w:type="dxa"/>
-              <w:end w:w="110" w:type="dxa"/>
-            </w:tcMar>
-          </w:tcPr>
-          <w:p>
-            <w:pPr>
-              <w:spacing w:after="0"/>
-            </w:pPr>
-            <w:r>
-              <w:rPr>
-                <w:rFonts w:ascii="Aptos" w:hAnsi="Aptos"/>
-                <w:sz w:val="19"/>
-              </w:rPr>
-              <w:t>Consider only when the numeric covariates include information derived from text or structured annotations and attention is scientifically justified. Select these under Advanced settings.</w:t>
+              <w:t>The uploaded subjects and their mapped covariates. Use this when the cohort mix differs from the training population.</w:t>
             </w:r>
           </w:p>
         </w:tc>
@@ -2839,52 +1135,161 @@
         <w:rPr>
           <w:b/>
         </w:rPr>
-        <w:t xml:space="preserve">Raw text is not accepted. </w:t>
+        <w:t xml:space="preserve">Sample cohort button. </w:t>
       </w:r>
       <w:r>
-        <w:t>Convert notes, labels, or annotations into approved numeric covariates before creating the CSV. For purely tabular data, use KAN-CNQ or MLP-CNQ; this is why Auto-tune searches only those two families.</w:t>
+        <w:t>Select Upload a cohort and then Use simulated sample cohort to load 20 simulated rows with the columns expected by the selected model.</w:t>
       </w:r>
     </w:p>
     <w:p>
       <w:pPr>
-        <w:pStyle w:val="Heading2"/>
+        <w:spacing w:after="80"/>
+        <w:ind w:left="432" w:hanging="346"/>
       </w:pPr>
       <w:r>
-        <w:t>7 5 Quantile levels</w:t>
+        <w:t xml:space="preserve">1.  </w:t>
+      </w:r>
+      <w:r>
+        <w:t>Choose the model and projection basis.</w:t>
+      </w:r>
+    </w:p>
+    <w:p>
+      <w:pPr>
+        <w:spacing w:after="80"/>
+        <w:ind w:left="432" w:hanging="346"/>
+      </w:pPr>
+      <w:r>
+        <w:t xml:space="preserve">2.  </w:t>
+      </w:r>
+      <w:r>
+        <w:t>Enter one or more time points or a target number of events.</w:t>
+      </w:r>
+    </w:p>
+    <w:p>
+      <w:pPr>
+        <w:spacing w:after="80"/>
+        <w:ind w:left="432" w:hanging="346"/>
+      </w:pPr>
+      <w:r>
+        <w:t xml:space="preserve">3.  </w:t>
+      </w:r>
+      <w:r>
+        <w:t>Run the projection and review the cumulative event curve and uncertainty band.</w:t>
+      </w:r>
+    </w:p>
+    <w:p>
+      <w:pPr>
+        <w:spacing w:after="80"/>
+        <w:ind w:left="432" w:hanging="346"/>
+      </w:pPr>
+      <w:r>
+        <w:t xml:space="preserve">4.  </w:t>
+      </w:r>
+      <w:r>
+        <w:t>Download the projection CSV, report, or results zip.</w:t>
       </w:r>
     </w:p>
     <w:p>
       <w:r>
-        <w:rPr>
-          <w:b w:val="0"/>
-          <w:i w:val="0"/>
-        </w:rPr>
-        <w:t>The default levels 0.1, 0.25, 0.5, 0.75, and 0.9 are a practical starting point. Every 10 percent, Every 5 percent, and Every 1 percent produce denser curves but require more computation. Extreme levels below 0.05 or above 0.95 depend on relatively few events and may be unstable.</w:t>
+        <w:t>CNQ projects only through the last observed event time in the training data. Times or targets beyond that follow up horizon are flagged and not extrapolated.</w:t>
       </w:r>
     </w:p>
     <w:p>
       <w:pPr>
-        <w:pStyle w:val="Heading2"/>
+        <w:pStyle w:val="Heading1"/>
+        <w:pageBreakBefore/>
       </w:pPr>
       <w:r>
-        <w:t>7 6 Data splits and reproducibility</w:t>
+        <w:t>6 Interpret results safely</w:t>
+      </w:r>
+    </w:p>
+    <w:p>
+      <w:pPr>
+        <w:pStyle w:val="ListBullet"/>
+      </w:pPr>
+      <w:r>
+        <w:t>Predictions assume that new subjects resemble the training population. A different site, era, protocol, or inclusion rule can reduce calibration.</w:t>
+      </w:r>
+    </w:p>
+    <w:p>
+      <w:pPr>
+        <w:pStyle w:val="ListBullet"/>
+      </w:pPr>
+      <w:r>
+        <w:t>Quantile intervals and projection bands describe outcome variation; neither represents every source of model parameter uncertainty.</w:t>
+      </w:r>
+    </w:p>
+    <w:p>
+      <w:pPr>
+        <w:pStyle w:val="ListBullet"/>
+      </w:pPr>
+      <w:r>
+        <w:t>Out of range subjects require additional review, and external validation must use subjects not used for training or model selection.</w:t>
+      </w:r>
+    </w:p>
+    <w:p>
+      <w:pPr>
+        <w:pStyle w:val="ListBullet"/>
+      </w:pPr>
+      <w:r>
+        <w:t>Company use requires an approved validation plan and independent assessment on relevant data.</w:t>
+      </w:r>
+    </w:p>
+    <w:p>
+      <w:pPr>
+        <w:pStyle w:val="Heading1"/>
+      </w:pPr>
+      <w:r>
+        <w:t>7 Optional simulated demo</w:t>
       </w:r>
     </w:p>
     <w:p>
       <w:r>
-        <w:rPr>
-          <w:b w:val="0"/>
-          <w:i w:val="0"/>
-        </w:rPr>
-        <w:t>Set the train, validation, and test proportions; the number of repeated splits; and the random seed. More repeated splits provide variation estimates but take longer. Deterministic mode is slower and is intended for exactly reproducible runs.</w:t>
+        <w:t>The demo is optional, does not open automatically, and is not required each time CNQ starts. All demo records are simulated.</w:t>
       </w:r>
     </w:p>
     <w:p>
       <w:pPr>
-        <w:pStyle w:val="Heading2"/>
+        <w:spacing w:after="80"/>
+        <w:ind w:left="432" w:hanging="346"/>
       </w:pPr>
       <w:r>
-        <w:t>7 7 Read the results</w:t>
+        <w:t xml:space="preserve">1.  </w:t>
+      </w:r>
+      <w:r>
+        <w:t>On Train a model, select Use demo training data and start training.</w:t>
+      </w:r>
+    </w:p>
+    <w:p>
+      <w:pPr>
+        <w:spacing w:after="80"/>
+        <w:ind w:left="432" w:hanging="346"/>
+      </w:pPr>
+      <w:r>
+        <w:t xml:space="preserve">2.  </w:t>
+      </w:r>
+      <w:r>
+        <w:t>On Predict new subjects, choose Demo model simulated data. Build it first if prompted.</w:t>
+      </w:r>
+    </w:p>
+    <w:p>
+      <w:pPr>
+        <w:spacing w:after="80"/>
+        <w:ind w:left="432" w:hanging="346"/>
+      </w:pPr>
+      <w:r>
+        <w:t xml:space="preserve">3.  </w:t>
+      </w:r>
+      <w:r>
+        <w:t>Load 20 new patients and run prediction. The larger demo cohorts illustrate external validation and population shift.</w:t>
+      </w:r>
+    </w:p>
+    <w:p>
+      <w:pPr>
+        <w:pStyle w:val="Heading1"/>
+      </w:pPr>
+      <w:r>
+        <w:t>8 Troubleshooting</w:t>
       </w:r>
     </w:p>
     <w:tbl>
@@ -2895,8 +1300,8 @@
         <w:tblLook w:firstColumn="1" w:firstRow="1" w:lastColumn="0" w:lastRow="0" w:noHBand="0" w:noVBand="1" w:val="04A0"/>
       </w:tblPr>
       <w:tblGrid>
-        <w:gridCol w:w="4939"/>
-        <w:gridCol w:w="4939"/>
+        <w:gridCol w:w="4853"/>
+        <w:gridCol w:w="4853"/>
       </w:tblGrid>
       <w:tr>
         <w:trPr>
@@ -2904,7 +1309,7 @@
         </w:trPr>
         <w:tc>
           <w:tcPr>
-            <w:tcW w:type="dxa" w:w="2952"/>
+            <w:tcW w:type="dxa" w:w="3096"/>
             <w:vAlign w:val="center"/>
             <w:shd w:fill="1F2A55"/>
             <w:tcBorders>
@@ -2916,20 +1321,20 @@
               <w:insideV w:val="single" w:sz="6" w:color="D9D9D9"/>
             </w:tcBorders>
             <w:tcMar>
-              <w:top w:w="90" w:type="dxa"/>
-              <w:start w:w="110" w:type="dxa"/>
-              <w:bottom w:w="90" w:type="dxa"/>
-              <w:end w:w="110" w:type="dxa"/>
+              <w:top w:w="100" w:type="dxa"/>
+              <w:start w:w="120" w:type="dxa"/>
+              <w:bottom w:w="100" w:type="dxa"/>
+              <w:end w:w="120" w:type="dxa"/>
             </w:tcMar>
           </w:tcPr>
           <w:p>
             <w:pPr>
-              <w:spacing w:after="0"/>
+              <w:spacing w:after="0" w:line="252" w:lineRule="auto"/>
             </w:pPr>
             <w:r>
               <w:rPr>
                 <w:rFonts w:ascii="Aptos" w:hAnsi="Aptos"/>
-                <w:sz w:val="19"/>
+                <w:sz w:val="20"/>
               </w:rPr>
             </w:r>
             <w:r>
@@ -2937,15 +1342,15 @@
                 <w:rFonts w:ascii="Aptos" w:hAnsi="Aptos"/>
                 <w:b/>
                 <w:color w:val="FFFFFF"/>
-                <w:sz w:val="19"/>
+                <w:sz w:val="20"/>
               </w:rPr>
-              <w:t>Metric</w:t>
+              <w:t>Problem</w:t>
             </w:r>
           </w:p>
         </w:tc>
         <w:tc>
           <w:tcPr>
-            <w:tcW w:type="dxa" w:w="6552"/>
+            <w:tcW w:type="dxa" w:w="6120"/>
             <w:vAlign w:val="center"/>
             <w:shd w:fill="1F2A55"/>
             <w:tcBorders>
@@ -2957,20 +1362,20 @@
               <w:insideV w:val="single" w:sz="6" w:color="D9D9D9"/>
             </w:tcBorders>
             <w:tcMar>
-              <w:top w:w="90" w:type="dxa"/>
-              <w:start w:w="110" w:type="dxa"/>
-              <w:bottom w:w="90" w:type="dxa"/>
-              <w:end w:w="110" w:type="dxa"/>
+              <w:top w:w="100" w:type="dxa"/>
+              <w:start w:w="120" w:type="dxa"/>
+              <w:bottom w:w="100" w:type="dxa"/>
+              <w:end w:w="120" w:type="dxa"/>
             </w:tcMar>
           </w:tcPr>
           <w:p>
             <w:pPr>
-              <w:spacing w:after="0"/>
+              <w:spacing w:after="0" w:line="252" w:lineRule="auto"/>
             </w:pPr>
             <w:r>
               <w:rPr>
                 <w:rFonts w:ascii="Aptos" w:hAnsi="Aptos"/>
-                <w:sz w:val="19"/>
+                <w:sz w:val="20"/>
               </w:rPr>
             </w:r>
             <w:r>
@@ -2978,9 +1383,9 @@
                 <w:rFonts w:ascii="Aptos" w:hAnsi="Aptos"/>
                 <w:b/>
                 <w:color w:val="FFFFFF"/>
-                <w:sz w:val="19"/>
+                <w:sz w:val="20"/>
               </w:rPr>
-              <w:t>Interpretation</w:t>
+              <w:t>Action</w:t>
             </w:r>
           </w:p>
         </w:tc>
@@ -2988,7 +1393,7 @@
       <w:tr>
         <w:tc>
           <w:tcPr>
-            <w:tcW w:type="dxa" w:w="2952"/>
+            <w:tcW w:type="dxa" w:w="3096"/>
             <w:vAlign w:val="center"/>
             <w:tcBorders>
               <w:top w:val="single" w:sz="6" w:color="D9D9D9"/>
@@ -2999,28 +1404,28 @@
               <w:insideV w:val="single" w:sz="6" w:color="D9D9D9"/>
             </w:tcBorders>
             <w:tcMar>
-              <w:top w:w="90" w:type="dxa"/>
-              <w:start w:w="110" w:type="dxa"/>
-              <w:bottom w:w="90" w:type="dxa"/>
-              <w:end w:w="110" w:type="dxa"/>
+              <w:top w:w="100" w:type="dxa"/>
+              <w:start w:w="120" w:type="dxa"/>
+              <w:bottom w:w="100" w:type="dxa"/>
+              <w:end w:w="120" w:type="dxa"/>
             </w:tcMar>
           </w:tcPr>
           <w:p>
             <w:pPr>
-              <w:spacing w:after="0"/>
+              <w:spacing w:after="0" w:line="252" w:lineRule="auto"/>
             </w:pPr>
             <w:r>
               <w:rPr>
                 <w:rFonts w:ascii="Aptos" w:hAnsi="Aptos"/>
-                <w:sz w:val="19"/>
+                <w:sz w:val="20"/>
               </w:rPr>
-              <w:t>IPCW pinball</w:t>
+              <w:t>Python is not found</w:t>
             </w:r>
           </w:p>
         </w:tc>
         <w:tc>
           <w:tcPr>
-            <w:tcW w:type="dxa" w:w="6552"/>
+            <w:tcW w:type="dxa" w:w="6120"/>
             <w:vAlign w:val="center"/>
             <w:tcBorders>
               <w:top w:val="single" w:sz="6" w:color="D9D9D9"/>
@@ -3031,22 +1436,22 @@
               <w:insideV w:val="single" w:sz="6" w:color="D9D9D9"/>
             </w:tcBorders>
             <w:tcMar>
-              <w:top w:w="90" w:type="dxa"/>
-              <w:start w:w="110" w:type="dxa"/>
-              <w:bottom w:w="90" w:type="dxa"/>
-              <w:end w:w="110" w:type="dxa"/>
+              <w:top w:w="100" w:type="dxa"/>
+              <w:start w:w="120" w:type="dxa"/>
+              <w:bottom w:w="100" w:type="dxa"/>
+              <w:end w:w="120" w:type="dxa"/>
             </w:tcMar>
           </w:tcPr>
           <w:p>
             <w:pPr>
-              <w:spacing w:after="0"/>
+              <w:spacing w:after="0" w:line="252" w:lineRule="auto"/>
             </w:pPr>
             <w:r>
               <w:rPr>
                 <w:rFonts w:ascii="Aptos" w:hAnsi="Aptos"/>
-                <w:sz w:val="19"/>
+                <w:sz w:val="20"/>
               </w:rPr>
-              <w:t>Overall quantile prediction loss. Lower is better.</w:t>
+              <w:t>Install Python 3.11, open a new terminal, and try python run.py or python3 run.py.</w:t>
             </w:r>
           </w:p>
         </w:tc>
@@ -3054,7 +1459,7 @@
       <w:tr>
         <w:tc>
           <w:tcPr>
-            <w:tcW w:type="dxa" w:w="2952"/>
+            <w:tcW w:type="dxa" w:w="3096"/>
             <w:vAlign w:val="center"/>
             <w:tcBorders>
               <w:top w:val="single" w:sz="6" w:color="D9D9D9"/>
@@ -3065,29 +1470,29 @@
               <w:insideV w:val="single" w:sz="6" w:color="D9D9D9"/>
             </w:tcBorders>
             <w:tcMar>
-              <w:top w:w="90" w:type="dxa"/>
-              <w:start w:w="110" w:type="dxa"/>
-              <w:bottom w:w="90" w:type="dxa"/>
-              <w:end w:w="110" w:type="dxa"/>
+              <w:top w:w="100" w:type="dxa"/>
+              <w:start w:w="120" w:type="dxa"/>
+              <w:bottom w:w="100" w:type="dxa"/>
+              <w:end w:w="120" w:type="dxa"/>
             </w:tcMar>
             <w:shd w:fill="F1F5FB"/>
           </w:tcPr>
           <w:p>
             <w:pPr>
-              <w:spacing w:after="0"/>
+              <w:spacing w:after="0" w:line="252" w:lineRule="auto"/>
             </w:pPr>
             <w:r>
               <w:rPr>
                 <w:rFonts w:ascii="Aptos" w:hAnsi="Aptos"/>
-                <w:sz w:val="19"/>
+                <w:sz w:val="20"/>
               </w:rPr>
-              <w:t>ICP 80 percent and 50 percent</w:t>
+              <w:t>Packages fail to install</w:t>
             </w:r>
           </w:p>
         </w:tc>
         <w:tc>
           <w:tcPr>
-            <w:tcW w:type="dxa" w:w="6552"/>
+            <w:tcW w:type="dxa" w:w="6120"/>
             <w:vAlign w:val="center"/>
             <w:tcBorders>
               <w:top w:val="single" w:sz="6" w:color="D9D9D9"/>
@@ -3098,23 +1503,23 @@
               <w:insideV w:val="single" w:sz="6" w:color="D9D9D9"/>
             </w:tcBorders>
             <w:tcMar>
-              <w:top w:w="90" w:type="dxa"/>
-              <w:start w:w="110" w:type="dxa"/>
-              <w:bottom w:w="90" w:type="dxa"/>
-              <w:end w:w="110" w:type="dxa"/>
+              <w:top w:w="100" w:type="dxa"/>
+              <w:start w:w="120" w:type="dxa"/>
+              <w:bottom w:w="100" w:type="dxa"/>
+              <w:end w:w="120" w:type="dxa"/>
             </w:tcMar>
             <w:shd w:fill="F1F5FB"/>
           </w:tcPr>
           <w:p>
             <w:pPr>
-              <w:spacing w:after="0"/>
+              <w:spacing w:after="0" w:line="252" w:lineRule="auto"/>
             </w:pPr>
             <w:r>
               <w:rPr>
                 <w:rFonts w:ascii="Aptos" w:hAnsi="Aptos"/>
-                <w:sz w:val="19"/>
+                <w:sz w:val="20"/>
               </w:rPr>
-              <w:t>Observed interval coverage. Values closer to the stated interval level are better.</w:t>
+              <w:t>Check the internet connection and run python run.py --reinstall.</w:t>
             </w:r>
           </w:p>
         </w:tc>
@@ -3122,7 +1527,7 @@
       <w:tr>
         <w:tc>
           <w:tcPr>
-            <w:tcW w:type="dxa" w:w="2952"/>
+            <w:tcW w:type="dxa" w:w="3096"/>
             <w:vAlign w:val="center"/>
             <w:tcBorders>
               <w:top w:val="single" w:sz="6" w:color="D9D9D9"/>
@@ -3133,28 +1538,28 @@
               <w:insideV w:val="single" w:sz="6" w:color="D9D9D9"/>
             </w:tcBorders>
             <w:tcMar>
-              <w:top w:w="90" w:type="dxa"/>
-              <w:start w:w="110" w:type="dxa"/>
-              <w:bottom w:w="90" w:type="dxa"/>
-              <w:end w:w="110" w:type="dxa"/>
+              <w:top w:w="100" w:type="dxa"/>
+              <w:start w:w="120" w:type="dxa"/>
+              <w:bottom w:w="100" w:type="dxa"/>
+              <w:end w:w="120" w:type="dxa"/>
             </w:tcMar>
           </w:tcPr>
           <w:p>
             <w:pPr>
-              <w:spacing w:after="0"/>
+              <w:spacing w:after="0" w:line="252" w:lineRule="auto"/>
             </w:pPr>
             <w:r>
               <w:rPr>
                 <w:rFonts w:ascii="Aptos" w:hAnsi="Aptos"/>
-                <w:sz w:val="19"/>
+                <w:sz w:val="20"/>
               </w:rPr>
-              <w:t>Uno C index</w:t>
+              <w:t>Port 8000 is in use</w:t>
             </w:r>
           </w:p>
         </w:tc>
         <w:tc>
           <w:tcPr>
-            <w:tcW w:type="dxa" w:w="6552"/>
+            <w:tcW w:type="dxa" w:w="6120"/>
             <w:vAlign w:val="center"/>
             <w:tcBorders>
               <w:top w:val="single" w:sz="6" w:color="D9D9D9"/>
@@ -3165,22 +1570,22 @@
               <w:insideV w:val="single" w:sz="6" w:color="D9D9D9"/>
             </w:tcBorders>
             <w:tcMar>
-              <w:top w:w="90" w:type="dxa"/>
-              <w:start w:w="110" w:type="dxa"/>
-              <w:bottom w:w="90" w:type="dxa"/>
-              <w:end w:w="110" w:type="dxa"/>
+              <w:top w:w="100" w:type="dxa"/>
+              <w:start w:w="120" w:type="dxa"/>
+              <w:bottom w:w="100" w:type="dxa"/>
+              <w:end w:w="120" w:type="dxa"/>
             </w:tcMar>
           </w:tcPr>
           <w:p>
             <w:pPr>
-              <w:spacing w:after="0"/>
+              <w:spacing w:after="0" w:line="252" w:lineRule="auto"/>
             </w:pPr>
             <w:r>
               <w:rPr>
                 <w:rFonts w:ascii="Aptos" w:hAnsi="Aptos"/>
-                <w:sz w:val="19"/>
+                <w:sz w:val="20"/>
               </w:rPr>
-              <w:t>Ability to rank subjects by risk. 0.5 is chance and 1.0 is perfect ranking.</w:t>
+              <w:t>Run python run.py 8001 and open http://127.0.0.1:8001/.</w:t>
             </w:r>
           </w:p>
         </w:tc>
@@ -3188,7 +1593,7 @@
       <w:tr>
         <w:tc>
           <w:tcPr>
-            <w:tcW w:type="dxa" w:w="2952"/>
+            <w:tcW w:type="dxa" w:w="3096"/>
             <w:vAlign w:val="center"/>
             <w:tcBorders>
               <w:top w:val="single" w:sz="6" w:color="D9D9D9"/>
@@ -3199,29 +1604,29 @@
               <w:insideV w:val="single" w:sz="6" w:color="D9D9D9"/>
             </w:tcBorders>
             <w:tcMar>
-              <w:top w:w="90" w:type="dxa"/>
-              <w:start w:w="110" w:type="dxa"/>
-              <w:bottom w:w="90" w:type="dxa"/>
-              <w:end w:w="110" w:type="dxa"/>
+              <w:top w:w="100" w:type="dxa"/>
+              <w:start w:w="120" w:type="dxa"/>
+              <w:bottom w:w="100" w:type="dxa"/>
+              <w:end w:w="120" w:type="dxa"/>
             </w:tcMar>
             <w:shd w:fill="F1F5FB"/>
           </w:tcPr>
           <w:p>
             <w:pPr>
-              <w:spacing w:after="0"/>
+              <w:spacing w:after="0" w:line="252" w:lineRule="auto"/>
             </w:pPr>
             <w:r>
               <w:rPr>
                 <w:rFonts w:ascii="Aptos" w:hAnsi="Aptos"/>
-                <w:sz w:val="19"/>
+                <w:sz w:val="20"/>
               </w:rPr>
-              <w:t>Calibration</w:t>
+              <w:t>Page is unformatted</w:t>
             </w:r>
           </w:p>
         </w:tc>
         <w:tc>
           <w:tcPr>
-            <w:tcW w:type="dxa" w:w="6552"/>
+            <w:tcW w:type="dxa" w:w="6120"/>
             <w:vAlign w:val="center"/>
             <w:tcBorders>
               <w:top w:val="single" w:sz="6" w:color="D9D9D9"/>
@@ -3232,23 +1637,23 @@
               <w:insideV w:val="single" w:sz="6" w:color="D9D9D9"/>
             </w:tcBorders>
             <w:tcMar>
-              <w:top w:w="90" w:type="dxa"/>
-              <w:start w:w="110" w:type="dxa"/>
-              <w:bottom w:w="90" w:type="dxa"/>
-              <w:end w:w="110" w:type="dxa"/>
+              <w:top w:w="100" w:type="dxa"/>
+              <w:start w:w="120" w:type="dxa"/>
+              <w:bottom w:w="100" w:type="dxa"/>
+              <w:end w:w="120" w:type="dxa"/>
             </w:tcMar>
             <w:shd w:fill="F1F5FB"/>
           </w:tcPr>
           <w:p>
             <w:pPr>
-              <w:spacing w:after="0"/>
+              <w:spacing w:after="0" w:line="252" w:lineRule="auto"/>
             </w:pPr>
             <w:r>
               <w:rPr>
                 <w:rFonts w:ascii="Aptos" w:hAnsi="Aptos"/>
-                <w:sz w:val="19"/>
+                <w:sz w:val="20"/>
               </w:rPr>
-              <w:t>Agreement between predicted and observed coverage across quantiles.</w:t>
+              <w:t>Use the exact local address and hard refresh with Ctrl+Shift+R or Cmd+Shift+R.</w:t>
             </w:r>
           </w:p>
         </w:tc>
@@ -3256,7 +1661,7 @@
       <w:tr>
         <w:tc>
           <w:tcPr>
-            <w:tcW w:type="dxa" w:w="2952"/>
+            <w:tcW w:type="dxa" w:w="3096"/>
             <w:vAlign w:val="center"/>
             <w:tcBorders>
               <w:top w:val="single" w:sz="6" w:color="D9D9D9"/>
@@ -3267,28 +1672,28 @@
               <w:insideV w:val="single" w:sz="6" w:color="D9D9D9"/>
             </w:tcBorders>
             <w:tcMar>
-              <w:top w:w="90" w:type="dxa"/>
-              <w:start w:w="110" w:type="dxa"/>
-              <w:bottom w:w="90" w:type="dxa"/>
-              <w:end w:w="110" w:type="dxa"/>
+              <w:top w:w="100" w:type="dxa"/>
+              <w:start w:w="120" w:type="dxa"/>
+              <w:bottom w:w="100" w:type="dxa"/>
+              <w:end w:w="120" w:type="dxa"/>
             </w:tcMar>
           </w:tcPr>
           <w:p>
             <w:pPr>
-              <w:spacing w:after="0"/>
+              <w:spacing w:after="0" w:line="252" w:lineRule="auto"/>
             </w:pPr>
             <w:r>
               <w:rPr>
                 <w:rFonts w:ascii="Aptos" w:hAnsi="Aptos"/>
-                <w:sz w:val="19"/>
+                <w:sz w:val="20"/>
               </w:rPr>
-              <w:t>Crossing rate</w:t>
+              <w:t>Projection is unavailable</w:t>
             </w:r>
           </w:p>
         </w:tc>
         <w:tc>
           <w:tcPr>
-            <w:tcW w:type="dxa" w:w="6552"/>
+            <w:tcW w:type="dxa" w:w="6120"/>
             <w:vAlign w:val="center"/>
             <w:tcBorders>
               <w:top w:val="single" w:sz="6" w:color="D9D9D9"/>
@@ -3299,1602 +1704,22 @@
               <w:insideV w:val="single" w:sz="6" w:color="D9D9D9"/>
             </w:tcBorders>
             <w:tcMar>
-              <w:top w:w="90" w:type="dxa"/>
-              <w:start w:w="110" w:type="dxa"/>
-              <w:bottom w:w="90" w:type="dxa"/>
-              <w:end w:w="110" w:type="dxa"/>
+              <w:top w:w="100" w:type="dxa"/>
+              <w:start w:w="120" w:type="dxa"/>
+              <w:bottom w:w="100" w:type="dxa"/>
+              <w:end w:w="120" w:type="dxa"/>
             </w:tcMar>
           </w:tcPr>
           <w:p>
             <w:pPr>
-              <w:spacing w:after="0"/>
+              <w:spacing w:after="0" w:line="252" w:lineRule="auto"/>
             </w:pPr>
             <w:r>
               <w:rPr>
                 <w:rFonts w:ascii="Aptos" w:hAnsi="Aptos"/>
-                <w:sz w:val="19"/>
+                <w:sz w:val="20"/>
               </w:rPr>
-              <w:t>Expected to be 0 percent for the noncrossing models.</w:t>
-            </w:r>
-          </w:p>
-        </w:tc>
-      </w:tr>
-    </w:tbl>
-    <w:p/>
-    <w:p>
-      <w:r>
-        <w:rPr>
-          <w:b w:val="0"/>
-          <w:i w:val="0"/>
-        </w:rPr>
-        <w:t>The downloadable report also includes outcome, training, calibration, profile, coverage, feature importance, and repeated-split plots when those outputs are available.</w:t>
-      </w:r>
-    </w:p>
-    <w:p>
-      <w:pPr>
-        <w:pStyle w:val="Heading1"/>
-      </w:pPr>
-      <w:r>
-        <w:t>8 Save a model</w:t>
-      </w:r>
-    </w:p>
-    <w:p>
-      <w:r>
-        <w:rPr>
-          <w:b w:val="0"/>
-          <w:i w:val="0"/>
-        </w:rPr>
-        <w:t>After training, use Save a model to create a .cnqmodel file for later use in the Predict new subjects and Project trends tabs.</w:t>
-      </w:r>
-    </w:p>
-    <w:tbl>
-      <w:tblPr>
-        <w:tblW w:type="auto" w:w="0"/>
-        <w:jc w:val="center"/>
-        <w:tblLayout w:type="fixed"/>
-        <w:tblLook w:firstColumn="1" w:firstRow="1" w:lastColumn="0" w:lastRow="0" w:noHBand="0" w:noVBand="1" w:val="04A0"/>
-      </w:tblPr>
-      <w:tblGrid>
-        <w:gridCol w:w="4939"/>
-        <w:gridCol w:w="4939"/>
-      </w:tblGrid>
-      <w:tr>
-        <w:trPr>
-          <w:tblHeader w:val="true"/>
-        </w:trPr>
-        <w:tc>
-          <w:tcPr>
-            <w:tcW w:type="dxa" w:w="3240"/>
-            <w:vAlign w:val="center"/>
-            <w:shd w:fill="1F2A55"/>
-            <w:tcBorders>
-              <w:top w:val="single" w:sz="6" w:color="D9D9D9"/>
-              <w:left w:val="single" w:sz="6" w:color="D9D9D9"/>
-              <w:bottom w:val="single" w:sz="6" w:color="D9D9D9"/>
-              <w:right w:val="single" w:sz="6" w:color="D9D9D9"/>
-              <w:insideH w:val="single" w:sz="6" w:color="D9D9D9"/>
-              <w:insideV w:val="single" w:sz="6" w:color="D9D9D9"/>
-            </w:tcBorders>
-            <w:tcMar>
-              <w:top w:w="90" w:type="dxa"/>
-              <w:start w:w="110" w:type="dxa"/>
-              <w:bottom w:w="90" w:type="dxa"/>
-              <w:end w:w="110" w:type="dxa"/>
-            </w:tcMar>
-          </w:tcPr>
-          <w:p>
-            <w:pPr>
-              <w:spacing w:after="0"/>
-            </w:pPr>
-            <w:r>
-              <w:rPr>
-                <w:rFonts w:ascii="Aptos" w:hAnsi="Aptos"/>
-                <w:sz w:val="19"/>
-              </w:rPr>
-            </w:r>
-            <w:r>
-              <w:rPr>
-                <w:rFonts w:ascii="Aptos" w:hAnsi="Aptos"/>
-                <w:b/>
-                <w:color w:val="FFFFFF"/>
-                <w:sz w:val="19"/>
-              </w:rPr>
-              <w:t>Save option</w:t>
-            </w:r>
-          </w:p>
-        </w:tc>
-        <w:tc>
-          <w:tcPr>
-            <w:tcW w:type="dxa" w:w="6264"/>
-            <w:vAlign w:val="center"/>
-            <w:shd w:fill="1F2A55"/>
-            <w:tcBorders>
-              <w:top w:val="single" w:sz="6" w:color="D9D9D9"/>
-              <w:left w:val="single" w:sz="6" w:color="D9D9D9"/>
-              <w:bottom w:val="single" w:sz="6" w:color="D9D9D9"/>
-              <w:right w:val="single" w:sz="6" w:color="D9D9D9"/>
-              <w:insideH w:val="single" w:sz="6" w:color="D9D9D9"/>
-              <w:insideV w:val="single" w:sz="6" w:color="D9D9D9"/>
-            </w:tcBorders>
-            <w:tcMar>
-              <w:top w:w="90" w:type="dxa"/>
-              <w:start w:w="110" w:type="dxa"/>
-              <w:bottom w:w="90" w:type="dxa"/>
-              <w:end w:w="110" w:type="dxa"/>
-            </w:tcMar>
-          </w:tcPr>
-          <w:p>
-            <w:pPr>
-              <w:spacing w:after="0"/>
-            </w:pPr>
-            <w:r>
-              <w:rPr>
-                <w:rFonts w:ascii="Aptos" w:hAnsi="Aptos"/>
-                <w:sz w:val="19"/>
-              </w:rPr>
-            </w:r>
-            <w:r>
-              <w:rPr>
-                <w:rFonts w:ascii="Aptos" w:hAnsi="Aptos"/>
-                <w:b/>
-                <w:color w:val="FFFFFF"/>
-                <w:sz w:val="19"/>
-              </w:rPr>
-              <w:t>What it contains</w:t>
-            </w:r>
-          </w:p>
-        </w:tc>
-      </w:tr>
-      <w:tr>
-        <w:tc>
-          <w:tcPr>
-            <w:tcW w:type="dxa" w:w="3240"/>
-            <w:vAlign w:val="center"/>
-            <w:tcBorders>
-              <w:top w:val="single" w:sz="6" w:color="D9D9D9"/>
-              <w:left w:val="single" w:sz="6" w:color="D9D9D9"/>
-              <w:bottom w:val="single" w:sz="6" w:color="D9D9D9"/>
-              <w:right w:val="single" w:sz="6" w:color="D9D9D9"/>
-              <w:insideH w:val="single" w:sz="6" w:color="D9D9D9"/>
-              <w:insideV w:val="single" w:sz="6" w:color="D9D9D9"/>
-            </w:tcBorders>
-            <w:tcMar>
-              <w:top w:w="90" w:type="dxa"/>
-              <w:start w:w="110" w:type="dxa"/>
-              <w:bottom w:w="90" w:type="dxa"/>
-              <w:end w:w="110" w:type="dxa"/>
-            </w:tcMar>
-          </w:tcPr>
-          <w:p>
-            <w:pPr>
-              <w:spacing w:after="0"/>
-            </w:pPr>
-            <w:r>
-              <w:rPr>
-                <w:rFonts w:ascii="Aptos" w:hAnsi="Aptos"/>
-                <w:sz w:val="19"/>
-              </w:rPr>
-              <w:t>Final model refit on all data</w:t>
-            </w:r>
-          </w:p>
-        </w:tc>
-        <w:tc>
-          <w:tcPr>
-            <w:tcW w:type="dxa" w:w="6264"/>
-            <w:vAlign w:val="center"/>
-            <w:tcBorders>
-              <w:top w:val="single" w:sz="6" w:color="D9D9D9"/>
-              <w:left w:val="single" w:sz="6" w:color="D9D9D9"/>
-              <w:bottom w:val="single" w:sz="6" w:color="D9D9D9"/>
-              <w:right w:val="single" w:sz="6" w:color="D9D9D9"/>
-              <w:insideH w:val="single" w:sz="6" w:color="D9D9D9"/>
-              <w:insideV w:val="single" w:sz="6" w:color="D9D9D9"/>
-            </w:tcBorders>
-            <w:tcMar>
-              <w:top w:w="90" w:type="dxa"/>
-              <w:start w:w="110" w:type="dxa"/>
-              <w:bottom w:w="90" w:type="dxa"/>
-              <w:end w:w="110" w:type="dxa"/>
-            </w:tcMar>
-          </w:tcPr>
-          <w:p>
-            <w:pPr>
-              <w:spacing w:after="0"/>
-            </w:pPr>
-            <w:r>
-              <w:rPr>
-                <w:rFonts w:ascii="Aptos" w:hAnsi="Aptos"/>
-                <w:sz w:val="19"/>
-              </w:rPr>
-              <w:t>Retrains the selected model on all rows while holding out 15 percent for early stopping. This is usually the model to retain for reuse.</w:t>
-            </w:r>
-          </w:p>
-        </w:tc>
-      </w:tr>
-      <w:tr>
-        <w:tc>
-          <w:tcPr>
-            <w:tcW w:type="dxa" w:w="3240"/>
-            <w:vAlign w:val="center"/>
-            <w:tcBorders>
-              <w:top w:val="single" w:sz="6" w:color="D9D9D9"/>
-              <w:left w:val="single" w:sz="6" w:color="D9D9D9"/>
-              <w:bottom w:val="single" w:sz="6" w:color="D9D9D9"/>
-              <w:right w:val="single" w:sz="6" w:color="D9D9D9"/>
-              <w:insideH w:val="single" w:sz="6" w:color="D9D9D9"/>
-              <w:insideV w:val="single" w:sz="6" w:color="D9D9D9"/>
-            </w:tcBorders>
-            <w:tcMar>
-              <w:top w:w="90" w:type="dxa"/>
-              <w:start w:w="110" w:type="dxa"/>
-              <w:bottom w:w="90" w:type="dxa"/>
-              <w:end w:w="110" w:type="dxa"/>
-            </w:tcMar>
-            <w:shd w:fill="F1F5FB"/>
-          </w:tcPr>
-          <w:p>
-            <w:pPr>
-              <w:spacing w:after="0"/>
-            </w:pPr>
-            <w:r>
-              <w:rPr>
-                <w:rFonts w:ascii="Aptos" w:hAnsi="Aptos"/>
-                <w:sz w:val="19"/>
-              </w:rPr>
-              <w:t>Ensemble of repeated split models</w:t>
-            </w:r>
-          </w:p>
-        </w:tc>
-        <w:tc>
-          <w:tcPr>
-            <w:tcW w:type="dxa" w:w="6264"/>
-            <w:vAlign w:val="center"/>
-            <w:tcBorders>
-              <w:top w:val="single" w:sz="6" w:color="D9D9D9"/>
-              <w:left w:val="single" w:sz="6" w:color="D9D9D9"/>
-              <w:bottom w:val="single" w:sz="6" w:color="D9D9D9"/>
-              <w:right w:val="single" w:sz="6" w:color="D9D9D9"/>
-              <w:insideH w:val="single" w:sz="6" w:color="D9D9D9"/>
-              <w:insideV w:val="single" w:sz="6" w:color="D9D9D9"/>
-            </w:tcBorders>
-            <w:tcMar>
-              <w:top w:w="90" w:type="dxa"/>
-              <w:start w:w="110" w:type="dxa"/>
-              <w:bottom w:w="90" w:type="dxa"/>
-              <w:end w:w="110" w:type="dxa"/>
-            </w:tcMar>
-            <w:shd w:fill="F1F5FB"/>
-          </w:tcPr>
-          <w:p>
-            <w:pPr>
-              <w:spacing w:after="0"/>
-            </w:pPr>
-            <w:r>
-              <w:rPr>
-                <w:rFonts w:ascii="Aptos" w:hAnsi="Aptos"/>
-                <w:sz w:val="19"/>
-              </w:rPr>
-              <w:t>Keeps the models from all repeated splits and averages their predictions.</w:t>
-            </w:r>
-          </w:p>
-        </w:tc>
-      </w:tr>
-      <w:tr>
-        <w:tc>
-          <w:tcPr>
-            <w:tcW w:type="dxa" w:w="3240"/>
-            <w:vAlign w:val="center"/>
-            <w:tcBorders>
-              <w:top w:val="single" w:sz="6" w:color="D9D9D9"/>
-              <w:left w:val="single" w:sz="6" w:color="D9D9D9"/>
-              <w:bottom w:val="single" w:sz="6" w:color="D9D9D9"/>
-              <w:right w:val="single" w:sz="6" w:color="D9D9D9"/>
-              <w:insideH w:val="single" w:sz="6" w:color="D9D9D9"/>
-              <w:insideV w:val="single" w:sz="6" w:color="D9D9D9"/>
-            </w:tcBorders>
-            <w:tcMar>
-              <w:top w:w="90" w:type="dxa"/>
-              <w:start w:w="110" w:type="dxa"/>
-              <w:bottom w:w="90" w:type="dxa"/>
-              <w:end w:w="110" w:type="dxa"/>
-            </w:tcMar>
-          </w:tcPr>
-          <w:p>
-            <w:pPr>
-              <w:spacing w:after="0"/>
-            </w:pPr>
-            <w:r>
-              <w:rPr>
-                <w:rFonts w:ascii="Aptos" w:hAnsi="Aptos"/>
-                <w:sz w:val="19"/>
-              </w:rPr>
-              <w:t>Single split</w:t>
-            </w:r>
-          </w:p>
-        </w:tc>
-        <w:tc>
-          <w:tcPr>
-            <w:tcW w:type="dxa" w:w="6264"/>
-            <w:vAlign w:val="center"/>
-            <w:tcBorders>
-              <w:top w:val="single" w:sz="6" w:color="D9D9D9"/>
-              <w:left w:val="single" w:sz="6" w:color="D9D9D9"/>
-              <w:bottom w:val="single" w:sz="6" w:color="D9D9D9"/>
-              <w:right w:val="single" w:sz="6" w:color="D9D9D9"/>
-              <w:insideH w:val="single" w:sz="6" w:color="D9D9D9"/>
-              <w:insideV w:val="single" w:sz="6" w:color="D9D9D9"/>
-            </w:tcBorders>
-            <w:tcMar>
-              <w:top w:w="90" w:type="dxa"/>
-              <w:start w:w="110" w:type="dxa"/>
-              <w:bottom w:w="90" w:type="dxa"/>
-              <w:end w:w="110" w:type="dxa"/>
-            </w:tcMar>
-          </w:tcPr>
-          <w:p>
-            <w:pPr>
-              <w:spacing w:after="0"/>
-            </w:pPr>
-            <w:r>
-              <w:rPr>
-                <w:rFonts w:ascii="Aptos" w:hAnsi="Aptos"/>
-                <w:sz w:val="19"/>
-              </w:rPr>
-              <w:t>Keeps one trained split model.</w:t>
-            </w:r>
-          </w:p>
-        </w:tc>
-      </w:tr>
-    </w:tbl>
-    <w:p/>
-    <w:p>
-      <w:r>
-        <w:rPr>
-          <w:b w:val="0"/>
-          <w:i w:val="0"/>
-        </w:rPr>
-        <w:t>The app keeps only the most recent training runs on disk, with a default limit of 20. Save and archive each model that must be retained. A downloaded .cnqmodel file is self-contained and is not removed by run cleanup.</w:t>
-      </w:r>
-    </w:p>
-    <w:p>
-      <w:pPr>
-        <w:pStyle w:val="Heading1"/>
-      </w:pPr>
-      <w:r>
-        <w:t>9 Predict new subjects</w:t>
-      </w:r>
-    </w:p>
-    <w:p>
-      <w:pPr>
-        <w:pStyle w:val="ListNumber"/>
-      </w:pPr>
-      <w:r>
-        <w:t>On the Predict new subjects tab, choose a saved model or upload a .cnqmodel file.</w:t>
-      </w:r>
-    </w:p>
-    <w:p>
-      <w:pPr>
-        <w:pStyle w:val="ListNumber"/>
-      </w:pPr>
-      <w:r>
-        <w:t>Upload a CSV containing the new subjects.</w:t>
-      </w:r>
-    </w:p>
-    <w:p>
-      <w:pPr>
-        <w:pStyle w:val="ListNumber"/>
-      </w:pPr>
-      <w:r>
-        <w:t>Review the column mapping. The app matches names automatically and shows how many model features were matched.</w:t>
-      </w:r>
-    </w:p>
-    <w:p>
-      <w:pPr>
-        <w:pStyle w:val="ListNumber"/>
-      </w:pPr>
-      <w:r>
-        <w:t>If names differ, download the model template, match by position after checking the proposed pairs, or select columns manually.</w:t>
-      </w:r>
-    </w:p>
-    <w:p>
-      <w:pPr>
-        <w:pStyle w:val="ListNumber"/>
-      </w:pPr>
-      <w:r>
-        <w:t>Optionally choose an ID column. Add time and event columns only when outcomes are known and the data are suitable for external validation.</w:t>
-      </w:r>
-    </w:p>
-    <w:p>
-      <w:pPr>
-        <w:pStyle w:val="ListNumber"/>
-      </w:pPr>
-      <w:r>
-        <w:t>Select Run prediction and download the predictions CSV, HTML report, or results zip.</w:t>
-      </w:r>
-    </w:p>
-    <w:p>
-      <w:r>
-        <w:rPr>
-          <w:b w:val="0"/>
-          <w:i w:val="0"/>
-        </w:rPr>
-        <w:t>Each output row includes the requested quantiles, median, 80 percent interval, interval width, and an out_of_range flag. A value of 1 in out_of_range means at least one feature lies outside its training range.</w:t>
-      </w:r>
-    </w:p>
-    <w:p>
-      <w:r>
-        <w:rPr>
-          <w:b/>
-        </w:rPr>
-        <w:t xml:space="preserve">External validation. </w:t>
-      </w:r>
-      <w:r>
-        <w:t>Outcome-based metrics are meaningful only for subjects that were not used to train the model. Do not mix training records into the validation file.</w:t>
-      </w:r>
-    </w:p>
-    <w:p>
-      <w:pPr>
-        <w:pStyle w:val="Heading1"/>
-      </w:pPr>
-      <w:r>
-        <w:t>10 Project population trends</w:t>
-      </w:r>
-    </w:p>
-    <w:p>
-      <w:r>
-        <w:rPr>
-          <w:b w:val="0"/>
-          <w:i w:val="0"/>
-        </w:rPr>
-        <w:t>The Project trends tab answers aggregate questions such as expected cumulative events by a specified time or the expected time to a target number of events.</w:t>
-      </w:r>
-    </w:p>
-    <w:tbl>
-      <w:tblPr>
-        <w:tblW w:type="auto" w:w="0"/>
-        <w:jc w:val="center"/>
-        <w:tblLayout w:type="fixed"/>
-        <w:tblLook w:firstColumn="1" w:firstRow="1" w:lastColumn="0" w:lastRow="0" w:noHBand="0" w:noVBand="1" w:val="04A0"/>
-      </w:tblPr>
-      <w:tblGrid>
-        <w:gridCol w:w="4939"/>
-        <w:gridCol w:w="4939"/>
-      </w:tblGrid>
-      <w:tr>
-        <w:trPr>
-          <w:tblHeader w:val="true"/>
-        </w:trPr>
-        <w:tc>
-          <w:tcPr>
-            <w:tcW w:type="dxa" w:w="2880"/>
-            <w:vAlign w:val="center"/>
-            <w:shd w:fill="1F2A55"/>
-            <w:tcBorders>
-              <w:top w:val="single" w:sz="6" w:color="D9D9D9"/>
-              <w:left w:val="single" w:sz="6" w:color="D9D9D9"/>
-              <w:bottom w:val="single" w:sz="6" w:color="D9D9D9"/>
-              <w:right w:val="single" w:sz="6" w:color="D9D9D9"/>
-              <w:insideH w:val="single" w:sz="6" w:color="D9D9D9"/>
-              <w:insideV w:val="single" w:sz="6" w:color="D9D9D9"/>
-            </w:tcBorders>
-            <w:tcMar>
-              <w:top w:w="90" w:type="dxa"/>
-              <w:start w:w="110" w:type="dxa"/>
-              <w:bottom w:w="90" w:type="dxa"/>
-              <w:end w:w="110" w:type="dxa"/>
-            </w:tcMar>
-          </w:tcPr>
-          <w:p>
-            <w:pPr>
-              <w:spacing w:after="0"/>
-            </w:pPr>
-            <w:r>
-              <w:rPr>
-                <w:rFonts w:ascii="Aptos" w:hAnsi="Aptos"/>
-                <w:sz w:val="19"/>
-              </w:rPr>
-            </w:r>
-            <w:r>
-              <w:rPr>
-                <w:rFonts w:ascii="Aptos" w:hAnsi="Aptos"/>
-                <w:b/>
-                <w:color w:val="FFFFFF"/>
-                <w:sz w:val="19"/>
-              </w:rPr>
-              <w:t>Projection basis</w:t>
-            </w:r>
-          </w:p>
-        </w:tc>
-        <w:tc>
-          <w:tcPr>
-            <w:tcW w:type="dxa" w:w="6624"/>
-            <w:vAlign w:val="center"/>
-            <w:shd w:fill="1F2A55"/>
-            <w:tcBorders>
-              <w:top w:val="single" w:sz="6" w:color="D9D9D9"/>
-              <w:left w:val="single" w:sz="6" w:color="D9D9D9"/>
-              <w:bottom w:val="single" w:sz="6" w:color="D9D9D9"/>
-              <w:right w:val="single" w:sz="6" w:color="D9D9D9"/>
-              <w:insideH w:val="single" w:sz="6" w:color="D9D9D9"/>
-              <w:insideV w:val="single" w:sz="6" w:color="D9D9D9"/>
-            </w:tcBorders>
-            <w:tcMar>
-              <w:top w:w="90" w:type="dxa"/>
-              <w:start w:w="110" w:type="dxa"/>
-              <w:bottom w:w="90" w:type="dxa"/>
-              <w:end w:w="110" w:type="dxa"/>
-            </w:tcMar>
-          </w:tcPr>
-          <w:p>
-            <w:pPr>
-              <w:spacing w:after="0"/>
-            </w:pPr>
-            <w:r>
-              <w:rPr>
-                <w:rFonts w:ascii="Aptos" w:hAnsi="Aptos"/>
-                <w:sz w:val="19"/>
-              </w:rPr>
-            </w:r>
-            <w:r>
-              <w:rPr>
-                <w:rFonts w:ascii="Aptos" w:hAnsi="Aptos"/>
-                <w:b/>
-                <w:color w:val="FFFFFF"/>
-                <w:sz w:val="19"/>
-              </w:rPr>
-              <w:t>Use</w:t>
-            </w:r>
-          </w:p>
-        </w:tc>
-      </w:tr>
-      <w:tr>
-        <w:tc>
-          <w:tcPr>
-            <w:tcW w:type="dxa" w:w="2880"/>
-            <w:vAlign w:val="center"/>
-            <w:tcBorders>
-              <w:top w:val="single" w:sz="6" w:color="D9D9D9"/>
-              <w:left w:val="single" w:sz="6" w:color="D9D9D9"/>
-              <w:bottom w:val="single" w:sz="6" w:color="D9D9D9"/>
-              <w:right w:val="single" w:sz="6" w:color="D9D9D9"/>
-              <w:insideH w:val="single" w:sz="6" w:color="D9D9D9"/>
-              <w:insideV w:val="single" w:sz="6" w:color="D9D9D9"/>
-            </w:tcBorders>
-            <w:tcMar>
-              <w:top w:w="90" w:type="dxa"/>
-              <w:start w:w="110" w:type="dxa"/>
-              <w:bottom w:w="90" w:type="dxa"/>
-              <w:end w:w="110" w:type="dxa"/>
-            </w:tcMar>
-          </w:tcPr>
-          <w:p>
-            <w:pPr>
-              <w:spacing w:after="0"/>
-            </w:pPr>
-            <w:r>
-              <w:rPr>
-                <w:rFonts w:ascii="Aptos" w:hAnsi="Aptos"/>
-                <w:sz w:val="19"/>
-              </w:rPr>
-              <w:t>Population size N</w:t>
-            </w:r>
-          </w:p>
-        </w:tc>
-        <w:tc>
-          <w:tcPr>
-            <w:tcW w:type="dxa" w:w="6624"/>
-            <w:vAlign w:val="center"/>
-            <w:tcBorders>
-              <w:top w:val="single" w:sz="6" w:color="D9D9D9"/>
-              <w:left w:val="single" w:sz="6" w:color="D9D9D9"/>
-              <w:bottom w:val="single" w:sz="6" w:color="D9D9D9"/>
-              <w:right w:val="single" w:sz="6" w:color="D9D9D9"/>
-              <w:insideH w:val="single" w:sz="6" w:color="D9D9D9"/>
-              <w:insideV w:val="single" w:sz="6" w:color="D9D9D9"/>
-            </w:tcBorders>
-            <w:tcMar>
-              <w:top w:w="90" w:type="dxa"/>
-              <w:start w:w="110" w:type="dxa"/>
-              <w:bottom w:w="90" w:type="dxa"/>
-              <w:end w:w="110" w:type="dxa"/>
-            </w:tcMar>
-          </w:tcPr>
-          <w:p>
-            <w:pPr>
-              <w:spacing w:after="0"/>
-            </w:pPr>
-            <w:r>
-              <w:rPr>
-                <w:rFonts w:ascii="Aptos" w:hAnsi="Aptos"/>
-                <w:sz w:val="19"/>
-              </w:rPr>
-              <w:t>Scales the training-population Kaplan Meier curve to N subjects. No cohort file is required.</w:t>
-            </w:r>
-          </w:p>
-        </w:tc>
-      </w:tr>
-      <w:tr>
-        <w:tc>
-          <w:tcPr>
-            <w:tcW w:type="dxa" w:w="2880"/>
-            <w:vAlign w:val="center"/>
-            <w:tcBorders>
-              <w:top w:val="single" w:sz="6" w:color="D9D9D9"/>
-              <w:left w:val="single" w:sz="6" w:color="D9D9D9"/>
-              <w:bottom w:val="single" w:sz="6" w:color="D9D9D9"/>
-              <w:right w:val="single" w:sz="6" w:color="D9D9D9"/>
-              <w:insideH w:val="single" w:sz="6" w:color="D9D9D9"/>
-              <w:insideV w:val="single" w:sz="6" w:color="D9D9D9"/>
-            </w:tcBorders>
-            <w:tcMar>
-              <w:top w:w="90" w:type="dxa"/>
-              <w:start w:w="110" w:type="dxa"/>
-              <w:bottom w:w="90" w:type="dxa"/>
-              <w:end w:w="110" w:type="dxa"/>
-            </w:tcMar>
-            <w:shd w:fill="F1F5FB"/>
-          </w:tcPr>
-          <w:p>
-            <w:pPr>
-              <w:spacing w:after="0"/>
-            </w:pPr>
-            <w:r>
-              <w:rPr>
-                <w:rFonts w:ascii="Aptos" w:hAnsi="Aptos"/>
-                <w:sz w:val="19"/>
-              </w:rPr>
-              <w:t>Uploaded cohort</w:t>
-            </w:r>
-          </w:p>
-        </w:tc>
-        <w:tc>
-          <w:tcPr>
-            <w:tcW w:type="dxa" w:w="6624"/>
-            <w:vAlign w:val="center"/>
-            <w:tcBorders>
-              <w:top w:val="single" w:sz="6" w:color="D9D9D9"/>
-              <w:left w:val="single" w:sz="6" w:color="D9D9D9"/>
-              <w:bottom w:val="single" w:sz="6" w:color="D9D9D9"/>
-              <w:right w:val="single" w:sz="6" w:color="D9D9D9"/>
-              <w:insideH w:val="single" w:sz="6" w:color="D9D9D9"/>
-              <w:insideV w:val="single" w:sz="6" w:color="D9D9D9"/>
-            </w:tcBorders>
-            <w:tcMar>
-              <w:top w:w="90" w:type="dxa"/>
-              <w:start w:w="110" w:type="dxa"/>
-              <w:bottom w:w="90" w:type="dxa"/>
-              <w:end w:w="110" w:type="dxa"/>
-            </w:tcMar>
-            <w:shd w:fill="F1F5FB"/>
-          </w:tcPr>
-          <w:p>
-            <w:pPr>
-              <w:spacing w:after="0"/>
-            </w:pPr>
-            <w:r>
-              <w:rPr>
-                <w:rFonts w:ascii="Aptos" w:hAnsi="Aptos"/>
-                <w:sz w:val="19"/>
-              </w:rPr>
-              <w:t>Uses the covariates in a new cohort after the same feature-mapping checks used for prediction.</w:t>
-            </w:r>
-          </w:p>
-        </w:tc>
-      </w:tr>
-    </w:tbl>
-    <w:p/>
-    <w:p>
-      <w:r>
-        <w:rPr>
-          <w:b w:val="0"/>
-          <w:i w:val="0"/>
-        </w:rPr>
-        <w:t>For a quick check of cohort mode, choose Upload a cohort and select Use simulated sample cohort. CNQ creates and uploads 20 simulated rows whose columns match the selected model. You can replace them with your own CSV at any time.</w:t>
-      </w:r>
-    </w:p>
-    <w:p>
-      <w:r>
-        <w:rPr>
-          <w:b w:val="0"/>
-          <w:i w:val="0"/>
-        </w:rPr>
-        <w:t>The app reports a cumulative-event curve, uncertainty band, answers to the requested questions, and downloadable files. Projections stop at the last observed event time in the training data. Targets beyond that follow-up horizon are flagged and are not extrapolated.</w:t>
-      </w:r>
-    </w:p>
-    <w:p>
-      <w:pPr>
-        <w:pStyle w:val="Heading1"/>
-      </w:pPr>
-      <w:r>
-        <w:t>11 Interpret results and limitations</w:t>
-      </w:r>
-    </w:p>
-    <w:p>
-      <w:pPr>
-        <w:pStyle w:val="ListBullet"/>
-      </w:pPr>
-      <w:r>
-        <w:t>A subject's quantile interval describes variation in outcomes among similar subjects. It is not a confidence interval for the fitted model parameters.</w:t>
-      </w:r>
-    </w:p>
-    <w:p>
-      <w:pPr>
-        <w:pStyle w:val="ListBullet"/>
-      </w:pPr>
-      <w:r>
-        <w:t>Predictions assume that new subjects are sufficiently similar to the training population. A different site, era, protocol, or inclusion criterion can reduce calibration.</w:t>
-      </w:r>
-    </w:p>
-    <w:p>
-      <w:pPr>
-        <w:pStyle w:val="ListBullet"/>
-      </w:pPr>
-      <w:r>
-        <w:t>Out-of-range predictions are extrapolations and should receive additional review.</w:t>
-      </w:r>
-    </w:p>
-    <w:p>
-      <w:pPr>
-        <w:pStyle w:val="ListBullet"/>
-      </w:pPr>
-      <w:r>
-        <w:t>External validation requires unseen data that were not used for training or model selection.</w:t>
-      </w:r>
-    </w:p>
-    <w:p>
-      <w:pPr>
-        <w:pStyle w:val="ListBullet"/>
-      </w:pPr>
-      <w:r>
-        <w:t>Projection uncertainty bands describe aggregate outcome or sampling variation. They do not quantify all model uncertainty.</w:t>
-      </w:r>
-    </w:p>
-    <w:p>
-      <w:pPr>
-        <w:pStyle w:val="ListBullet"/>
-      </w:pPr>
-      <w:r>
-        <w:t>Population projections are supported only through the observed training follow-up horizon.</w:t>
-      </w:r>
-    </w:p>
-    <w:p>
-      <w:pPr>
-        <w:pStyle w:val="Heading1"/>
-      </w:pPr>
-      <w:r>
-        <w:t>12 Troubleshooting</w:t>
-      </w:r>
-    </w:p>
-    <w:tbl>
-      <w:tblPr>
-        <w:tblW w:type="auto" w:w="0"/>
-        <w:jc w:val="center"/>
-        <w:tblLayout w:type="fixed"/>
-        <w:tblLook w:firstColumn="1" w:firstRow="1" w:lastColumn="0" w:lastRow="0" w:noHBand="0" w:noVBand="1" w:val="04A0"/>
-      </w:tblPr>
-      <w:tblGrid>
-        <w:gridCol w:w="4939"/>
-        <w:gridCol w:w="4939"/>
-      </w:tblGrid>
-      <w:tr>
-        <w:trPr>
-          <w:tblHeader w:val="true"/>
-        </w:trPr>
-        <w:tc>
-          <w:tcPr>
-            <w:tcW w:type="dxa" w:w="3312"/>
-            <w:vAlign w:val="center"/>
-            <w:shd w:fill="1F2A55"/>
-            <w:tcBorders>
-              <w:top w:val="single" w:sz="6" w:color="D9D9D9"/>
-              <w:left w:val="single" w:sz="6" w:color="D9D9D9"/>
-              <w:bottom w:val="single" w:sz="6" w:color="D9D9D9"/>
-              <w:right w:val="single" w:sz="6" w:color="D9D9D9"/>
-              <w:insideH w:val="single" w:sz="6" w:color="D9D9D9"/>
-              <w:insideV w:val="single" w:sz="6" w:color="D9D9D9"/>
-            </w:tcBorders>
-            <w:tcMar>
-              <w:top w:w="90" w:type="dxa"/>
-              <w:start w:w="110" w:type="dxa"/>
-              <w:bottom w:w="90" w:type="dxa"/>
-              <w:end w:w="110" w:type="dxa"/>
-            </w:tcMar>
-          </w:tcPr>
-          <w:p>
-            <w:pPr>
-              <w:spacing w:after="0"/>
-            </w:pPr>
-            <w:r>
-              <w:rPr>
-                <w:rFonts w:ascii="Aptos" w:hAnsi="Aptos"/>
-                <w:sz w:val="19"/>
-              </w:rPr>
-            </w:r>
-            <w:r>
-              <w:rPr>
-                <w:rFonts w:ascii="Aptos" w:hAnsi="Aptos"/>
-                <w:b/>
-                <w:color w:val="FFFFFF"/>
-                <w:sz w:val="19"/>
-              </w:rPr>
-              <w:t>Problem</w:t>
-            </w:r>
-          </w:p>
-        </w:tc>
-        <w:tc>
-          <w:tcPr>
-            <w:tcW w:type="dxa" w:w="6192"/>
-            <w:vAlign w:val="center"/>
-            <w:shd w:fill="1F2A55"/>
-            <w:tcBorders>
-              <w:top w:val="single" w:sz="6" w:color="D9D9D9"/>
-              <w:left w:val="single" w:sz="6" w:color="D9D9D9"/>
-              <w:bottom w:val="single" w:sz="6" w:color="D9D9D9"/>
-              <w:right w:val="single" w:sz="6" w:color="D9D9D9"/>
-              <w:insideH w:val="single" w:sz="6" w:color="D9D9D9"/>
-              <w:insideV w:val="single" w:sz="6" w:color="D9D9D9"/>
-            </w:tcBorders>
-            <w:tcMar>
-              <w:top w:w="90" w:type="dxa"/>
-              <w:start w:w="110" w:type="dxa"/>
-              <w:bottom w:w="90" w:type="dxa"/>
-              <w:end w:w="110" w:type="dxa"/>
-            </w:tcMar>
-          </w:tcPr>
-          <w:p>
-            <w:pPr>
-              <w:spacing w:after="0"/>
-            </w:pPr>
-            <w:r>
-              <w:rPr>
-                <w:rFonts w:ascii="Aptos" w:hAnsi="Aptos"/>
-                <w:sz w:val="19"/>
-              </w:rPr>
-            </w:r>
-            <w:r>
-              <w:rPr>
-                <w:rFonts w:ascii="Aptos" w:hAnsi="Aptos"/>
-                <w:b/>
-                <w:color w:val="FFFFFF"/>
-                <w:sz w:val="19"/>
-              </w:rPr>
-              <w:t>What to do</w:t>
-            </w:r>
-          </w:p>
-        </w:tc>
-      </w:tr>
-      <w:tr>
-        <w:tc>
-          <w:tcPr>
-            <w:tcW w:type="dxa" w:w="3312"/>
-            <w:vAlign w:val="center"/>
-            <w:tcBorders>
-              <w:top w:val="single" w:sz="6" w:color="D9D9D9"/>
-              <w:left w:val="single" w:sz="6" w:color="D9D9D9"/>
-              <w:bottom w:val="single" w:sz="6" w:color="D9D9D9"/>
-              <w:right w:val="single" w:sz="6" w:color="D9D9D9"/>
-              <w:insideH w:val="single" w:sz="6" w:color="D9D9D9"/>
-              <w:insideV w:val="single" w:sz="6" w:color="D9D9D9"/>
-            </w:tcBorders>
-            <w:tcMar>
-              <w:top w:w="90" w:type="dxa"/>
-              <w:start w:w="110" w:type="dxa"/>
-              <w:bottom w:w="90" w:type="dxa"/>
-              <w:end w:w="110" w:type="dxa"/>
-            </w:tcMar>
-          </w:tcPr>
-          <w:p>
-            <w:pPr>
-              <w:spacing w:after="0"/>
-            </w:pPr>
-            <w:r>
-              <w:rPr>
-                <w:rFonts w:ascii="Aptos" w:hAnsi="Aptos"/>
-                <w:sz w:val="19"/>
-              </w:rPr>
-              <w:t>Terminal cannot find Python</w:t>
-            </w:r>
-          </w:p>
-        </w:tc>
-        <w:tc>
-          <w:tcPr>
-            <w:tcW w:type="dxa" w:w="6192"/>
-            <w:vAlign w:val="center"/>
-            <w:tcBorders>
-              <w:top w:val="single" w:sz="6" w:color="D9D9D9"/>
-              <w:left w:val="single" w:sz="6" w:color="D9D9D9"/>
-              <w:bottom w:val="single" w:sz="6" w:color="D9D9D9"/>
-              <w:right w:val="single" w:sz="6" w:color="D9D9D9"/>
-              <w:insideH w:val="single" w:sz="6" w:color="D9D9D9"/>
-              <w:insideV w:val="single" w:sz="6" w:color="D9D9D9"/>
-            </w:tcBorders>
-            <w:tcMar>
-              <w:top w:w="90" w:type="dxa"/>
-              <w:start w:w="110" w:type="dxa"/>
-              <w:bottom w:w="90" w:type="dxa"/>
-              <w:end w:w="110" w:type="dxa"/>
-            </w:tcMar>
-          </w:tcPr>
-          <w:p>
-            <w:pPr>
-              <w:spacing w:after="0"/>
-            </w:pPr>
-            <w:r>
-              <w:rPr>
-                <w:rFonts w:ascii="Aptos" w:hAnsi="Aptos"/>
-                <w:sz w:val="19"/>
-              </w:rPr>
-              <w:t>Install Python 3.11, close the terminal, and open a new terminal. Try python run.py, then python3 run.py if needed.</w:t>
-            </w:r>
-          </w:p>
-        </w:tc>
-      </w:tr>
-      <w:tr>
-        <w:tc>
-          <w:tcPr>
-            <w:tcW w:type="dxa" w:w="3312"/>
-            <w:vAlign w:val="center"/>
-            <w:tcBorders>
-              <w:top w:val="single" w:sz="6" w:color="D9D9D9"/>
-              <w:left w:val="single" w:sz="6" w:color="D9D9D9"/>
-              <w:bottom w:val="single" w:sz="6" w:color="D9D9D9"/>
-              <w:right w:val="single" w:sz="6" w:color="D9D9D9"/>
-              <w:insideH w:val="single" w:sz="6" w:color="D9D9D9"/>
-              <w:insideV w:val="single" w:sz="6" w:color="D9D9D9"/>
-            </w:tcBorders>
-            <w:tcMar>
-              <w:top w:w="90" w:type="dxa"/>
-              <w:start w:w="110" w:type="dxa"/>
-              <w:bottom w:w="90" w:type="dxa"/>
-              <w:end w:w="110" w:type="dxa"/>
-            </w:tcMar>
-            <w:shd w:fill="F1F5FB"/>
-          </w:tcPr>
-          <w:p>
-            <w:pPr>
-              <w:spacing w:after="0"/>
-            </w:pPr>
-            <w:r>
-              <w:rPr>
-                <w:rFonts w:ascii="Aptos" w:hAnsi="Aptos"/>
-                <w:sz w:val="19"/>
-              </w:rPr>
-              <w:t>Terminal cannot find Git</w:t>
-            </w:r>
-          </w:p>
-        </w:tc>
-        <w:tc>
-          <w:tcPr>
-            <w:tcW w:type="dxa" w:w="6192"/>
-            <w:vAlign w:val="center"/>
-            <w:tcBorders>
-              <w:top w:val="single" w:sz="6" w:color="D9D9D9"/>
-              <w:left w:val="single" w:sz="6" w:color="D9D9D9"/>
-              <w:bottom w:val="single" w:sz="6" w:color="D9D9D9"/>
-              <w:right w:val="single" w:sz="6" w:color="D9D9D9"/>
-              <w:insideH w:val="single" w:sz="6" w:color="D9D9D9"/>
-              <w:insideV w:val="single" w:sz="6" w:color="D9D9D9"/>
-            </w:tcBorders>
-            <w:tcMar>
-              <w:top w:w="90" w:type="dxa"/>
-              <w:start w:w="110" w:type="dxa"/>
-              <w:bottom w:w="90" w:type="dxa"/>
-              <w:end w:w="110" w:type="dxa"/>
-            </w:tcMar>
-            <w:shd w:fill="F1F5FB"/>
-          </w:tcPr>
-          <w:p>
-            <w:pPr>
-              <w:spacing w:after="0"/>
-            </w:pPr>
-            <w:r>
-              <w:rPr>
-                <w:rFonts w:ascii="Aptos" w:hAnsi="Aptos"/>
-                <w:sz w:val="19"/>
-              </w:rPr>
-              <w:t>Install Git, close the terminal, and open a new terminal. Git is not required for an approved zip release.</w:t>
-            </w:r>
-          </w:p>
-        </w:tc>
-      </w:tr>
-      <w:tr>
-        <w:tc>
-          <w:tcPr>
-            <w:tcW w:type="dxa" w:w="3312"/>
-            <w:vAlign w:val="center"/>
-            <w:tcBorders>
-              <w:top w:val="single" w:sz="6" w:color="D9D9D9"/>
-              <w:left w:val="single" w:sz="6" w:color="D9D9D9"/>
-              <w:bottom w:val="single" w:sz="6" w:color="D9D9D9"/>
-              <w:right w:val="single" w:sz="6" w:color="D9D9D9"/>
-              <w:insideH w:val="single" w:sz="6" w:color="D9D9D9"/>
-              <w:insideV w:val="single" w:sz="6" w:color="D9D9D9"/>
-            </w:tcBorders>
-            <w:tcMar>
-              <w:top w:w="90" w:type="dxa"/>
-              <w:start w:w="110" w:type="dxa"/>
-              <w:bottom w:w="90" w:type="dxa"/>
-              <w:end w:w="110" w:type="dxa"/>
-            </w:tcMar>
-          </w:tcPr>
-          <w:p>
-            <w:pPr>
-              <w:spacing w:after="0"/>
-            </w:pPr>
-            <w:r>
-              <w:rPr>
-                <w:rFonts w:ascii="Aptos" w:hAnsi="Aptos"/>
-                <w:sz w:val="19"/>
-              </w:rPr>
-              <w:t>Destination path already exists</w:t>
-            </w:r>
-          </w:p>
-        </w:tc>
-        <w:tc>
-          <w:tcPr>
-            <w:tcW w:type="dxa" w:w="6192"/>
-            <w:vAlign w:val="center"/>
-            <w:tcBorders>
-              <w:top w:val="single" w:sz="6" w:color="D9D9D9"/>
-              <w:left w:val="single" w:sz="6" w:color="D9D9D9"/>
-              <w:bottom w:val="single" w:sz="6" w:color="D9D9D9"/>
-              <w:right w:val="single" w:sz="6" w:color="D9D9D9"/>
-              <w:insideH w:val="single" w:sz="6" w:color="D9D9D9"/>
-              <w:insideV w:val="single" w:sz="6" w:color="D9D9D9"/>
-            </w:tcBorders>
-            <w:tcMar>
-              <w:top w:w="90" w:type="dxa"/>
-              <w:start w:w="110" w:type="dxa"/>
-              <w:bottom w:w="90" w:type="dxa"/>
-              <w:end w:w="110" w:type="dxa"/>
-            </w:tcMar>
-          </w:tcPr>
-          <w:p>
-            <w:pPr>
-              <w:spacing w:after="0"/>
-            </w:pPr>
-            <w:r>
-              <w:rPr>
-                <w:rFonts w:ascii="Aptos" w:hAnsi="Aptos"/>
-                <w:sz w:val="19"/>
-              </w:rPr>
-              <w:t>The project was already cloned. Use the existing folder or update it with Git instead of cloning again.</w:t>
-            </w:r>
-          </w:p>
-        </w:tc>
-      </w:tr>
-      <w:tr>
-        <w:tc>
-          <w:tcPr>
-            <w:tcW w:type="dxa" w:w="3312"/>
-            <w:vAlign w:val="center"/>
-            <w:tcBorders>
-              <w:top w:val="single" w:sz="6" w:color="D9D9D9"/>
-              <w:left w:val="single" w:sz="6" w:color="D9D9D9"/>
-              <w:bottom w:val="single" w:sz="6" w:color="D9D9D9"/>
-              <w:right w:val="single" w:sz="6" w:color="D9D9D9"/>
-              <w:insideH w:val="single" w:sz="6" w:color="D9D9D9"/>
-              <w:insideV w:val="single" w:sz="6" w:color="D9D9D9"/>
-            </w:tcBorders>
-            <w:tcMar>
-              <w:top w:w="90" w:type="dxa"/>
-              <w:start w:w="110" w:type="dxa"/>
-              <w:bottom w:w="90" w:type="dxa"/>
-              <w:end w:w="110" w:type="dxa"/>
-            </w:tcMar>
-            <w:shd w:fill="F1F5FB"/>
-          </w:tcPr>
-          <w:p>
-            <w:pPr>
-              <w:spacing w:after="0"/>
-            </w:pPr>
-            <w:r>
-              <w:rPr>
-                <w:rFonts w:ascii="Aptos" w:hAnsi="Aptos"/>
-                <w:sz w:val="19"/>
-              </w:rPr>
-              <w:t>Repository not found</w:t>
-            </w:r>
-          </w:p>
-        </w:tc>
-        <w:tc>
-          <w:tcPr>
-            <w:tcW w:type="dxa" w:w="6192"/>
-            <w:vAlign w:val="center"/>
-            <w:tcBorders>
-              <w:top w:val="single" w:sz="6" w:color="D9D9D9"/>
-              <w:left w:val="single" w:sz="6" w:color="D9D9D9"/>
-              <w:bottom w:val="single" w:sz="6" w:color="D9D9D9"/>
-              <w:right w:val="single" w:sz="6" w:color="D9D9D9"/>
-              <w:insideH w:val="single" w:sz="6" w:color="D9D9D9"/>
-              <w:insideV w:val="single" w:sz="6" w:color="D9D9D9"/>
-            </w:tcBorders>
-            <w:tcMar>
-              <w:top w:w="90" w:type="dxa"/>
-              <w:start w:w="110" w:type="dxa"/>
-              <w:bottom w:w="90" w:type="dxa"/>
-              <w:end w:w="110" w:type="dxa"/>
-            </w:tcMar>
-            <w:shd w:fill="F1F5FB"/>
-          </w:tcPr>
-          <w:p>
-            <w:pPr>
-              <w:spacing w:after="0"/>
-            </w:pPr>
-            <w:r>
-              <w:rPr>
-                <w:rFonts w:ascii="Aptos" w:hAnsi="Aptos"/>
-                <w:sz w:val="19"/>
-              </w:rPr>
-              <w:t>For a Git copy, run git submodule update --init --recursive from the Deepcnq_app folder. For a release, confirm that deepcnq and cnq_app are sibling folders.</w:t>
-            </w:r>
-          </w:p>
-        </w:tc>
-      </w:tr>
-      <w:tr>
-        <w:tc>
-          <w:tcPr>
-            <w:tcW w:type="dxa" w:w="3312"/>
-            <w:vAlign w:val="center"/>
-            <w:tcBorders>
-              <w:top w:val="single" w:sz="6" w:color="D9D9D9"/>
-              <w:left w:val="single" w:sz="6" w:color="D9D9D9"/>
-              <w:bottom w:val="single" w:sz="6" w:color="D9D9D9"/>
-              <w:right w:val="single" w:sz="6" w:color="D9D9D9"/>
-              <w:insideH w:val="single" w:sz="6" w:color="D9D9D9"/>
-              <w:insideV w:val="single" w:sz="6" w:color="D9D9D9"/>
-            </w:tcBorders>
-            <w:tcMar>
-              <w:top w:w="90" w:type="dxa"/>
-              <w:start w:w="110" w:type="dxa"/>
-              <w:bottom w:w="90" w:type="dxa"/>
-              <w:end w:w="110" w:type="dxa"/>
-            </w:tcMar>
-          </w:tcPr>
-          <w:p>
-            <w:pPr>
-              <w:spacing w:after="0"/>
-            </w:pPr>
-            <w:r>
-              <w:rPr>
-                <w:rFonts w:ascii="Aptos" w:hAnsi="Aptos"/>
-                <w:sz w:val="19"/>
-              </w:rPr>
-              <w:t>Port 8000 is already in use</w:t>
-            </w:r>
-          </w:p>
-        </w:tc>
-        <w:tc>
-          <w:tcPr>
-            <w:tcW w:type="dxa" w:w="6192"/>
-            <w:vAlign w:val="center"/>
-            <w:tcBorders>
-              <w:top w:val="single" w:sz="6" w:color="D9D9D9"/>
-              <w:left w:val="single" w:sz="6" w:color="D9D9D9"/>
-              <w:bottom w:val="single" w:sz="6" w:color="D9D9D9"/>
-              <w:right w:val="single" w:sz="6" w:color="D9D9D9"/>
-              <w:insideH w:val="single" w:sz="6" w:color="D9D9D9"/>
-              <w:insideV w:val="single" w:sz="6" w:color="D9D9D9"/>
-            </w:tcBorders>
-            <w:tcMar>
-              <w:top w:w="90" w:type="dxa"/>
-              <w:start w:w="110" w:type="dxa"/>
-              <w:bottom w:w="90" w:type="dxa"/>
-              <w:end w:w="110" w:type="dxa"/>
-            </w:tcMar>
-          </w:tcPr>
-          <w:p>
-            <w:pPr>
-              <w:spacing w:after="0"/>
-            </w:pPr>
-            <w:r>
-              <w:rPr>
-                <w:rFonts w:ascii="Aptos" w:hAnsi="Aptos"/>
-                <w:sz w:val="19"/>
-              </w:rPr>
-              <w:t>Run python run.py 8001 and open http://127.0.0.1:8001/. Replace python with python3 if that is the command you normally use.</w:t>
-            </w:r>
-          </w:p>
-        </w:tc>
-      </w:tr>
-      <w:tr>
-        <w:tc>
-          <w:tcPr>
-            <w:tcW w:type="dxa" w:w="3312"/>
-            <w:vAlign w:val="center"/>
-            <w:tcBorders>
-              <w:top w:val="single" w:sz="6" w:color="D9D9D9"/>
-              <w:left w:val="single" w:sz="6" w:color="D9D9D9"/>
-              <w:bottom w:val="single" w:sz="6" w:color="D9D9D9"/>
-              <w:right w:val="single" w:sz="6" w:color="D9D9D9"/>
-              <w:insideH w:val="single" w:sz="6" w:color="D9D9D9"/>
-              <w:insideV w:val="single" w:sz="6" w:color="D9D9D9"/>
-            </w:tcBorders>
-            <w:tcMar>
-              <w:top w:w="90" w:type="dxa"/>
-              <w:start w:w="110" w:type="dxa"/>
-              <w:bottom w:w="90" w:type="dxa"/>
-              <w:end w:w="110" w:type="dxa"/>
-            </w:tcMar>
-            <w:shd w:fill="F1F5FB"/>
-          </w:tcPr>
-          <w:p>
-            <w:pPr>
-              <w:spacing w:after="0"/>
-            </w:pPr>
-            <w:r>
-              <w:rPr>
-                <w:rFonts w:ascii="Aptos" w:hAnsi="Aptos"/>
-                <w:sz w:val="19"/>
-              </w:rPr>
-              <w:t>Red package banner or installation failure</w:t>
-            </w:r>
-          </w:p>
-        </w:tc>
-        <w:tc>
-          <w:tcPr>
-            <w:tcW w:type="dxa" w:w="6192"/>
-            <w:vAlign w:val="center"/>
-            <w:tcBorders>
-              <w:top w:val="single" w:sz="6" w:color="D9D9D9"/>
-              <w:left w:val="single" w:sz="6" w:color="D9D9D9"/>
-              <w:bottom w:val="single" w:sz="6" w:color="D9D9D9"/>
-              <w:right w:val="single" w:sz="6" w:color="D9D9D9"/>
-              <w:insideH w:val="single" w:sz="6" w:color="D9D9D9"/>
-              <w:insideV w:val="single" w:sz="6" w:color="D9D9D9"/>
-            </w:tcBorders>
-            <w:tcMar>
-              <w:top w:w="90" w:type="dxa"/>
-              <w:start w:w="110" w:type="dxa"/>
-              <w:bottom w:w="90" w:type="dxa"/>
-              <w:end w:w="110" w:type="dxa"/>
-            </w:tcMar>
-            <w:shd w:fill="F1F5FB"/>
-          </w:tcPr>
-          <w:p>
-            <w:pPr>
-              <w:spacing w:after="0"/>
-            </w:pPr>
-            <w:r>
-              <w:rPr>
-                <w:rFonts w:ascii="Aptos" w:hAnsi="Aptos"/>
-                <w:sz w:val="19"/>
-              </w:rPr>
-              <w:t>Check the internet connection. From cnq_app, run python run.py --reinstall. Replace python with python3 if needed.</w:t>
-            </w:r>
-          </w:p>
-        </w:tc>
-      </w:tr>
-      <w:tr>
-        <w:tc>
-          <w:tcPr>
-            <w:tcW w:type="dxa" w:w="3312"/>
-            <w:vAlign w:val="center"/>
-            <w:tcBorders>
-              <w:top w:val="single" w:sz="6" w:color="D9D9D9"/>
-              <w:left w:val="single" w:sz="6" w:color="D9D9D9"/>
-              <w:bottom w:val="single" w:sz="6" w:color="D9D9D9"/>
-              <w:right w:val="single" w:sz="6" w:color="D9D9D9"/>
-              <w:insideH w:val="single" w:sz="6" w:color="D9D9D9"/>
-              <w:insideV w:val="single" w:sz="6" w:color="D9D9D9"/>
-            </w:tcBorders>
-            <w:tcMar>
-              <w:top w:w="90" w:type="dxa"/>
-              <w:start w:w="110" w:type="dxa"/>
-              <w:bottom w:w="90" w:type="dxa"/>
-              <w:end w:w="110" w:type="dxa"/>
-            </w:tcMar>
-          </w:tcPr>
-          <w:p>
-            <w:pPr>
-              <w:spacing w:after="0"/>
-            </w:pPr>
-            <w:r>
-              <w:rPr>
-                <w:rFonts w:ascii="Aptos" w:hAnsi="Aptos"/>
-                <w:sz w:val="19"/>
-              </w:rPr>
-              <w:t>No Python at an old location</w:t>
-            </w:r>
-          </w:p>
-        </w:tc>
-        <w:tc>
-          <w:tcPr>
-            <w:tcW w:type="dxa" w:w="6192"/>
-            <w:vAlign w:val="center"/>
-            <w:tcBorders>
-              <w:top w:val="single" w:sz="6" w:color="D9D9D9"/>
-              <w:left w:val="single" w:sz="6" w:color="D9D9D9"/>
-              <w:bottom w:val="single" w:sz="6" w:color="D9D9D9"/>
-              <w:right w:val="single" w:sz="6" w:color="D9D9D9"/>
-              <w:insideH w:val="single" w:sz="6" w:color="D9D9D9"/>
-              <w:insideV w:val="single" w:sz="6" w:color="D9D9D9"/>
-            </w:tcBorders>
-            <w:tcMar>
-              <w:top w:w="90" w:type="dxa"/>
-              <w:start w:w="110" w:type="dxa"/>
-              <w:bottom w:w="90" w:type="dxa"/>
-              <w:end w:w="110" w:type="dxa"/>
-            </w:tcMar>
-          </w:tcPr>
-          <w:p>
-            <w:pPr>
-              <w:spacing w:after="0"/>
-            </w:pPr>
-            <w:r>
-              <w:rPr>
-                <w:rFonts w:ascii="Aptos" w:hAnsi="Aptos"/>
-                <w:sz w:val="19"/>
-              </w:rPr>
-              <w:t>Stop CNQ, delete the .venv folder inside cnq_app, and start the app again so the environment is rebuilt.</w:t>
-            </w:r>
-          </w:p>
-        </w:tc>
-      </w:tr>
-      <w:tr>
-        <w:tc>
-          <w:tcPr>
-            <w:tcW w:type="dxa" w:w="3312"/>
-            <w:vAlign w:val="center"/>
-            <w:tcBorders>
-              <w:top w:val="single" w:sz="6" w:color="D9D9D9"/>
-              <w:left w:val="single" w:sz="6" w:color="D9D9D9"/>
-              <w:bottom w:val="single" w:sz="6" w:color="D9D9D9"/>
-              <w:right w:val="single" w:sz="6" w:color="D9D9D9"/>
-              <w:insideH w:val="single" w:sz="6" w:color="D9D9D9"/>
-              <w:insideV w:val="single" w:sz="6" w:color="D9D9D9"/>
-            </w:tcBorders>
-            <w:tcMar>
-              <w:top w:w="90" w:type="dxa"/>
-              <w:start w:w="110" w:type="dxa"/>
-              <w:bottom w:w="90" w:type="dxa"/>
-              <w:end w:w="110" w:type="dxa"/>
-            </w:tcMar>
-            <w:shd w:fill="F1F5FB"/>
-          </w:tcPr>
-          <w:p>
-            <w:pPr>
-              <w:spacing w:after="0"/>
-            </w:pPr>
-            <w:r>
-              <w:rPr>
-                <w:rFonts w:ascii="Aptos" w:hAnsi="Aptos"/>
-                <w:sz w:val="19"/>
-              </w:rPr>
-              <w:t>Page is unformatted or buttons do not respond</w:t>
-            </w:r>
-          </w:p>
-        </w:tc>
-        <w:tc>
-          <w:tcPr>
-            <w:tcW w:type="dxa" w:w="6192"/>
-            <w:vAlign w:val="center"/>
-            <w:tcBorders>
-              <w:top w:val="single" w:sz="6" w:color="D9D9D9"/>
-              <w:left w:val="single" w:sz="6" w:color="D9D9D9"/>
-              <w:bottom w:val="single" w:sz="6" w:color="D9D9D9"/>
-              <w:right w:val="single" w:sz="6" w:color="D9D9D9"/>
-              <w:insideH w:val="single" w:sz="6" w:color="D9D9D9"/>
-              <w:insideV w:val="single" w:sz="6" w:color="D9D9D9"/>
-            </w:tcBorders>
-            <w:tcMar>
-              <w:top w:w="90" w:type="dxa"/>
-              <w:start w:w="110" w:type="dxa"/>
-              <w:bottom w:w="90" w:type="dxa"/>
-              <w:end w:w="110" w:type="dxa"/>
-            </w:tcMar>
-            <w:shd w:fill="F1F5FB"/>
-          </w:tcPr>
-          <w:p>
-            <w:pPr>
-              <w:spacing w:after="0"/>
-            </w:pPr>
-            <w:r>
-              <w:rPr>
-                <w:rFonts w:ascii="Aptos" w:hAnsi="Aptos"/>
-                <w:sz w:val="19"/>
-              </w:rPr>
-              <w:t>Use the exact local address and perform a hard refresh with Ctrl+Shift+R on Windows or Cmd+Shift+R on macOS.</w:t>
-            </w:r>
-          </w:p>
-        </w:tc>
-      </w:tr>
-      <w:tr>
-        <w:tc>
-          <w:tcPr>
-            <w:tcW w:type="dxa" w:w="3312"/>
-            <w:vAlign w:val="center"/>
-            <w:tcBorders>
-              <w:top w:val="single" w:sz="6" w:color="D9D9D9"/>
-              <w:left w:val="single" w:sz="6" w:color="D9D9D9"/>
-              <w:bottom w:val="single" w:sz="6" w:color="D9D9D9"/>
-              <w:right w:val="single" w:sz="6" w:color="D9D9D9"/>
-              <w:insideH w:val="single" w:sz="6" w:color="D9D9D9"/>
-              <w:insideV w:val="single" w:sz="6" w:color="D9D9D9"/>
-            </w:tcBorders>
-            <w:tcMar>
-              <w:top w:w="90" w:type="dxa"/>
-              <w:start w:w="110" w:type="dxa"/>
-              <w:bottom w:w="90" w:type="dxa"/>
-              <w:end w:w="110" w:type="dxa"/>
-            </w:tcMar>
-          </w:tcPr>
-          <w:p>
-            <w:pPr>
-              <w:spacing w:after="0"/>
-            </w:pPr>
-            <w:r>
-              <w:rPr>
-                <w:rFonts w:ascii="Aptos" w:hAnsi="Aptos"/>
-                <w:sz w:val="19"/>
-              </w:rPr>
-              <w:t>Setup fails in a synchronized folder</w:t>
-            </w:r>
-          </w:p>
-        </w:tc>
-        <w:tc>
-          <w:tcPr>
-            <w:tcW w:type="dxa" w:w="6192"/>
-            <w:vAlign w:val="center"/>
-            <w:tcBorders>
-              <w:top w:val="single" w:sz="6" w:color="D9D9D9"/>
-              <w:left w:val="single" w:sz="6" w:color="D9D9D9"/>
-              <w:bottom w:val="single" w:sz="6" w:color="D9D9D9"/>
-              <w:right w:val="single" w:sz="6" w:color="D9D9D9"/>
-              <w:insideH w:val="single" w:sz="6" w:color="D9D9D9"/>
-              <w:insideV w:val="single" w:sz="6" w:color="D9D9D9"/>
-            </w:tcBorders>
-            <w:tcMar>
-              <w:top w:w="90" w:type="dxa"/>
-              <w:start w:w="110" w:type="dxa"/>
-              <w:bottom w:w="90" w:type="dxa"/>
-              <w:end w:w="110" w:type="dxa"/>
-            </w:tcMar>
-          </w:tcPr>
-          <w:p>
-            <w:pPr>
-              <w:spacing w:after="0"/>
-            </w:pPr>
-            <w:r>
-              <w:rPr>
-                <w:rFonts w:ascii="Aptos" w:hAnsi="Aptos"/>
-                <w:sz w:val="19"/>
-              </w:rPr>
-              <w:t>Move the full deepquant or Deepcnq_app folder to a local nonsynchronized location and start again.</w:t>
-            </w:r>
-          </w:p>
-        </w:tc>
-      </w:tr>
-      <w:tr>
-        <w:tc>
-          <w:tcPr>
-            <w:tcW w:type="dxa" w:w="3312"/>
-            <w:vAlign w:val="center"/>
-            <w:tcBorders>
-              <w:top w:val="single" w:sz="6" w:color="D9D9D9"/>
-              <w:left w:val="single" w:sz="6" w:color="D9D9D9"/>
-              <w:bottom w:val="single" w:sz="6" w:color="D9D9D9"/>
-              <w:right w:val="single" w:sz="6" w:color="D9D9D9"/>
-              <w:insideH w:val="single" w:sz="6" w:color="D9D9D9"/>
-              <w:insideV w:val="single" w:sz="6" w:color="D9D9D9"/>
-            </w:tcBorders>
-            <w:tcMar>
-              <w:top w:w="90" w:type="dxa"/>
-              <w:start w:w="110" w:type="dxa"/>
-              <w:bottom w:w="90" w:type="dxa"/>
-              <w:end w:w="110" w:type="dxa"/>
-            </w:tcMar>
-            <w:shd w:fill="F1F5FB"/>
-          </w:tcPr>
-          <w:p>
-            <w:pPr>
-              <w:spacing w:after="0"/>
-            </w:pPr>
-            <w:r>
-              <w:rPr>
-                <w:rFonts w:ascii="Aptos" w:hAnsi="Aptos"/>
-                <w:sz w:val="19"/>
-              </w:rPr>
-              <w:t>Demo model is not built</w:t>
-            </w:r>
-          </w:p>
-        </w:tc>
-        <w:tc>
-          <w:tcPr>
-            <w:tcW w:type="dxa" w:w="6192"/>
-            <w:vAlign w:val="center"/>
-            <w:tcBorders>
-              <w:top w:val="single" w:sz="6" w:color="D9D9D9"/>
-              <w:left w:val="single" w:sz="6" w:color="D9D9D9"/>
-              <w:bottom w:val="single" w:sz="6" w:color="D9D9D9"/>
-              <w:right w:val="single" w:sz="6" w:color="D9D9D9"/>
-              <w:insideH w:val="single" w:sz="6" w:color="D9D9D9"/>
-              <w:insideV w:val="single" w:sz="6" w:color="D9D9D9"/>
-            </w:tcBorders>
-            <w:tcMar>
-              <w:top w:w="90" w:type="dxa"/>
-              <w:start w:w="110" w:type="dxa"/>
-              <w:bottom w:w="90" w:type="dxa"/>
-              <w:end w:w="110" w:type="dxa"/>
-            </w:tcMar>
-            <w:shd w:fill="F1F5FB"/>
-          </w:tcPr>
-          <w:p>
-            <w:pPr>
-              <w:spacing w:after="0"/>
-            </w:pPr>
-            <w:r>
-              <w:rPr>
-                <w:rFonts w:ascii="Aptos" w:hAnsi="Aptos"/>
-                <w:sz w:val="19"/>
-              </w:rPr>
-              <w:t>On the Predict new subjects tab, select Build demo model and wait for it to complete.</w:t>
-            </w:r>
-          </w:p>
-        </w:tc>
-      </w:tr>
-      <w:tr>
-        <w:tc>
-          <w:tcPr>
-            <w:tcW w:type="dxa" w:w="3312"/>
-            <w:vAlign w:val="center"/>
-            <w:tcBorders>
-              <w:top w:val="single" w:sz="6" w:color="D9D9D9"/>
-              <w:left w:val="single" w:sz="6" w:color="D9D9D9"/>
-              <w:bottom w:val="single" w:sz="6" w:color="D9D9D9"/>
-              <w:right w:val="single" w:sz="6" w:color="D9D9D9"/>
-              <w:insideH w:val="single" w:sz="6" w:color="D9D9D9"/>
-              <w:insideV w:val="single" w:sz="6" w:color="D9D9D9"/>
-            </w:tcBorders>
-            <w:tcMar>
-              <w:top w:w="90" w:type="dxa"/>
-              <w:start w:w="110" w:type="dxa"/>
-              <w:bottom w:w="90" w:type="dxa"/>
-              <w:end w:w="110" w:type="dxa"/>
-            </w:tcMar>
-          </w:tcPr>
-          <w:p>
-            <w:pPr>
-              <w:spacing w:after="0"/>
-            </w:pPr>
-            <w:r>
-              <w:rPr>
-                <w:rFonts w:ascii="Aptos" w:hAnsi="Aptos"/>
-                <w:sz w:val="19"/>
-              </w:rPr>
-              <w:t>Population projection is unavailable</w:t>
-            </w:r>
-          </w:p>
-        </w:tc>
-        <w:tc>
-          <w:tcPr>
-            <w:tcW w:type="dxa" w:w="6192"/>
-            <w:vAlign w:val="center"/>
-            <w:tcBorders>
-              <w:top w:val="single" w:sz="6" w:color="D9D9D9"/>
-              <w:left w:val="single" w:sz="6" w:color="D9D9D9"/>
-              <w:bottom w:val="single" w:sz="6" w:color="D9D9D9"/>
-              <w:right w:val="single" w:sz="6" w:color="D9D9D9"/>
-              <w:insideH w:val="single" w:sz="6" w:color="D9D9D9"/>
-              <w:insideV w:val="single" w:sz="6" w:color="D9D9D9"/>
-            </w:tcBorders>
-            <w:tcMar>
-              <w:top w:w="90" w:type="dxa"/>
-              <w:start w:w="110" w:type="dxa"/>
-              <w:bottom w:w="90" w:type="dxa"/>
-              <w:end w:w="110" w:type="dxa"/>
-            </w:tcMar>
-          </w:tcPr>
-          <w:p>
-            <w:pPr>
-              <w:spacing w:after="0"/>
-            </w:pPr>
-            <w:r>
-              <w:rPr>
-                <w:rFonts w:ascii="Aptos" w:hAnsi="Aptos"/>
-                <w:sz w:val="19"/>
-              </w:rPr>
-              <w:t>The saved model does not contain a training curve. Save or rebuild the model with a current version of CNQ. The simulated demo model is upgraded automatically.</w:t>
+              <w:t>Save or rebuild the model with the current CNQ version so it includes the training curve.</w:t>
             </w:r>
           </w:p>
         </w:tc>
@@ -4906,22 +1731,18 @@
         <w:pStyle w:val="Heading1"/>
       </w:pPr>
       <w:r>
-        <w:t>13 Update a GitHub copy</w:t>
+        <w:t>9 Update a GitHub copy</w:t>
       </w:r>
     </w:p>
     <w:p>
       <w:r>
-        <w:rPr>
-          <w:b w:val="0"/>
-          <w:i w:val="0"/>
-        </w:rPr>
-        <w:t>This section applies only if you cloned the project with Git. Stop CNQ. From the cnq_app folder, run:</w:t>
+        <w:t>This applies only to Git clones. Stop CNQ and run the following commands from cnq_app:</w:t>
       </w:r>
     </w:p>
     <w:p>
       <w:pPr>
         <w:keepLines/>
-        <w:spacing w:before="60" w:after="140"/>
+        <w:spacing w:before="40" w:after="120"/>
         <w:ind w:left="317" w:right="317"/>
         <w:shd w:fill="F3F3F3"/>
       </w:pPr>
@@ -4932,667 +1753,18 @@
         </w:rPr>
         <w:t>cd ..</w:t>
         <w:br/>
-        <w:br/>
         <w:t>git pull --recurse-submodules</w:t>
       </w:r>
     </w:p>
     <w:p>
       <w:r>
-        <w:rPr>
-          <w:b w:val="0"/>
-          <w:i w:val="0"/>
-        </w:rPr>
-        <w:t>If your organization distributes approved zip releases, use its approved update procedure instead of replacing files yourself.</w:t>
+        <w:t>For an approved zip release, use your organization's approved update process.</w:t>
       </w:r>
     </w:p>
-    <w:p>
-      <w:pPr>
-        <w:pStyle w:val="Heading1"/>
-      </w:pPr>
-      <w:r>
-        <w:t>14 Glossary</w:t>
-      </w:r>
-    </w:p>
-    <w:tbl>
-      <w:tblPr>
-        <w:tblW w:type="auto" w:w="0"/>
-        <w:jc w:val="center"/>
-        <w:tblLayout w:type="fixed"/>
-        <w:tblLook w:firstColumn="1" w:firstRow="1" w:lastColumn="0" w:lastRow="0" w:noHBand="0" w:noVBand="1" w:val="04A0"/>
-      </w:tblPr>
-      <w:tblGrid>
-        <w:gridCol w:w="4939"/>
-        <w:gridCol w:w="4939"/>
-      </w:tblGrid>
-      <w:tr>
-        <w:trPr>
-          <w:tblHeader w:val="true"/>
-        </w:trPr>
-        <w:tc>
-          <w:tcPr>
-            <w:tcW w:type="dxa" w:w="2448"/>
-            <w:vAlign w:val="center"/>
-            <w:shd w:fill="1F2A55"/>
-            <w:tcBorders>
-              <w:top w:val="single" w:sz="6" w:color="D9D9D9"/>
-              <w:left w:val="single" w:sz="6" w:color="D9D9D9"/>
-              <w:bottom w:val="single" w:sz="6" w:color="D9D9D9"/>
-              <w:right w:val="single" w:sz="6" w:color="D9D9D9"/>
-              <w:insideH w:val="single" w:sz="6" w:color="D9D9D9"/>
-              <w:insideV w:val="single" w:sz="6" w:color="D9D9D9"/>
-            </w:tcBorders>
-            <w:tcMar>
-              <w:top w:w="90" w:type="dxa"/>
-              <w:start w:w="110" w:type="dxa"/>
-              <w:bottom w:w="90" w:type="dxa"/>
-              <w:end w:w="110" w:type="dxa"/>
-            </w:tcMar>
-          </w:tcPr>
-          <w:p>
-            <w:pPr>
-              <w:spacing w:after="0"/>
-            </w:pPr>
-            <w:r>
-              <w:rPr>
-                <w:rFonts w:ascii="Aptos" w:hAnsi="Aptos"/>
-                <w:sz w:val="19"/>
-              </w:rPr>
-            </w:r>
-            <w:r>
-              <w:rPr>
-                <w:rFonts w:ascii="Aptos" w:hAnsi="Aptos"/>
-                <w:b/>
-                <w:color w:val="FFFFFF"/>
-                <w:sz w:val="19"/>
-              </w:rPr>
-              <w:t>Term</w:t>
-            </w:r>
-          </w:p>
-        </w:tc>
-        <w:tc>
-          <w:tcPr>
-            <w:tcW w:type="dxa" w:w="7056"/>
-            <w:vAlign w:val="center"/>
-            <w:shd w:fill="1F2A55"/>
-            <w:tcBorders>
-              <w:top w:val="single" w:sz="6" w:color="D9D9D9"/>
-              <w:left w:val="single" w:sz="6" w:color="D9D9D9"/>
-              <w:bottom w:val="single" w:sz="6" w:color="D9D9D9"/>
-              <w:right w:val="single" w:sz="6" w:color="D9D9D9"/>
-              <w:insideH w:val="single" w:sz="6" w:color="D9D9D9"/>
-              <w:insideV w:val="single" w:sz="6" w:color="D9D9D9"/>
-            </w:tcBorders>
-            <w:tcMar>
-              <w:top w:w="90" w:type="dxa"/>
-              <w:start w:w="110" w:type="dxa"/>
-              <w:bottom w:w="90" w:type="dxa"/>
-              <w:end w:w="110" w:type="dxa"/>
-            </w:tcMar>
-          </w:tcPr>
-          <w:p>
-            <w:pPr>
-              <w:spacing w:after="0"/>
-            </w:pPr>
-            <w:r>
-              <w:rPr>
-                <w:rFonts w:ascii="Aptos" w:hAnsi="Aptos"/>
-                <w:sz w:val="19"/>
-              </w:rPr>
-            </w:r>
-            <w:r>
-              <w:rPr>
-                <w:rFonts w:ascii="Aptos" w:hAnsi="Aptos"/>
-                <w:b/>
-                <w:color w:val="FFFFFF"/>
-                <w:sz w:val="19"/>
-              </w:rPr>
-              <w:t>Meaning</w:t>
-            </w:r>
-          </w:p>
-        </w:tc>
-      </w:tr>
-      <w:tr>
-        <w:tc>
-          <w:tcPr>
-            <w:tcW w:type="dxa" w:w="2448"/>
-            <w:vAlign w:val="center"/>
-            <w:tcBorders>
-              <w:top w:val="single" w:sz="6" w:color="D9D9D9"/>
-              <w:left w:val="single" w:sz="6" w:color="D9D9D9"/>
-              <w:bottom w:val="single" w:sz="6" w:color="D9D9D9"/>
-              <w:right w:val="single" w:sz="6" w:color="D9D9D9"/>
-              <w:insideH w:val="single" w:sz="6" w:color="D9D9D9"/>
-              <w:insideV w:val="single" w:sz="6" w:color="D9D9D9"/>
-            </w:tcBorders>
-            <w:tcMar>
-              <w:top w:w="90" w:type="dxa"/>
-              <w:start w:w="110" w:type="dxa"/>
-              <w:bottom w:w="90" w:type="dxa"/>
-              <w:end w:w="110" w:type="dxa"/>
-            </w:tcMar>
-          </w:tcPr>
-          <w:p>
-            <w:pPr>
-              <w:spacing w:after="0"/>
-            </w:pPr>
-            <w:r>
-              <w:rPr>
-                <w:rFonts w:ascii="Aptos" w:hAnsi="Aptos"/>
-                <w:sz w:val="19"/>
-              </w:rPr>
-              <w:t>IPCW</w:t>
-            </w:r>
-          </w:p>
-        </w:tc>
-        <w:tc>
-          <w:tcPr>
-            <w:tcW w:type="dxa" w:w="7056"/>
-            <w:vAlign w:val="center"/>
-            <w:tcBorders>
-              <w:top w:val="single" w:sz="6" w:color="D9D9D9"/>
-              <w:left w:val="single" w:sz="6" w:color="D9D9D9"/>
-              <w:bottom w:val="single" w:sz="6" w:color="D9D9D9"/>
-              <w:right w:val="single" w:sz="6" w:color="D9D9D9"/>
-              <w:insideH w:val="single" w:sz="6" w:color="D9D9D9"/>
-              <w:insideV w:val="single" w:sz="6" w:color="D9D9D9"/>
-            </w:tcBorders>
-            <w:tcMar>
-              <w:top w:w="90" w:type="dxa"/>
-              <w:start w:w="110" w:type="dxa"/>
-              <w:bottom w:w="90" w:type="dxa"/>
-              <w:end w:w="110" w:type="dxa"/>
-            </w:tcMar>
-          </w:tcPr>
-          <w:p>
-            <w:pPr>
-              <w:spacing w:after="0"/>
-            </w:pPr>
-            <w:r>
-              <w:rPr>
-                <w:rFonts w:ascii="Aptos" w:hAnsi="Aptos"/>
-                <w:sz w:val="19"/>
-              </w:rPr>
-              <w:t>Inverse probability of censoring weighting, used to account for censored observations in evaluation.</w:t>
-            </w:r>
-          </w:p>
-        </w:tc>
-      </w:tr>
-      <w:tr>
-        <w:tc>
-          <w:tcPr>
-            <w:tcW w:type="dxa" w:w="2448"/>
-            <w:vAlign w:val="center"/>
-            <w:tcBorders>
-              <w:top w:val="single" w:sz="6" w:color="D9D9D9"/>
-              <w:left w:val="single" w:sz="6" w:color="D9D9D9"/>
-              <w:bottom w:val="single" w:sz="6" w:color="D9D9D9"/>
-              <w:right w:val="single" w:sz="6" w:color="D9D9D9"/>
-              <w:insideH w:val="single" w:sz="6" w:color="D9D9D9"/>
-              <w:insideV w:val="single" w:sz="6" w:color="D9D9D9"/>
-            </w:tcBorders>
-            <w:tcMar>
-              <w:top w:w="90" w:type="dxa"/>
-              <w:start w:w="110" w:type="dxa"/>
-              <w:bottom w:w="90" w:type="dxa"/>
-              <w:end w:w="110" w:type="dxa"/>
-            </w:tcMar>
-            <w:shd w:fill="F1F5FB"/>
-          </w:tcPr>
-          <w:p>
-            <w:pPr>
-              <w:spacing w:after="0"/>
-            </w:pPr>
-            <w:r>
-              <w:rPr>
-                <w:rFonts w:ascii="Aptos" w:hAnsi="Aptos"/>
-                <w:sz w:val="19"/>
-              </w:rPr>
-              <w:t>Pinball loss</w:t>
-            </w:r>
-          </w:p>
-        </w:tc>
-        <w:tc>
-          <w:tcPr>
-            <w:tcW w:type="dxa" w:w="7056"/>
-            <w:vAlign w:val="center"/>
-            <w:tcBorders>
-              <w:top w:val="single" w:sz="6" w:color="D9D9D9"/>
-              <w:left w:val="single" w:sz="6" w:color="D9D9D9"/>
-              <w:bottom w:val="single" w:sz="6" w:color="D9D9D9"/>
-              <w:right w:val="single" w:sz="6" w:color="D9D9D9"/>
-              <w:insideH w:val="single" w:sz="6" w:color="D9D9D9"/>
-              <w:insideV w:val="single" w:sz="6" w:color="D9D9D9"/>
-            </w:tcBorders>
-            <w:tcMar>
-              <w:top w:w="90" w:type="dxa"/>
-              <w:start w:w="110" w:type="dxa"/>
-              <w:bottom w:w="90" w:type="dxa"/>
-              <w:end w:w="110" w:type="dxa"/>
-            </w:tcMar>
-            <w:shd w:fill="F1F5FB"/>
-          </w:tcPr>
-          <w:p>
-            <w:pPr>
-              <w:spacing w:after="0"/>
-            </w:pPr>
-            <w:r>
-              <w:rPr>
-                <w:rFonts w:ascii="Aptos" w:hAnsi="Aptos"/>
-                <w:sz w:val="19"/>
-              </w:rPr>
-              <w:t>Quantile regression loss. Lower values indicate smaller quantile prediction errors.</w:t>
-            </w:r>
-          </w:p>
-        </w:tc>
-      </w:tr>
-      <w:tr>
-        <w:tc>
-          <w:tcPr>
-            <w:tcW w:type="dxa" w:w="2448"/>
-            <w:vAlign w:val="center"/>
-            <w:tcBorders>
-              <w:top w:val="single" w:sz="6" w:color="D9D9D9"/>
-              <w:left w:val="single" w:sz="6" w:color="D9D9D9"/>
-              <w:bottom w:val="single" w:sz="6" w:color="D9D9D9"/>
-              <w:right w:val="single" w:sz="6" w:color="D9D9D9"/>
-              <w:insideH w:val="single" w:sz="6" w:color="D9D9D9"/>
-              <w:insideV w:val="single" w:sz="6" w:color="D9D9D9"/>
-            </w:tcBorders>
-            <w:tcMar>
-              <w:top w:w="90" w:type="dxa"/>
-              <w:start w:w="110" w:type="dxa"/>
-              <w:bottom w:w="90" w:type="dxa"/>
-              <w:end w:w="110" w:type="dxa"/>
-            </w:tcMar>
-          </w:tcPr>
-          <w:p>
-            <w:pPr>
-              <w:spacing w:after="0"/>
-            </w:pPr>
-            <w:r>
-              <w:rPr>
-                <w:rFonts w:ascii="Aptos" w:hAnsi="Aptos"/>
-                <w:sz w:val="19"/>
-              </w:rPr>
-              <w:t>Kaplan Meier estimate</w:t>
-            </w:r>
-          </w:p>
-        </w:tc>
-        <w:tc>
-          <w:tcPr>
-            <w:tcW w:type="dxa" w:w="7056"/>
-            <w:vAlign w:val="center"/>
-            <w:tcBorders>
-              <w:top w:val="single" w:sz="6" w:color="D9D9D9"/>
-              <w:left w:val="single" w:sz="6" w:color="D9D9D9"/>
-              <w:bottom w:val="single" w:sz="6" w:color="D9D9D9"/>
-              <w:right w:val="single" w:sz="6" w:color="D9D9D9"/>
-              <w:insideH w:val="single" w:sz="6" w:color="D9D9D9"/>
-              <w:insideV w:val="single" w:sz="6" w:color="D9D9D9"/>
-            </w:tcBorders>
-            <w:tcMar>
-              <w:top w:w="90" w:type="dxa"/>
-              <w:start w:w="110" w:type="dxa"/>
-              <w:bottom w:w="90" w:type="dxa"/>
-              <w:end w:w="110" w:type="dxa"/>
-            </w:tcMar>
-          </w:tcPr>
-          <w:p>
-            <w:pPr>
-              <w:spacing w:after="0"/>
-            </w:pPr>
-            <w:r>
-              <w:rPr>
-                <w:rFonts w:ascii="Aptos" w:hAnsi="Aptos"/>
-                <w:sz w:val="19"/>
-              </w:rPr>
-              <w:t>Nonparametric estimate of the survival curve from observed times and event indicators.</w:t>
-            </w:r>
-          </w:p>
-        </w:tc>
-      </w:tr>
-      <w:tr>
-        <w:tc>
-          <w:tcPr>
-            <w:tcW w:type="dxa" w:w="2448"/>
-            <w:vAlign w:val="center"/>
-            <w:tcBorders>
-              <w:top w:val="single" w:sz="6" w:color="D9D9D9"/>
-              <w:left w:val="single" w:sz="6" w:color="D9D9D9"/>
-              <w:bottom w:val="single" w:sz="6" w:color="D9D9D9"/>
-              <w:right w:val="single" w:sz="6" w:color="D9D9D9"/>
-              <w:insideH w:val="single" w:sz="6" w:color="D9D9D9"/>
-              <w:insideV w:val="single" w:sz="6" w:color="D9D9D9"/>
-            </w:tcBorders>
-            <w:tcMar>
-              <w:top w:w="90" w:type="dxa"/>
-              <w:start w:w="110" w:type="dxa"/>
-              <w:bottom w:w="90" w:type="dxa"/>
-              <w:end w:w="110" w:type="dxa"/>
-            </w:tcMar>
-            <w:shd w:fill="F1F5FB"/>
-          </w:tcPr>
-          <w:p>
-            <w:pPr>
-              <w:spacing w:after="0"/>
-            </w:pPr>
-            <w:r>
-              <w:rPr>
-                <w:rFonts w:ascii="Aptos" w:hAnsi="Aptos"/>
-                <w:sz w:val="19"/>
-              </w:rPr>
-              <w:t>Greenwood variance</w:t>
-            </w:r>
-          </w:p>
-        </w:tc>
-        <w:tc>
-          <w:tcPr>
-            <w:tcW w:type="dxa" w:w="7056"/>
-            <w:vAlign w:val="center"/>
-            <w:tcBorders>
-              <w:top w:val="single" w:sz="6" w:color="D9D9D9"/>
-              <w:left w:val="single" w:sz="6" w:color="D9D9D9"/>
-              <w:bottom w:val="single" w:sz="6" w:color="D9D9D9"/>
-              <w:right w:val="single" w:sz="6" w:color="D9D9D9"/>
-              <w:insideH w:val="single" w:sz="6" w:color="D9D9D9"/>
-              <w:insideV w:val="single" w:sz="6" w:color="D9D9D9"/>
-            </w:tcBorders>
-            <w:tcMar>
-              <w:top w:w="90" w:type="dxa"/>
-              <w:start w:w="110" w:type="dxa"/>
-              <w:bottom w:w="90" w:type="dxa"/>
-              <w:end w:w="110" w:type="dxa"/>
-            </w:tcMar>
-            <w:shd w:fill="F1F5FB"/>
-          </w:tcPr>
-          <w:p>
-            <w:pPr>
-              <w:spacing w:after="0"/>
-            </w:pPr>
-            <w:r>
-              <w:rPr>
-                <w:rFonts w:ascii="Aptos" w:hAnsi="Aptos"/>
-                <w:sz w:val="19"/>
-              </w:rPr>
-              <w:t>Variance formula used for the population survival estimate and projection band.</w:t>
-            </w:r>
-          </w:p>
-        </w:tc>
-      </w:tr>
-      <w:tr>
-        <w:tc>
-          <w:tcPr>
-            <w:tcW w:type="dxa" w:w="2448"/>
-            <w:vAlign w:val="center"/>
-            <w:tcBorders>
-              <w:top w:val="single" w:sz="6" w:color="D9D9D9"/>
-              <w:left w:val="single" w:sz="6" w:color="D9D9D9"/>
-              <w:bottom w:val="single" w:sz="6" w:color="D9D9D9"/>
-              <w:right w:val="single" w:sz="6" w:color="D9D9D9"/>
-              <w:insideH w:val="single" w:sz="6" w:color="D9D9D9"/>
-              <w:insideV w:val="single" w:sz="6" w:color="D9D9D9"/>
-            </w:tcBorders>
-            <w:tcMar>
-              <w:top w:w="90" w:type="dxa"/>
-              <w:start w:w="110" w:type="dxa"/>
-              <w:bottom w:w="90" w:type="dxa"/>
-              <w:end w:w="110" w:type="dxa"/>
-            </w:tcMar>
-          </w:tcPr>
-          <w:p>
-            <w:pPr>
-              <w:spacing w:after="0"/>
-            </w:pPr>
-            <w:r>
-              <w:rPr>
-                <w:rFonts w:ascii="Aptos" w:hAnsi="Aptos"/>
-                <w:sz w:val="19"/>
-              </w:rPr>
-              <w:t>Uno C index</w:t>
-            </w:r>
-          </w:p>
-        </w:tc>
-        <w:tc>
-          <w:tcPr>
-            <w:tcW w:type="dxa" w:w="7056"/>
-            <w:vAlign w:val="center"/>
-            <w:tcBorders>
-              <w:top w:val="single" w:sz="6" w:color="D9D9D9"/>
-              <w:left w:val="single" w:sz="6" w:color="D9D9D9"/>
-              <w:bottom w:val="single" w:sz="6" w:color="D9D9D9"/>
-              <w:right w:val="single" w:sz="6" w:color="D9D9D9"/>
-              <w:insideH w:val="single" w:sz="6" w:color="D9D9D9"/>
-              <w:insideV w:val="single" w:sz="6" w:color="D9D9D9"/>
-            </w:tcBorders>
-            <w:tcMar>
-              <w:top w:w="90" w:type="dxa"/>
-              <w:start w:w="110" w:type="dxa"/>
-              <w:bottom w:w="90" w:type="dxa"/>
-              <w:end w:w="110" w:type="dxa"/>
-            </w:tcMar>
-          </w:tcPr>
-          <w:p>
-            <w:pPr>
-              <w:spacing w:after="0"/>
-            </w:pPr>
-            <w:r>
-              <w:rPr>
-                <w:rFonts w:ascii="Aptos" w:hAnsi="Aptos"/>
-                <w:sz w:val="19"/>
-              </w:rPr>
-              <w:t>Censoring-adjusted measure of how well the model ranks subjects by risk.</w:t>
-            </w:r>
-          </w:p>
-        </w:tc>
-      </w:tr>
-      <w:tr>
-        <w:tc>
-          <w:tcPr>
-            <w:tcW w:type="dxa" w:w="2448"/>
-            <w:vAlign w:val="center"/>
-            <w:tcBorders>
-              <w:top w:val="single" w:sz="6" w:color="D9D9D9"/>
-              <w:left w:val="single" w:sz="6" w:color="D9D9D9"/>
-              <w:bottom w:val="single" w:sz="6" w:color="D9D9D9"/>
-              <w:right w:val="single" w:sz="6" w:color="D9D9D9"/>
-              <w:insideH w:val="single" w:sz="6" w:color="D9D9D9"/>
-              <w:insideV w:val="single" w:sz="6" w:color="D9D9D9"/>
-            </w:tcBorders>
-            <w:tcMar>
-              <w:top w:w="90" w:type="dxa"/>
-              <w:start w:w="110" w:type="dxa"/>
-              <w:bottom w:w="90" w:type="dxa"/>
-              <w:end w:w="110" w:type="dxa"/>
-            </w:tcMar>
-            <w:shd w:fill="F1F5FB"/>
-          </w:tcPr>
-          <w:p>
-            <w:pPr>
-              <w:spacing w:after="0"/>
-            </w:pPr>
-            <w:r>
-              <w:rPr>
-                <w:rFonts w:ascii="Aptos" w:hAnsi="Aptos"/>
-                <w:sz w:val="19"/>
-              </w:rPr>
-              <w:t>ICP</w:t>
-            </w:r>
-          </w:p>
-        </w:tc>
-        <w:tc>
-          <w:tcPr>
-            <w:tcW w:type="dxa" w:w="7056"/>
-            <w:vAlign w:val="center"/>
-            <w:tcBorders>
-              <w:top w:val="single" w:sz="6" w:color="D9D9D9"/>
-              <w:left w:val="single" w:sz="6" w:color="D9D9D9"/>
-              <w:bottom w:val="single" w:sz="6" w:color="D9D9D9"/>
-              <w:right w:val="single" w:sz="6" w:color="D9D9D9"/>
-              <w:insideH w:val="single" w:sz="6" w:color="D9D9D9"/>
-              <w:insideV w:val="single" w:sz="6" w:color="D9D9D9"/>
-            </w:tcBorders>
-            <w:tcMar>
-              <w:top w:w="90" w:type="dxa"/>
-              <w:start w:w="110" w:type="dxa"/>
-              <w:bottom w:w="90" w:type="dxa"/>
-              <w:end w:w="110" w:type="dxa"/>
-            </w:tcMar>
-            <w:shd w:fill="F1F5FB"/>
-          </w:tcPr>
-          <w:p>
-            <w:pPr>
-              <w:spacing w:after="0"/>
-            </w:pPr>
-            <w:r>
-              <w:rPr>
-                <w:rFonts w:ascii="Aptos" w:hAnsi="Aptos"/>
-                <w:sz w:val="19"/>
-              </w:rPr>
-              <w:t>Interval coverage probability, the fraction of observed outcomes contained in a predicted interval.</w:t>
-            </w:r>
-          </w:p>
-        </w:tc>
-      </w:tr>
-      <w:tr>
-        <w:tc>
-          <w:tcPr>
-            <w:tcW w:type="dxa" w:w="2448"/>
-            <w:vAlign w:val="center"/>
-            <w:tcBorders>
-              <w:top w:val="single" w:sz="6" w:color="D9D9D9"/>
-              <w:left w:val="single" w:sz="6" w:color="D9D9D9"/>
-              <w:bottom w:val="single" w:sz="6" w:color="D9D9D9"/>
-              <w:right w:val="single" w:sz="6" w:color="D9D9D9"/>
-              <w:insideH w:val="single" w:sz="6" w:color="D9D9D9"/>
-              <w:insideV w:val="single" w:sz="6" w:color="D9D9D9"/>
-            </w:tcBorders>
-            <w:tcMar>
-              <w:top w:w="90" w:type="dxa"/>
-              <w:start w:w="110" w:type="dxa"/>
-              <w:bottom w:w="90" w:type="dxa"/>
-              <w:end w:w="110" w:type="dxa"/>
-            </w:tcMar>
-          </w:tcPr>
-          <w:p>
-            <w:pPr>
-              <w:spacing w:after="0"/>
-            </w:pPr>
-            <w:r>
-              <w:rPr>
-                <w:rFonts w:ascii="Aptos" w:hAnsi="Aptos"/>
-                <w:sz w:val="19"/>
-              </w:rPr>
-              <w:t>Horizon</w:t>
-            </w:r>
-          </w:p>
-        </w:tc>
-        <w:tc>
-          <w:tcPr>
-            <w:tcW w:type="dxa" w:w="7056"/>
-            <w:vAlign w:val="center"/>
-            <w:tcBorders>
-              <w:top w:val="single" w:sz="6" w:color="D9D9D9"/>
-              <w:left w:val="single" w:sz="6" w:color="D9D9D9"/>
-              <w:bottom w:val="single" w:sz="6" w:color="D9D9D9"/>
-              <w:right w:val="single" w:sz="6" w:color="D9D9D9"/>
-              <w:insideH w:val="single" w:sz="6" w:color="D9D9D9"/>
-              <w:insideV w:val="single" w:sz="6" w:color="D9D9D9"/>
-            </w:tcBorders>
-            <w:tcMar>
-              <w:top w:w="90" w:type="dxa"/>
-              <w:start w:w="110" w:type="dxa"/>
-              <w:bottom w:w="90" w:type="dxa"/>
-              <w:end w:w="110" w:type="dxa"/>
-            </w:tcMar>
-          </w:tcPr>
-          <w:p>
-            <w:pPr>
-              <w:spacing w:after="0"/>
-            </w:pPr>
-            <w:r>
-              <w:rPr>
-                <w:rFonts w:ascii="Aptos" w:hAnsi="Aptos"/>
-                <w:sz w:val="19"/>
-              </w:rPr>
-              <w:t>The last observed event time through which a population projection is supported.</w:t>
-            </w:r>
-          </w:p>
-        </w:tc>
-      </w:tr>
-      <w:tr>
-        <w:tc>
-          <w:tcPr>
-            <w:tcW w:type="dxa" w:w="2448"/>
-            <w:vAlign w:val="center"/>
-            <w:tcBorders>
-              <w:top w:val="single" w:sz="6" w:color="D9D9D9"/>
-              <w:left w:val="single" w:sz="6" w:color="D9D9D9"/>
-              <w:bottom w:val="single" w:sz="6" w:color="D9D9D9"/>
-              <w:right w:val="single" w:sz="6" w:color="D9D9D9"/>
-              <w:insideH w:val="single" w:sz="6" w:color="D9D9D9"/>
-              <w:insideV w:val="single" w:sz="6" w:color="D9D9D9"/>
-            </w:tcBorders>
-            <w:tcMar>
-              <w:top w:w="90" w:type="dxa"/>
-              <w:start w:w="110" w:type="dxa"/>
-              <w:bottom w:w="90" w:type="dxa"/>
-              <w:end w:w="110" w:type="dxa"/>
-            </w:tcMar>
-            <w:shd w:fill="F1F5FB"/>
-          </w:tcPr>
-          <w:p>
-            <w:pPr>
-              <w:spacing w:after="0"/>
-            </w:pPr>
-            <w:r>
-              <w:rPr>
-                <w:rFonts w:ascii="Aptos" w:hAnsi="Aptos"/>
-                <w:sz w:val="19"/>
-              </w:rPr>
-              <w:t>cnqmodel file</w:t>
-            </w:r>
-          </w:p>
-        </w:tc>
-        <w:tc>
-          <w:tcPr>
-            <w:tcW w:type="dxa" w:w="7056"/>
-            <w:vAlign w:val="center"/>
-            <w:tcBorders>
-              <w:top w:val="single" w:sz="6" w:color="D9D9D9"/>
-              <w:left w:val="single" w:sz="6" w:color="D9D9D9"/>
-              <w:bottom w:val="single" w:sz="6" w:color="D9D9D9"/>
-              <w:right w:val="single" w:sz="6" w:color="D9D9D9"/>
-              <w:insideH w:val="single" w:sz="6" w:color="D9D9D9"/>
-              <w:insideV w:val="single" w:sz="6" w:color="D9D9D9"/>
-            </w:tcBorders>
-            <w:tcMar>
-              <w:top w:w="90" w:type="dxa"/>
-              <w:start w:w="110" w:type="dxa"/>
-              <w:bottom w:w="90" w:type="dxa"/>
-              <w:end w:w="110" w:type="dxa"/>
-            </w:tcMar>
-            <w:shd w:fill="F1F5FB"/>
-          </w:tcPr>
-          <w:p>
-            <w:pPr>
-              <w:spacing w:after="0"/>
-            </w:pPr>
-            <w:r>
-              <w:rPr>
-                <w:rFonts w:ascii="Aptos" w:hAnsi="Aptos"/>
-                <w:sz w:val="19"/>
-              </w:rPr>
-              <w:t>Self-contained saved model bundle with weights and metadata.</w:t>
-            </w:r>
-          </w:p>
-        </w:tc>
-      </w:tr>
-    </w:tbl>
-    <w:p/>
     <w:sectPr>
       <w:footerReference w:type="default" r:id="rId9"/>
       <w:pgSz w:w="12240" w:h="15840"/>
-      <w:pgMar w:top="1037" w:right="1181" w:bottom="979" w:left="1181" w:header="720" w:footer="720" w:gutter="0"/>
+      <w:pgMar w:top="1123" w:right="1267" w:bottom="1037" w:left="1267" w:header="720" w:footer="720" w:gutter="0"/>
       <w:cols w:space="720"/>
       <w:docGrid w:linePitch="360"/>
     </w:sectPr>
@@ -5985,13 +2157,13 @@
     <w:qFormat/>
     <w:rsid w:val="00FC693F"/>
     <w:pPr>
-      <w:spacing w:after="100" w:line="240" w:lineRule="auto"/>
+      <w:spacing w:after="120" w:line="259" w:lineRule="auto"/>
     </w:pPr>
     <w:rPr>
       <w:rFonts w:ascii="Aptos" w:hAnsi="Aptos"/>
       <w:b w:val="0"/>
       <w:color w:val="000000"/>
-      <w:sz w:val="21"/>
+      <w:sz w:val="22"/>
     </w:rPr>
   </w:style>
   <w:style w:type="paragraph" w:styleId="Header">
@@ -6049,7 +2221,7 @@
     <w:pPr>
       <w:keepNext/>
       <w:keepLines/>
-      <w:spacing w:before="280" w:after="120"/>
+      <w:spacing w:before="320" w:after="160"/>
       <w:outlineLvl w:val="0"/>
     </w:pPr>
     <w:rPr>
@@ -6073,7 +2245,7 @@
     <w:pPr>
       <w:keepNext/>
       <w:keepLines/>
-      <w:spacing w:before="200" w:after="80"/>
+      <w:spacing w:before="240" w:after="100"/>
       <w:outlineLvl w:val="1"/>
     </w:pPr>
     <w:rPr>
@@ -6081,7 +2253,7 @@
       <w:b/>
       <w:bCs/>
       <w:color w:val="000000"/>
-      <w:sz w:val="26"/>
+      <w:sz w:val="27"/>
       <w:szCs w:val="26"/>
     </w:rPr>
   </w:style>
@@ -6335,10 +2507,7 @@
     <w:qFormat/>
     <w:rsid w:val="00FC693F"/>
     <w:pPr>
-      <w:pBdr>
-        <w:bottom w:val="single" w:sz="8" w:space="4" w:color="4F81BD" w:themeColor="accent1"/>
-      </w:pBdr>
-      <w:spacing w:after="160" w:line="240" w:lineRule="auto"/>
+      <w:spacing w:after="240" w:line="240" w:lineRule="auto"/>
       <w:contextualSpacing/>
     </w:pPr>
     <w:rPr>
@@ -6521,14 +2690,14 @@
       <w:numPr>
         <w:numId w:val="1"/>
       </w:numPr>
-      <w:spacing w:after="60"/>
+      <w:spacing w:after="80"/>
       <w:contextualSpacing/>
     </w:pPr>
     <w:rPr>
       <w:rFonts w:ascii="Aptos" w:hAnsi="Aptos"/>
       <w:b w:val="0"/>
       <w:color w:val="000000"/>
-      <w:sz w:val="21"/>
+      <w:sz w:val="22"/>
     </w:rPr>
   </w:style>
   <w:style w:type="paragraph" w:styleId="ListBullet2">
@@ -6567,14 +2736,14 @@
       <w:numPr>
         <w:numId w:val="5"/>
       </w:numPr>
-      <w:spacing w:after="60"/>
+      <w:spacing w:after="80"/>
       <w:contextualSpacing/>
     </w:pPr>
     <w:rPr>
       <w:rFonts w:ascii="Aptos" w:hAnsi="Aptos"/>
       <w:b w:val="0"/>
       <w:color w:val="000000"/>
-      <w:sz w:val="21"/>
+      <w:sz w:val="22"/>
     </w:rPr>
   </w:style>
   <w:style w:type="paragraph" w:styleId="ListNumber2">

--- a/cnq_app/MANUAL.docx
+++ b/cnq_app/MANUAL.docx
@@ -333,6 +333,24 @@
     </w:p>
     <w:p>
       <w:pPr>
+        <w:pStyle w:val="Heading2"/>
+      </w:pPr>
+      <w:r>
+        <w:t>2 1 Local storage and privacy</w:t>
+      </w:r>
+    </w:p>
+    <w:p>
+      <w:r>
+        <w:t>CNQ runs locally, but uploaded files are not temporary. Training, prediction, and cohort CSV files are copied to cnq_app/jobs/uploads. Recent run folders under cnq_app/jobs also contain reports, plots, predictions, model artifacts, and result zip files. A training result zip includes a copy of the uploaded data named input_data.csv.</w:t>
+      </w:r>
+    </w:p>
+    <w:p>
+      <w:r>
+        <w:t>CNQ keeps the 20 most recent run folders by default, but uploaded files are not removed automatically. Treat the CNQ folder as containing company data and follow your organization's retention and deletion procedures.</w:t>
+      </w:r>
+    </w:p>
+    <w:p>
+      <w:pPr>
         <w:pStyle w:val="Heading1"/>
         <w:pageBreakBefore/>
       </w:pPr>
@@ -464,12 +482,17 @@
         <w:t xml:space="preserve">6.  </w:t>
       </w:r>
       <w:r>
-        <w:t>Save a model. Final model refit on all data is usually the appropriate reusable model.</w:t>
+        <w:t>When training finishes, select Save model, choose what to save, enter a name, and save it.</w:t>
       </w:r>
     </w:p>
     <w:p>
       <w:r>
-        <w:t>A saved .cnqmodel file is self-contained. Download and archive any model that must be retained because CNQ keeps only a limited number of recent training runs.</w:t>
+        <w:t>Training and Auto-tune do not automatically create a reusable model. Save model writes a self-contained .cnqmodel file to cnq_app/models. It remains available after restarting CNQ and appears in Predict and Project. If it is not listed, select Refresh list.</w:t>
+      </w:r>
+    </w:p>
+    <w:p>
+      <w:r>
+        <w:t>Saved models are not pruned with old runs. Download and archive any approved model that must be retained outside the app folder.</w:t>
       </w:r>
     </w:p>
     <w:p>
@@ -494,6 +517,7 @@
       <w:tr>
         <w:trPr>
           <w:tblHeader w:val="true"/>
+          <w:cantSplit/>
         </w:trPr>
         <w:tc>
           <w:tcPr>
@@ -579,6 +603,9 @@
         </w:tc>
       </w:tr>
       <w:tr>
+        <w:trPr>
+          <w:cantSplit/>
+        </w:trPr>
         <w:tc>
           <w:tcPr>
             <w:tcW w:type="dxa" w:w="2952"/>
@@ -639,12 +666,15 @@
                 <w:rFonts w:ascii="Aptos" w:hAnsi="Aptos"/>
                 <w:sz w:val="20"/>
               </w:rPr>
-              <w:t>Standard option for numeric tabular covariates. Included in Auto-tune.</w:t>
+              <w:t>Standard numeric tabular option. Included in Auto-tune.</w:t>
             </w:r>
           </w:p>
         </w:tc>
       </w:tr>
       <w:tr>
+        <w:trPr>
+          <w:cantSplit/>
+        </w:trPr>
         <w:tc>
           <w:tcPr>
             <w:tcW w:type="dxa" w:w="2952"/>
@@ -707,12 +737,15 @@
                 <w:rFonts w:ascii="Aptos" w:hAnsi="Aptos"/>
                 <w:sz w:val="20"/>
               </w:rPr>
-              <w:t>Strong numeric tabular baseline. Included in Auto-tune.</w:t>
+              <w:t>Numeric tabular baseline. Included in Auto-tune.</w:t>
             </w:r>
           </w:p>
         </w:tc>
       </w:tr>
       <w:tr>
+        <w:trPr>
+          <w:cantSplit/>
+        </w:trPr>
         <w:tc>
           <w:tcPr>
             <w:tcW w:type="dxa" w:w="2952"/>
@@ -773,7 +806,7 @@
                 <w:rFonts w:ascii="Aptos" w:hAnsi="Aptos"/>
                 <w:sz w:val="20"/>
               </w:rPr>
-              <w:t>Advanced option only when approved numeric covariates contain information derived from text or structured annotations and attention is scientifically justified.</w:t>
+              <w:t>Advanced option for approved numeric features derived from text or annotations, when attention is scientifically justified.</w:t>
             </w:r>
           </w:p>
         </w:tc>
@@ -910,6 +943,7 @@
       <w:tr>
         <w:trPr>
           <w:tblHeader w:val="true"/>
+          <w:cantSplit/>
         </w:trPr>
         <w:tc>
           <w:tcPr>
@@ -995,6 +1029,9 @@
         </w:tc>
       </w:tr>
       <w:tr>
+        <w:trPr>
+          <w:cantSplit/>
+        </w:trPr>
         <w:tc>
           <w:tcPr>
             <w:tcW w:type="dxa" w:w="2880"/>
@@ -1061,6 +1098,9 @@
         </w:tc>
       </w:tr>
       <w:tr>
+        <w:trPr>
+          <w:cantSplit/>
+        </w:trPr>
         <w:tc>
           <w:tcPr>
             <w:tcW w:type="dxa" w:w="2880"/>
@@ -1306,6 +1346,7 @@
       <w:tr>
         <w:trPr>
           <w:tblHeader w:val="true"/>
+          <w:cantSplit/>
         </w:trPr>
         <w:tc>
           <w:tcPr>
@@ -1391,6 +1432,9 @@
         </w:tc>
       </w:tr>
       <w:tr>
+        <w:trPr>
+          <w:cantSplit/>
+        </w:trPr>
         <w:tc>
           <w:tcPr>
             <w:tcW w:type="dxa" w:w="3096"/>
@@ -1457,6 +1501,9 @@
         </w:tc>
       </w:tr>
       <w:tr>
+        <w:trPr>
+          <w:cantSplit/>
+        </w:trPr>
         <w:tc>
           <w:tcPr>
             <w:tcW w:type="dxa" w:w="3096"/>
@@ -1525,6 +1572,9 @@
         </w:tc>
       </w:tr>
       <w:tr>
+        <w:trPr>
+          <w:cantSplit/>
+        </w:trPr>
         <w:tc>
           <w:tcPr>
             <w:tcW w:type="dxa" w:w="3096"/>
@@ -1591,6 +1641,9 @@
         </w:tc>
       </w:tr>
       <w:tr>
+        <w:trPr>
+          <w:cantSplit/>
+        </w:trPr>
         <w:tc>
           <w:tcPr>
             <w:tcW w:type="dxa" w:w="3096"/>
@@ -1659,6 +1712,9 @@
         </w:tc>
       </w:tr>
       <w:tr>
+        <w:trPr>
+          <w:cantSplit/>
+        </w:trPr>
         <w:tc>
           <w:tcPr>
             <w:tcW w:type="dxa" w:w="3096"/>
